--- a/menu/marketing/Pinterest_instrukciya_Dasha.docx
+++ b/menu/marketing/Pinterest_instrukciya_Dasha.docx
@@ -371,7 +371,7 @@
                 <w:sz w:val="19"/>
                 <w:szCs w:val="19"/>
               </w:rPr>
-              <w:t xml:space="preserve">Главные темы</w:t>
+              <w:t xml:space="preserve">Доски</w:t>
             </w:r>
           </w:p>
         </w:tc>
@@ -395,7 +395,7 @@
                 <w:sz w:val="19"/>
                 <w:szCs w:val="19"/>
               </w:rPr>
-              <w:t xml:space="preserve">Быстрые ужины, завтраки, салаты, калорийность</w:t>
+              <w:t xml:space="preserve">Меню на неделю, быстрые ужины, заготовки, завтраки и перекусы, списки покупок</w:t>
             </w:r>
           </w:p>
         </w:tc>
@@ -416,10 +416,38 @@
             <w:r>
               <w:rPr>
                 <w:rFonts w:ascii="Arial" w:cs="Arial" w:eastAsia="Arial" w:hAnsi="Arial"/>
-                <w:sz w:val="19"/>
-                <w:szCs w:val="19"/>
-              </w:rPr>
-              <w:t xml:space="preserve">Заготовки, семья, обеды с собой, бюджет, закулисье меню</w:t>
+                <w:b/>
+                <w:bCs/>
+                <w:sz w:val="19"/>
+                <w:szCs w:val="19"/>
+              </w:rPr>
+              <w:t xml:space="preserve">Моё</w:t>
+            </w:r>
+            <w:r>
+              <w:rPr>
+                <w:rFonts w:ascii="Arial" w:cs="Arial" w:eastAsia="Arial" w:hAnsi="Arial"/>
+                <w:sz w:val="19"/>
+                <w:szCs w:val="19"/>
+              </w:rPr>
+              <w:t xml:space="preserve"> меню, ужины для семьи и впрок, </w:t>
+            </w:r>
+            <w:r>
+              <w:rPr>
+                <w:rFonts w:ascii="Arial" w:cs="Arial" w:eastAsia="Arial" w:hAnsi="Arial"/>
+                <w:b/>
+                <w:bCs/>
+                <w:sz w:val="19"/>
+                <w:szCs w:val="19"/>
+              </w:rPr>
+              <w:t xml:space="preserve">как я</w:t>
+            </w:r>
+            <w:r>
+              <w:rPr>
+                <w:rFonts w:ascii="Arial" w:cs="Arial" w:eastAsia="Arial" w:hAnsi="Arial"/>
+                <w:sz w:val="19"/>
+                <w:szCs w:val="19"/>
+              </w:rPr>
+              <w:t xml:space="preserve"> делаю заготовки, обеды с собой, бюджет</w:t>
             </w:r>
           </w:p>
         </w:tc>
@@ -529,7 +557,7 @@
                 <w:sz w:val="19"/>
                 <w:szCs w:val="19"/>
               </w:rPr>
-              <w:t xml:space="preserve">Шрифты</w:t>
+              <w:t xml:space="preserve">Пины</w:t>
             </w:r>
           </w:p>
         </w:tc>
@@ -553,7 +581,7 @@
                 <w:sz w:val="19"/>
                 <w:szCs w:val="19"/>
               </w:rPr>
-              <w:t xml:space="preserve">Playfair Display + Inter</w:t>
+              <w:t xml:space="preserve">Карточки с 5 советами на кремовом фоне, «вы»</w:t>
             </w:r>
           </w:p>
         </w:tc>
@@ -574,96 +602,28 @@
             <w:r>
               <w:rPr>
                 <w:rFonts w:ascii="Arial" w:cs="Arial" w:eastAsia="Arial" w:hAnsi="Arial"/>
-                <w:b/>
-                <w:bCs/>
-                <w:sz w:val="19"/>
-                <w:szCs w:val="19"/>
-              </w:rPr>
-              <w:t xml:space="preserve">Lora + Montserrat</w:t>
-            </w:r>
-          </w:p>
-        </w:tc>
-      </w:tr>
-      <w:tr>
-        <w:tc>
-          <w:tcPr>
-            <w:tcW w:type="dxa" w:w="2300"/>
-            <w:tcMar>
-              <w:top w:type="dxa" w:w="80"/>
-              <w:left w:type="dxa" w:w="110"/>
-              <w:bottom w:type="dxa" w:w="80"/>
-              <w:right w:type="dxa" w:w="110"/>
-            </w:tcMar>
-          </w:tcPr>
-          <w:p>
-            <w:pPr>
-              <w:spacing w:after="40"/>
-            </w:pPr>
-            <w:r>
-              <w:rPr>
-                <w:rFonts w:ascii="Arial" w:cs="Arial" w:eastAsia="Arial" w:hAnsi="Arial"/>
-                <w:sz w:val="19"/>
-                <w:szCs w:val="19"/>
-              </w:rPr>
-              <w:t xml:space="preserve">Фото</w:t>
-            </w:r>
-          </w:p>
-        </w:tc>
-        <w:tc>
-          <w:tcPr>
-            <w:tcW w:type="dxa" w:w="3669"/>
-            <w:tcMar>
-              <w:top w:type="dxa" w:w="80"/>
-              <w:left w:type="dxa" w:w="110"/>
-              <w:bottom w:type="dxa" w:w="80"/>
-              <w:right w:type="dxa" w:w="110"/>
-            </w:tcMar>
-          </w:tcPr>
-          <w:p>
-            <w:pPr>
-              <w:spacing w:after="40"/>
-            </w:pPr>
-            <w:r>
-              <w:rPr>
-                <w:rFonts w:ascii="Arial" w:cs="Arial" w:eastAsia="Arial" w:hAnsi="Arial"/>
-                <w:sz w:val="19"/>
-                <w:szCs w:val="19"/>
-              </w:rPr>
-              <w:t xml:space="preserve">Готовое блюдо сверху</w:t>
-            </w:r>
-          </w:p>
-        </w:tc>
-        <w:tc>
-          <w:tcPr>
-            <w:tcW w:type="dxa" w:w="3669"/>
-            <w:tcMar>
-              <w:top w:type="dxa" w:w="80"/>
-              <w:left w:type="dxa" w:w="110"/>
-              <w:bottom w:type="dxa" w:w="80"/>
-              <w:right w:type="dxa" w:w="110"/>
-            </w:tcMar>
-          </w:tcPr>
-          <w:p>
-            <w:pPr>
-              <w:spacing w:after="40"/>
-            </w:pPr>
-            <w:r>
-              <w:rPr>
-                <w:rFonts w:ascii="Arial" w:cs="Arial" w:eastAsia="Arial" w:hAnsi="Arial"/>
-                <w:b/>
-                <w:bCs/>
-                <w:sz w:val="19"/>
-                <w:szCs w:val="19"/>
-              </w:rPr>
-              <w:t xml:space="preserve">Процесс</w:t>
-            </w:r>
-            <w:r>
-              <w:rPr>
-                <w:rFonts w:ascii="Arial" w:cs="Arial" w:eastAsia="Arial" w:hAnsi="Arial"/>
-                <w:sz w:val="19"/>
-                <w:szCs w:val="19"/>
-              </w:rPr>
-              <w:t xml:space="preserve">: контейнеры, руки, кухня, списки</w:t>
+                <w:sz w:val="19"/>
+                <w:szCs w:val="19"/>
+              </w:rPr>
+              <w:t xml:space="preserve">Карточки с 5 советами на </w:t>
+            </w:r>
+            <w:r>
+              <w:rPr>
+                <w:rFonts w:ascii="Arial" w:cs="Arial" w:eastAsia="Arial" w:hAnsi="Arial"/>
+                <w:b/>
+                <w:bCs/>
+                <w:sz w:val="19"/>
+                <w:szCs w:val="19"/>
+              </w:rPr>
+              <w:t xml:space="preserve">персиковом</w:t>
+            </w:r>
+            <w:r>
+              <w:rPr>
+                <w:rFonts w:ascii="Arial" w:cs="Arial" w:eastAsia="Arial" w:hAnsi="Arial"/>
+                <w:sz w:val="19"/>
+                <w:szCs w:val="19"/>
+              </w:rPr>
+              <w:t xml:space="preserve"> фоне, «я» и «ты»</w:t>
             </w:r>
           </w:p>
         </w:tc>
@@ -1788,7 +1748,7 @@
         <w:rPr>
           <w:rFonts w:ascii="Arial" w:cs="Arial" w:eastAsia="Arial" w:hAnsi="Arial"/>
         </w:rPr>
-        <w:t xml:space="preserve"> Lora (в Canva), жирный.</w:t>
+        <w:t xml:space="preserve"> Playfair Display, жирный.</w:t>
       </w:r>
     </w:p>
     <w:p>
@@ -1812,7 +1772,7 @@
         <w:rPr>
           <w:rFonts w:ascii="Arial" w:cs="Arial" w:eastAsia="Arial" w:hAnsi="Arial"/>
         </w:rPr>
-        <w:t xml:space="preserve"> Montserrat.</w:t>
+        <w:t xml:space="preserve"> Inter или Montserrat.</w:t>
       </w:r>
     </w:p>
     <w:p>
@@ -2293,7 +2253,7 @@
                 <w:sz w:val="19"/>
                 <w:szCs w:val="19"/>
               </w:rPr>
-              <w:t xml:space="preserve">Lora, крупно, #A94F34</w:t>
+              <w:t xml:space="preserve">Playfair Display, крупно, #A94F34</w:t>
             </w:r>
           </w:p>
         </w:tc>
@@ -2367,7 +2327,7 @@
                 <w:sz w:val="19"/>
                 <w:szCs w:val="19"/>
               </w:rPr>
-              <w:t xml:space="preserve">Montserrat, #2F4F41</w:t>
+              <w:t xml:space="preserve">Inter, #2F4F41</w:t>
             </w:r>
           </w:p>
         </w:tc>
@@ -2498,6 +2458,31 @@
           <w:rFonts w:ascii="Arial" w:cs="Arial" w:eastAsia="Arial" w:hAnsi="Arial"/>
         </w:rPr>
         <w:t xml:space="preserve">Часть 2. Создаём доски</w:t>
+      </w:r>
+    </w:p>
+    <w:p>
+      <w:pPr>
+        <w:spacing w:after="120"/>
+      </w:pPr>
+      <w:r>
+        <w:rPr>
+          <w:rFonts w:ascii="Arial" w:cs="Arial" w:eastAsia="Arial" w:hAnsi="Arial"/>
+        </w:rPr>
+        <w:t xml:space="preserve">Делаем </w:t>
+      </w:r>
+      <w:r>
+        <w:rPr>
+          <w:rFonts w:ascii="Arial" w:cs="Arial" w:eastAsia="Arial" w:hAnsi="Arial"/>
+          <w:b/>
+          <w:bCs/>
+        </w:rPr>
+        <w:t xml:space="preserve">5 досок</w:t>
+      </w:r>
+      <w:r>
+        <w:rPr>
+          <w:rFonts w:ascii="Arial" w:cs="Arial" w:eastAsia="Arial" w:hAnsi="Arial"/>
+        </w:rPr>
+        <w:t xml:space="preserve">: меньше досок — каждая быстрее наполняется, и Pinterest быстрее понимает, о чём она.</w:t>
       </w:r>
     </w:p>
     <w:p>
@@ -2567,8 +2552,8 @@
       </w:tblPr>
       <w:tblGrid>
         <w:gridCol w:w="500"/>
-        <w:gridCol w:w="2300"/>
-        <w:gridCol w:w="4538"/>
+        <w:gridCol w:w="2600"/>
+        <w:gridCol w:w="4238"/>
         <w:gridCol w:w="2300"/>
       </w:tblGrid>
       <w:tr>
@@ -2605,6 +2590,62 @@
         </w:tc>
         <w:tc>
           <w:tcPr>
+            <w:tcW w:type="dxa" w:w="2600"/>
+            <w:shd w:fill="A94F34" w:color="auto" w:val="clear"/>
+            <w:tcMar>
+              <w:top w:type="dxa" w:w="80"/>
+              <w:left w:type="dxa" w:w="110"/>
+              <w:bottom w:type="dxa" w:w="80"/>
+              <w:right w:type="dxa" w:w="110"/>
+            </w:tcMar>
+          </w:tcPr>
+          <w:p>
+            <w:pPr>
+              <w:spacing w:after="40"/>
+            </w:pPr>
+            <w:r>
+              <w:rPr>
+                <w:rFonts w:ascii="Arial" w:cs="Arial" w:eastAsia="Arial" w:hAnsi="Arial"/>
+                <w:b/>
+                <w:bCs/>
+                <w:color w:val="FFFFFF"/>
+                <w:sz w:val="19"/>
+                <w:szCs w:val="19"/>
+              </w:rPr>
+              <w:t xml:space="preserve">Название</w:t>
+            </w:r>
+          </w:p>
+        </w:tc>
+        <w:tc>
+          <w:tcPr>
+            <w:tcW w:type="dxa" w:w="4238"/>
+            <w:shd w:fill="A94F34" w:color="auto" w:val="clear"/>
+            <w:tcMar>
+              <w:top w:type="dxa" w:w="80"/>
+              <w:left w:type="dxa" w:w="110"/>
+              <w:bottom w:type="dxa" w:w="80"/>
+              <w:right w:type="dxa" w:w="110"/>
+            </w:tcMar>
+          </w:tcPr>
+          <w:p>
+            <w:pPr>
+              <w:spacing w:after="40"/>
+            </w:pPr>
+            <w:r>
+              <w:rPr>
+                <w:rFonts w:ascii="Arial" w:cs="Arial" w:eastAsia="Arial" w:hAnsi="Arial"/>
+                <w:b/>
+                <w:bCs/>
+                <w:color w:val="FFFFFF"/>
+                <w:sz w:val="19"/>
+                <w:szCs w:val="19"/>
+              </w:rPr>
+              <w:t xml:space="preserve">Описание (скопировать)</w:t>
+            </w:r>
+          </w:p>
+        </w:tc>
+        <w:tc>
+          <w:tcPr>
             <w:tcW w:type="dxa" w:w="2300"/>
             <w:shd w:fill="A94F34" w:color="auto" w:val="clear"/>
             <w:tcMar>
@@ -2627,62 +2668,6 @@
                 <w:sz w:val="19"/>
                 <w:szCs w:val="19"/>
               </w:rPr>
-              <w:t xml:space="preserve">Название</w:t>
-            </w:r>
-          </w:p>
-        </w:tc>
-        <w:tc>
-          <w:tcPr>
-            <w:tcW w:type="dxa" w:w="4538"/>
-            <w:shd w:fill="A94F34" w:color="auto" w:val="clear"/>
-            <w:tcMar>
-              <w:top w:type="dxa" w:w="80"/>
-              <w:left w:type="dxa" w:w="110"/>
-              <w:bottom w:type="dxa" w:w="80"/>
-              <w:right w:type="dxa" w:w="110"/>
-            </w:tcMar>
-          </w:tcPr>
-          <w:p>
-            <w:pPr>
-              <w:spacing w:after="40"/>
-            </w:pPr>
-            <w:r>
-              <w:rPr>
-                <w:rFonts w:ascii="Arial" w:cs="Arial" w:eastAsia="Arial" w:hAnsi="Arial"/>
-                <w:b/>
-                <w:bCs/>
-                <w:color w:val="FFFFFF"/>
-                <w:sz w:val="19"/>
-                <w:szCs w:val="19"/>
-              </w:rPr>
-              <w:t xml:space="preserve">Описание (скопировать)</w:t>
-            </w:r>
-          </w:p>
-        </w:tc>
-        <w:tc>
-          <w:tcPr>
-            <w:tcW w:type="dxa" w:w="2300"/>
-            <w:shd w:fill="A94F34" w:color="auto" w:val="clear"/>
-            <w:tcMar>
-              <w:top w:type="dxa" w:w="80"/>
-              <w:left w:type="dxa" w:w="110"/>
-              <w:bottom w:type="dxa" w:w="80"/>
-              <w:right w:type="dxa" w:w="110"/>
-            </w:tcMar>
-          </w:tcPr>
-          <w:p>
-            <w:pPr>
-              <w:spacing w:after="40"/>
-            </w:pPr>
-            <w:r>
-              <w:rPr>
-                <w:rFonts w:ascii="Arial" w:cs="Arial" w:eastAsia="Arial" w:hAnsi="Arial"/>
-                <w:b/>
-                <w:bCs/>
-                <w:color w:val="FFFFFF"/>
-                <w:sz w:val="19"/>
-                <w:szCs w:val="19"/>
-              </w:rPr>
               <w:t xml:space="preserve">Что туда класть</w:t>
             </w:r>
           </w:p>
@@ -2715,6 +2700,54 @@
         </w:tc>
         <w:tc>
           <w:tcPr>
+            <w:tcW w:type="dxa" w:w="2600"/>
+            <w:tcMar>
+              <w:top w:type="dxa" w:w="80"/>
+              <w:left w:type="dxa" w:w="110"/>
+              <w:bottom w:type="dxa" w:w="80"/>
+              <w:right w:type="dxa" w:w="110"/>
+            </w:tcMar>
+          </w:tcPr>
+          <w:p>
+            <w:pPr>
+              <w:spacing w:after="40"/>
+            </w:pPr>
+            <w:r>
+              <w:rPr>
+                <w:rFonts w:ascii="Arial" w:cs="Arial" w:eastAsia="Arial" w:hAnsi="Arial"/>
+                <w:sz w:val="19"/>
+                <w:szCs w:val="19"/>
+              </w:rPr>
+              <w:t xml:space="preserve">Моё меню на неделю</w:t>
+            </w:r>
+          </w:p>
+        </w:tc>
+        <w:tc>
+          <w:tcPr>
+            <w:tcW w:type="dxa" w:w="4238"/>
+            <w:tcMar>
+              <w:top w:type="dxa" w:w="80"/>
+              <w:left w:type="dxa" w:w="110"/>
+              <w:bottom w:type="dxa" w:w="80"/>
+              <w:right w:type="dxa" w:w="110"/>
+            </w:tcMar>
+          </w:tcPr>
+          <w:p>
+            <w:pPr>
+              <w:spacing w:after="40"/>
+            </w:pPr>
+            <w:r>
+              <w:rPr>
+                <w:rFonts w:ascii="Arial" w:cs="Arial" w:eastAsia="Arial" w:hAnsi="Arial"/>
+                <w:sz w:val="19"/>
+                <w:szCs w:val="19"/>
+              </w:rPr>
+              <w:t xml:space="preserve">Как я планирую меню на неделю для себя и семьи: простые правила, сбалансированное питание без диет и моё меню на 4 недели.</w:t>
+            </w:r>
+          </w:p>
+        </w:tc>
+        <w:tc>
+          <w:tcPr>
             <w:tcW w:type="dxa" w:w="2300"/>
             <w:tcMar>
               <w:top w:type="dxa" w:w="80"/>
@@ -2733,55 +2766,7 @@
                 <w:sz w:val="19"/>
                 <w:szCs w:val="19"/>
               </w:rPr>
-              <w:t xml:space="preserve">Моё меню на неделю</w:t>
-            </w:r>
-          </w:p>
-        </w:tc>
-        <w:tc>
-          <w:tcPr>
-            <w:tcW w:type="dxa" w:w="4538"/>
-            <w:tcMar>
-              <w:top w:type="dxa" w:w="80"/>
-              <w:left w:type="dxa" w:w="110"/>
-              <w:bottom w:type="dxa" w:w="80"/>
-              <w:right w:type="dxa" w:w="110"/>
-            </w:tcMar>
-          </w:tcPr>
-          <w:p>
-            <w:pPr>
-              <w:spacing w:after="40"/>
-            </w:pPr>
-            <w:r>
-              <w:rPr>
-                <w:rFonts w:ascii="Arial" w:cs="Arial" w:eastAsia="Arial" w:hAnsi="Arial"/>
-                <w:sz w:val="19"/>
-                <w:szCs w:val="19"/>
-              </w:rPr>
-              <w:t xml:space="preserve">Как я питаюсь по плану: примеры дней из моего меню на 4 недели. Завтрак, обед, перекус и ужин из простых продуктов.</w:t>
-            </w:r>
-          </w:p>
-        </w:tc>
-        <w:tc>
-          <w:tcPr>
-            <w:tcW w:type="dxa" w:w="2300"/>
-            <w:tcMar>
-              <w:top w:type="dxa" w:w="80"/>
-              <w:left w:type="dxa" w:w="110"/>
-              <w:bottom w:type="dxa" w:w="80"/>
-              <w:right w:type="dxa" w:w="110"/>
-            </w:tcMar>
-          </w:tcPr>
-          <w:p>
-            <w:pPr>
-              <w:spacing w:after="40"/>
-            </w:pPr>
-            <w:r>
-              <w:rPr>
-                <w:rFonts w:ascii="Arial" w:cs="Arial" w:eastAsia="Arial" w:hAnsi="Arial"/>
-                <w:sz w:val="19"/>
-                <w:szCs w:val="19"/>
-              </w:rPr>
-              <w:t xml:space="preserve">Дни и недели из меню, скриншоты PDF</w:t>
+              <w:t xml:space="preserve">Мои правила меню, пины о меню</w:t>
             </w:r>
           </w:p>
         </w:tc>
@@ -2813,6 +2798,54 @@
         </w:tc>
         <w:tc>
           <w:tcPr>
+            <w:tcW w:type="dxa" w:w="2600"/>
+            <w:tcMar>
+              <w:top w:type="dxa" w:w="80"/>
+              <w:left w:type="dxa" w:w="110"/>
+              <w:bottom w:type="dxa" w:w="80"/>
+              <w:right w:type="dxa" w:w="110"/>
+            </w:tcMar>
+          </w:tcPr>
+          <w:p>
+            <w:pPr>
+              <w:spacing w:after="40"/>
+            </w:pPr>
+            <w:r>
+              <w:rPr>
+                <w:rFonts w:ascii="Arial" w:cs="Arial" w:eastAsia="Arial" w:hAnsi="Arial"/>
+                <w:sz w:val="19"/>
+                <w:szCs w:val="19"/>
+              </w:rPr>
+              <w:t xml:space="preserve">Что приготовить на ужин</w:t>
+            </w:r>
+          </w:p>
+        </w:tc>
+        <w:tc>
+          <w:tcPr>
+            <w:tcW w:type="dxa" w:w="4238"/>
+            <w:tcMar>
+              <w:top w:type="dxa" w:w="80"/>
+              <w:left w:type="dxa" w:w="110"/>
+              <w:bottom w:type="dxa" w:w="80"/>
+              <w:right w:type="dxa" w:w="110"/>
+            </w:tcMar>
+          </w:tcPr>
+          <w:p>
+            <w:pPr>
+              <w:spacing w:after="40"/>
+            </w:pPr>
+            <w:r>
+              <w:rPr>
+                <w:rFonts w:ascii="Arial" w:cs="Arial" w:eastAsia="Arial" w:hAnsi="Arial"/>
+                <w:sz w:val="19"/>
+                <w:szCs w:val="19"/>
+              </w:rPr>
+              <w:t xml:space="preserve">Что приготовить на ужин для семьи: быстрые ужины за 30 минут, ужины из заготовок и блюда на 2–3 дня.</w:t>
+            </w:r>
+          </w:p>
+        </w:tc>
+        <w:tc>
+          <w:tcPr>
             <w:tcW w:type="dxa" w:w="2300"/>
             <w:tcMar>
               <w:top w:type="dxa" w:w="80"/>
@@ -2831,55 +2864,7 @@
                 <w:sz w:val="19"/>
                 <w:szCs w:val="19"/>
               </w:rPr>
-              <w:t xml:space="preserve">Заготовки на неделю за выходные</w:t>
-            </w:r>
-          </w:p>
-        </w:tc>
-        <w:tc>
-          <w:tcPr>
-            <w:tcW w:type="dxa" w:w="4538"/>
-            <w:tcMar>
-              <w:top w:type="dxa" w:w="80"/>
-              <w:left w:type="dxa" w:w="110"/>
-              <w:bottom w:type="dxa" w:w="80"/>
-              <w:right w:type="dxa" w:w="110"/>
-            </w:tcMar>
-          </w:tcPr>
-          <w:p>
-            <w:pPr>
-              <w:spacing w:after="40"/>
-            </w:pPr>
-            <w:r>
-              <w:rPr>
-                <w:rFonts w:ascii="Arial" w:cs="Arial" w:eastAsia="Arial" w:hAnsi="Arial"/>
-                <w:sz w:val="19"/>
-                <w:szCs w:val="19"/>
-              </w:rPr>
-              <w:t xml:space="preserve">Готовлю на неделю за пару часов в воскресенье: что заготовить, как хранить и что потом собрать за 20 минут.</w:t>
-            </w:r>
-          </w:p>
-        </w:tc>
-        <w:tc>
-          <w:tcPr>
-            <w:tcW w:type="dxa" w:w="2300"/>
-            <w:tcMar>
-              <w:top w:type="dxa" w:w="80"/>
-              <w:left w:type="dxa" w:w="110"/>
-              <w:bottom w:type="dxa" w:w="80"/>
-              <w:right w:type="dxa" w:w="110"/>
-            </w:tcMar>
-          </w:tcPr>
-          <w:p>
-            <w:pPr>
-              <w:spacing w:after="40"/>
-            </w:pPr>
-            <w:r>
-              <w:rPr>
-                <w:rFonts w:ascii="Arial" w:cs="Arial" w:eastAsia="Arial" w:hAnsi="Arial"/>
-                <w:sz w:val="19"/>
-                <w:szCs w:val="19"/>
-              </w:rPr>
-              <w:t xml:space="preserve">Планы заготовок, контейнеры, сроки хранения</w:t>
+              <w:t xml:space="preserve">Подборки ужинов, блюда впрок</w:t>
             </w:r>
           </w:p>
         </w:tc>
@@ -2911,6 +2896,54 @@
         </w:tc>
         <w:tc>
           <w:tcPr>
+            <w:tcW w:type="dxa" w:w="2600"/>
+            <w:tcMar>
+              <w:top w:type="dxa" w:w="80"/>
+              <w:left w:type="dxa" w:w="110"/>
+              <w:bottom w:type="dxa" w:w="80"/>
+              <w:right w:type="dxa" w:w="110"/>
+            </w:tcMar>
+          </w:tcPr>
+          <w:p>
+            <w:pPr>
+              <w:spacing w:after="40"/>
+            </w:pPr>
+            <w:r>
+              <w:rPr>
+                <w:rFonts w:ascii="Arial" w:cs="Arial" w:eastAsia="Arial" w:hAnsi="Arial"/>
+                <w:sz w:val="19"/>
+                <w:szCs w:val="19"/>
+              </w:rPr>
+              <w:t xml:space="preserve">Заготовки на неделю: как я готовлю</w:t>
+            </w:r>
+          </w:p>
+        </w:tc>
+        <w:tc>
+          <w:tcPr>
+            <w:tcW w:type="dxa" w:w="4238"/>
+            <w:tcMar>
+              <w:top w:type="dxa" w:w="80"/>
+              <w:left w:type="dxa" w:w="110"/>
+              <w:bottom w:type="dxa" w:w="80"/>
+              <w:right w:type="dxa" w:w="110"/>
+            </w:tcMar>
+          </w:tcPr>
+          <w:p>
+            <w:pPr>
+              <w:spacing w:after="40"/>
+            </w:pPr>
+            <w:r>
+              <w:rPr>
+                <w:rFonts w:ascii="Arial" w:cs="Arial" w:eastAsia="Arial" w:hAnsi="Arial"/>
+                <w:sz w:val="19"/>
+                <w:szCs w:val="19"/>
+              </w:rPr>
+              <w:t xml:space="preserve">Моя заготовка еды на неделю: воскресенье, мини-заготовка в среду, ошибки и хранение.</w:t>
+            </w:r>
+          </w:p>
+        </w:tc>
+        <w:tc>
+          <w:tcPr>
             <w:tcW w:type="dxa" w:w="2300"/>
             <w:tcMar>
               <w:top w:type="dxa" w:w="80"/>
@@ -2929,55 +2962,7 @@
                 <w:sz w:val="19"/>
                 <w:szCs w:val="19"/>
               </w:rPr>
-              <w:t xml:space="preserve">Ужин для семьи за 30 минут</w:t>
-            </w:r>
-          </w:p>
-        </w:tc>
-        <w:tc>
-          <w:tcPr>
-            <w:tcW w:type="dxa" w:w="4538"/>
-            <w:tcMar>
-              <w:top w:type="dxa" w:w="80"/>
-              <w:left w:type="dxa" w:w="110"/>
-              <w:bottom w:type="dxa" w:w="80"/>
-              <w:right w:type="dxa" w:w="110"/>
-            </w:tcMar>
-          </w:tcPr>
-          <w:p>
-            <w:pPr>
-              <w:spacing w:after="40"/>
-            </w:pPr>
-            <w:r>
-              <w:rPr>
-                <w:rFonts w:ascii="Arial" w:cs="Arial" w:eastAsia="Arial" w:hAnsi="Arial"/>
-                <w:sz w:val="19"/>
-                <w:szCs w:val="19"/>
-              </w:rPr>
-              <w:t xml:space="preserve">Простые семейные ужины из доступных продуктов: быстро, сытно, нравится и взрослым, и детям.</w:t>
-            </w:r>
-          </w:p>
-        </w:tc>
-        <w:tc>
-          <w:tcPr>
-            <w:tcW w:type="dxa" w:w="2300"/>
-            <w:tcMar>
-              <w:top w:type="dxa" w:w="80"/>
-              <w:left w:type="dxa" w:w="110"/>
-              <w:bottom w:type="dxa" w:w="80"/>
-              <w:right w:type="dxa" w:w="110"/>
-            </w:tcMar>
-          </w:tcPr>
-          <w:p>
-            <w:pPr>
-              <w:spacing w:after="40"/>
-            </w:pPr>
-            <w:r>
-              <w:rPr>
-                <w:rFonts w:ascii="Arial" w:cs="Arial" w:eastAsia="Arial" w:hAnsi="Arial"/>
-                <w:sz w:val="19"/>
-                <w:szCs w:val="19"/>
-              </w:rPr>
-              <w:t xml:space="preserve">Семейные рецепты</w:t>
+              <w:t xml:space="preserve">Мои шаги заготовки, ошибки</w:t>
             </w:r>
           </w:p>
         </w:tc>
@@ -3009,6 +2994,54 @@
         </w:tc>
         <w:tc>
           <w:tcPr>
+            <w:tcW w:type="dxa" w:w="2600"/>
+            <w:tcMar>
+              <w:top w:type="dxa" w:w="80"/>
+              <w:left w:type="dxa" w:w="110"/>
+              <w:bottom w:type="dxa" w:w="80"/>
+              <w:right w:type="dxa" w:w="110"/>
+            </w:tcMar>
+          </w:tcPr>
+          <w:p>
+            <w:pPr>
+              <w:spacing w:after="40"/>
+            </w:pPr>
+            <w:r>
+              <w:rPr>
+                <w:rFonts w:ascii="Arial" w:cs="Arial" w:eastAsia="Arial" w:hAnsi="Arial"/>
+                <w:sz w:val="19"/>
+                <w:szCs w:val="19"/>
+              </w:rPr>
+              <w:t xml:space="preserve">Завтраки, обеды с собой и перекусы</w:t>
+            </w:r>
+          </w:p>
+        </w:tc>
+        <w:tc>
+          <w:tcPr>
+            <w:tcW w:type="dxa" w:w="4238"/>
+            <w:tcMar>
+              <w:top w:type="dxa" w:w="80"/>
+              <w:left w:type="dxa" w:w="110"/>
+              <w:bottom w:type="dxa" w:w="80"/>
+              <w:right w:type="dxa" w:w="110"/>
+            </w:tcMar>
+          </w:tcPr>
+          <w:p>
+            <w:pPr>
+              <w:spacing w:after="40"/>
+            </w:pPr>
+            <w:r>
+              <w:rPr>
+                <w:rFonts w:ascii="Arial" w:cs="Arial" w:eastAsia="Arial" w:hAnsi="Arial"/>
+                <w:sz w:val="19"/>
+                <w:szCs w:val="19"/>
+              </w:rPr>
+              <w:t xml:space="preserve">Обеды с собой на работу, завтраки и перекусы: сытно, просто и без микроволновки.</w:t>
+            </w:r>
+          </w:p>
+        </w:tc>
+        <w:tc>
+          <w:tcPr>
             <w:tcW w:type="dxa" w:w="2300"/>
             <w:tcMar>
               <w:top w:type="dxa" w:w="80"/>
@@ -3027,55 +3060,7 @@
                 <w:sz w:val="19"/>
                 <w:szCs w:val="19"/>
               </w:rPr>
-              <w:t xml:space="preserve">Обеды с собой на работу</w:t>
-            </w:r>
-          </w:p>
-        </w:tc>
-        <w:tc>
-          <w:tcPr>
-            <w:tcW w:type="dxa" w:w="4538"/>
-            <w:tcMar>
-              <w:top w:type="dxa" w:w="80"/>
-              <w:left w:type="dxa" w:w="110"/>
-              <w:bottom w:type="dxa" w:w="80"/>
-              <w:right w:type="dxa" w:w="110"/>
-            </w:tcMar>
-          </w:tcPr>
-          <w:p>
-            <w:pPr>
-              <w:spacing w:after="40"/>
-            </w:pPr>
-            <w:r>
-              <w:rPr>
-                <w:rFonts w:ascii="Arial" w:cs="Arial" w:eastAsia="Arial" w:hAnsi="Arial"/>
-                <w:sz w:val="19"/>
-                <w:szCs w:val="19"/>
-              </w:rPr>
-              <w:t xml:space="preserve">Идеи обедов в контейнер на рабочую неделю: сытно, полезно и без микроволновки.</w:t>
-            </w:r>
-          </w:p>
-        </w:tc>
-        <w:tc>
-          <w:tcPr>
-            <w:tcW w:type="dxa" w:w="2300"/>
-            <w:tcMar>
-              <w:top w:type="dxa" w:w="80"/>
-              <w:left w:type="dxa" w:w="110"/>
-              <w:bottom w:type="dxa" w:w="80"/>
-              <w:right w:type="dxa" w:w="110"/>
-            </w:tcMar>
-          </w:tcPr>
-          <w:p>
-            <w:pPr>
-              <w:spacing w:after="40"/>
-            </w:pPr>
-            <w:r>
-              <w:rPr>
-                <w:rFonts w:ascii="Arial" w:cs="Arial" w:eastAsia="Arial" w:hAnsi="Arial"/>
-                <w:sz w:val="19"/>
-                <w:szCs w:val="19"/>
-              </w:rPr>
-              <w:t xml:space="preserve">Ланчбоксы, обеды из заготовок</w:t>
+              <w:t xml:space="preserve">Обеды в контейнер, перекусы</w:t>
             </w:r>
           </w:p>
         </w:tc>
@@ -3107,6 +3092,54 @@
         </w:tc>
         <w:tc>
           <w:tcPr>
+            <w:tcW w:type="dxa" w:w="2600"/>
+            <w:tcMar>
+              <w:top w:type="dxa" w:w="80"/>
+              <w:left w:type="dxa" w:w="110"/>
+              <w:bottom w:type="dxa" w:w="80"/>
+              <w:right w:type="dxa" w:w="110"/>
+            </w:tcMar>
+          </w:tcPr>
+          <w:p>
+            <w:pPr>
+              <w:spacing w:after="40"/>
+            </w:pPr>
+            <w:r>
+              <w:rPr>
+                <w:rFonts w:ascii="Arial" w:cs="Arial" w:eastAsia="Arial" w:hAnsi="Arial"/>
+                <w:sz w:val="19"/>
+                <w:szCs w:val="19"/>
+              </w:rPr>
+              <w:t xml:space="preserve">Шпаргалки: списки покупок и бюджет</w:t>
+            </w:r>
+          </w:p>
+        </w:tc>
+        <w:tc>
+          <w:tcPr>
+            <w:tcW w:type="dxa" w:w="4238"/>
+            <w:tcMar>
+              <w:top w:type="dxa" w:w="80"/>
+              <w:left w:type="dxa" w:w="110"/>
+              <w:bottom w:type="dxa" w:w="80"/>
+              <w:right w:type="dxa" w:w="110"/>
+            </w:tcMar>
+          </w:tcPr>
+          <w:p>
+            <w:pPr>
+              <w:spacing w:after="40"/>
+            </w:pPr>
+            <w:r>
+              <w:rPr>
+                <w:rFonts w:ascii="Arial" w:cs="Arial" w:eastAsia="Arial" w:hAnsi="Arial"/>
+                <w:sz w:val="19"/>
+                <w:szCs w:val="19"/>
+              </w:rPr>
+              <w:t xml:space="preserve">Списки покупок на неделю и бюджетное меню: как питаться полезно и не тратить лишнего.</w:t>
+            </w:r>
+          </w:p>
+        </w:tc>
+        <w:tc>
+          <w:tcPr>
             <w:tcW w:type="dxa" w:w="2300"/>
             <w:tcMar>
               <w:top w:type="dxa" w:w="80"/>
@@ -3125,349 +3158,7 @@
                 <w:sz w:val="19"/>
                 <w:szCs w:val="19"/>
               </w:rPr>
-              <w:t xml:space="preserve">Бюджетное меню</w:t>
-            </w:r>
-          </w:p>
-        </w:tc>
-        <w:tc>
-          <w:tcPr>
-            <w:tcW w:type="dxa" w:w="4538"/>
-            <w:tcMar>
-              <w:top w:type="dxa" w:w="80"/>
-              <w:left w:type="dxa" w:w="110"/>
-              <w:bottom w:type="dxa" w:w="80"/>
-              <w:right w:type="dxa" w:w="110"/>
-            </w:tcMar>
-          </w:tcPr>
-          <w:p>
-            <w:pPr>
-              <w:spacing w:after="40"/>
-            </w:pPr>
-            <w:r>
-              <w:rPr>
-                <w:rFonts w:ascii="Arial" w:cs="Arial" w:eastAsia="Arial" w:hAnsi="Arial"/>
-                <w:sz w:val="19"/>
-                <w:szCs w:val="19"/>
-              </w:rPr>
-              <w:t xml:space="preserve">Как питаться сбалансированно и не тратить лишнего: бюджетные продукты, меню и списки покупок.</w:t>
-            </w:r>
-          </w:p>
-        </w:tc>
-        <w:tc>
-          <w:tcPr>
-            <w:tcW w:type="dxa" w:w="2300"/>
-            <w:tcMar>
-              <w:top w:type="dxa" w:w="80"/>
-              <w:left w:type="dxa" w:w="110"/>
-              <w:bottom w:type="dxa" w:w="80"/>
-              <w:right w:type="dxa" w:w="110"/>
-            </w:tcMar>
-          </w:tcPr>
-          <w:p>
-            <w:pPr>
-              <w:spacing w:after="40"/>
-            </w:pPr>
-            <w:r>
-              <w:rPr>
-                <w:rFonts w:ascii="Arial" w:cs="Arial" w:eastAsia="Arial" w:hAnsi="Arial"/>
-                <w:sz w:val="19"/>
-                <w:szCs w:val="19"/>
-              </w:rPr>
-              <w:t xml:space="preserve">Бюджетные блюда, недорогие списки</w:t>
-            </w:r>
-          </w:p>
-        </w:tc>
-      </w:tr>
-      <w:tr>
-        <w:tc>
-          <w:tcPr>
-            <w:tcW w:type="dxa" w:w="500"/>
-            <w:tcMar>
-              <w:top w:type="dxa" w:w="80"/>
-              <w:left w:type="dxa" w:w="110"/>
-              <w:bottom w:type="dxa" w:w="80"/>
-              <w:right w:type="dxa" w:w="110"/>
-            </w:tcMar>
-          </w:tcPr>
-          <w:p>
-            <w:pPr>
-              <w:spacing w:after="40"/>
-            </w:pPr>
-            <w:r>
-              <w:rPr>
-                <w:rFonts w:ascii="Arial" w:cs="Arial" w:eastAsia="Arial" w:hAnsi="Arial"/>
-                <w:sz w:val="19"/>
-                <w:szCs w:val="19"/>
-              </w:rPr>
-              <w:t xml:space="preserve">6</w:t>
-            </w:r>
-          </w:p>
-        </w:tc>
-        <w:tc>
-          <w:tcPr>
-            <w:tcW w:type="dxa" w:w="2300"/>
-            <w:tcMar>
-              <w:top w:type="dxa" w:w="80"/>
-              <w:left w:type="dxa" w:w="110"/>
-              <w:bottom w:type="dxa" w:w="80"/>
-              <w:right w:type="dxa" w:w="110"/>
-            </w:tcMar>
-          </w:tcPr>
-          <w:p>
-            <w:pPr>
-              <w:spacing w:after="40"/>
-            </w:pPr>
-            <w:r>
-              <w:rPr>
-                <w:rFonts w:ascii="Arial" w:cs="Arial" w:eastAsia="Arial" w:hAnsi="Arial"/>
-                <w:sz w:val="19"/>
-                <w:szCs w:val="19"/>
-              </w:rPr>
-              <w:t xml:space="preserve">Супы и блюда на 2–3 дня</w:t>
-            </w:r>
-          </w:p>
-        </w:tc>
-        <w:tc>
-          <w:tcPr>
-            <w:tcW w:type="dxa" w:w="4538"/>
-            <w:tcMar>
-              <w:top w:type="dxa" w:w="80"/>
-              <w:left w:type="dxa" w:w="110"/>
-              <w:bottom w:type="dxa" w:w="80"/>
-              <w:right w:type="dxa" w:w="110"/>
-            </w:tcMar>
-          </w:tcPr>
-          <w:p>
-            <w:pPr>
-              <w:spacing w:after="40"/>
-            </w:pPr>
-            <w:r>
-              <w:rPr>
-                <w:rFonts w:ascii="Arial" w:cs="Arial" w:eastAsia="Arial" w:hAnsi="Arial"/>
-                <w:sz w:val="19"/>
-                <w:szCs w:val="19"/>
-              </w:rPr>
-              <w:t xml:space="preserve">Готовлю один раз и ем несколько дней: супы, рагу, запеканки и другие блюда впрок.</w:t>
-            </w:r>
-          </w:p>
-        </w:tc>
-        <w:tc>
-          <w:tcPr>
-            <w:tcW w:type="dxa" w:w="2300"/>
-            <w:tcMar>
-              <w:top w:type="dxa" w:w="80"/>
-              <w:left w:type="dxa" w:w="110"/>
-              <w:bottom w:type="dxa" w:w="80"/>
-              <w:right w:type="dxa" w:w="110"/>
-            </w:tcMar>
-          </w:tcPr>
-          <w:p>
-            <w:pPr>
-              <w:spacing w:after="40"/>
-            </w:pPr>
-            <w:r>
-              <w:rPr>
-                <w:rFonts w:ascii="Arial" w:cs="Arial" w:eastAsia="Arial" w:hAnsi="Arial"/>
-                <w:sz w:val="19"/>
-                <w:szCs w:val="19"/>
-              </w:rPr>
-              <w:t xml:space="preserve">Рецепты «впрок»</w:t>
-            </w:r>
-          </w:p>
-        </w:tc>
-      </w:tr>
-      <w:tr>
-        <w:tc>
-          <w:tcPr>
-            <w:tcW w:type="dxa" w:w="500"/>
-            <w:tcMar>
-              <w:top w:type="dxa" w:w="80"/>
-              <w:left w:type="dxa" w:w="110"/>
-              <w:bottom w:type="dxa" w:w="80"/>
-              <w:right w:type="dxa" w:w="110"/>
-            </w:tcMar>
-          </w:tcPr>
-          <w:p>
-            <w:pPr>
-              <w:spacing w:after="40"/>
-            </w:pPr>
-            <w:r>
-              <w:rPr>
-                <w:rFonts w:ascii="Arial" w:cs="Arial" w:eastAsia="Arial" w:hAnsi="Arial"/>
-                <w:sz w:val="19"/>
-                <w:szCs w:val="19"/>
-              </w:rPr>
-              <w:t xml:space="preserve">7</w:t>
-            </w:r>
-          </w:p>
-        </w:tc>
-        <w:tc>
-          <w:tcPr>
-            <w:tcW w:type="dxa" w:w="2300"/>
-            <w:tcMar>
-              <w:top w:type="dxa" w:w="80"/>
-              <w:left w:type="dxa" w:w="110"/>
-              <w:bottom w:type="dxa" w:w="80"/>
-              <w:right w:type="dxa" w:w="110"/>
-            </w:tcMar>
-          </w:tcPr>
-          <w:p>
-            <w:pPr>
-              <w:spacing w:after="40"/>
-            </w:pPr>
-            <w:r>
-              <w:rPr>
-                <w:rFonts w:ascii="Arial" w:cs="Arial" w:eastAsia="Arial" w:hAnsi="Arial"/>
-                <w:sz w:val="19"/>
-                <w:szCs w:val="19"/>
-              </w:rPr>
-              <w:t xml:space="preserve">Полезные перекусы</w:t>
-            </w:r>
-          </w:p>
-        </w:tc>
-        <w:tc>
-          <w:tcPr>
-            <w:tcW w:type="dxa" w:w="4538"/>
-            <w:tcMar>
-              <w:top w:type="dxa" w:w="80"/>
-              <w:left w:type="dxa" w:w="110"/>
-              <w:bottom w:type="dxa" w:w="80"/>
-              <w:right w:type="dxa" w:w="110"/>
-            </w:tcMar>
-          </w:tcPr>
-          <w:p>
-            <w:pPr>
-              <w:spacing w:after="40"/>
-            </w:pPr>
-            <w:r>
-              <w:rPr>
-                <w:rFonts w:ascii="Arial" w:cs="Arial" w:eastAsia="Arial" w:hAnsi="Arial"/>
-                <w:sz w:val="19"/>
-                <w:szCs w:val="19"/>
-              </w:rPr>
-              <w:t xml:space="preserve">Что взять перекусить дома и в дорогу: простые перекусы, которые держат до обеда или ужина.</w:t>
-            </w:r>
-          </w:p>
-        </w:tc>
-        <w:tc>
-          <w:tcPr>
-            <w:tcW w:type="dxa" w:w="2300"/>
-            <w:tcMar>
-              <w:top w:type="dxa" w:w="80"/>
-              <w:left w:type="dxa" w:w="110"/>
-              <w:bottom w:type="dxa" w:w="80"/>
-              <w:right w:type="dxa" w:w="110"/>
-            </w:tcMar>
-          </w:tcPr>
-          <w:p>
-            <w:pPr>
-              <w:spacing w:after="40"/>
-            </w:pPr>
-            <w:r>
-              <w:rPr>
-                <w:rFonts w:ascii="Arial" w:cs="Arial" w:eastAsia="Arial" w:hAnsi="Arial"/>
-                <w:sz w:val="19"/>
-                <w:szCs w:val="19"/>
-              </w:rPr>
-              <w:t xml:space="preserve">Перекусы</w:t>
-            </w:r>
-          </w:p>
-        </w:tc>
-      </w:tr>
-      <w:tr>
-        <w:tc>
-          <w:tcPr>
-            <w:tcW w:type="dxa" w:w="500"/>
-            <w:tcMar>
-              <w:top w:type="dxa" w:w="80"/>
-              <w:left w:type="dxa" w:w="110"/>
-              <w:bottom w:type="dxa" w:w="80"/>
-              <w:right w:type="dxa" w:w="110"/>
-            </w:tcMar>
-          </w:tcPr>
-          <w:p>
-            <w:pPr>
-              <w:spacing w:after="40"/>
-            </w:pPr>
-            <w:r>
-              <w:rPr>
-                <w:rFonts w:ascii="Arial" w:cs="Arial" w:eastAsia="Arial" w:hAnsi="Arial"/>
-                <w:sz w:val="19"/>
-                <w:szCs w:val="19"/>
-              </w:rPr>
-              <w:t xml:space="preserve">8</w:t>
-            </w:r>
-          </w:p>
-        </w:tc>
-        <w:tc>
-          <w:tcPr>
-            <w:tcW w:type="dxa" w:w="2300"/>
-            <w:tcMar>
-              <w:top w:type="dxa" w:w="80"/>
-              <w:left w:type="dxa" w:w="110"/>
-              <w:bottom w:type="dxa" w:w="80"/>
-              <w:right w:type="dxa" w:w="110"/>
-            </w:tcMar>
-          </w:tcPr>
-          <w:p>
-            <w:pPr>
-              <w:spacing w:after="40"/>
-            </w:pPr>
-            <w:r>
-              <w:rPr>
-                <w:rFonts w:ascii="Arial" w:cs="Arial" w:eastAsia="Arial" w:hAnsi="Arial"/>
-                <w:sz w:val="19"/>
-                <w:szCs w:val="19"/>
-              </w:rPr>
-              <w:t xml:space="preserve">Как я составила меню</w:t>
-            </w:r>
-          </w:p>
-        </w:tc>
-        <w:tc>
-          <w:tcPr>
-            <w:tcW w:type="dxa" w:w="4538"/>
-            <w:tcMar>
-              <w:top w:type="dxa" w:w="80"/>
-              <w:left w:type="dxa" w:w="110"/>
-              <w:bottom w:type="dxa" w:w="80"/>
-              <w:right w:type="dxa" w:w="110"/>
-            </w:tcMar>
-          </w:tcPr>
-          <w:p>
-            <w:pPr>
-              <w:spacing w:after="40"/>
-            </w:pPr>
-            <w:r>
-              <w:rPr>
-                <w:rFonts w:ascii="Arial" w:cs="Arial" w:eastAsia="Arial" w:hAnsi="Arial"/>
-                <w:sz w:val="19"/>
-                <w:szCs w:val="19"/>
-              </w:rPr>
-              <w:t xml:space="preserve">Закулисье моего меню на 4 недели: как я его собирала, что внутри и как выбрать калорийность.</w:t>
-            </w:r>
-          </w:p>
-        </w:tc>
-        <w:tc>
-          <w:tcPr>
-            <w:tcW w:type="dxa" w:w="2300"/>
-            <w:tcMar>
-              <w:top w:type="dxa" w:w="80"/>
-              <w:left w:type="dxa" w:w="110"/>
-              <w:bottom w:type="dxa" w:w="80"/>
-              <w:right w:type="dxa" w:w="110"/>
-            </w:tcMar>
-          </w:tcPr>
-          <w:p>
-            <w:pPr>
-              <w:spacing w:after="40"/>
-            </w:pPr>
-            <w:r>
-              <w:rPr>
-                <w:rFonts w:ascii="Arial" w:cs="Arial" w:eastAsia="Arial" w:hAnsi="Arial"/>
-                <w:sz w:val="19"/>
-                <w:szCs w:val="19"/>
-              </w:rPr>
-              <w:t xml:space="preserve">Продукт, отзывы, ответы на вопросы</w:t>
+              <w:t xml:space="preserve">Бюджетные правила, списки продуктов</w:t>
             </w:r>
           </w:p>
         </w:tc>
@@ -3480,38 +3171,21 @@
     </w:p>
     <w:p>
       <w:pPr>
-        <w:pStyle w:val="Heading2"/>
-      </w:pPr>
-      <w:r>
-        <w:rPr>
-          <w:rFonts w:ascii="Arial" w:cs="Arial" w:eastAsia="Arial" w:hAnsi="Arial"/>
-        </w:rPr>
-        <w:t xml:space="preserve">Порядок досок</w:t>
-      </w:r>
-    </w:p>
-    <w:p>
-      <w:pPr>
         <w:spacing w:after="120"/>
       </w:pPr>
-      <w:r>
-        <w:rPr>
-          <w:rFonts w:ascii="Arial" w:cs="Arial" w:eastAsia="Arial" w:hAnsi="Arial"/>
-        </w:rPr>
-        <w:t xml:space="preserve">Перетащи первыми: </w:t>
-      </w:r>
       <w:r>
         <w:rPr>
           <w:rFonts w:ascii="Arial" w:cs="Arial" w:eastAsia="Arial" w:hAnsi="Arial"/>
           <w:b/>
           <w:bCs/>
         </w:rPr>
-        <w:t xml:space="preserve">1 → 2 → 3 → 8 → 4</w:t>
-      </w:r>
-      <w:r>
-        <w:rPr>
-          <w:rFonts w:ascii="Arial" w:cs="Arial" w:eastAsia="Arial" w:hAnsi="Arial"/>
-        </w:rPr>
-        <w:t xml:space="preserve">, остальные в любом порядке.</w:t>
+        <w:t xml:space="preserve">Порядок в профиле:</w:t>
+      </w:r>
+      <w:r>
+        <w:rPr>
+          <w:rFonts w:ascii="Arial" w:cs="Arial" w:eastAsia="Arial" w:hAnsi="Arial"/>
+        </w:rPr>
+        <w:t xml:space="preserve"> как в таблице, от 1 до 5.</w:t>
       </w:r>
     </w:p>
     <w:p>
@@ -3524,13 +3198,29 @@
           <w:b/>
           <w:bCs/>
         </w:rPr>
-        <w:t xml:space="preserve">Обложки досок:</w:t>
-      </w:r>
-      <w:r>
-        <w:rPr>
-          <w:rFonts w:ascii="Arial" w:cs="Arial" w:eastAsia="Arial" w:hAnsi="Arial"/>
-        </w:rPr>
-        <w:t xml:space="preserve"> фото с персиковым фоном, на каждой видны руки или процесс. Так твой профиль сразу отличается от Настиного.</w:t>
+        <w:t xml:space="preserve">Обложка доски:</w:t>
+      </w:r>
+      <w:r>
+        <w:rPr>
+          <w:rFonts w:ascii="Arial" w:cs="Arial" w:eastAsia="Arial" w:hAnsi="Arial"/>
+        </w:rPr>
+        <w:t xml:space="preserve"> самая аккуратная карточка из этой доски.</w:t>
+      </w:r>
+    </w:p>
+    <w:p>
+      <w:pPr>
+        <w:pBdr>
+          <w:left w:val="single" w:color="C9694A" w:sz="24" w:space="8"/>
+        </w:pBdr>
+        <w:shd w:fill="FBE5D6" w:color="auto" w:val="clear"/>
+        <w:spacing w:after="200" w:before="120"/>
+        <w:ind w:left="200" w:right="200"/>
+      </w:pPr>
+      <w:r>
+        <w:rPr>
+          <w:rFonts w:ascii="Arial" w:cs="Arial" w:eastAsia="Arial" w:hAnsi="Arial"/>
+        </w:rPr>
+        <w:t xml:space="preserve">Если ты уже создала 8 досок из прошлой версии и они пустые, удали лишние. Если в них есть пины, переименуй доски и перенеси пины.</w:t>
       </w:r>
     </w:p>
     <w:p>
@@ -4223,7 +3913,7 @@
                 <w:sz w:val="19"/>
                 <w:szCs w:val="19"/>
               </w:rPr>
-              <w:t xml:space="preserve">Что на фото: «Контейнеры с гречкой, курицей и овощами на кухонном столе»</w:t>
+              <w:t xml:space="preserve">Что на картинке: «Карточка с 5 шагами воскресной заготовки еды на неделю»</w:t>
             </w:r>
           </w:p>
         </w:tc>
@@ -4242,7 +3932,7 @@
         <w:rPr>
           <w:rFonts w:ascii="Arial" w:cs="Arial" w:eastAsia="Arial" w:hAnsi="Arial"/>
         </w:rPr>
-        <w:t xml:space="preserve">Твои слова для поиска</w:t>
+        <w:t xml:space="preserve">Твои слова для каждой доски</w:t>
       </w:r>
     </w:p>
     <w:p>
@@ -4260,13 +3950,13 @@
           <w:b/>
           <w:bCs/>
         </w:rPr>
-        <w:t xml:space="preserve">Заготовки:</w:t>
-      </w:r>
-      <w:r>
-        <w:rPr>
-          <w:rFonts w:ascii="Arial" w:cs="Arial" w:eastAsia="Arial" w:hAnsi="Arial"/>
-        </w:rPr>
-        <w:t xml:space="preserve"> заготовки на неделю, что заготовить на неделю, заготовки еды в контейнеры, готовлю на неделю, meal prep.</w:t>
+        <w:t xml:space="preserve">Моё меню на неделю:</w:t>
+      </w:r>
+      <w:r>
+        <w:rPr>
+          <w:rFonts w:ascii="Arial" w:cs="Arial" w:eastAsia="Arial" w:hAnsi="Arial"/>
+        </w:rPr>
+        <w:t xml:space="preserve"> меню на неделю, меню на неделю для семьи, готовое меню на месяц, как составить меню.</w:t>
       </w:r>
     </w:p>
     <w:p>
@@ -4284,13 +3974,13 @@
           <w:b/>
           <w:bCs/>
         </w:rPr>
-        <w:t xml:space="preserve">Семья:</w:t>
-      </w:r>
-      <w:r>
-        <w:rPr>
-          <w:rFonts w:ascii="Arial" w:cs="Arial" w:eastAsia="Arial" w:hAnsi="Arial"/>
-        </w:rPr>
-        <w:t xml:space="preserve"> ужин для семьи, что приготовить на ужин семье, быстрый ужин для всей семьи, меню на неделю для семьи.</w:t>
+        <w:t xml:space="preserve">Что приготовить на ужин:</w:t>
+      </w:r>
+      <w:r>
+        <w:rPr>
+          <w:rFonts w:ascii="Arial" w:cs="Arial" w:eastAsia="Arial" w:hAnsi="Arial"/>
+        </w:rPr>
+        <w:t xml:space="preserve"> что приготовить на ужин, ужин для семьи, быстрый ужин, блюда на несколько дней, суп на несколько дней.</w:t>
       </w:r>
     </w:p>
     <w:p>
@@ -4308,13 +3998,13 @@
           <w:b/>
           <w:bCs/>
         </w:rPr>
-        <w:t xml:space="preserve">Обеды:</w:t>
-      </w:r>
-      <w:r>
-        <w:rPr>
-          <w:rFonts w:ascii="Arial" w:cs="Arial" w:eastAsia="Arial" w:hAnsi="Arial"/>
-        </w:rPr>
-        <w:t xml:space="preserve"> обед на работу, обед с собой в контейнер, ланчбокс, обед без микроволновки.</w:t>
+        <w:t xml:space="preserve">Заготовки:</w:t>
+      </w:r>
+      <w:r>
+        <w:rPr>
+          <w:rFonts w:ascii="Arial" w:cs="Arial" w:eastAsia="Arial" w:hAnsi="Arial"/>
+        </w:rPr>
+        <w:t xml:space="preserve"> заготовки на неделю, что заготовить на неделю, заготовки еды в контейнеры, meal prep.</w:t>
       </w:r>
     </w:p>
     <w:p>
@@ -4332,13 +4022,13 @@
           <w:b/>
           <w:bCs/>
         </w:rPr>
-        <w:t xml:space="preserve">Бюджет:</w:t>
-      </w:r>
-      <w:r>
-        <w:rPr>
-          <w:rFonts w:ascii="Arial" w:cs="Arial" w:eastAsia="Arial" w:hAnsi="Arial"/>
-        </w:rPr>
-        <w:t xml:space="preserve"> бюджетное меню на неделю, дешёвые и полезные блюда, экономное меню, список продуктов на неделю недорого.</w:t>
+        <w:t xml:space="preserve">Завтраки, обеды, перекусы:</w:t>
+      </w:r>
+      <w:r>
+        <w:rPr>
+          <w:rFonts w:ascii="Arial" w:cs="Arial" w:eastAsia="Arial" w:hAnsi="Arial"/>
+        </w:rPr>
+        <w:t xml:space="preserve"> обед на работу, обед с собой в контейнер, полезные перекусы, быстрый завтрак.</w:t>
       </w:r>
     </w:p>
     <w:p>
@@ -4356,37 +4046,13 @@
           <w:b/>
           <w:bCs/>
         </w:rPr>
-        <w:t xml:space="preserve">Впрок:</w:t>
-      </w:r>
-      <w:r>
-        <w:rPr>
-          <w:rFonts w:ascii="Arial" w:cs="Arial" w:eastAsia="Arial" w:hAnsi="Arial"/>
-        </w:rPr>
-        <w:t xml:space="preserve"> суп на несколько дней, блюда на 2–3 дня, запеканка на ужин.</w:t>
-      </w:r>
-    </w:p>
-    <w:p>
-      <w:pPr>
-        <w:pStyle w:val="ListParagraph"/>
-        <w:numPr>
-          <w:ilvl w:val="0"/>
-          <w:numId w:val="3"/>
-        </w:numPr>
-        <w:spacing w:after="60"/>
-      </w:pPr>
-      <w:r>
-        <w:rPr>
-          <w:rFonts w:ascii="Arial" w:cs="Arial" w:eastAsia="Arial" w:hAnsi="Arial"/>
-          <w:b/>
-          <w:bCs/>
-        </w:rPr>
-        <w:t xml:space="preserve">Меню:</w:t>
-      </w:r>
-      <w:r>
-        <w:rPr>
-          <w:rFonts w:ascii="Arial" w:cs="Arial" w:eastAsia="Arial" w:hAnsi="Arial"/>
-        </w:rPr>
-        <w:t xml:space="preserve"> готовое меню на месяц, меню на 4 недели, меню на неделю с рецептами.</w:t>
+        <w:t xml:space="preserve">Шпаргалки:</w:t>
+      </w:r>
+      <w:r>
+        <w:rPr>
+          <w:rFonts w:ascii="Arial" w:cs="Arial" w:eastAsia="Arial" w:hAnsi="Arial"/>
+        </w:rPr>
+        <w:t xml:space="preserve"> бюджетное меню на неделю, список продуктов на неделю, недорогие полезные продукты.</w:t>
       </w:r>
     </w:p>
     <w:p>
@@ -4508,7 +4174,7 @@
         <w:rPr>
           <w:rFonts w:ascii="Arial" w:cs="Arial" w:eastAsia="Arial" w:hAnsi="Arial"/>
         </w:rPr>
-        <w:t xml:space="preserve">Твои 3 шаблона в Canva</w:t>
+        <w:t xml:space="preserve">Формат пинов: карточка с 5 советами</w:t>
       </w:r>
     </w:p>
     <w:p>
@@ -4519,273 +4185,71 @@
         <w:rPr>
           <w:rFonts w:ascii="Arial" w:cs="Arial" w:eastAsia="Arial" w:hAnsi="Arial"/>
         </w:rPr>
-        <w:t xml:space="preserve">Все размером </w:t>
-      </w:r>
-      <w:r>
-        <w:rPr>
-          <w:rFonts w:ascii="Arial" w:cs="Arial" w:eastAsia="Arial" w:hAnsi="Arial"/>
-          <w:b/>
-          <w:bCs/>
-        </w:rPr>
-        <w:t xml:space="preserve">1000 × 1500</w:t>
-      </w:r>
-      <w:r>
-        <w:rPr>
-          <w:rFonts w:ascii="Arial" w:cs="Arial" w:eastAsia="Arial" w:hAnsi="Arial"/>
-        </w:rPr>
-        <w:t xml:space="preserve"> («Пин Pinterest» в Canva). Сделай каждый шаблон один раз, потом дублируй страницу и меняй фото и текст.</w:t>
-      </w:r>
-    </w:p>
-    <w:tbl>
-      <w:tblPr>
-        <w:tblW w:type="dxa" w:w="9638"/>
-        <w:tblBorders>
-          <w:top w:val="single" w:color="auto" w:sz="4"/>
-          <w:left w:val="single" w:color="auto" w:sz="4"/>
-          <w:bottom w:val="single" w:color="auto" w:sz="4"/>
-          <w:right w:val="single" w:color="auto" w:sz="4"/>
-          <w:insideH w:val="single" w:color="auto" w:sz="4"/>
-          <w:insideV w:val="single" w:color="auto" w:sz="4"/>
-        </w:tblBorders>
-      </w:tblPr>
-      <w:tblGrid>
-        <w:gridCol w:w="2400"/>
-        <w:gridCol w:w="7238"/>
-      </w:tblGrid>
-      <w:tr>
-        <w:trPr>
-          <w:tblHeader/>
-        </w:trPr>
-        <w:tc>
-          <w:tcPr>
-            <w:tcW w:type="dxa" w:w="2400"/>
-            <w:shd w:fill="A94F34" w:color="auto" w:val="clear"/>
-            <w:tcMar>
-              <w:top w:type="dxa" w:w="80"/>
-              <w:left w:type="dxa" w:w="110"/>
-              <w:bottom w:type="dxa" w:w="80"/>
-              <w:right w:type="dxa" w:w="110"/>
-            </w:tcMar>
-          </w:tcPr>
-          <w:p>
-            <w:pPr>
-              <w:spacing w:after="40"/>
-            </w:pPr>
-            <w:r>
-              <w:rPr>
-                <w:rFonts w:ascii="Arial" w:cs="Arial" w:eastAsia="Arial" w:hAnsi="Arial"/>
-                <w:b/>
-                <w:bCs/>
-                <w:color w:val="FFFFFF"/>
-                <w:sz w:val="19"/>
-                <w:szCs w:val="19"/>
-              </w:rPr>
-              <w:t xml:space="preserve">Шаблон</w:t>
-            </w:r>
-          </w:p>
-        </w:tc>
-        <w:tc>
-          <w:tcPr>
-            <w:tcW w:type="dxa" w:w="7238"/>
-            <w:shd w:fill="A94F34" w:color="auto" w:val="clear"/>
-            <w:tcMar>
-              <w:top w:type="dxa" w:w="80"/>
-              <w:left w:type="dxa" w:w="110"/>
-              <w:bottom w:type="dxa" w:w="80"/>
-              <w:right w:type="dxa" w:w="110"/>
-            </w:tcMar>
-          </w:tcPr>
-          <w:p>
-            <w:pPr>
-              <w:spacing w:after="40"/>
-            </w:pPr>
-            <w:r>
-              <w:rPr>
-                <w:rFonts w:ascii="Arial" w:cs="Arial" w:eastAsia="Arial" w:hAnsi="Arial"/>
-                <w:b/>
-                <w:bCs/>
-                <w:color w:val="FFFFFF"/>
-                <w:sz w:val="19"/>
-                <w:szCs w:val="19"/>
-              </w:rPr>
-              <w:t xml:space="preserve">Как выглядит</w:t>
-            </w:r>
-          </w:p>
-        </w:tc>
-      </w:tr>
-      <w:tr>
-        <w:tc>
-          <w:tcPr>
-            <w:tcW w:type="dxa" w:w="2400"/>
-            <w:tcMar>
-              <w:top w:type="dxa" w:w="80"/>
-              <w:left w:type="dxa" w:w="110"/>
-              <w:bottom w:type="dxa" w:w="80"/>
-              <w:right w:type="dxa" w:w="110"/>
-            </w:tcMar>
-          </w:tcPr>
-          <w:p>
-            <w:pPr>
-              <w:spacing w:after="40"/>
-            </w:pPr>
-            <w:r>
-              <w:rPr>
-                <w:rFonts w:ascii="Arial" w:cs="Arial" w:eastAsia="Arial" w:hAnsi="Arial"/>
-                <w:sz w:val="19"/>
-                <w:szCs w:val="19"/>
-              </w:rPr>
-              <w:t xml:space="preserve">А. «Моя неделя»</w:t>
-            </w:r>
-          </w:p>
-        </w:tc>
-        <w:tc>
-          <w:tcPr>
-            <w:tcW w:type="dxa" w:w="7238"/>
-            <w:tcMar>
-              <w:top w:type="dxa" w:w="80"/>
-              <w:left w:type="dxa" w:w="110"/>
-              <w:bottom w:type="dxa" w:w="80"/>
-              <w:right w:type="dxa" w:w="110"/>
-            </w:tcMar>
-          </w:tcPr>
-          <w:p>
-            <w:pPr>
-              <w:spacing w:after="40"/>
-            </w:pPr>
-            <w:r>
-              <w:rPr>
-                <w:rFonts w:ascii="Arial" w:cs="Arial" w:eastAsia="Arial" w:hAnsi="Arial"/>
-                <w:sz w:val="19"/>
-                <w:szCs w:val="19"/>
-              </w:rPr>
-              <w:t xml:space="preserve">Фото на весь пин (процесс: контейнеры, руки, кухня). Сверху белая плашка со скруглёнными углами, на ней заголовок Lora #A94F34. Внизу рукописная приписка Caveat: «проверено на себе».</w:t>
-            </w:r>
-          </w:p>
-        </w:tc>
-      </w:tr>
-      <w:tr>
-        <w:tc>
-          <w:tcPr>
-            <w:tcW w:type="dxa" w:w="2400"/>
-            <w:tcMar>
-              <w:top w:type="dxa" w:w="80"/>
-              <w:left w:type="dxa" w:w="110"/>
-              <w:bottom w:type="dxa" w:w="80"/>
-              <w:right w:type="dxa" w:w="110"/>
-            </w:tcMar>
-          </w:tcPr>
-          <w:p>
-            <w:pPr>
-              <w:spacing w:after="40"/>
-            </w:pPr>
-            <w:r>
-              <w:rPr>
-                <w:rFonts w:ascii="Arial" w:cs="Arial" w:eastAsia="Arial" w:hAnsi="Arial"/>
-                <w:sz w:val="19"/>
-                <w:szCs w:val="19"/>
-              </w:rPr>
-              <w:t xml:space="preserve">Б. «Мой список»</w:t>
-            </w:r>
-          </w:p>
-        </w:tc>
-        <w:tc>
-          <w:tcPr>
-            <w:tcW w:type="dxa" w:w="7238"/>
-            <w:tcMar>
-              <w:top w:type="dxa" w:w="80"/>
-              <w:left w:type="dxa" w:w="110"/>
-              <w:bottom w:type="dxa" w:w="80"/>
-              <w:right w:type="dxa" w:w="110"/>
-            </w:tcMar>
-          </w:tcPr>
-          <w:p>
-            <w:pPr>
-              <w:spacing w:after="40"/>
-            </w:pPr>
-            <w:r>
-              <w:rPr>
-                <w:rFonts w:ascii="Arial" w:cs="Arial" w:eastAsia="Arial" w:hAnsi="Arial"/>
-                <w:sz w:val="19"/>
-                <w:szCs w:val="19"/>
-              </w:rPr>
-              <w:t xml:space="preserve">Персиковый фон. Сверху заголовок. Ниже список с галочками (Montserrat, #2F4F41). Сбоку маленькое фото продуктов. Внизу: «сохрани и открой в магазине».</w:t>
-            </w:r>
-          </w:p>
-        </w:tc>
-      </w:tr>
-      <w:tr>
-        <w:tc>
-          <w:tcPr>
-            <w:tcW w:type="dxa" w:w="2400"/>
-            <w:tcMar>
-              <w:top w:type="dxa" w:w="80"/>
-              <w:left w:type="dxa" w:w="110"/>
-              <w:bottom w:type="dxa" w:w="80"/>
-              <w:right w:type="dxa" w:w="110"/>
-            </w:tcMar>
-          </w:tcPr>
-          <w:p>
-            <w:pPr>
-              <w:spacing w:after="40"/>
-            </w:pPr>
-            <w:r>
-              <w:rPr>
-                <w:rFonts w:ascii="Arial" w:cs="Arial" w:eastAsia="Arial" w:hAnsi="Arial"/>
-                <w:sz w:val="19"/>
-                <w:szCs w:val="19"/>
-              </w:rPr>
-              <w:t xml:space="preserve">В. «Было / стало»</w:t>
-            </w:r>
-          </w:p>
-        </w:tc>
-        <w:tc>
-          <w:tcPr>
-            <w:tcW w:type="dxa" w:w="7238"/>
-            <w:tcMar>
-              <w:top w:type="dxa" w:w="80"/>
-              <w:left w:type="dxa" w:w="110"/>
-              <w:bottom w:type="dxa" w:w="80"/>
-              <w:right w:type="dxa" w:w="110"/>
-            </w:tcMar>
-          </w:tcPr>
-          <w:p>
-            <w:pPr>
-              <w:spacing w:after="40"/>
-            </w:pPr>
-            <w:r>
-              <w:rPr>
-                <w:rFonts w:ascii="Arial" w:cs="Arial" w:eastAsia="Arial" w:hAnsi="Arial"/>
-                <w:sz w:val="19"/>
-                <w:szCs w:val="19"/>
-              </w:rPr>
-              <w:t xml:space="preserve">Пин делится пополам. Сверху «Без плана» (фото хаоса: пустой холодильник, пакеты), снизу «С планом» (аккуратные контейнеры). Про порядок на кухне, а </w:t>
-            </w:r>
-            <w:r>
-              <w:rPr>
-                <w:rFonts w:ascii="Arial" w:cs="Arial" w:eastAsia="Arial" w:hAnsi="Arial"/>
-                <w:b/>
-                <w:bCs/>
-                <w:sz w:val="19"/>
-                <w:szCs w:val="19"/>
-              </w:rPr>
-              <w:t xml:space="preserve">не про тело</w:t>
-            </w:r>
-            <w:r>
-              <w:rPr>
-                <w:rFonts w:ascii="Arial" w:cs="Arial" w:eastAsia="Arial" w:hAnsi="Arial"/>
-                <w:sz w:val="19"/>
-                <w:szCs w:val="19"/>
-              </w:rPr>
-              <w:t xml:space="preserve">.</w:t>
-            </w:r>
-          </w:p>
-        </w:tc>
-      </w:tr>
-    </w:tbl>
-    <w:p>
-      <w:pPr>
-        <w:spacing w:after="160"/>
-      </w:pPr>
+        <w:t xml:space="preserve">Все пины в одном формате: заголовок и 5 пронумерованных советов от твоего лица. Фото еды не нужно.</w:t>
+      </w:r>
+    </w:p>
+    <w:p>
+      <w:pPr>
+        <w:spacing w:after="60" w:before="120"/>
+        <w:jc w:val="center"/>
+      </w:pPr>
+      <w:r>
+        <w:drawing>
+          <wp:inline distT="0" distB="0" distL="0" distR="0">
+            <wp:extent cx="2476500" cy="3714750"/>
+            <wp:effectExtent t="0" r="0" b="0" l="0"/>
+            <wp:docPr id="1" name="" descr="" title=""/>
+            <wp:cNvGraphicFramePr>
+              <a:graphicFrameLocks xmlns:a="http://schemas.openxmlformats.org/drawingml/2006/main" noChangeAspect="1"/>
+            </wp:cNvGraphicFramePr>
+            <a:graphic xmlns:a="http://schemas.openxmlformats.org/drawingml/2006/main">
+              <a:graphicData uri="http://schemas.openxmlformats.org/drawingml/2006/picture">
+                <pic:pic xmlns:pic="http://schemas.openxmlformats.org/drawingml/2006/picture">
+                  <pic:nvPicPr>
+                    <pic:cNvPr id="0" name="" descr=""/>
+                    <pic:cNvPicPr>
+                      <a:picLocks noChangeAspect="1" noChangeArrowheads="1"/>
+                    </pic:cNvPicPr>
+                  </pic:nvPicPr>
+                  <pic:blipFill>
+                    <a:blip r:embed="rId8" cstate="none"/>
+                    <a:srcRect/>
+                    <a:stretch>
+                      <a:fillRect/>
+                    </a:stretch>
+                  </pic:blipFill>
+                  <pic:spPr bwMode="auto">
+                    <a:xfrm>
+                      <a:off x="0" y="0"/>
+                      <a:ext cx="2476500" cy="3714750"/>
+                    </a:xfrm>
+                    <a:prstGeom prst="rect">
+                      <a:avLst/>
+                    </a:prstGeom>
+                  </pic:spPr>
+                </pic:pic>
+              </a:graphicData>
+            </a:graphic>
+          </wp:inline>
+        </w:drawing>
+      </w:r>
+    </w:p>
+    <w:p>
+      <w:pPr>
+        <w:spacing w:after="120"/>
+        <w:jc w:val="center"/>
+      </w:pPr>
+      <w:r>
+        <w:rPr>
+          <w:rFonts w:ascii="Arial" w:cs="Arial" w:eastAsia="Arial" w:hAnsi="Arial"/>
+          <w:i/>
+          <w:iCs/>
+          <w:color w:val="4F7A66"/>
+          <w:sz w:val="18"/>
+          <w:szCs w:val="18"/>
+        </w:rPr>
+        <w:t xml:space="preserve">Так выглядит твоя карточка (пин №10 из части 5)</w:t>
+      </w:r>
     </w:p>
     <w:p>
       <w:pPr>
@@ -4795,7 +4259,7 @@
         <w:rPr>
           <w:rFonts w:ascii="Arial" w:cs="Arial" w:eastAsia="Arial" w:hAnsi="Arial"/>
         </w:rPr>
-        <w:t xml:space="preserve">Как опубликовать</w:t>
+        <w:t xml:space="preserve">Шаблон карточки в Canva</w:t>
       </w:r>
     </w:p>
     <w:p>
@@ -4811,7 +4275,7 @@
         <w:rPr>
           <w:rFonts w:ascii="Arial" w:cs="Arial" w:eastAsia="Arial" w:hAnsi="Arial"/>
         </w:rPr>
-        <w:t xml:space="preserve">Pinterest → </w:t>
+        <w:t xml:space="preserve">Canva → «Создать дизайн» → </w:t>
       </w:r>
       <w:r>
         <w:rPr>
@@ -4819,27 +4283,13 @@
           <w:b/>
           <w:bCs/>
         </w:rPr>
-        <w:t xml:space="preserve">«+»</w:t>
-      </w:r>
-      <w:r>
-        <w:rPr>
-          <w:rFonts w:ascii="Arial" w:cs="Arial" w:eastAsia="Arial" w:hAnsi="Arial"/>
-        </w:rPr>
-        <w:t xml:space="preserve"> → </w:t>
-      </w:r>
-      <w:r>
-        <w:rPr>
-          <w:rFonts w:ascii="Arial" w:cs="Arial" w:eastAsia="Arial" w:hAnsi="Arial"/>
-          <w:b/>
-          <w:bCs/>
-        </w:rPr>
-        <w:t xml:space="preserve">«Создать пин»</w:t>
-      </w:r>
-      <w:r>
-        <w:rPr>
-          <w:rFonts w:ascii="Arial" w:cs="Arial" w:eastAsia="Arial" w:hAnsi="Arial"/>
-        </w:rPr>
-        <w:t xml:space="preserve"> → загрузить картинку.</w:t>
+        <w:t xml:space="preserve">«Пин Pinterest»</w:t>
+      </w:r>
+      <w:r>
+        <w:rPr>
+          <w:rFonts w:ascii="Arial" w:cs="Arial" w:eastAsia="Arial" w:hAnsi="Arial"/>
+        </w:rPr>
+        <w:t xml:space="preserve"> (1000 × 1500).</w:t>
       </w:r>
     </w:p>
     <w:p>
@@ -4854,30 +4304,22 @@
       <w:r>
         <w:rPr>
           <w:rFonts w:ascii="Arial" w:cs="Arial" w:eastAsia="Arial" w:hAnsi="Arial"/>
+        </w:rPr>
+        <w:t xml:space="preserve">Фон: </w:t>
+      </w:r>
+      <w:r>
+        <w:rPr>
+          <w:rFonts w:ascii="Arial" w:cs="Arial" w:eastAsia="Arial" w:hAnsi="Arial"/>
           <w:b/>
           <w:bCs/>
         </w:rPr>
-        <w:t xml:space="preserve">Название</w:t>
-      </w:r>
-      <w:r>
-        <w:rPr>
-          <w:rFonts w:ascii="Arial" w:cs="Arial" w:eastAsia="Arial" w:hAnsi="Arial"/>
-        </w:rPr>
-        <w:t xml:space="preserve"> и </w:t>
-      </w:r>
-      <w:r>
-        <w:rPr>
-          <w:rFonts w:ascii="Arial" w:cs="Arial" w:eastAsia="Arial" w:hAnsi="Arial"/>
-          <w:b/>
-          <w:bCs/>
-        </w:rPr>
-        <w:t xml:space="preserve">Описание</w:t>
-      </w:r>
-      <w:r>
-        <w:rPr>
-          <w:rFonts w:ascii="Arial" w:cs="Arial" w:eastAsia="Arial" w:hAnsi="Arial"/>
-        </w:rPr>
-        <w:t xml:space="preserve"> из таблицы в части 5.</w:t>
+        <w:t xml:space="preserve">#FBE5D6</w:t>
+      </w:r>
+      <w:r>
+        <w:rPr>
+          <w:rFonts w:ascii="Arial" w:cs="Arial" w:eastAsia="Arial" w:hAnsi="Arial"/>
+        </w:rPr>
+        <w:t xml:space="preserve"> (персиковый).</w:t>
       </w:r>
     </w:p>
     <w:p>
@@ -4895,13 +4337,27 @@
           <w:b/>
           <w:bCs/>
         </w:rPr>
-        <w:t xml:space="preserve">Ссылка:</w:t>
-      </w:r>
-      <w:r>
-        <w:rPr>
-          <w:rFonts w:ascii="Arial" w:cs="Arial" w:eastAsia="Arial" w:hAnsi="Arial"/>
-        </w:rPr>
-        <w:t xml:space="preserve"> https://menu-gamma-navy-77.vercel.app/?utm_source=pinterest&amp;utm_medium=dasha</w:t>
+        <w:t xml:space="preserve">Метка</w:t>
+      </w:r>
+      <w:r>
+        <w:rPr>
+          <w:rFonts w:ascii="Arial" w:cs="Arial" w:eastAsia="Arial" w:hAnsi="Arial"/>
+        </w:rPr>
+        <w:t xml:space="preserve"> вверху слева: белый прямоугольник со скруглёнными углами, внутри слово капсом, например «ЗАГОТОВКИ». Шрифт Inter или Montserrat, цвет </w:t>
+      </w:r>
+      <w:r>
+        <w:rPr>
+          <w:rFonts w:ascii="Arial" w:cs="Arial" w:eastAsia="Arial" w:hAnsi="Arial"/>
+          <w:b/>
+          <w:bCs/>
+        </w:rPr>
+        <w:t xml:space="preserve">#4F7A66</w:t>
+      </w:r>
+      <w:r>
+        <w:rPr>
+          <w:rFonts w:ascii="Arial" w:cs="Arial" w:eastAsia="Arial" w:hAnsi="Arial"/>
+        </w:rPr>
+        <w:t xml:space="preserve">.</w:t>
       </w:r>
     </w:p>
     <w:p>
@@ -4919,13 +4375,27 @@
           <w:b/>
           <w:bCs/>
         </w:rPr>
-        <w:t xml:space="preserve">Доска:</w:t>
-      </w:r>
-      <w:r>
-        <w:rPr>
-          <w:rFonts w:ascii="Arial" w:cs="Arial" w:eastAsia="Arial" w:hAnsi="Arial"/>
-        </w:rPr>
-        <w:t xml:space="preserve"> из таблицы.</w:t>
+        <w:t xml:space="preserve">Заголовок</w:t>
+      </w:r>
+      <w:r>
+        <w:rPr>
+          <w:rFonts w:ascii="Arial" w:cs="Arial" w:eastAsia="Arial" w:hAnsi="Arial"/>
+        </w:rPr>
+        <w:t xml:space="preserve"> под меткой: Playfair Display, жирный, крупно (примерно 80), цвет </w:t>
+      </w:r>
+      <w:r>
+        <w:rPr>
+          <w:rFonts w:ascii="Arial" w:cs="Arial" w:eastAsia="Arial" w:hAnsi="Arial"/>
+          <w:b/>
+          <w:bCs/>
+        </w:rPr>
+        <w:t xml:space="preserve">#A94F34</w:t>
+      </w:r>
+      <w:r>
+        <w:rPr>
+          <w:rFonts w:ascii="Arial" w:cs="Arial" w:eastAsia="Arial" w:hAnsi="Arial"/>
+        </w:rPr>
+        <w:t xml:space="preserve"> (тёмная терракота). 2–3 строки.</w:t>
       </w:r>
     </w:p>
     <w:p>
@@ -4943,13 +4413,27 @@
           <w:b/>
           <w:bCs/>
         </w:rPr>
-        <w:t xml:space="preserve">Отмеченные темы:</w:t>
-      </w:r>
-      <w:r>
-        <w:rPr>
-          <w:rFonts w:ascii="Arial" w:cs="Arial" w:eastAsia="Arial" w:hAnsi="Arial"/>
-        </w:rPr>
-        <w:t xml:space="preserve"> 3–5 подсказок (заготовки, ужин, семья, обед…).</w:t>
+        <w:t xml:space="preserve">5 пунктов</w:t>
+      </w:r>
+      <w:r>
+        <w:rPr>
+          <w:rFonts w:ascii="Arial" w:cs="Arial" w:eastAsia="Arial" w:hAnsi="Arial"/>
+        </w:rPr>
+        <w:t xml:space="preserve"> под заголовком. Слева круг </w:t>
+      </w:r>
+      <w:r>
+        <w:rPr>
+          <w:rFonts w:ascii="Arial" w:cs="Arial" w:eastAsia="Arial" w:hAnsi="Arial"/>
+          <w:b/>
+          <w:bCs/>
+        </w:rPr>
+        <w:t xml:space="preserve">#C9694A</w:t>
+      </w:r>
+      <w:r>
+        <w:rPr>
+          <w:rFonts w:ascii="Arial" w:cs="Arial" w:eastAsia="Arial" w:hAnsi="Arial"/>
+        </w:rPr>
+        <w:t xml:space="preserve"> с белой цифрой (Playfair Display). Справа белый прямоугольник со скруглёнными углами. В нём жирная строка (Inter, цвет #2F4F41) и под ней пояснение помельче (Inter, цвет #4F7A66).</w:t>
       </w:r>
     </w:p>
     <w:p>
@@ -4967,13 +4451,27 @@
           <w:b/>
           <w:bCs/>
         </w:rPr>
-        <w:t xml:space="preserve">Дополнительные параметры → Замещающий текст:</w:t>
-      </w:r>
-      <w:r>
-        <w:rPr>
-          <w:rFonts w:ascii="Arial" w:cs="Arial" w:eastAsia="Arial" w:hAnsi="Arial"/>
-        </w:rPr>
-        <w:t xml:space="preserve"> что на фото.</w:t>
+        <w:t xml:space="preserve">Рукописная фраза</w:t>
+      </w:r>
+      <w:r>
+        <w:rPr>
+          <w:rFonts w:ascii="Arial" w:cs="Arial" w:eastAsia="Arial" w:hAnsi="Arial"/>
+        </w:rPr>
+        <w:t xml:space="preserve"> внизу: шрифт Caveat, цвет </w:t>
+      </w:r>
+      <w:r>
+        <w:rPr>
+          <w:rFonts w:ascii="Arial" w:cs="Arial" w:eastAsia="Arial" w:hAnsi="Arial"/>
+          <w:b/>
+          <w:bCs/>
+        </w:rPr>
+        <w:t xml:space="preserve">#4F7A66</w:t>
+      </w:r>
+      <w:r>
+        <w:rPr>
+          <w:rFonts w:ascii="Arial" w:cs="Arial" w:eastAsia="Arial" w:hAnsi="Arial"/>
+        </w:rPr>
+        <w:t xml:space="preserve">. Например «сохраните на воскресенье».</w:t>
       </w:r>
     </w:p>
     <w:p>
@@ -4991,13 +4489,13 @@
           <w:b/>
           <w:bCs/>
         </w:rPr>
-        <w:t xml:space="preserve">«Опубликовать»</w:t>
-      </w:r>
-      <w:r>
-        <w:rPr>
-          <w:rFonts w:ascii="Arial" w:cs="Arial" w:eastAsia="Arial" w:hAnsi="Arial"/>
-        </w:rPr>
-        <w:t xml:space="preserve"> или </w:t>
+        <w:t xml:space="preserve">Подпись</w:t>
+      </w:r>
+      <w:r>
+        <w:rPr>
+          <w:rFonts w:ascii="Arial" w:cs="Arial" w:eastAsia="Arial" w:hAnsi="Arial"/>
+        </w:rPr>
+        <w:t xml:space="preserve"> в самом низу: тонкая линия </w:t>
       </w:r>
       <w:r>
         <w:rPr>
@@ -5005,35 +4503,13 @@
           <w:b/>
           <w:bCs/>
         </w:rPr>
-        <w:t xml:space="preserve">«Опубликовать позже»</w:t>
-      </w:r>
-      <w:r>
-        <w:rPr>
-          <w:rFonts w:ascii="Arial" w:cs="Arial" w:eastAsia="Arial" w:hAnsi="Arial"/>
-        </w:rPr>
-        <w:t xml:space="preserve"> с датой.</w:t>
-      </w:r>
-    </w:p>
-    <w:p>
-      <w:pPr>
-        <w:pStyle w:val="Heading2"/>
-      </w:pPr>
-      <w:r>
-        <w:rPr>
-          <w:rFonts w:ascii="Arial" w:cs="Arial" w:eastAsia="Arial" w:hAnsi="Arial"/>
-        </w:rPr>
-        <w:t xml:space="preserve">Видео: твоё преимущество</w:t>
-      </w:r>
-    </w:p>
-    <w:p>
-      <w:pPr>
-        <w:spacing w:after="120"/>
-      </w:pPr>
-      <w:r>
-        <w:rPr>
-          <w:rFonts w:ascii="Arial" w:cs="Arial" w:eastAsia="Arial" w:hAnsi="Arial"/>
-        </w:rPr>
-        <w:t xml:space="preserve">Тебе проще снимать процесс, чем Насте. Видео-пины Pinterest охотно показывает.</w:t>
+        <w:t xml:space="preserve">#C9694A</w:t>
+      </w:r>
+      <w:r>
+        <w:rPr>
+          <w:rFonts w:ascii="Arial" w:cs="Arial" w:eastAsia="Arial" w:hAnsi="Arial"/>
+        </w:rPr>
+        <w:t xml:space="preserve"> на всю ширину. Под ней слева «Меню на 4 недели» (Playfair Display, #2F4F41), справа «ссылка в профиле» (Inter, #A94F34).</w:t>
       </w:r>
     </w:p>
     <w:p>
@@ -5041,29 +4517,15 @@
         <w:pStyle w:val="ListParagraph"/>
         <w:numPr>
           <w:ilvl w:val="0"/>
-          <w:numId w:val="3"/>
+          <w:numId w:val="7"/>
         </w:numPr>
-        <w:spacing w:after="60"/>
-      </w:pPr>
-      <w:r>
-        <w:rPr>
-          <w:rFonts w:ascii="Arial" w:cs="Arial" w:eastAsia="Arial" w:hAnsi="Arial"/>
-        </w:rPr>
-        <w:t xml:space="preserve">Вертикально, 9:16, </w:t>
-      </w:r>
-      <w:r>
-        <w:rPr>
-          <w:rFonts w:ascii="Arial" w:cs="Arial" w:eastAsia="Arial" w:hAnsi="Arial"/>
-          <w:b/>
-          <w:bCs/>
-        </w:rPr>
-        <w:t xml:space="preserve">6–15 секунд</w:t>
-      </w:r>
-      <w:r>
-        <w:rPr>
-          <w:rFonts w:ascii="Arial" w:cs="Arial" w:eastAsia="Arial" w:hAnsi="Arial"/>
-        </w:rPr>
-        <w:t xml:space="preserve">.</w:t>
+        <w:spacing w:after="80"/>
+      </w:pPr>
+      <w:r>
+        <w:rPr>
+          <w:rFonts w:ascii="Arial" w:cs="Arial" w:eastAsia="Arial" w:hAnsi="Arial"/>
+        </w:rPr>
+        <w:t xml:space="preserve">Готово. Сделай из этого шаблон: для нового пина «Дублировать страницу» и замени тексты.</w:t>
       </w:r>
     </w:p>
     <w:p>
@@ -5071,15 +4533,74 @@
         <w:pStyle w:val="ListParagraph"/>
         <w:numPr>
           <w:ilvl w:val="0"/>
-          <w:numId w:val="3"/>
+          <w:numId w:val="7"/>
         </w:numPr>
-        <w:spacing w:after="60"/>
-      </w:pPr>
-      <w:r>
-        <w:rPr>
-          <w:rFonts w:ascii="Arial" w:cs="Arial" w:eastAsia="Arial" w:hAnsi="Arial"/>
-        </w:rPr>
-        <w:t xml:space="preserve">Идеи: раскладываю заготовку по контейнерам; собираю ужин из заготовок за 20 минут; разбираю пакеты по списку; листаю распечатанное меню.</w:t>
+        <w:spacing w:after="80"/>
+      </w:pPr>
+      <w:r>
+        <w:rPr>
+          <w:rFonts w:ascii="Arial" w:cs="Arial" w:eastAsia="Arial" w:hAnsi="Arial"/>
+        </w:rPr>
+        <w:t xml:space="preserve">Скачать: «Поделиться» → «Скачать» → PNG. Имя файла латиницей через дефис.</w:t>
+      </w:r>
+    </w:p>
+    <w:p>
+      <w:pPr>
+        <w:pBdr>
+          <w:left w:val="single" w:color="C9694A" w:sz="24" w:space="8"/>
+        </w:pBdr>
+        <w:shd w:fill="FBE5D6" w:color="auto" w:val="clear"/>
+        <w:spacing w:after="200" w:before="120"/>
+        <w:ind w:left="200" w:right="200"/>
+      </w:pPr>
+      <w:r>
+        <w:rPr>
+          <w:rFonts w:ascii="Arial" w:cs="Arial" w:eastAsia="Arial" w:hAnsi="Arial"/>
+          <w:b/>
+          <w:bCs/>
+        </w:rPr>
+        <w:t xml:space="preserve">Правила карточки:</w:t>
+      </w:r>
+      <w:r>
+        <w:rPr>
+          <w:rFonts w:ascii="Arial" w:cs="Arial" w:eastAsia="Arial" w:hAnsi="Arial"/>
+        </w:rPr>
+        <w:t xml:space="preserve"> всегда ровно 5 пунктов. Строка пункта не длиннее 30 символов, пояснение не длиннее 40. Цвета и шрифты на всех карточках одни и те же, так аккаунт узнают в ленте.</w:t>
+      </w:r>
+    </w:p>
+    <w:p>
+      <w:pPr>
+        <w:pBdr>
+          <w:left w:val="single" w:color="4F7A66" w:sz="24" w:space="8"/>
+        </w:pBdr>
+        <w:shd w:fill="F7F2E9" w:color="auto" w:val="clear"/>
+        <w:spacing w:after="200" w:before="120"/>
+        <w:ind w:left="200" w:right="200"/>
+      </w:pPr>
+      <w:r>
+        <w:rPr>
+          <w:rFonts w:ascii="Arial" w:cs="Arial" w:eastAsia="Arial" w:hAnsi="Arial"/>
+          <w:b/>
+          <w:bCs/>
+        </w:rPr>
+        <w:t xml:space="preserve">Потом это будет автоматически.</w:t>
+      </w:r>
+      <w:r>
+        <w:rPr>
+          <w:rFonts w:ascii="Arial" w:cs="Arial" w:eastAsia="Arial" w:hAnsi="Arial"/>
+        </w:rPr>
+        <w:t xml:space="preserve"> Когда настроим связку Make и генератор карточек на сайте, такие карточки будут собираться и публиковаться сами. Пока автоматика не запущена, делай их вручную по этому шаблону.</w:t>
+      </w:r>
+    </w:p>
+    <w:p>
+      <w:pPr>
+        <w:pStyle w:val="Heading2"/>
+      </w:pPr>
+      <w:r>
+        <w:rPr>
+          <w:rFonts w:ascii="Arial" w:cs="Arial" w:eastAsia="Arial" w:hAnsi="Arial"/>
+        </w:rPr>
+        <w:t xml:space="preserve">Как опубликовать</w:t>
       </w:r>
     </w:p>
     <w:p>
@@ -5087,15 +4608,43 @@
         <w:pStyle w:val="ListParagraph"/>
         <w:numPr>
           <w:ilvl w:val="0"/>
-          <w:numId w:val="3"/>
+          <w:numId w:val="8"/>
         </w:numPr>
-        <w:spacing w:after="60"/>
-      </w:pPr>
-      <w:r>
-        <w:rPr>
-          <w:rFonts w:ascii="Arial" w:cs="Arial" w:eastAsia="Arial" w:hAnsi="Arial"/>
-        </w:rPr>
-        <w:t xml:space="preserve">Сверху крупный текст на весь ролик: «Собираю ужин из заготовок за 20 минут».</w:t>
+        <w:spacing w:after="80"/>
+      </w:pPr>
+      <w:r>
+        <w:rPr>
+          <w:rFonts w:ascii="Arial" w:cs="Arial" w:eastAsia="Arial" w:hAnsi="Arial"/>
+        </w:rPr>
+        <w:t xml:space="preserve">Pinterest → </w:t>
+      </w:r>
+      <w:r>
+        <w:rPr>
+          <w:rFonts w:ascii="Arial" w:cs="Arial" w:eastAsia="Arial" w:hAnsi="Arial"/>
+          <w:b/>
+          <w:bCs/>
+        </w:rPr>
+        <w:t xml:space="preserve">«+»</w:t>
+      </w:r>
+      <w:r>
+        <w:rPr>
+          <w:rFonts w:ascii="Arial" w:cs="Arial" w:eastAsia="Arial" w:hAnsi="Arial"/>
+        </w:rPr>
+        <w:t xml:space="preserve"> → </w:t>
+      </w:r>
+      <w:r>
+        <w:rPr>
+          <w:rFonts w:ascii="Arial" w:cs="Arial" w:eastAsia="Arial" w:hAnsi="Arial"/>
+          <w:b/>
+          <w:bCs/>
+        </w:rPr>
+        <w:t xml:space="preserve">«Создать пин»</w:t>
+      </w:r>
+      <w:r>
+        <w:rPr>
+          <w:rFonts w:ascii="Arial" w:cs="Arial" w:eastAsia="Arial" w:hAnsi="Arial"/>
+        </w:rPr>
+        <w:t xml:space="preserve"> → загрузить картинку.</w:t>
       </w:r>
     </w:p>
     <w:p>
@@ -5103,15 +4652,171 @@
         <w:pStyle w:val="ListParagraph"/>
         <w:numPr>
           <w:ilvl w:val="0"/>
-          <w:numId w:val="3"/>
+          <w:numId w:val="8"/>
         </w:numPr>
-        <w:spacing w:after="60"/>
-      </w:pPr>
-      <w:r>
-        <w:rPr>
-          <w:rFonts w:ascii="Arial" w:cs="Arial" w:eastAsia="Arial" w:hAnsi="Arial"/>
-        </w:rPr>
-        <w:t xml:space="preserve">Снимай на телефон у окна. Музыку можно добавить в Canva или CapCut.</w:t>
+        <w:spacing w:after="80"/>
+      </w:pPr>
+      <w:r>
+        <w:rPr>
+          <w:rFonts w:ascii="Arial" w:cs="Arial" w:eastAsia="Arial" w:hAnsi="Arial"/>
+          <w:b/>
+          <w:bCs/>
+        </w:rPr>
+        <w:t xml:space="preserve">Название</w:t>
+      </w:r>
+      <w:r>
+        <w:rPr>
+          <w:rFonts w:ascii="Arial" w:cs="Arial" w:eastAsia="Arial" w:hAnsi="Arial"/>
+        </w:rPr>
+        <w:t xml:space="preserve"> и </w:t>
+      </w:r>
+      <w:r>
+        <w:rPr>
+          <w:rFonts w:ascii="Arial" w:cs="Arial" w:eastAsia="Arial" w:hAnsi="Arial"/>
+          <w:b/>
+          <w:bCs/>
+        </w:rPr>
+        <w:t xml:space="preserve">Описание</w:t>
+      </w:r>
+      <w:r>
+        <w:rPr>
+          <w:rFonts w:ascii="Arial" w:cs="Arial" w:eastAsia="Arial" w:hAnsi="Arial"/>
+        </w:rPr>
+        <w:t xml:space="preserve"> из таблицы в части 5.</w:t>
+      </w:r>
+    </w:p>
+    <w:p>
+      <w:pPr>
+        <w:pStyle w:val="ListParagraph"/>
+        <w:numPr>
+          <w:ilvl w:val="0"/>
+          <w:numId w:val="8"/>
+        </w:numPr>
+        <w:spacing w:after="80"/>
+      </w:pPr>
+      <w:r>
+        <w:rPr>
+          <w:rFonts w:ascii="Arial" w:cs="Arial" w:eastAsia="Arial" w:hAnsi="Arial"/>
+          <w:b/>
+          <w:bCs/>
+        </w:rPr>
+        <w:t xml:space="preserve">Ссылка:</w:t>
+      </w:r>
+      <w:r>
+        <w:rPr>
+          <w:rFonts w:ascii="Arial" w:cs="Arial" w:eastAsia="Arial" w:hAnsi="Arial"/>
+        </w:rPr>
+        <w:t xml:space="preserve"> https://menu-gamma-navy-77.vercel.app/?utm_source=pinterest&amp;utm_medium=dasha</w:t>
+      </w:r>
+    </w:p>
+    <w:p>
+      <w:pPr>
+        <w:pStyle w:val="ListParagraph"/>
+        <w:numPr>
+          <w:ilvl w:val="0"/>
+          <w:numId w:val="8"/>
+        </w:numPr>
+        <w:spacing w:after="80"/>
+      </w:pPr>
+      <w:r>
+        <w:rPr>
+          <w:rFonts w:ascii="Arial" w:cs="Arial" w:eastAsia="Arial" w:hAnsi="Arial"/>
+          <w:b/>
+          <w:bCs/>
+        </w:rPr>
+        <w:t xml:space="preserve">Доска:</w:t>
+      </w:r>
+      <w:r>
+        <w:rPr>
+          <w:rFonts w:ascii="Arial" w:cs="Arial" w:eastAsia="Arial" w:hAnsi="Arial"/>
+        </w:rPr>
+        <w:t xml:space="preserve"> из таблицы.</w:t>
+      </w:r>
+    </w:p>
+    <w:p>
+      <w:pPr>
+        <w:pStyle w:val="ListParagraph"/>
+        <w:numPr>
+          <w:ilvl w:val="0"/>
+          <w:numId w:val="8"/>
+        </w:numPr>
+        <w:spacing w:after="80"/>
+      </w:pPr>
+      <w:r>
+        <w:rPr>
+          <w:rFonts w:ascii="Arial" w:cs="Arial" w:eastAsia="Arial" w:hAnsi="Arial"/>
+          <w:b/>
+          <w:bCs/>
+        </w:rPr>
+        <w:t xml:space="preserve">Отмеченные темы:</w:t>
+      </w:r>
+      <w:r>
+        <w:rPr>
+          <w:rFonts w:ascii="Arial" w:cs="Arial" w:eastAsia="Arial" w:hAnsi="Arial"/>
+        </w:rPr>
+        <w:t xml:space="preserve"> 3–5 подсказок (заготовки, ужин, семья, обед…).</w:t>
+      </w:r>
+    </w:p>
+    <w:p>
+      <w:pPr>
+        <w:pStyle w:val="ListParagraph"/>
+        <w:numPr>
+          <w:ilvl w:val="0"/>
+          <w:numId w:val="8"/>
+        </w:numPr>
+        <w:spacing w:after="80"/>
+      </w:pPr>
+      <w:r>
+        <w:rPr>
+          <w:rFonts w:ascii="Arial" w:cs="Arial" w:eastAsia="Arial" w:hAnsi="Arial"/>
+          <w:b/>
+          <w:bCs/>
+        </w:rPr>
+        <w:t xml:space="preserve">Дополнительные параметры → Замещающий текст:</w:t>
+      </w:r>
+      <w:r>
+        <w:rPr>
+          <w:rFonts w:ascii="Arial" w:cs="Arial" w:eastAsia="Arial" w:hAnsi="Arial"/>
+        </w:rPr>
+        <w:t xml:space="preserve"> что на карточке.</w:t>
+      </w:r>
+    </w:p>
+    <w:p>
+      <w:pPr>
+        <w:pStyle w:val="ListParagraph"/>
+        <w:numPr>
+          <w:ilvl w:val="0"/>
+          <w:numId w:val="8"/>
+        </w:numPr>
+        <w:spacing w:after="80"/>
+      </w:pPr>
+      <w:r>
+        <w:rPr>
+          <w:rFonts w:ascii="Arial" w:cs="Arial" w:eastAsia="Arial" w:hAnsi="Arial"/>
+          <w:b/>
+          <w:bCs/>
+        </w:rPr>
+        <w:t xml:space="preserve">«Опубликовать»</w:t>
+      </w:r>
+      <w:r>
+        <w:rPr>
+          <w:rFonts w:ascii="Arial" w:cs="Arial" w:eastAsia="Arial" w:hAnsi="Arial"/>
+        </w:rPr>
+        <w:t xml:space="preserve"> или </w:t>
+      </w:r>
+      <w:r>
+        <w:rPr>
+          <w:rFonts w:ascii="Arial" w:cs="Arial" w:eastAsia="Arial" w:hAnsi="Arial"/>
+          <w:b/>
+          <w:bCs/>
+        </w:rPr>
+        <w:t xml:space="preserve">«Опубликовать позже»</w:t>
+      </w:r>
+      <w:r>
+        <w:rPr>
+          <w:rFonts w:ascii="Arial" w:cs="Arial" w:eastAsia="Arial" w:hAnsi="Arial"/>
+        </w:rPr>
+        <w:t xml:space="preserve"> с датой.</w:t>
       </w:r>
     </w:p>
     <w:p>
@@ -5134,7 +4839,21 @@
         <w:rPr>
           <w:rFonts w:ascii="Arial" w:cs="Arial" w:eastAsia="Arial" w:hAnsi="Arial"/>
         </w:rPr>
-        <w:t xml:space="preserve">Название = текст на картинке. Ссылка у всех с меткой: https://menu-gamma-navy-77.vercel.app/?utm_source=pinterest&amp;utm_medium=dasha</w:t>
+        <w:t xml:space="preserve">В левой колонке всё, что пишется </w:t>
+      </w:r>
+      <w:r>
+        <w:rPr>
+          <w:rFonts w:ascii="Arial" w:cs="Arial" w:eastAsia="Arial" w:hAnsi="Arial"/>
+          <w:b/>
+          <w:bCs/>
+        </w:rPr>
+        <w:t xml:space="preserve">на карточке</w:t>
+      </w:r>
+      <w:r>
+        <w:rPr>
+          <w:rFonts w:ascii="Arial" w:cs="Arial" w:eastAsia="Arial" w:hAnsi="Arial"/>
+        </w:rPr>
+        <w:t xml:space="preserve">. Заголовок карточки вставляй и в поле «Название». Ссылка у всех с меткой: https://menu-gamma-navy-77.vercel.app/?utm_source=pinterest&amp;utm_medium=dasha</w:t>
       </w:r>
     </w:p>
     <w:tbl>
@@ -5151,9 +4870,9 @@
       </w:tblPr>
       <w:tblGrid>
         <w:gridCol w:w="450"/>
-        <w:gridCol w:w="2700"/>
-        <w:gridCol w:w="4288"/>
-        <w:gridCol w:w="2200"/>
+        <w:gridCol w:w="4500"/>
+        <w:gridCol w:w="3088"/>
+        <w:gridCol w:w="1600"/>
       </w:tblGrid>
       <w:tr>
         <w:trPr>
@@ -5189,7 +4908,7 @@
         </w:tc>
         <w:tc>
           <w:tcPr>
-            <w:tcW w:type="dxa" w:w="2700"/>
+            <w:tcW w:type="dxa" w:w="4500"/>
             <w:shd w:fill="A94F34" w:color="auto" w:val="clear"/>
             <w:tcMar>
               <w:top w:type="dxa" w:w="80"/>
@@ -5211,13 +4930,13 @@
                 <w:sz w:val="19"/>
                 <w:szCs w:val="19"/>
               </w:rPr>
-              <w:t xml:space="preserve">Название (шаблон)</w:t>
-            </w:r>
-          </w:p>
-        </w:tc>
-        <w:tc>
-          <w:tcPr>
-            <w:tcW w:type="dxa" w:w="4288"/>
+              <w:t xml:space="preserve">Что написать на карточке</w:t>
+            </w:r>
+          </w:p>
+        </w:tc>
+        <w:tc>
+          <w:tcPr>
+            <w:tcW w:type="dxa" w:w="3088"/>
             <w:shd w:fill="A94F34" w:color="auto" w:val="clear"/>
             <w:tcMar>
               <w:top w:type="dxa" w:w="80"/>
@@ -5239,13 +4958,13 @@
                 <w:sz w:val="19"/>
                 <w:szCs w:val="19"/>
               </w:rPr>
-              <w:t xml:space="preserve">Описание</w:t>
-            </w:r>
-          </w:p>
-        </w:tc>
-        <w:tc>
-          <w:tcPr>
-            <w:tcW w:type="dxa" w:w="2200"/>
+              <w:t xml:space="preserve">Описание пина (поле «Описание»)</w:t>
+            </w:r>
+          </w:p>
+        </w:tc>
+        <w:tc>
+          <w:tcPr>
+            <w:tcW w:type="dxa" w:w="1600"/>
             <w:shd w:fill="A94F34" w:color="auto" w:val="clear"/>
             <w:tcMar>
               <w:top w:type="dxa" w:w="80"/>
@@ -5299,73 +5018,284 @@
         </w:tc>
         <w:tc>
           <w:tcPr>
-            <w:tcW w:type="dxa" w:w="2700"/>
-            <w:tcMar>
-              <w:top w:type="dxa" w:w="80"/>
-              <w:left w:type="dxa" w:w="110"/>
-              <w:bottom w:type="dxa" w:w="80"/>
-              <w:right w:type="dxa" w:w="110"/>
-            </w:tcMar>
-          </w:tcPr>
-          <w:p>
-            <w:pPr>
-              <w:spacing w:after="40"/>
-            </w:pPr>
-            <w:r>
-              <w:rPr>
-                <w:rFonts w:ascii="Arial" w:cs="Arial" w:eastAsia="Arial" w:hAnsi="Arial"/>
-                <w:sz w:val="19"/>
-                <w:szCs w:val="19"/>
-              </w:rPr>
-              <w:t xml:space="preserve">Моя воскресная заготовка на неделю (А)</w:t>
-            </w:r>
-          </w:p>
-        </w:tc>
-        <w:tc>
-          <w:tcPr>
-            <w:tcW w:type="dxa" w:w="4288"/>
-            <w:tcMar>
-              <w:top w:type="dxa" w:w="80"/>
-              <w:left w:type="dxa" w:w="110"/>
-              <w:bottom w:type="dxa" w:w="80"/>
-              <w:right w:type="dxa" w:w="110"/>
-            </w:tcMar>
-          </w:tcPr>
-          <w:p>
-            <w:pPr>
-              <w:spacing w:after="40"/>
-            </w:pPr>
-            <w:r>
-              <w:rPr>
-                <w:rFonts w:ascii="Arial" w:cs="Arial" w:eastAsia="Arial" w:hAnsi="Arial"/>
-                <w:sz w:val="19"/>
-                <w:szCs w:val="19"/>
-              </w:rPr>
-              <w:t xml:space="preserve">Что я заготавливаю за 2 часа в воскресенье: гречка, курица, яйца, нарезанные овощи. В будни ужин собирается за 20 минут. Сохрани на выходные.</w:t>
-            </w:r>
-          </w:p>
-        </w:tc>
-        <w:tc>
-          <w:tcPr>
-            <w:tcW w:type="dxa" w:w="2200"/>
-            <w:tcMar>
-              <w:top w:type="dxa" w:w="80"/>
-              <w:left w:type="dxa" w:w="110"/>
-              <w:bottom w:type="dxa" w:w="80"/>
-              <w:right w:type="dxa" w:w="110"/>
-            </w:tcMar>
-          </w:tcPr>
-          <w:p>
-            <w:pPr>
-              <w:spacing w:after="40"/>
-            </w:pPr>
-            <w:r>
-              <w:rPr>
-                <w:rFonts w:ascii="Arial" w:cs="Arial" w:eastAsia="Arial" w:hAnsi="Arial"/>
-                <w:sz w:val="19"/>
-                <w:szCs w:val="19"/>
-              </w:rPr>
-              <w:t xml:space="preserve">Заготовки на неделю за выходные</w:t>
+            <w:tcW w:type="dxa" w:w="4500"/>
+            <w:tcMar>
+              <w:top w:type="dxa" w:w="80"/>
+              <w:left w:type="dxa" w:w="110"/>
+              <w:bottom w:type="dxa" w:w="80"/>
+              <w:right w:type="dxa" w:w="110"/>
+            </w:tcMar>
+          </w:tcPr>
+          <w:p>
+            <w:pPr>
+              <w:spacing w:after="40"/>
+            </w:pPr>
+            <w:r>
+              <w:rPr>
+                <w:rFonts w:ascii="Arial" w:cs="Arial" w:eastAsia="Arial" w:hAnsi="Arial"/>
+                <w:b/>
+                <w:bCs/>
+                <w:sz w:val="19"/>
+                <w:szCs w:val="19"/>
+              </w:rPr>
+              <w:t xml:space="preserve">Метка:</w:t>
+            </w:r>
+            <w:r>
+              <w:rPr>
+                <w:rFonts w:ascii="Arial" w:cs="Arial" w:eastAsia="Arial" w:hAnsi="Arial"/>
+                <w:sz w:val="19"/>
+                <w:szCs w:val="19"/>
+              </w:rPr>
+              <w:t xml:space="preserve"> моё меню</w:t>
+            </w:r>
+          </w:p>
+          <w:p>
+            <w:pPr>
+              <w:spacing w:after="40"/>
+            </w:pPr>
+            <w:r>
+              <w:rPr>
+                <w:rFonts w:ascii="Arial" w:cs="Arial" w:eastAsia="Arial" w:hAnsi="Arial"/>
+                <w:b/>
+                <w:bCs/>
+                <w:sz w:val="19"/>
+                <w:szCs w:val="19"/>
+              </w:rPr>
+              <w:t xml:space="preserve">Заголовок:</w:t>
+            </w:r>
+            <w:r>
+              <w:rPr>
+                <w:rFonts w:ascii="Arial" w:cs="Arial" w:eastAsia="Arial" w:hAnsi="Arial"/>
+                <w:sz w:val="19"/>
+                <w:szCs w:val="19"/>
+              </w:rPr>
+              <w:t xml:space="preserve"> Как я планирую меню на неделю: 5 шагов</w:t>
+            </w:r>
+          </w:p>
+          <w:p>
+            <w:pPr>
+              <w:spacing w:after="40"/>
+            </w:pPr>
+            <w:r>
+              <w:rPr>
+                <w:rFonts w:ascii="Arial" w:cs="Arial" w:eastAsia="Arial" w:hAnsi="Arial"/>
+                <w:sz w:val="19"/>
+                <w:szCs w:val="19"/>
+              </w:rPr>
+              <w:t xml:space="preserve">1. </w:t>
+            </w:r>
+            <w:r>
+              <w:rPr>
+                <w:rFonts w:ascii="Arial" w:cs="Arial" w:eastAsia="Arial" w:hAnsi="Arial"/>
+                <w:b/>
+                <w:bCs/>
+                <w:sz w:val="19"/>
+                <w:szCs w:val="19"/>
+              </w:rPr>
+              <w:t xml:space="preserve">Смотрю на свою неделю</w:t>
+            </w:r>
+            <w:r>
+              <w:rPr>
+                <w:rFonts w:ascii="Arial" w:cs="Arial" w:eastAsia="Arial" w:hAnsi="Arial"/>
+                <w:sz w:val="19"/>
+                <w:szCs w:val="19"/>
+              </w:rPr>
+              <w:t xml:space="preserve"> — Где поздние вечера и гости</w:t>
+            </w:r>
+          </w:p>
+          <w:p>
+            <w:pPr>
+              <w:spacing w:after="40"/>
+            </w:pPr>
+            <w:r>
+              <w:rPr>
+                <w:rFonts w:ascii="Arial" w:cs="Arial" w:eastAsia="Arial" w:hAnsi="Arial"/>
+                <w:sz w:val="19"/>
+                <w:szCs w:val="19"/>
+              </w:rPr>
+              <w:t xml:space="preserve">2. </w:t>
+            </w:r>
+            <w:r>
+              <w:rPr>
+                <w:rFonts w:ascii="Arial" w:cs="Arial" w:eastAsia="Arial" w:hAnsi="Arial"/>
+                <w:b/>
+                <w:bCs/>
+                <w:sz w:val="19"/>
+                <w:szCs w:val="19"/>
+              </w:rPr>
+              <w:t xml:space="preserve">Выбираю 2 основы</w:t>
+            </w:r>
+            <w:r>
+              <w:rPr>
+                <w:rFonts w:ascii="Arial" w:cs="Arial" w:eastAsia="Arial" w:hAnsi="Arial"/>
+                <w:sz w:val="19"/>
+                <w:szCs w:val="19"/>
+              </w:rPr>
+              <w:t xml:space="preserve"> — Крупа и белок на несколько дней</w:t>
+            </w:r>
+          </w:p>
+          <w:p>
+            <w:pPr>
+              <w:spacing w:after="40"/>
+            </w:pPr>
+            <w:r>
+              <w:rPr>
+                <w:rFonts w:ascii="Arial" w:cs="Arial" w:eastAsia="Arial" w:hAnsi="Arial"/>
+                <w:sz w:val="19"/>
+                <w:szCs w:val="19"/>
+              </w:rPr>
+              <w:t xml:space="preserve">3. </w:t>
+            </w:r>
+            <w:r>
+              <w:rPr>
+                <w:rFonts w:ascii="Arial" w:cs="Arial" w:eastAsia="Arial" w:hAnsi="Arial"/>
+                <w:b/>
+                <w:bCs/>
+                <w:sz w:val="19"/>
+                <w:szCs w:val="19"/>
+              </w:rPr>
+              <w:t xml:space="preserve">Добавляю 4 ужина</w:t>
+            </w:r>
+            <w:r>
+              <w:rPr>
+                <w:rFonts w:ascii="Arial" w:cs="Arial" w:eastAsia="Arial" w:hAnsi="Arial"/>
+                <w:sz w:val="19"/>
+                <w:szCs w:val="19"/>
+              </w:rPr>
+              <w:t xml:space="preserve"> — Остальное — повторы</w:t>
+            </w:r>
+          </w:p>
+          <w:p>
+            <w:pPr>
+              <w:spacing w:after="40"/>
+            </w:pPr>
+            <w:r>
+              <w:rPr>
+                <w:rFonts w:ascii="Arial" w:cs="Arial" w:eastAsia="Arial" w:hAnsi="Arial"/>
+                <w:sz w:val="19"/>
+                <w:szCs w:val="19"/>
+              </w:rPr>
+              <w:t xml:space="preserve">4. </w:t>
+            </w:r>
+            <w:r>
+              <w:rPr>
+                <w:rFonts w:ascii="Arial" w:cs="Arial" w:eastAsia="Arial" w:hAnsi="Arial"/>
+                <w:b/>
+                <w:bCs/>
+                <w:sz w:val="19"/>
+                <w:szCs w:val="19"/>
+              </w:rPr>
+              <w:t xml:space="preserve">Пишу список покупок</w:t>
+            </w:r>
+            <w:r>
+              <w:rPr>
+                <w:rFonts w:ascii="Arial" w:cs="Arial" w:eastAsia="Arial" w:hAnsi="Arial"/>
+                <w:sz w:val="19"/>
+                <w:szCs w:val="19"/>
+              </w:rPr>
+              <w:t xml:space="preserve"> — Сразу по отделам</w:t>
+            </w:r>
+          </w:p>
+          <w:p>
+            <w:pPr>
+              <w:spacing w:after="40"/>
+            </w:pPr>
+            <w:r>
+              <w:rPr>
+                <w:rFonts w:ascii="Arial" w:cs="Arial" w:eastAsia="Arial" w:hAnsi="Arial"/>
+                <w:sz w:val="19"/>
+                <w:szCs w:val="19"/>
+              </w:rPr>
+              <w:t xml:space="preserve">5. </w:t>
+            </w:r>
+            <w:r>
+              <w:rPr>
+                <w:rFonts w:ascii="Arial" w:cs="Arial" w:eastAsia="Arial" w:hAnsi="Arial"/>
+                <w:b/>
+                <w:bCs/>
+                <w:sz w:val="19"/>
+                <w:szCs w:val="19"/>
+              </w:rPr>
+              <w:t xml:space="preserve">Делаю заготовку</w:t>
+            </w:r>
+            <w:r>
+              <w:rPr>
+                <w:rFonts w:ascii="Arial" w:cs="Arial" w:eastAsia="Arial" w:hAnsi="Arial"/>
+                <w:sz w:val="19"/>
+                <w:szCs w:val="19"/>
+              </w:rPr>
+              <w:t xml:space="preserve"> — В воскресенье, за 2 часа</w:t>
+            </w:r>
+          </w:p>
+          <w:p>
+            <w:pPr>
+              <w:spacing w:after="40"/>
+            </w:pPr>
+            <w:r>
+              <w:rPr>
+                <w:rFonts w:ascii="Arial" w:cs="Arial" w:eastAsia="Arial" w:hAnsi="Arial"/>
+                <w:b/>
+                <w:bCs/>
+                <w:sz w:val="19"/>
+                <w:szCs w:val="19"/>
+              </w:rPr>
+              <w:t xml:space="preserve">Фраза:</w:t>
+            </w:r>
+            <w:r>
+              <w:rPr>
+                <w:rFonts w:ascii="Arial" w:cs="Arial" w:eastAsia="Arial" w:hAnsi="Arial"/>
+                <w:sz w:val="19"/>
+                <w:szCs w:val="19"/>
+              </w:rPr>
+              <w:t xml:space="preserve"> так я готовлю каждую неделю</w:t>
+            </w:r>
+          </w:p>
+        </w:tc>
+        <w:tc>
+          <w:tcPr>
+            <w:tcW w:type="dxa" w:w="3088"/>
+            <w:tcMar>
+              <w:top w:type="dxa" w:w="80"/>
+              <w:left w:type="dxa" w:w="110"/>
+              <w:bottom w:type="dxa" w:w="80"/>
+              <w:right w:type="dxa" w:w="110"/>
+            </w:tcMar>
+          </w:tcPr>
+          <w:p>
+            <w:pPr>
+              <w:spacing w:after="40"/>
+            </w:pPr>
+            <w:r>
+              <w:rPr>
+                <w:rFonts w:ascii="Arial" w:cs="Arial" w:eastAsia="Arial" w:hAnsi="Arial"/>
+                <w:sz w:val="19"/>
+                <w:szCs w:val="19"/>
+              </w:rPr>
+              <w:t xml:space="preserve">Как я планирую меню на неделю для семьи: 5 шагов, которые занимают один вечер. Сохрани и попробуй в выходные. Моё меню на 4 недели — по ссылке.</w:t>
+            </w:r>
+          </w:p>
+        </w:tc>
+        <w:tc>
+          <w:tcPr>
+            <w:tcW w:type="dxa" w:w="1600"/>
+            <w:tcMar>
+              <w:top w:type="dxa" w:w="80"/>
+              <w:left w:type="dxa" w:w="110"/>
+              <w:bottom w:type="dxa" w:w="80"/>
+              <w:right w:type="dxa" w:w="110"/>
+            </w:tcMar>
+          </w:tcPr>
+          <w:p>
+            <w:pPr>
+              <w:spacing w:after="40"/>
+            </w:pPr>
+            <w:r>
+              <w:rPr>
+                <w:rFonts w:ascii="Arial" w:cs="Arial" w:eastAsia="Arial" w:hAnsi="Arial"/>
+                <w:sz w:val="19"/>
+                <w:szCs w:val="19"/>
+              </w:rPr>
+              <w:t xml:space="preserve">Моё меню на неделю</w:t>
             </w:r>
           </w:p>
         </w:tc>
@@ -5397,73 +5327,284 @@
         </w:tc>
         <w:tc>
           <w:tcPr>
-            <w:tcW w:type="dxa" w:w="2700"/>
-            <w:tcMar>
-              <w:top w:type="dxa" w:w="80"/>
-              <w:left w:type="dxa" w:w="110"/>
-              <w:bottom w:type="dxa" w:w="80"/>
-              <w:right w:type="dxa" w:w="110"/>
-            </w:tcMar>
-          </w:tcPr>
-          <w:p>
-            <w:pPr>
-              <w:spacing w:after="40"/>
-            </w:pPr>
-            <w:r>
-              <w:rPr>
-                <w:rFonts w:ascii="Arial" w:cs="Arial" w:eastAsia="Arial" w:hAnsi="Arial"/>
-                <w:sz w:val="19"/>
-                <w:szCs w:val="19"/>
-              </w:rPr>
-              <w:t xml:space="preserve">Что заготовить на неделю: мой список (Б)</w:t>
-            </w:r>
-          </w:p>
-        </w:tc>
-        <w:tc>
-          <w:tcPr>
-            <w:tcW w:type="dxa" w:w="4288"/>
-            <w:tcMar>
-              <w:top w:type="dxa" w:w="80"/>
-              <w:left w:type="dxa" w:w="110"/>
-              <w:bottom w:type="dxa" w:w="80"/>
-              <w:right w:type="dxa" w:w="110"/>
-            </w:tcMar>
-          </w:tcPr>
-          <w:p>
-            <w:pPr>
-              <w:spacing w:after="40"/>
-            </w:pPr>
-            <w:r>
-              <w:rPr>
-                <w:rFonts w:ascii="Arial" w:cs="Arial" w:eastAsia="Arial" w:hAnsi="Arial"/>
-                <w:sz w:val="19"/>
-                <w:szCs w:val="19"/>
-              </w:rPr>
-              <w:t xml:space="preserve">Мой чек-лист заготовки на неделю: крупы, белок, овощи, соусы. Сохрани и сделай в воскресенье. План на все 4 недели — в моём меню по ссылке.</w:t>
-            </w:r>
-          </w:p>
-        </w:tc>
-        <w:tc>
-          <w:tcPr>
-            <w:tcW w:type="dxa" w:w="2200"/>
-            <w:tcMar>
-              <w:top w:type="dxa" w:w="80"/>
-              <w:left w:type="dxa" w:w="110"/>
-              <w:bottom w:type="dxa" w:w="80"/>
-              <w:right w:type="dxa" w:w="110"/>
-            </w:tcMar>
-          </w:tcPr>
-          <w:p>
-            <w:pPr>
-              <w:spacing w:after="40"/>
-            </w:pPr>
-            <w:r>
-              <w:rPr>
-                <w:rFonts w:ascii="Arial" w:cs="Arial" w:eastAsia="Arial" w:hAnsi="Arial"/>
-                <w:sz w:val="19"/>
-                <w:szCs w:val="19"/>
-              </w:rPr>
-              <w:t xml:space="preserve">Заготовки на неделю за выходные</w:t>
+            <w:tcW w:type="dxa" w:w="4500"/>
+            <w:tcMar>
+              <w:top w:type="dxa" w:w="80"/>
+              <w:left w:type="dxa" w:w="110"/>
+              <w:bottom w:type="dxa" w:w="80"/>
+              <w:right w:type="dxa" w:w="110"/>
+            </w:tcMar>
+          </w:tcPr>
+          <w:p>
+            <w:pPr>
+              <w:spacing w:after="40"/>
+            </w:pPr>
+            <w:r>
+              <w:rPr>
+                <w:rFonts w:ascii="Arial" w:cs="Arial" w:eastAsia="Arial" w:hAnsi="Arial"/>
+                <w:b/>
+                <w:bCs/>
+                <w:sz w:val="19"/>
+                <w:szCs w:val="19"/>
+              </w:rPr>
+              <w:t xml:space="preserve">Метка:</w:t>
+            </w:r>
+            <w:r>
+              <w:rPr>
+                <w:rFonts w:ascii="Arial" w:cs="Arial" w:eastAsia="Arial" w:hAnsi="Arial"/>
+                <w:sz w:val="19"/>
+                <w:szCs w:val="19"/>
+              </w:rPr>
+              <w:t xml:space="preserve"> для семьи</w:t>
+            </w:r>
+          </w:p>
+          <w:p>
+            <w:pPr>
+              <w:spacing w:after="40"/>
+            </w:pPr>
+            <w:r>
+              <w:rPr>
+                <w:rFonts w:ascii="Arial" w:cs="Arial" w:eastAsia="Arial" w:hAnsi="Arial"/>
+                <w:b/>
+                <w:bCs/>
+                <w:sz w:val="19"/>
+                <w:szCs w:val="19"/>
+              </w:rPr>
+              <w:t xml:space="preserve">Заголовок:</w:t>
+            </w:r>
+            <w:r>
+              <w:rPr>
+                <w:rFonts w:ascii="Arial" w:cs="Arial" w:eastAsia="Arial" w:hAnsi="Arial"/>
+                <w:sz w:val="19"/>
+                <w:szCs w:val="19"/>
+              </w:rPr>
+              <w:t xml:space="preserve"> Меню на неделю для семьи: 5 правил</w:t>
+            </w:r>
+          </w:p>
+          <w:p>
+            <w:pPr>
+              <w:spacing w:after="40"/>
+            </w:pPr>
+            <w:r>
+              <w:rPr>
+                <w:rFonts w:ascii="Arial" w:cs="Arial" w:eastAsia="Arial" w:hAnsi="Arial"/>
+                <w:sz w:val="19"/>
+                <w:szCs w:val="19"/>
+              </w:rPr>
+              <w:t xml:space="preserve">1. </w:t>
+            </w:r>
+            <w:r>
+              <w:rPr>
+                <w:rFonts w:ascii="Arial" w:cs="Arial" w:eastAsia="Arial" w:hAnsi="Arial"/>
+                <w:b/>
+                <w:bCs/>
+                <w:sz w:val="19"/>
+                <w:szCs w:val="19"/>
+              </w:rPr>
+              <w:t xml:space="preserve">Одно блюдо на всех</w:t>
+            </w:r>
+            <w:r>
+              <w:rPr>
+                <w:rFonts w:ascii="Arial" w:cs="Arial" w:eastAsia="Arial" w:hAnsi="Arial"/>
+                <w:sz w:val="19"/>
+                <w:szCs w:val="19"/>
+              </w:rPr>
+              <w:t xml:space="preserve"> — Детям — без острого соуса</w:t>
+            </w:r>
+          </w:p>
+          <w:p>
+            <w:pPr>
+              <w:spacing w:after="40"/>
+            </w:pPr>
+            <w:r>
+              <w:rPr>
+                <w:rFonts w:ascii="Arial" w:cs="Arial" w:eastAsia="Arial" w:hAnsi="Arial"/>
+                <w:sz w:val="19"/>
+                <w:szCs w:val="19"/>
+              </w:rPr>
+              <w:t xml:space="preserve">2. </w:t>
+            </w:r>
+            <w:r>
+              <w:rPr>
+                <w:rFonts w:ascii="Arial" w:cs="Arial" w:eastAsia="Arial" w:hAnsi="Arial"/>
+                <w:b/>
+                <w:bCs/>
+                <w:sz w:val="19"/>
+                <w:szCs w:val="19"/>
+              </w:rPr>
+              <w:t xml:space="preserve">Гарнир отдельно</w:t>
+            </w:r>
+            <w:r>
+              <w:rPr>
+                <w:rFonts w:ascii="Arial" w:cs="Arial" w:eastAsia="Arial" w:hAnsi="Arial"/>
+                <w:sz w:val="19"/>
+                <w:szCs w:val="19"/>
+              </w:rPr>
+              <w:t xml:space="preserve"> — Каждый добирает себе сам</w:t>
+            </w:r>
+          </w:p>
+          <w:p>
+            <w:pPr>
+              <w:spacing w:after="40"/>
+            </w:pPr>
+            <w:r>
+              <w:rPr>
+                <w:rFonts w:ascii="Arial" w:cs="Arial" w:eastAsia="Arial" w:hAnsi="Arial"/>
+                <w:sz w:val="19"/>
+                <w:szCs w:val="19"/>
+              </w:rPr>
+              <w:t xml:space="preserve">3. </w:t>
+            </w:r>
+            <w:r>
+              <w:rPr>
+                <w:rFonts w:ascii="Arial" w:cs="Arial" w:eastAsia="Arial" w:hAnsi="Arial"/>
+                <w:b/>
+                <w:bCs/>
+                <w:sz w:val="19"/>
+                <w:szCs w:val="19"/>
+              </w:rPr>
+              <w:t xml:space="preserve">Любимое блюдо раз в неделю</w:t>
+            </w:r>
+            <w:r>
+              <w:rPr>
+                <w:rFonts w:ascii="Arial" w:cs="Arial" w:eastAsia="Arial" w:hAnsi="Arial"/>
+                <w:sz w:val="19"/>
+                <w:szCs w:val="19"/>
+              </w:rPr>
+              <w:t xml:space="preserve"> — Меньше споров за ужином</w:t>
+            </w:r>
+          </w:p>
+          <w:p>
+            <w:pPr>
+              <w:spacing w:after="40"/>
+            </w:pPr>
+            <w:r>
+              <w:rPr>
+                <w:rFonts w:ascii="Arial" w:cs="Arial" w:eastAsia="Arial" w:hAnsi="Arial"/>
+                <w:sz w:val="19"/>
+                <w:szCs w:val="19"/>
+              </w:rPr>
+              <w:t xml:space="preserve">4. </w:t>
+            </w:r>
+            <w:r>
+              <w:rPr>
+                <w:rFonts w:ascii="Arial" w:cs="Arial" w:eastAsia="Arial" w:hAnsi="Arial"/>
+                <w:b/>
+                <w:bCs/>
+                <w:sz w:val="19"/>
+                <w:szCs w:val="19"/>
+              </w:rPr>
+              <w:t xml:space="preserve">Готовлю с запасом</w:t>
+            </w:r>
+            <w:r>
+              <w:rPr>
+                <w:rFonts w:ascii="Arial" w:cs="Arial" w:eastAsia="Arial" w:hAnsi="Arial"/>
+                <w:sz w:val="19"/>
+                <w:szCs w:val="19"/>
+              </w:rPr>
+              <w:t xml:space="preserve"> — Ужин и обед на завтра</w:t>
+            </w:r>
+          </w:p>
+          <w:p>
+            <w:pPr>
+              <w:spacing w:after="40"/>
+            </w:pPr>
+            <w:r>
+              <w:rPr>
+                <w:rFonts w:ascii="Arial" w:cs="Arial" w:eastAsia="Arial" w:hAnsi="Arial"/>
+                <w:sz w:val="19"/>
+                <w:szCs w:val="19"/>
+              </w:rPr>
+              <w:t xml:space="preserve">5. </w:t>
+            </w:r>
+            <w:r>
+              <w:rPr>
+                <w:rFonts w:ascii="Arial" w:cs="Arial" w:eastAsia="Arial" w:hAnsi="Arial"/>
+                <w:b/>
+                <w:bCs/>
+                <w:sz w:val="19"/>
+                <w:szCs w:val="19"/>
+              </w:rPr>
+              <w:t xml:space="preserve">Новое — по чуть-чуть</w:t>
+            </w:r>
+            <w:r>
+              <w:rPr>
+                <w:rFonts w:ascii="Arial" w:cs="Arial" w:eastAsia="Arial" w:hAnsi="Arial"/>
+                <w:sz w:val="19"/>
+                <w:szCs w:val="19"/>
+              </w:rPr>
+              <w:t xml:space="preserve"> — Одно новое блюдо в неделю</w:t>
+            </w:r>
+          </w:p>
+          <w:p>
+            <w:pPr>
+              <w:spacing w:after="40"/>
+            </w:pPr>
+            <w:r>
+              <w:rPr>
+                <w:rFonts w:ascii="Arial" w:cs="Arial" w:eastAsia="Arial" w:hAnsi="Arial"/>
+                <w:b/>
+                <w:bCs/>
+                <w:sz w:val="19"/>
+                <w:szCs w:val="19"/>
+              </w:rPr>
+              <w:t xml:space="preserve">Фраза:</w:t>
+            </w:r>
+            <w:r>
+              <w:rPr>
+                <w:rFonts w:ascii="Arial" w:cs="Arial" w:eastAsia="Arial" w:hAnsi="Arial"/>
+                <w:sz w:val="19"/>
+                <w:szCs w:val="19"/>
+              </w:rPr>
+              <w:t xml:space="preserve"> проверено на моей семье</w:t>
+            </w:r>
+          </w:p>
+        </w:tc>
+        <w:tc>
+          <w:tcPr>
+            <w:tcW w:type="dxa" w:w="3088"/>
+            <w:tcMar>
+              <w:top w:type="dxa" w:w="80"/>
+              <w:left w:type="dxa" w:w="110"/>
+              <w:bottom w:type="dxa" w:w="80"/>
+              <w:right w:type="dxa" w:w="110"/>
+            </w:tcMar>
+          </w:tcPr>
+          <w:p>
+            <w:pPr>
+              <w:spacing w:after="40"/>
+            </w:pPr>
+            <w:r>
+              <w:rPr>
+                <w:rFonts w:ascii="Arial" w:cs="Arial" w:eastAsia="Arial" w:hAnsi="Arial"/>
+                <w:sz w:val="19"/>
+                <w:szCs w:val="19"/>
+              </w:rPr>
+              <w:t xml:space="preserve">Как составить меню на неделю для семьи, чтобы всем нравилось: мои 5 правил. Сохрани себе. Полный план на 4 недели — в моём меню.</w:t>
+            </w:r>
+          </w:p>
+        </w:tc>
+        <w:tc>
+          <w:tcPr>
+            <w:tcW w:type="dxa" w:w="1600"/>
+            <w:tcMar>
+              <w:top w:type="dxa" w:w="80"/>
+              <w:left w:type="dxa" w:w="110"/>
+              <w:bottom w:type="dxa" w:w="80"/>
+              <w:right w:type="dxa" w:w="110"/>
+            </w:tcMar>
+          </w:tcPr>
+          <w:p>
+            <w:pPr>
+              <w:spacing w:after="40"/>
+            </w:pPr>
+            <w:r>
+              <w:rPr>
+                <w:rFonts w:ascii="Arial" w:cs="Arial" w:eastAsia="Arial" w:hAnsi="Arial"/>
+                <w:sz w:val="19"/>
+                <w:szCs w:val="19"/>
+              </w:rPr>
+              <w:t xml:space="preserve">Моё меню на неделю</w:t>
             </w:r>
           </w:p>
         </w:tc>
@@ -5495,73 +5636,284 @@
         </w:tc>
         <w:tc>
           <w:tcPr>
-            <w:tcW w:type="dxa" w:w="2700"/>
-            <w:tcMar>
-              <w:top w:type="dxa" w:w="80"/>
-              <w:left w:type="dxa" w:w="110"/>
-              <w:bottom w:type="dxa" w:w="80"/>
-              <w:right w:type="dxa" w:w="110"/>
-            </w:tcMar>
-          </w:tcPr>
-          <w:p>
-            <w:pPr>
-              <w:spacing w:after="40"/>
-            </w:pPr>
-            <w:r>
-              <w:rPr>
-                <w:rFonts w:ascii="Arial" w:cs="Arial" w:eastAsia="Arial" w:hAnsi="Arial"/>
-                <w:sz w:val="19"/>
-                <w:szCs w:val="19"/>
-              </w:rPr>
-              <w:t xml:space="preserve">Сколько хранятся заготовки в контейнерах (Б)</w:t>
-            </w:r>
-          </w:p>
-        </w:tc>
-        <w:tc>
-          <w:tcPr>
-            <w:tcW w:type="dxa" w:w="4288"/>
-            <w:tcMar>
-              <w:top w:type="dxa" w:w="80"/>
-              <w:left w:type="dxa" w:w="110"/>
-              <w:bottom w:type="dxa" w:w="80"/>
-              <w:right w:type="dxa" w:w="110"/>
-            </w:tcMar>
-          </w:tcPr>
-          <w:p>
-            <w:pPr>
-              <w:spacing w:after="40"/>
-            </w:pPr>
-            <w:r>
-              <w:rPr>
-                <w:rFonts w:ascii="Arial" w:cs="Arial" w:eastAsia="Arial" w:hAnsi="Arial"/>
-                <w:sz w:val="19"/>
-                <w:szCs w:val="19"/>
-              </w:rPr>
-              <w:t xml:space="preserve">Шпаргалка, по которой я храню заготовки: сколько дней лежат крупы, мясо, овощи и яйца в холодильнике. Сохрани.</w:t>
-            </w:r>
-          </w:p>
-        </w:tc>
-        <w:tc>
-          <w:tcPr>
-            <w:tcW w:type="dxa" w:w="2200"/>
-            <w:tcMar>
-              <w:top w:type="dxa" w:w="80"/>
-              <w:left w:type="dxa" w:w="110"/>
-              <w:bottom w:type="dxa" w:w="80"/>
-              <w:right w:type="dxa" w:w="110"/>
-            </w:tcMar>
-          </w:tcPr>
-          <w:p>
-            <w:pPr>
-              <w:spacing w:after="40"/>
-            </w:pPr>
-            <w:r>
-              <w:rPr>
-                <w:rFonts w:ascii="Arial" w:cs="Arial" w:eastAsia="Arial" w:hAnsi="Arial"/>
-                <w:sz w:val="19"/>
-                <w:szCs w:val="19"/>
-              </w:rPr>
-              <w:t xml:space="preserve">Заготовки на неделю за выходные</w:t>
+            <w:tcW w:type="dxa" w:w="4500"/>
+            <w:tcMar>
+              <w:top w:type="dxa" w:w="80"/>
+              <w:left w:type="dxa" w:w="110"/>
+              <w:bottom w:type="dxa" w:w="80"/>
+              <w:right w:type="dxa" w:w="110"/>
+            </w:tcMar>
+          </w:tcPr>
+          <w:p>
+            <w:pPr>
+              <w:spacing w:after="40"/>
+            </w:pPr>
+            <w:r>
+              <w:rPr>
+                <w:rFonts w:ascii="Arial" w:cs="Arial" w:eastAsia="Arial" w:hAnsi="Arial"/>
+                <w:b/>
+                <w:bCs/>
+                <w:sz w:val="19"/>
+                <w:szCs w:val="19"/>
+              </w:rPr>
+              <w:t xml:space="preserve">Метка:</w:t>
+            </w:r>
+            <w:r>
+              <w:rPr>
+                <w:rFonts w:ascii="Arial" w:cs="Arial" w:eastAsia="Arial" w:hAnsi="Arial"/>
+                <w:sz w:val="19"/>
+                <w:szCs w:val="19"/>
+              </w:rPr>
+              <w:t xml:space="preserve"> моё меню</w:t>
+            </w:r>
+          </w:p>
+          <w:p>
+            <w:pPr>
+              <w:spacing w:after="40"/>
+            </w:pPr>
+            <w:r>
+              <w:rPr>
+                <w:rFonts w:ascii="Arial" w:cs="Arial" w:eastAsia="Arial" w:hAnsi="Arial"/>
+                <w:b/>
+                <w:bCs/>
+                <w:sz w:val="19"/>
+                <w:szCs w:val="19"/>
+              </w:rPr>
+              <w:t xml:space="preserve">Заголовок:</w:t>
+            </w:r>
+            <w:r>
+              <w:rPr>
+                <w:rFonts w:ascii="Arial" w:cs="Arial" w:eastAsia="Arial" w:hAnsi="Arial"/>
+                <w:sz w:val="19"/>
+                <w:szCs w:val="19"/>
+              </w:rPr>
+              <w:t xml:space="preserve"> Почему я составила меню на 4 недели</w:t>
+            </w:r>
+          </w:p>
+          <w:p>
+            <w:pPr>
+              <w:spacing w:after="40"/>
+            </w:pPr>
+            <w:r>
+              <w:rPr>
+                <w:rFonts w:ascii="Arial" w:cs="Arial" w:eastAsia="Arial" w:hAnsi="Arial"/>
+                <w:sz w:val="19"/>
+                <w:szCs w:val="19"/>
+              </w:rPr>
+              <w:t xml:space="preserve">1. </w:t>
+            </w:r>
+            <w:r>
+              <w:rPr>
+                <w:rFonts w:ascii="Arial" w:cs="Arial" w:eastAsia="Arial" w:hAnsi="Arial"/>
+                <w:b/>
+                <w:bCs/>
+                <w:sz w:val="19"/>
+                <w:szCs w:val="19"/>
+              </w:rPr>
+              <w:t xml:space="preserve">Устала думать об ужине</w:t>
+            </w:r>
+            <w:r>
+              <w:rPr>
+                <w:rFonts w:ascii="Arial" w:cs="Arial" w:eastAsia="Arial" w:hAnsi="Arial"/>
+                <w:sz w:val="19"/>
+                <w:szCs w:val="19"/>
+              </w:rPr>
+              <w:t xml:space="preserve"> — Каждый вечер одно и то же</w:t>
+            </w:r>
+          </w:p>
+          <w:p>
+            <w:pPr>
+              <w:spacing w:after="40"/>
+            </w:pPr>
+            <w:r>
+              <w:rPr>
+                <w:rFonts w:ascii="Arial" w:cs="Arial" w:eastAsia="Arial" w:hAnsi="Arial"/>
+                <w:sz w:val="19"/>
+                <w:szCs w:val="19"/>
+              </w:rPr>
+              <w:t xml:space="preserve">2. </w:t>
+            </w:r>
+            <w:r>
+              <w:rPr>
+                <w:rFonts w:ascii="Arial" w:cs="Arial" w:eastAsia="Arial" w:hAnsi="Arial"/>
+                <w:b/>
+                <w:bCs/>
+                <w:sz w:val="19"/>
+                <w:szCs w:val="19"/>
+              </w:rPr>
+              <w:t xml:space="preserve">Продукты портились</w:t>
+            </w:r>
+            <w:r>
+              <w:rPr>
+                <w:rFonts w:ascii="Arial" w:cs="Arial" w:eastAsia="Arial" w:hAnsi="Arial"/>
+                <w:sz w:val="19"/>
+                <w:szCs w:val="19"/>
+              </w:rPr>
+              <w:t xml:space="preserve"> — Покупала без плана</w:t>
+            </w:r>
+          </w:p>
+          <w:p>
+            <w:pPr>
+              <w:spacing w:after="40"/>
+            </w:pPr>
+            <w:r>
+              <w:rPr>
+                <w:rFonts w:ascii="Arial" w:cs="Arial" w:eastAsia="Arial" w:hAnsi="Arial"/>
+                <w:sz w:val="19"/>
+                <w:szCs w:val="19"/>
+              </w:rPr>
+              <w:t xml:space="preserve">3. </w:t>
+            </w:r>
+            <w:r>
+              <w:rPr>
+                <w:rFonts w:ascii="Arial" w:cs="Arial" w:eastAsia="Arial" w:hAnsi="Arial"/>
+                <w:b/>
+                <w:bCs/>
+                <w:sz w:val="19"/>
+                <w:szCs w:val="19"/>
+              </w:rPr>
+              <w:t xml:space="preserve">Считать КБЖУ надоело</w:t>
+            </w:r>
+            <w:r>
+              <w:rPr>
+                <w:rFonts w:ascii="Arial" w:cs="Arial" w:eastAsia="Arial" w:hAnsi="Arial"/>
+                <w:sz w:val="19"/>
+                <w:szCs w:val="19"/>
+              </w:rPr>
+              <w:t xml:space="preserve"> — Теперь всё уже посчитано</w:t>
+            </w:r>
+          </w:p>
+          <w:p>
+            <w:pPr>
+              <w:spacing w:after="40"/>
+            </w:pPr>
+            <w:r>
+              <w:rPr>
+                <w:rFonts w:ascii="Arial" w:cs="Arial" w:eastAsia="Arial" w:hAnsi="Arial"/>
+                <w:sz w:val="19"/>
+                <w:szCs w:val="19"/>
+              </w:rPr>
+              <w:t xml:space="preserve">4. </w:t>
+            </w:r>
+            <w:r>
+              <w:rPr>
+                <w:rFonts w:ascii="Arial" w:cs="Arial" w:eastAsia="Arial" w:hAnsi="Arial"/>
+                <w:b/>
+                <w:bCs/>
+                <w:sz w:val="19"/>
+                <w:szCs w:val="19"/>
+              </w:rPr>
+              <w:t xml:space="preserve">Хотелось порядка</w:t>
+            </w:r>
+            <w:r>
+              <w:rPr>
+                <w:rFonts w:ascii="Arial" w:cs="Arial" w:eastAsia="Arial" w:hAnsi="Arial"/>
+                <w:sz w:val="19"/>
+                <w:szCs w:val="19"/>
+              </w:rPr>
+              <w:t xml:space="preserve"> — Один список и одна заготовка</w:t>
+            </w:r>
+          </w:p>
+          <w:p>
+            <w:pPr>
+              <w:spacing w:after="40"/>
+            </w:pPr>
+            <w:r>
+              <w:rPr>
+                <w:rFonts w:ascii="Arial" w:cs="Arial" w:eastAsia="Arial" w:hAnsi="Arial"/>
+                <w:sz w:val="19"/>
+                <w:szCs w:val="19"/>
+              </w:rPr>
+              <w:t xml:space="preserve">5. </w:t>
+            </w:r>
+            <w:r>
+              <w:rPr>
+                <w:rFonts w:ascii="Arial" w:cs="Arial" w:eastAsia="Arial" w:hAnsi="Arial"/>
+                <w:b/>
+                <w:bCs/>
+                <w:sz w:val="19"/>
+                <w:szCs w:val="19"/>
+              </w:rPr>
+              <w:t xml:space="preserve">Решила поделиться</w:t>
+            </w:r>
+            <w:r>
+              <w:rPr>
+                <w:rFonts w:ascii="Arial" w:cs="Arial" w:eastAsia="Arial" w:hAnsi="Arial"/>
+                <w:sz w:val="19"/>
+                <w:szCs w:val="19"/>
+              </w:rPr>
+              <w:t xml:space="preserve"> — Меню на 4 недели — по ссылке</w:t>
+            </w:r>
+          </w:p>
+          <w:p>
+            <w:pPr>
+              <w:spacing w:after="40"/>
+            </w:pPr>
+            <w:r>
+              <w:rPr>
+                <w:rFonts w:ascii="Arial" w:cs="Arial" w:eastAsia="Arial" w:hAnsi="Arial"/>
+                <w:b/>
+                <w:bCs/>
+                <w:sz w:val="19"/>
+                <w:szCs w:val="19"/>
+              </w:rPr>
+              <w:t xml:space="preserve">Фраза:</w:t>
+            </w:r>
+            <w:r>
+              <w:rPr>
+                <w:rFonts w:ascii="Arial" w:cs="Arial" w:eastAsia="Arial" w:hAnsi="Arial"/>
+                <w:sz w:val="19"/>
+                <w:szCs w:val="19"/>
+              </w:rPr>
+              <w:t xml:space="preserve"> теперь вечера свободны</w:t>
+            </w:r>
+          </w:p>
+        </w:tc>
+        <w:tc>
+          <w:tcPr>
+            <w:tcW w:type="dxa" w:w="3088"/>
+            <w:tcMar>
+              <w:top w:type="dxa" w:w="80"/>
+              <w:left w:type="dxa" w:w="110"/>
+              <w:bottom w:type="dxa" w:w="80"/>
+              <w:right w:type="dxa" w:w="110"/>
+            </w:tcMar>
+          </w:tcPr>
+          <w:p>
+            <w:pPr>
+              <w:spacing w:after="40"/>
+            </w:pPr>
+            <w:r>
+              <w:rPr>
+                <w:rFonts w:ascii="Arial" w:cs="Arial" w:eastAsia="Arial" w:hAnsi="Arial"/>
+                <w:sz w:val="19"/>
+                <w:szCs w:val="19"/>
+              </w:rPr>
+              <w:t xml:space="preserve">Как появилось моё готовое меню на месяц: 28 дней, КБЖУ, списки покупок и план заготовок. Если тоже устала думать, что приготовить, — меню по ссылке.</w:t>
+            </w:r>
+          </w:p>
+        </w:tc>
+        <w:tc>
+          <w:tcPr>
+            <w:tcW w:type="dxa" w:w="1600"/>
+            <w:tcMar>
+              <w:top w:type="dxa" w:w="80"/>
+              <w:left w:type="dxa" w:w="110"/>
+              <w:bottom w:type="dxa" w:w="80"/>
+              <w:right w:type="dxa" w:w="110"/>
+            </w:tcMar>
+          </w:tcPr>
+          <w:p>
+            <w:pPr>
+              <w:spacing w:after="40"/>
+            </w:pPr>
+            <w:r>
+              <w:rPr>
+                <w:rFonts w:ascii="Arial" w:cs="Arial" w:eastAsia="Arial" w:hAnsi="Arial"/>
+                <w:sz w:val="19"/>
+                <w:szCs w:val="19"/>
+              </w:rPr>
+              <w:t xml:space="preserve">Моё меню на неделю</w:t>
             </w:r>
           </w:p>
         </w:tc>
@@ -5593,73 +5945,284 @@
         </w:tc>
         <w:tc>
           <w:tcPr>
-            <w:tcW w:type="dxa" w:w="2700"/>
-            <w:tcMar>
-              <w:top w:type="dxa" w:w="80"/>
-              <w:left w:type="dxa" w:w="110"/>
-              <w:bottom w:type="dxa" w:w="80"/>
-              <w:right w:type="dxa" w:w="110"/>
-            </w:tcMar>
-          </w:tcPr>
-          <w:p>
-            <w:pPr>
-              <w:spacing w:after="40"/>
-            </w:pPr>
-            <w:r>
-              <w:rPr>
-                <w:rFonts w:ascii="Arial" w:cs="Arial" w:eastAsia="Arial" w:hAnsi="Arial"/>
-                <w:sz w:val="19"/>
-                <w:szCs w:val="19"/>
-              </w:rPr>
-              <w:t xml:space="preserve">Собираю ужин из заготовок за 20 минут (видео)</w:t>
-            </w:r>
-          </w:p>
-        </w:tc>
-        <w:tc>
-          <w:tcPr>
-            <w:tcW w:type="dxa" w:w="4288"/>
-            <w:tcMar>
-              <w:top w:type="dxa" w:w="80"/>
-              <w:left w:type="dxa" w:w="110"/>
-              <w:bottom w:type="dxa" w:w="80"/>
-              <w:right w:type="dxa" w:w="110"/>
-            </w:tcMar>
-          </w:tcPr>
-          <w:p>
-            <w:pPr>
-              <w:spacing w:after="40"/>
-            </w:pPr>
-            <w:r>
-              <w:rPr>
-                <w:rFonts w:ascii="Arial" w:cs="Arial" w:eastAsia="Arial" w:hAnsi="Arial"/>
-                <w:sz w:val="19"/>
-                <w:szCs w:val="19"/>
-              </w:rPr>
-              <w:t xml:space="preserve">Показываю, как быстро собрать ужин для семьи из воскресной заготовки. Сохрани, чтобы попробовать.</w:t>
-            </w:r>
-          </w:p>
-        </w:tc>
-        <w:tc>
-          <w:tcPr>
-            <w:tcW w:type="dxa" w:w="2200"/>
-            <w:tcMar>
-              <w:top w:type="dxa" w:w="80"/>
-              <w:left w:type="dxa" w:w="110"/>
-              <w:bottom w:type="dxa" w:w="80"/>
-              <w:right w:type="dxa" w:w="110"/>
-            </w:tcMar>
-          </w:tcPr>
-          <w:p>
-            <w:pPr>
-              <w:spacing w:after="40"/>
-            </w:pPr>
-            <w:r>
-              <w:rPr>
-                <w:rFonts w:ascii="Arial" w:cs="Arial" w:eastAsia="Arial" w:hAnsi="Arial"/>
-                <w:sz w:val="19"/>
-                <w:szCs w:val="19"/>
-              </w:rPr>
-              <w:t xml:space="preserve">Ужин для семьи за 30 минут</w:t>
+            <w:tcW w:type="dxa" w:w="4500"/>
+            <w:tcMar>
+              <w:top w:type="dxa" w:w="80"/>
+              <w:left w:type="dxa" w:w="110"/>
+              <w:bottom w:type="dxa" w:w="80"/>
+              <w:right w:type="dxa" w:w="110"/>
+            </w:tcMar>
+          </w:tcPr>
+          <w:p>
+            <w:pPr>
+              <w:spacing w:after="40"/>
+            </w:pPr>
+            <w:r>
+              <w:rPr>
+                <w:rFonts w:ascii="Arial" w:cs="Arial" w:eastAsia="Arial" w:hAnsi="Arial"/>
+                <w:b/>
+                <w:bCs/>
+                <w:sz w:val="19"/>
+                <w:szCs w:val="19"/>
+              </w:rPr>
+              <w:t xml:space="preserve">Метка:</w:t>
+            </w:r>
+            <w:r>
+              <w:rPr>
+                <w:rFonts w:ascii="Arial" w:cs="Arial" w:eastAsia="Arial" w:hAnsi="Arial"/>
+                <w:sz w:val="19"/>
+                <w:szCs w:val="19"/>
+              </w:rPr>
+              <w:t xml:space="preserve"> калорийность</w:t>
+            </w:r>
+          </w:p>
+          <w:p>
+            <w:pPr>
+              <w:spacing w:after="40"/>
+            </w:pPr>
+            <w:r>
+              <w:rPr>
+                <w:rFonts w:ascii="Arial" w:cs="Arial" w:eastAsia="Arial" w:hAnsi="Arial"/>
+                <w:b/>
+                <w:bCs/>
+                <w:sz w:val="19"/>
+                <w:szCs w:val="19"/>
+              </w:rPr>
+              <w:t xml:space="preserve">Заголовок:</w:t>
+            </w:r>
+            <w:r>
+              <w:rPr>
+                <w:rFonts w:ascii="Arial" w:cs="Arial" w:eastAsia="Arial" w:hAnsi="Arial"/>
+                <w:sz w:val="19"/>
+                <w:szCs w:val="19"/>
+              </w:rPr>
+              <w:t xml:space="preserve"> Как выбрать калорийность в моём меню</w:t>
+            </w:r>
+          </w:p>
+          <w:p>
+            <w:pPr>
+              <w:spacing w:after="40"/>
+            </w:pPr>
+            <w:r>
+              <w:rPr>
+                <w:rFonts w:ascii="Arial" w:cs="Arial" w:eastAsia="Arial" w:hAnsi="Arial"/>
+                <w:sz w:val="19"/>
+                <w:szCs w:val="19"/>
+              </w:rPr>
+              <w:t xml:space="preserve">1. </w:t>
+            </w:r>
+            <w:r>
+              <w:rPr>
+                <w:rFonts w:ascii="Arial" w:cs="Arial" w:eastAsia="Arial" w:hAnsi="Arial"/>
+                <w:b/>
+                <w:bCs/>
+                <w:sz w:val="19"/>
+                <w:szCs w:val="19"/>
+              </w:rPr>
+              <w:t xml:space="preserve">1250 ккал</w:t>
+            </w:r>
+            <w:r>
+              <w:rPr>
+                <w:rFonts w:ascii="Arial" w:cs="Arial" w:eastAsia="Arial" w:hAnsi="Arial"/>
+                <w:sz w:val="19"/>
+                <w:szCs w:val="19"/>
+              </w:rPr>
+              <w:t xml:space="preserve"> — Лёгкий уровень, обсуди с врачом</w:t>
+            </w:r>
+          </w:p>
+          <w:p>
+            <w:pPr>
+              <w:spacing w:after="40"/>
+            </w:pPr>
+            <w:r>
+              <w:rPr>
+                <w:rFonts w:ascii="Arial" w:cs="Arial" w:eastAsia="Arial" w:hAnsi="Arial"/>
+                <w:sz w:val="19"/>
+                <w:szCs w:val="19"/>
+              </w:rPr>
+              <w:t xml:space="preserve">2. </w:t>
+            </w:r>
+            <w:r>
+              <w:rPr>
+                <w:rFonts w:ascii="Arial" w:cs="Arial" w:eastAsia="Arial" w:hAnsi="Arial"/>
+                <w:b/>
+                <w:bCs/>
+                <w:sz w:val="19"/>
+                <w:szCs w:val="19"/>
+              </w:rPr>
+              <w:t xml:space="preserve">1400 ккал</w:t>
+            </w:r>
+            <w:r>
+              <w:rPr>
+                <w:rFonts w:ascii="Arial" w:cs="Arial" w:eastAsia="Arial" w:hAnsi="Arial"/>
+                <w:sz w:val="19"/>
+                <w:szCs w:val="19"/>
+              </w:rPr>
+              <w:t xml:space="preserve"> — Умеренно, без резких ограничений</w:t>
+            </w:r>
+          </w:p>
+          <w:p>
+            <w:pPr>
+              <w:spacing w:after="40"/>
+            </w:pPr>
+            <w:r>
+              <w:rPr>
+                <w:rFonts w:ascii="Arial" w:cs="Arial" w:eastAsia="Arial" w:hAnsi="Arial"/>
+                <w:sz w:val="19"/>
+                <w:szCs w:val="19"/>
+              </w:rPr>
+              <w:t xml:space="preserve">3. </w:t>
+            </w:r>
+            <w:r>
+              <w:rPr>
+                <w:rFonts w:ascii="Arial" w:cs="Arial" w:eastAsia="Arial" w:hAnsi="Arial"/>
+                <w:b/>
+                <w:bCs/>
+                <w:sz w:val="19"/>
+                <w:szCs w:val="19"/>
+              </w:rPr>
+              <w:t xml:space="preserve">1600 ккал</w:t>
+            </w:r>
+            <w:r>
+              <w:rPr>
+                <w:rFonts w:ascii="Arial" w:cs="Arial" w:eastAsia="Arial" w:hAnsi="Arial"/>
+                <w:sz w:val="19"/>
+                <w:szCs w:val="19"/>
+              </w:rPr>
+              <w:t xml:space="preserve"> — Больше объёма и сытости</w:t>
+            </w:r>
+          </w:p>
+          <w:p>
+            <w:pPr>
+              <w:spacing w:after="40"/>
+            </w:pPr>
+            <w:r>
+              <w:rPr>
+                <w:rFonts w:ascii="Arial" w:cs="Arial" w:eastAsia="Arial" w:hAnsi="Arial"/>
+                <w:sz w:val="19"/>
+                <w:szCs w:val="19"/>
+              </w:rPr>
+              <w:t xml:space="preserve">4. </w:t>
+            </w:r>
+            <w:r>
+              <w:rPr>
+                <w:rFonts w:ascii="Arial" w:cs="Arial" w:eastAsia="Arial" w:hAnsi="Arial"/>
+                <w:b/>
+                <w:bCs/>
+                <w:sz w:val="19"/>
+                <w:szCs w:val="19"/>
+              </w:rPr>
+              <w:t xml:space="preserve">1900 ккал</w:t>
+            </w:r>
+            <w:r>
+              <w:rPr>
+                <w:rFonts w:ascii="Arial" w:cs="Arial" w:eastAsia="Arial" w:hAnsi="Arial"/>
+                <w:sz w:val="19"/>
+                <w:szCs w:val="19"/>
+              </w:rPr>
+              <w:t xml:space="preserve"> — Для тех, кто много двигается</w:t>
+            </w:r>
+          </w:p>
+          <w:p>
+            <w:pPr>
+              <w:spacing w:after="40"/>
+            </w:pPr>
+            <w:r>
+              <w:rPr>
+                <w:rFonts w:ascii="Arial" w:cs="Arial" w:eastAsia="Arial" w:hAnsi="Arial"/>
+                <w:sz w:val="19"/>
+                <w:szCs w:val="19"/>
+              </w:rPr>
+              <w:t xml:space="preserve">5. </w:t>
+            </w:r>
+            <w:r>
+              <w:rPr>
+                <w:rFonts w:ascii="Arial" w:cs="Arial" w:eastAsia="Arial" w:hAnsi="Arial"/>
+                <w:b/>
+                <w:bCs/>
+                <w:sz w:val="19"/>
+                <w:szCs w:val="19"/>
+              </w:rPr>
+              <w:t xml:space="preserve">Можно менять</w:t>
+            </w:r>
+            <w:r>
+              <w:rPr>
+                <w:rFonts w:ascii="Arial" w:cs="Arial" w:eastAsia="Arial" w:hAnsi="Arial"/>
+                <w:sz w:val="19"/>
+                <w:szCs w:val="19"/>
+              </w:rPr>
+              <w:t xml:space="preserve"> — Все 4 уровня входят в покупку</w:t>
+            </w:r>
+          </w:p>
+          <w:p>
+            <w:pPr>
+              <w:spacing w:after="40"/>
+            </w:pPr>
+            <w:r>
+              <w:rPr>
+                <w:rFonts w:ascii="Arial" w:cs="Arial" w:eastAsia="Arial" w:hAnsi="Arial"/>
+                <w:b/>
+                <w:bCs/>
+                <w:sz w:val="19"/>
+                <w:szCs w:val="19"/>
+              </w:rPr>
+              <w:t xml:space="preserve">Фраза:</w:t>
+            </w:r>
+            <w:r>
+              <w:rPr>
+                <w:rFonts w:ascii="Arial" w:cs="Arial" w:eastAsia="Arial" w:hAnsi="Arial"/>
+                <w:sz w:val="19"/>
+                <w:szCs w:val="19"/>
+              </w:rPr>
+              <w:t xml:space="preserve"> выбирать заранее не нужно</w:t>
+            </w:r>
+          </w:p>
+        </w:tc>
+        <w:tc>
+          <w:tcPr>
+            <w:tcW w:type="dxa" w:w="3088"/>
+            <w:tcMar>
+              <w:top w:type="dxa" w:w="80"/>
+              <w:left w:type="dxa" w:w="110"/>
+              <w:bottom w:type="dxa" w:w="80"/>
+              <w:right w:type="dxa" w:w="110"/>
+            </w:tcMar>
+          </w:tcPr>
+          <w:p>
+            <w:pPr>
+              <w:spacing w:after="40"/>
+            </w:pPr>
+            <w:r>
+              <w:rPr>
+                <w:rFonts w:ascii="Arial" w:cs="Arial" w:eastAsia="Arial" w:hAnsi="Arial"/>
+                <w:sz w:val="19"/>
+                <w:szCs w:val="19"/>
+              </w:rPr>
+              <w:t xml:space="preserve">Меню на 1400, 1600 и 1900 ккал: чем отличаются уровни в моём меню на 4 недели. Все четыре входят в одну покупку, уровень 1250 ккал лучше обсудить с врачом. Подробнее — по ссылке.</w:t>
+            </w:r>
+          </w:p>
+        </w:tc>
+        <w:tc>
+          <w:tcPr>
+            <w:tcW w:type="dxa" w:w="1600"/>
+            <w:tcMar>
+              <w:top w:type="dxa" w:w="80"/>
+              <w:left w:type="dxa" w:w="110"/>
+              <w:bottom w:type="dxa" w:w="80"/>
+              <w:right w:type="dxa" w:w="110"/>
+            </w:tcMar>
+          </w:tcPr>
+          <w:p>
+            <w:pPr>
+              <w:spacing w:after="40"/>
+            </w:pPr>
+            <w:r>
+              <w:rPr>
+                <w:rFonts w:ascii="Arial" w:cs="Arial" w:eastAsia="Arial" w:hAnsi="Arial"/>
+                <w:sz w:val="19"/>
+                <w:szCs w:val="19"/>
+              </w:rPr>
+              <w:t xml:space="preserve">Моё меню на неделю</w:t>
             </w:r>
           </w:p>
         </w:tc>
@@ -5691,73 +6254,284 @@
         </w:tc>
         <w:tc>
           <w:tcPr>
-            <w:tcW w:type="dxa" w:w="2700"/>
-            <w:tcMar>
-              <w:top w:type="dxa" w:w="80"/>
-              <w:left w:type="dxa" w:w="110"/>
-              <w:bottom w:type="dxa" w:w="80"/>
-              <w:right w:type="dxa" w:w="110"/>
-            </w:tcMar>
-          </w:tcPr>
-          <w:p>
-            <w:pPr>
-              <w:spacing w:after="40"/>
-            </w:pPr>
-            <w:r>
-              <w:rPr>
-                <w:rFonts w:ascii="Arial" w:cs="Arial" w:eastAsia="Arial" w:hAnsi="Arial"/>
-                <w:sz w:val="19"/>
-                <w:szCs w:val="19"/>
-              </w:rPr>
-              <w:t xml:space="preserve">Ужин для всей семьи за 30 минут: 4 идеи (А)</w:t>
-            </w:r>
-          </w:p>
-        </w:tc>
-        <w:tc>
-          <w:tcPr>
-            <w:tcW w:type="dxa" w:w="4288"/>
-            <w:tcMar>
-              <w:top w:type="dxa" w:w="80"/>
-              <w:left w:type="dxa" w:w="110"/>
-              <w:bottom w:type="dxa" w:w="80"/>
-              <w:right w:type="dxa" w:w="110"/>
-            </w:tcMar>
-          </w:tcPr>
-          <w:p>
-            <w:pPr>
-              <w:spacing w:after="40"/>
-            </w:pPr>
-            <w:r>
-              <w:rPr>
-                <w:rFonts w:ascii="Arial" w:cs="Arial" w:eastAsia="Arial" w:hAnsi="Arial"/>
-                <w:sz w:val="19"/>
-                <w:szCs w:val="19"/>
-              </w:rPr>
-              <w:t xml:space="preserve">4 простых семейных ужина из доступных продуктов: курица с овощами, запеканка, паста, котлеты с гарниром. Сохрани на неделю.</w:t>
-            </w:r>
-          </w:p>
-        </w:tc>
-        <w:tc>
-          <w:tcPr>
-            <w:tcW w:type="dxa" w:w="2200"/>
-            <w:tcMar>
-              <w:top w:type="dxa" w:w="80"/>
-              <w:left w:type="dxa" w:w="110"/>
-              <w:bottom w:type="dxa" w:w="80"/>
-              <w:right w:type="dxa" w:w="110"/>
-            </w:tcMar>
-          </w:tcPr>
-          <w:p>
-            <w:pPr>
-              <w:spacing w:after="40"/>
-            </w:pPr>
-            <w:r>
-              <w:rPr>
-                <w:rFonts w:ascii="Arial" w:cs="Arial" w:eastAsia="Arial" w:hAnsi="Arial"/>
-                <w:sz w:val="19"/>
-                <w:szCs w:val="19"/>
-              </w:rPr>
-              <w:t xml:space="preserve">Ужин для семьи за 30 минут</w:t>
+            <w:tcW w:type="dxa" w:w="4500"/>
+            <w:tcMar>
+              <w:top w:type="dxa" w:w="80"/>
+              <w:left w:type="dxa" w:w="110"/>
+              <w:bottom w:type="dxa" w:w="80"/>
+              <w:right w:type="dxa" w:w="110"/>
+            </w:tcMar>
+          </w:tcPr>
+          <w:p>
+            <w:pPr>
+              <w:spacing w:after="40"/>
+            </w:pPr>
+            <w:r>
+              <w:rPr>
+                <w:rFonts w:ascii="Arial" w:cs="Arial" w:eastAsia="Arial" w:hAnsi="Arial"/>
+                <w:b/>
+                <w:bCs/>
+                <w:sz w:val="19"/>
+                <w:szCs w:val="19"/>
+              </w:rPr>
+              <w:t xml:space="preserve">Метка:</w:t>
+            </w:r>
+            <w:r>
+              <w:rPr>
+                <w:rFonts w:ascii="Arial" w:cs="Arial" w:eastAsia="Arial" w:hAnsi="Arial"/>
+                <w:sz w:val="19"/>
+                <w:szCs w:val="19"/>
+              </w:rPr>
+              <w:t xml:space="preserve"> ужин для семьи</w:t>
+            </w:r>
+          </w:p>
+          <w:p>
+            <w:pPr>
+              <w:spacing w:after="40"/>
+            </w:pPr>
+            <w:r>
+              <w:rPr>
+                <w:rFonts w:ascii="Arial" w:cs="Arial" w:eastAsia="Arial" w:hAnsi="Arial"/>
+                <w:b/>
+                <w:bCs/>
+                <w:sz w:val="19"/>
+                <w:szCs w:val="19"/>
+              </w:rPr>
+              <w:t xml:space="preserve">Заголовок:</w:t>
+            </w:r>
+            <w:r>
+              <w:rPr>
+                <w:rFonts w:ascii="Arial" w:cs="Arial" w:eastAsia="Arial" w:hAnsi="Arial"/>
+                <w:sz w:val="19"/>
+                <w:szCs w:val="19"/>
+              </w:rPr>
+              <w:t xml:space="preserve"> 5 ужинов для семьи за 30 минут</w:t>
+            </w:r>
+          </w:p>
+          <w:p>
+            <w:pPr>
+              <w:spacing w:after="40"/>
+            </w:pPr>
+            <w:r>
+              <w:rPr>
+                <w:rFonts w:ascii="Arial" w:cs="Arial" w:eastAsia="Arial" w:hAnsi="Arial"/>
+                <w:sz w:val="19"/>
+                <w:szCs w:val="19"/>
+              </w:rPr>
+              <w:t xml:space="preserve">1. </w:t>
+            </w:r>
+            <w:r>
+              <w:rPr>
+                <w:rFonts w:ascii="Arial" w:cs="Arial" w:eastAsia="Arial" w:hAnsi="Arial"/>
+                <w:b/>
+                <w:bCs/>
+                <w:sz w:val="19"/>
+                <w:szCs w:val="19"/>
+              </w:rPr>
+              <w:t xml:space="preserve">Курица с овощами на противне</w:t>
+            </w:r>
+            <w:r>
+              <w:rPr>
+                <w:rFonts w:ascii="Arial" w:cs="Arial" w:eastAsia="Arial" w:hAnsi="Arial"/>
+                <w:sz w:val="19"/>
+                <w:szCs w:val="19"/>
+              </w:rPr>
+              <w:t xml:space="preserve"> — Нарезать и в духовку</w:t>
+            </w:r>
+          </w:p>
+          <w:p>
+            <w:pPr>
+              <w:spacing w:after="40"/>
+            </w:pPr>
+            <w:r>
+              <w:rPr>
+                <w:rFonts w:ascii="Arial" w:cs="Arial" w:eastAsia="Arial" w:hAnsi="Arial"/>
+                <w:sz w:val="19"/>
+                <w:szCs w:val="19"/>
+              </w:rPr>
+              <w:t xml:space="preserve">2. </w:t>
+            </w:r>
+            <w:r>
+              <w:rPr>
+                <w:rFonts w:ascii="Arial" w:cs="Arial" w:eastAsia="Arial" w:hAnsi="Arial"/>
+                <w:b/>
+                <w:bCs/>
+                <w:sz w:val="19"/>
+                <w:szCs w:val="19"/>
+              </w:rPr>
+              <w:t xml:space="preserve">Тефтели в томатном соусе</w:t>
+            </w:r>
+            <w:r>
+              <w:rPr>
+                <w:rFonts w:ascii="Arial" w:cs="Arial" w:eastAsia="Arial" w:hAnsi="Arial"/>
+                <w:sz w:val="19"/>
+                <w:szCs w:val="19"/>
+              </w:rPr>
+              <w:t xml:space="preserve"> — Из заготовленного фарша</w:t>
+            </w:r>
+          </w:p>
+          <w:p>
+            <w:pPr>
+              <w:spacing w:after="40"/>
+            </w:pPr>
+            <w:r>
+              <w:rPr>
+                <w:rFonts w:ascii="Arial" w:cs="Arial" w:eastAsia="Arial" w:hAnsi="Arial"/>
+                <w:sz w:val="19"/>
+                <w:szCs w:val="19"/>
+              </w:rPr>
+              <w:t xml:space="preserve">3. </w:t>
+            </w:r>
+            <w:r>
+              <w:rPr>
+                <w:rFonts w:ascii="Arial" w:cs="Arial" w:eastAsia="Arial" w:hAnsi="Arial"/>
+                <w:b/>
+                <w:bCs/>
+                <w:sz w:val="19"/>
+                <w:szCs w:val="19"/>
+              </w:rPr>
+              <w:t xml:space="preserve">Паста с курицей и брокколи</w:t>
+            </w:r>
+            <w:r>
+              <w:rPr>
+                <w:rFonts w:ascii="Arial" w:cs="Arial" w:eastAsia="Arial" w:hAnsi="Arial"/>
+                <w:sz w:val="19"/>
+                <w:szCs w:val="19"/>
+              </w:rPr>
+              <w:t xml:space="preserve"> — Кастрюля и сковорода</w:t>
+            </w:r>
+          </w:p>
+          <w:p>
+            <w:pPr>
+              <w:spacing w:after="40"/>
+            </w:pPr>
+            <w:r>
+              <w:rPr>
+                <w:rFonts w:ascii="Arial" w:cs="Arial" w:eastAsia="Arial" w:hAnsi="Arial"/>
+                <w:sz w:val="19"/>
+                <w:szCs w:val="19"/>
+              </w:rPr>
+              <w:t xml:space="preserve">4. </w:t>
+            </w:r>
+            <w:r>
+              <w:rPr>
+                <w:rFonts w:ascii="Arial" w:cs="Arial" w:eastAsia="Arial" w:hAnsi="Arial"/>
+                <w:b/>
+                <w:bCs/>
+                <w:sz w:val="19"/>
+                <w:szCs w:val="19"/>
+              </w:rPr>
+              <w:t xml:space="preserve">Гречка по-купечески</w:t>
+            </w:r>
+            <w:r>
+              <w:rPr>
+                <w:rFonts w:ascii="Arial" w:cs="Arial" w:eastAsia="Arial" w:hAnsi="Arial"/>
+                <w:sz w:val="19"/>
+                <w:szCs w:val="19"/>
+              </w:rPr>
+              <w:t xml:space="preserve"> — Всё в одной сковороде</w:t>
+            </w:r>
+          </w:p>
+          <w:p>
+            <w:pPr>
+              <w:spacing w:after="40"/>
+            </w:pPr>
+            <w:r>
+              <w:rPr>
+                <w:rFonts w:ascii="Arial" w:cs="Arial" w:eastAsia="Arial" w:hAnsi="Arial"/>
+                <w:sz w:val="19"/>
+                <w:szCs w:val="19"/>
+              </w:rPr>
+              <w:t xml:space="preserve">5. </w:t>
+            </w:r>
+            <w:r>
+              <w:rPr>
+                <w:rFonts w:ascii="Arial" w:cs="Arial" w:eastAsia="Arial" w:hAnsi="Arial"/>
+                <w:b/>
+                <w:bCs/>
+                <w:sz w:val="19"/>
+                <w:szCs w:val="19"/>
+              </w:rPr>
+              <w:t xml:space="preserve">Омлет с овощами и сыром</w:t>
+            </w:r>
+            <w:r>
+              <w:rPr>
+                <w:rFonts w:ascii="Arial" w:cs="Arial" w:eastAsia="Arial" w:hAnsi="Arial"/>
+                <w:sz w:val="19"/>
+                <w:szCs w:val="19"/>
+              </w:rPr>
+              <w:t xml:space="preserve"> — 15 минут на всех</w:t>
+            </w:r>
+          </w:p>
+          <w:p>
+            <w:pPr>
+              <w:spacing w:after="40"/>
+            </w:pPr>
+            <w:r>
+              <w:rPr>
+                <w:rFonts w:ascii="Arial" w:cs="Arial" w:eastAsia="Arial" w:hAnsi="Arial"/>
+                <w:b/>
+                <w:bCs/>
+                <w:sz w:val="19"/>
+                <w:szCs w:val="19"/>
+              </w:rPr>
+              <w:t xml:space="preserve">Фраза:</w:t>
+            </w:r>
+            <w:r>
+              <w:rPr>
+                <w:rFonts w:ascii="Arial" w:cs="Arial" w:eastAsia="Arial" w:hAnsi="Arial"/>
+                <w:sz w:val="19"/>
+                <w:szCs w:val="19"/>
+              </w:rPr>
+              <w:t xml:space="preserve"> сохрани на неделю</w:t>
+            </w:r>
+          </w:p>
+        </w:tc>
+        <w:tc>
+          <w:tcPr>
+            <w:tcW w:type="dxa" w:w="3088"/>
+            <w:tcMar>
+              <w:top w:type="dxa" w:w="80"/>
+              <w:left w:type="dxa" w:w="110"/>
+              <w:bottom w:type="dxa" w:w="80"/>
+              <w:right w:type="dxa" w:w="110"/>
+            </w:tcMar>
+          </w:tcPr>
+          <w:p>
+            <w:pPr>
+              <w:spacing w:after="40"/>
+            </w:pPr>
+            <w:r>
+              <w:rPr>
+                <w:rFonts w:ascii="Arial" w:cs="Arial" w:eastAsia="Arial" w:hAnsi="Arial"/>
+                <w:sz w:val="19"/>
+                <w:szCs w:val="19"/>
+              </w:rPr>
+              <w:t xml:space="preserve">Что приготовить на ужин семье за 30 минут: 5 моих проверенных ужинов из простых продуктов. Сохрани. Ещё больше ужинов — в моём меню на месяц.</w:t>
+            </w:r>
+          </w:p>
+        </w:tc>
+        <w:tc>
+          <w:tcPr>
+            <w:tcW w:type="dxa" w:w="1600"/>
+            <w:tcMar>
+              <w:top w:type="dxa" w:w="80"/>
+              <w:left w:type="dxa" w:w="110"/>
+              <w:bottom w:type="dxa" w:w="80"/>
+              <w:right w:type="dxa" w:w="110"/>
+            </w:tcMar>
+          </w:tcPr>
+          <w:p>
+            <w:pPr>
+              <w:spacing w:after="40"/>
+            </w:pPr>
+            <w:r>
+              <w:rPr>
+                <w:rFonts w:ascii="Arial" w:cs="Arial" w:eastAsia="Arial" w:hAnsi="Arial"/>
+                <w:sz w:val="19"/>
+                <w:szCs w:val="19"/>
+              </w:rPr>
+              <w:t xml:space="preserve">Что приготовить на ужин</w:t>
             </w:r>
           </w:p>
         </w:tc>
@@ -5789,73 +6563,284 @@
         </w:tc>
         <w:tc>
           <w:tcPr>
-            <w:tcW w:type="dxa" w:w="2700"/>
-            <w:tcMar>
-              <w:top w:type="dxa" w:w="80"/>
-              <w:left w:type="dxa" w:w="110"/>
-              <w:bottom w:type="dxa" w:w="80"/>
-              <w:right w:type="dxa" w:w="110"/>
-            </w:tcMar>
-          </w:tcPr>
-          <w:p>
-            <w:pPr>
-              <w:spacing w:after="40"/>
-            </w:pPr>
-            <w:r>
-              <w:rPr>
-                <w:rFonts w:ascii="Arial" w:cs="Arial" w:eastAsia="Arial" w:hAnsi="Arial"/>
-                <w:sz w:val="19"/>
-                <w:szCs w:val="19"/>
-              </w:rPr>
-              <w:t xml:space="preserve">5 обедов с собой на рабочую неделю (А)</w:t>
-            </w:r>
-          </w:p>
-        </w:tc>
-        <w:tc>
-          <w:tcPr>
-            <w:tcW w:type="dxa" w:w="4288"/>
-            <w:tcMar>
-              <w:top w:type="dxa" w:w="80"/>
-              <w:left w:type="dxa" w:w="110"/>
-              <w:bottom w:type="dxa" w:w="80"/>
-              <w:right w:type="dxa" w:w="110"/>
-            </w:tcMar>
-          </w:tcPr>
-          <w:p>
-            <w:pPr>
-              <w:spacing w:after="40"/>
-            </w:pPr>
-            <w:r>
-              <w:rPr>
-                <w:rFonts w:ascii="Arial" w:cs="Arial" w:eastAsia="Arial" w:hAnsi="Arial"/>
-                <w:sz w:val="19"/>
-                <w:szCs w:val="19"/>
-              </w:rPr>
-              <w:t xml:space="preserve">Обед в контейнер на каждый день недели, из одной воскресной заготовки. Сытно и без микроволновки. Сохрани.</w:t>
-            </w:r>
-          </w:p>
-        </w:tc>
-        <w:tc>
-          <w:tcPr>
-            <w:tcW w:type="dxa" w:w="2200"/>
-            <w:tcMar>
-              <w:top w:type="dxa" w:w="80"/>
-              <w:left w:type="dxa" w:w="110"/>
-              <w:bottom w:type="dxa" w:w="80"/>
-              <w:right w:type="dxa" w:w="110"/>
-            </w:tcMar>
-          </w:tcPr>
-          <w:p>
-            <w:pPr>
-              <w:spacing w:after="40"/>
-            </w:pPr>
-            <w:r>
-              <w:rPr>
-                <w:rFonts w:ascii="Arial" w:cs="Arial" w:eastAsia="Arial" w:hAnsi="Arial"/>
-                <w:sz w:val="19"/>
-                <w:szCs w:val="19"/>
-              </w:rPr>
-              <w:t xml:space="preserve">Обеды с собой на работу</w:t>
+            <w:tcW w:type="dxa" w:w="4500"/>
+            <w:tcMar>
+              <w:top w:type="dxa" w:w="80"/>
+              <w:left w:type="dxa" w:w="110"/>
+              <w:bottom w:type="dxa" w:w="80"/>
+              <w:right w:type="dxa" w:w="110"/>
+            </w:tcMar>
+          </w:tcPr>
+          <w:p>
+            <w:pPr>
+              <w:spacing w:after="40"/>
+            </w:pPr>
+            <w:r>
+              <w:rPr>
+                <w:rFonts w:ascii="Arial" w:cs="Arial" w:eastAsia="Arial" w:hAnsi="Arial"/>
+                <w:b/>
+                <w:bCs/>
+                <w:sz w:val="19"/>
+                <w:szCs w:val="19"/>
+              </w:rPr>
+              <w:t xml:space="preserve">Метка:</w:t>
+            </w:r>
+            <w:r>
+              <w:rPr>
+                <w:rFonts w:ascii="Arial" w:cs="Arial" w:eastAsia="Arial" w:hAnsi="Arial"/>
+                <w:sz w:val="19"/>
+                <w:szCs w:val="19"/>
+              </w:rPr>
+              <w:t xml:space="preserve"> из заготовок</w:t>
+            </w:r>
+          </w:p>
+          <w:p>
+            <w:pPr>
+              <w:spacing w:after="40"/>
+            </w:pPr>
+            <w:r>
+              <w:rPr>
+                <w:rFonts w:ascii="Arial" w:cs="Arial" w:eastAsia="Arial" w:hAnsi="Arial"/>
+                <w:b/>
+                <w:bCs/>
+                <w:sz w:val="19"/>
+                <w:szCs w:val="19"/>
+              </w:rPr>
+              <w:t xml:space="preserve">Заголовок:</w:t>
+            </w:r>
+            <w:r>
+              <w:rPr>
+                <w:rFonts w:ascii="Arial" w:cs="Arial" w:eastAsia="Arial" w:hAnsi="Arial"/>
+                <w:sz w:val="19"/>
+                <w:szCs w:val="19"/>
+              </w:rPr>
+              <w:t xml:space="preserve"> Ужин из заготовок за 10 минут</w:t>
+            </w:r>
+          </w:p>
+          <w:p>
+            <w:pPr>
+              <w:spacing w:after="40"/>
+            </w:pPr>
+            <w:r>
+              <w:rPr>
+                <w:rFonts w:ascii="Arial" w:cs="Arial" w:eastAsia="Arial" w:hAnsi="Arial"/>
+                <w:sz w:val="19"/>
+                <w:szCs w:val="19"/>
+              </w:rPr>
+              <w:t xml:space="preserve">1. </w:t>
+            </w:r>
+            <w:r>
+              <w:rPr>
+                <w:rFonts w:ascii="Arial" w:cs="Arial" w:eastAsia="Arial" w:hAnsi="Arial"/>
+                <w:b/>
+                <w:bCs/>
+                <w:sz w:val="19"/>
+                <w:szCs w:val="19"/>
+              </w:rPr>
+              <w:t xml:space="preserve">Гречка + курица</w:t>
+            </w:r>
+            <w:r>
+              <w:rPr>
+                <w:rFonts w:ascii="Arial" w:cs="Arial" w:eastAsia="Arial" w:hAnsi="Arial"/>
+                <w:sz w:val="19"/>
+                <w:szCs w:val="19"/>
+              </w:rPr>
+              <w:t xml:space="preserve"> — Разогреть и добавить салат</w:t>
+            </w:r>
+          </w:p>
+          <w:p>
+            <w:pPr>
+              <w:spacing w:after="40"/>
+            </w:pPr>
+            <w:r>
+              <w:rPr>
+                <w:rFonts w:ascii="Arial" w:cs="Arial" w:eastAsia="Arial" w:hAnsi="Arial"/>
+                <w:sz w:val="19"/>
+                <w:szCs w:val="19"/>
+              </w:rPr>
+              <w:t xml:space="preserve">2. </w:t>
+            </w:r>
+            <w:r>
+              <w:rPr>
+                <w:rFonts w:ascii="Arial" w:cs="Arial" w:eastAsia="Arial" w:hAnsi="Arial"/>
+                <w:b/>
+                <w:bCs/>
+                <w:sz w:val="19"/>
+                <w:szCs w:val="19"/>
+              </w:rPr>
+              <w:t xml:space="preserve">Рис + овощи + яйцо</w:t>
+            </w:r>
+            <w:r>
+              <w:rPr>
+                <w:rFonts w:ascii="Arial" w:cs="Arial" w:eastAsia="Arial" w:hAnsi="Arial"/>
+                <w:sz w:val="19"/>
+                <w:szCs w:val="19"/>
+              </w:rPr>
+              <w:t xml:space="preserve"> — Жареный рис на сковороде</w:t>
+            </w:r>
+          </w:p>
+          <w:p>
+            <w:pPr>
+              <w:spacing w:after="40"/>
+            </w:pPr>
+            <w:r>
+              <w:rPr>
+                <w:rFonts w:ascii="Arial" w:cs="Arial" w:eastAsia="Arial" w:hAnsi="Arial"/>
+                <w:sz w:val="19"/>
+                <w:szCs w:val="19"/>
+              </w:rPr>
+              <w:t xml:space="preserve">3. </w:t>
+            </w:r>
+            <w:r>
+              <w:rPr>
+                <w:rFonts w:ascii="Arial" w:cs="Arial" w:eastAsia="Arial" w:hAnsi="Arial"/>
+                <w:b/>
+                <w:bCs/>
+                <w:sz w:val="19"/>
+                <w:szCs w:val="19"/>
+              </w:rPr>
+              <w:t xml:space="preserve">Курица + лаваш</w:t>
+            </w:r>
+            <w:r>
+              <w:rPr>
+                <w:rFonts w:ascii="Arial" w:cs="Arial" w:eastAsia="Arial" w:hAnsi="Arial"/>
+                <w:sz w:val="19"/>
+                <w:szCs w:val="19"/>
+              </w:rPr>
+              <w:t xml:space="preserve"> — Ролл с овощами</w:t>
+            </w:r>
+          </w:p>
+          <w:p>
+            <w:pPr>
+              <w:spacing w:after="40"/>
+            </w:pPr>
+            <w:r>
+              <w:rPr>
+                <w:rFonts w:ascii="Arial" w:cs="Arial" w:eastAsia="Arial" w:hAnsi="Arial"/>
+                <w:sz w:val="19"/>
+                <w:szCs w:val="19"/>
+              </w:rPr>
+              <w:t xml:space="preserve">4. </w:t>
+            </w:r>
+            <w:r>
+              <w:rPr>
+                <w:rFonts w:ascii="Arial" w:cs="Arial" w:eastAsia="Arial" w:hAnsi="Arial"/>
+                <w:b/>
+                <w:bCs/>
+                <w:sz w:val="19"/>
+                <w:szCs w:val="19"/>
+              </w:rPr>
+              <w:t xml:space="preserve">Овощи + паста</w:t>
+            </w:r>
+            <w:r>
+              <w:rPr>
+                <w:rFonts w:ascii="Arial" w:cs="Arial" w:eastAsia="Arial" w:hAnsi="Arial"/>
+                <w:sz w:val="19"/>
+                <w:szCs w:val="19"/>
+              </w:rPr>
+              <w:t xml:space="preserve"> — Паста за 15 минут</w:t>
+            </w:r>
+          </w:p>
+          <w:p>
+            <w:pPr>
+              <w:spacing w:after="40"/>
+            </w:pPr>
+            <w:r>
+              <w:rPr>
+                <w:rFonts w:ascii="Arial" w:cs="Arial" w:eastAsia="Arial" w:hAnsi="Arial"/>
+                <w:sz w:val="19"/>
+                <w:szCs w:val="19"/>
+              </w:rPr>
+              <w:t xml:space="preserve">5. </w:t>
+            </w:r>
+            <w:r>
+              <w:rPr>
+                <w:rFonts w:ascii="Arial" w:cs="Arial" w:eastAsia="Arial" w:hAnsi="Arial"/>
+                <w:b/>
+                <w:bCs/>
+                <w:sz w:val="19"/>
+                <w:szCs w:val="19"/>
+              </w:rPr>
+              <w:t xml:space="preserve">Суп из запасов</w:t>
+            </w:r>
+            <w:r>
+              <w:rPr>
+                <w:rFonts w:ascii="Arial" w:cs="Arial" w:eastAsia="Arial" w:hAnsi="Arial"/>
+                <w:sz w:val="19"/>
+                <w:szCs w:val="19"/>
+              </w:rPr>
+              <w:t xml:space="preserve"> — На 2–3 дня вперёд</w:t>
+            </w:r>
+          </w:p>
+          <w:p>
+            <w:pPr>
+              <w:spacing w:after="40"/>
+            </w:pPr>
+            <w:r>
+              <w:rPr>
+                <w:rFonts w:ascii="Arial" w:cs="Arial" w:eastAsia="Arial" w:hAnsi="Arial"/>
+                <w:b/>
+                <w:bCs/>
+                <w:sz w:val="19"/>
+                <w:szCs w:val="19"/>
+              </w:rPr>
+              <w:t xml:space="preserve">Фраза:</w:t>
+            </w:r>
+            <w:r>
+              <w:rPr>
+                <w:rFonts w:ascii="Arial" w:cs="Arial" w:eastAsia="Arial" w:hAnsi="Arial"/>
+                <w:sz w:val="19"/>
+                <w:szCs w:val="19"/>
+              </w:rPr>
+              <w:t xml:space="preserve"> вот зачем я делаю заготовки</w:t>
+            </w:r>
+          </w:p>
+        </w:tc>
+        <w:tc>
+          <w:tcPr>
+            <w:tcW w:type="dxa" w:w="3088"/>
+            <w:tcMar>
+              <w:top w:type="dxa" w:w="80"/>
+              <w:left w:type="dxa" w:w="110"/>
+              <w:bottom w:type="dxa" w:w="80"/>
+              <w:right w:type="dxa" w:w="110"/>
+            </w:tcMar>
+          </w:tcPr>
+          <w:p>
+            <w:pPr>
+              <w:spacing w:after="40"/>
+            </w:pPr>
+            <w:r>
+              <w:rPr>
+                <w:rFonts w:ascii="Arial" w:cs="Arial" w:eastAsia="Arial" w:hAnsi="Arial"/>
+                <w:sz w:val="19"/>
+                <w:szCs w:val="19"/>
+              </w:rPr>
+              <w:t xml:space="preserve">Что приготовить на ужин из воскресной заготовки: 5 сочетаний, которые собираются за 10 минут. Сохрани. План заготовок на каждую неделю — в моём меню.</w:t>
+            </w:r>
+          </w:p>
+        </w:tc>
+        <w:tc>
+          <w:tcPr>
+            <w:tcW w:type="dxa" w:w="1600"/>
+            <w:tcMar>
+              <w:top w:type="dxa" w:w="80"/>
+              <w:left w:type="dxa" w:w="110"/>
+              <w:bottom w:type="dxa" w:w="80"/>
+              <w:right w:type="dxa" w:w="110"/>
+            </w:tcMar>
+          </w:tcPr>
+          <w:p>
+            <w:pPr>
+              <w:spacing w:after="40"/>
+            </w:pPr>
+            <w:r>
+              <w:rPr>
+                <w:rFonts w:ascii="Arial" w:cs="Arial" w:eastAsia="Arial" w:hAnsi="Arial"/>
+                <w:sz w:val="19"/>
+                <w:szCs w:val="19"/>
+              </w:rPr>
+              <w:t xml:space="preserve">Что приготовить на ужин</w:t>
             </w:r>
           </w:p>
         </w:tc>
@@ -5887,73 +6872,284 @@
         </w:tc>
         <w:tc>
           <w:tcPr>
-            <w:tcW w:type="dxa" w:w="2700"/>
-            <w:tcMar>
-              <w:top w:type="dxa" w:w="80"/>
-              <w:left w:type="dxa" w:w="110"/>
-              <w:bottom w:type="dxa" w:w="80"/>
-              <w:right w:type="dxa" w:w="110"/>
-            </w:tcMar>
-          </w:tcPr>
-          <w:p>
-            <w:pPr>
-              <w:spacing w:after="40"/>
-            </w:pPr>
-            <w:r>
-              <w:rPr>
-                <w:rFonts w:ascii="Arial" w:cs="Arial" w:eastAsia="Arial" w:hAnsi="Arial"/>
-                <w:sz w:val="19"/>
-                <w:szCs w:val="19"/>
-              </w:rPr>
-              <w:t xml:space="preserve">Обед на работу без микроволновки (А)</w:t>
-            </w:r>
-          </w:p>
-        </w:tc>
-        <w:tc>
-          <w:tcPr>
-            <w:tcW w:type="dxa" w:w="4288"/>
-            <w:tcMar>
-              <w:top w:type="dxa" w:w="80"/>
-              <w:left w:type="dxa" w:w="110"/>
-              <w:bottom w:type="dxa" w:w="80"/>
-              <w:right w:type="dxa" w:w="110"/>
-            </w:tcMar>
-          </w:tcPr>
-          <w:p>
-            <w:pPr>
-              <w:spacing w:after="40"/>
-            </w:pPr>
-            <w:r>
-              <w:rPr>
-                <w:rFonts w:ascii="Arial" w:cs="Arial" w:eastAsia="Arial" w:hAnsi="Arial"/>
-                <w:sz w:val="19"/>
-                <w:szCs w:val="19"/>
-              </w:rPr>
-              <w:t xml:space="preserve">Что брать с собой, если негде разогреть: салаты с белком, роллы, боулы. Мои любимые варианты.</w:t>
-            </w:r>
-          </w:p>
-        </w:tc>
-        <w:tc>
-          <w:tcPr>
-            <w:tcW w:type="dxa" w:w="2200"/>
-            <w:tcMar>
-              <w:top w:type="dxa" w:w="80"/>
-              <w:left w:type="dxa" w:w="110"/>
-              <w:bottom w:type="dxa" w:w="80"/>
-              <w:right w:type="dxa" w:w="110"/>
-            </w:tcMar>
-          </w:tcPr>
-          <w:p>
-            <w:pPr>
-              <w:spacing w:after="40"/>
-            </w:pPr>
-            <w:r>
-              <w:rPr>
-                <w:rFonts w:ascii="Arial" w:cs="Arial" w:eastAsia="Arial" w:hAnsi="Arial"/>
-                <w:sz w:val="19"/>
-                <w:szCs w:val="19"/>
-              </w:rPr>
-              <w:t xml:space="preserve">Обеды с собой на работу</w:t>
+            <w:tcW w:type="dxa" w:w="4500"/>
+            <w:tcMar>
+              <w:top w:type="dxa" w:w="80"/>
+              <w:left w:type="dxa" w:w="110"/>
+              <w:bottom w:type="dxa" w:w="80"/>
+              <w:right w:type="dxa" w:w="110"/>
+            </w:tcMar>
+          </w:tcPr>
+          <w:p>
+            <w:pPr>
+              <w:spacing w:after="40"/>
+            </w:pPr>
+            <w:r>
+              <w:rPr>
+                <w:rFonts w:ascii="Arial" w:cs="Arial" w:eastAsia="Arial" w:hAnsi="Arial"/>
+                <w:b/>
+                <w:bCs/>
+                <w:sz w:val="19"/>
+                <w:szCs w:val="19"/>
+              </w:rPr>
+              <w:t xml:space="preserve">Метка:</w:t>
+            </w:r>
+            <w:r>
+              <w:rPr>
+                <w:rFonts w:ascii="Arial" w:cs="Arial" w:eastAsia="Arial" w:hAnsi="Arial"/>
+                <w:sz w:val="19"/>
+                <w:szCs w:val="19"/>
+              </w:rPr>
+              <w:t xml:space="preserve"> впрок</w:t>
+            </w:r>
+          </w:p>
+          <w:p>
+            <w:pPr>
+              <w:spacing w:after="40"/>
+            </w:pPr>
+            <w:r>
+              <w:rPr>
+                <w:rFonts w:ascii="Arial" w:cs="Arial" w:eastAsia="Arial" w:hAnsi="Arial"/>
+                <w:b/>
+                <w:bCs/>
+                <w:sz w:val="19"/>
+                <w:szCs w:val="19"/>
+              </w:rPr>
+              <w:t xml:space="preserve">Заголовок:</w:t>
+            </w:r>
+            <w:r>
+              <w:rPr>
+                <w:rFonts w:ascii="Arial" w:cs="Arial" w:eastAsia="Arial" w:hAnsi="Arial"/>
+                <w:sz w:val="19"/>
+                <w:szCs w:val="19"/>
+              </w:rPr>
+              <w:t xml:space="preserve"> 5 блюд, которые я готовлю на 2–3 дня</w:t>
+            </w:r>
+          </w:p>
+          <w:p>
+            <w:pPr>
+              <w:spacing w:after="40"/>
+            </w:pPr>
+            <w:r>
+              <w:rPr>
+                <w:rFonts w:ascii="Arial" w:cs="Arial" w:eastAsia="Arial" w:hAnsi="Arial"/>
+                <w:sz w:val="19"/>
+                <w:szCs w:val="19"/>
+              </w:rPr>
+              <w:t xml:space="preserve">1. </w:t>
+            </w:r>
+            <w:r>
+              <w:rPr>
+                <w:rFonts w:ascii="Arial" w:cs="Arial" w:eastAsia="Arial" w:hAnsi="Arial"/>
+                <w:b/>
+                <w:bCs/>
+                <w:sz w:val="19"/>
+                <w:szCs w:val="19"/>
+              </w:rPr>
+              <w:t xml:space="preserve">Куриный суп с овощами</w:t>
+            </w:r>
+            <w:r>
+              <w:rPr>
+                <w:rFonts w:ascii="Arial" w:cs="Arial" w:eastAsia="Arial" w:hAnsi="Arial"/>
+                <w:sz w:val="19"/>
+                <w:szCs w:val="19"/>
+              </w:rPr>
+              <w:t xml:space="preserve"> — Вкуснее на второй день</w:t>
+            </w:r>
+          </w:p>
+          <w:p>
+            <w:pPr>
+              <w:spacing w:after="40"/>
+            </w:pPr>
+            <w:r>
+              <w:rPr>
+                <w:rFonts w:ascii="Arial" w:cs="Arial" w:eastAsia="Arial" w:hAnsi="Arial"/>
+                <w:sz w:val="19"/>
+                <w:szCs w:val="19"/>
+              </w:rPr>
+              <w:t xml:space="preserve">2. </w:t>
+            </w:r>
+            <w:r>
+              <w:rPr>
+                <w:rFonts w:ascii="Arial" w:cs="Arial" w:eastAsia="Arial" w:hAnsi="Arial"/>
+                <w:b/>
+                <w:bCs/>
+                <w:sz w:val="19"/>
+                <w:szCs w:val="19"/>
+              </w:rPr>
+              <w:t xml:space="preserve">Чечевичный суп</w:t>
+            </w:r>
+            <w:r>
+              <w:rPr>
+                <w:rFonts w:ascii="Arial" w:cs="Arial" w:eastAsia="Arial" w:hAnsi="Arial"/>
+                <w:sz w:val="19"/>
+                <w:szCs w:val="19"/>
+              </w:rPr>
+              <w:t xml:space="preserve"> — Сытно и недорого</w:t>
+            </w:r>
+          </w:p>
+          <w:p>
+            <w:pPr>
+              <w:spacing w:after="40"/>
+            </w:pPr>
+            <w:r>
+              <w:rPr>
+                <w:rFonts w:ascii="Arial" w:cs="Arial" w:eastAsia="Arial" w:hAnsi="Arial"/>
+                <w:sz w:val="19"/>
+                <w:szCs w:val="19"/>
+              </w:rPr>
+              <w:t xml:space="preserve">3. </w:t>
+            </w:r>
+            <w:r>
+              <w:rPr>
+                <w:rFonts w:ascii="Arial" w:cs="Arial" w:eastAsia="Arial" w:hAnsi="Arial"/>
+                <w:b/>
+                <w:bCs/>
+                <w:sz w:val="19"/>
+                <w:szCs w:val="19"/>
+              </w:rPr>
+              <w:t xml:space="preserve">Рагу с индейкой</w:t>
+            </w:r>
+            <w:r>
+              <w:rPr>
+                <w:rFonts w:ascii="Arial" w:cs="Arial" w:eastAsia="Arial" w:hAnsi="Arial"/>
+                <w:sz w:val="19"/>
+                <w:szCs w:val="19"/>
+              </w:rPr>
+              <w:t xml:space="preserve"> — Разогревается за 5 минут</w:t>
+            </w:r>
+          </w:p>
+          <w:p>
+            <w:pPr>
+              <w:spacing w:after="40"/>
+            </w:pPr>
+            <w:r>
+              <w:rPr>
+                <w:rFonts w:ascii="Arial" w:cs="Arial" w:eastAsia="Arial" w:hAnsi="Arial"/>
+                <w:sz w:val="19"/>
+                <w:szCs w:val="19"/>
+              </w:rPr>
+              <w:t xml:space="preserve">4. </w:t>
+            </w:r>
+            <w:r>
+              <w:rPr>
+                <w:rFonts w:ascii="Arial" w:cs="Arial" w:eastAsia="Arial" w:hAnsi="Arial"/>
+                <w:b/>
+                <w:bCs/>
+                <w:sz w:val="19"/>
+                <w:szCs w:val="19"/>
+              </w:rPr>
+              <w:t xml:space="preserve">Запеканка с курицей и брокколи</w:t>
+            </w:r>
+            <w:r>
+              <w:rPr>
+                <w:rFonts w:ascii="Arial" w:cs="Arial" w:eastAsia="Arial" w:hAnsi="Arial"/>
+                <w:sz w:val="19"/>
+                <w:szCs w:val="19"/>
+              </w:rPr>
+              <w:t xml:space="preserve"> — Режу на порции</w:t>
+            </w:r>
+          </w:p>
+          <w:p>
+            <w:pPr>
+              <w:spacing w:after="40"/>
+            </w:pPr>
+            <w:r>
+              <w:rPr>
+                <w:rFonts w:ascii="Arial" w:cs="Arial" w:eastAsia="Arial" w:hAnsi="Arial"/>
+                <w:sz w:val="19"/>
+                <w:szCs w:val="19"/>
+              </w:rPr>
+              <w:t xml:space="preserve">5. </w:t>
+            </w:r>
+            <w:r>
+              <w:rPr>
+                <w:rFonts w:ascii="Arial" w:cs="Arial" w:eastAsia="Arial" w:hAnsi="Arial"/>
+                <w:b/>
+                <w:bCs/>
+                <w:sz w:val="19"/>
+                <w:szCs w:val="19"/>
+              </w:rPr>
+              <w:t xml:space="preserve">Плов с курицей</w:t>
+            </w:r>
+            <w:r>
+              <w:rPr>
+                <w:rFonts w:ascii="Arial" w:cs="Arial" w:eastAsia="Arial" w:hAnsi="Arial"/>
+                <w:sz w:val="19"/>
+                <w:szCs w:val="19"/>
+              </w:rPr>
+              <w:t xml:space="preserve"> — Ужин и обед с собой</w:t>
+            </w:r>
+          </w:p>
+          <w:p>
+            <w:pPr>
+              <w:spacing w:after="40"/>
+            </w:pPr>
+            <w:r>
+              <w:rPr>
+                <w:rFonts w:ascii="Arial" w:cs="Arial" w:eastAsia="Arial" w:hAnsi="Arial"/>
+                <w:b/>
+                <w:bCs/>
+                <w:sz w:val="19"/>
+                <w:szCs w:val="19"/>
+              </w:rPr>
+              <w:t xml:space="preserve">Фраза:</w:t>
+            </w:r>
+            <w:r>
+              <w:rPr>
+                <w:rFonts w:ascii="Arial" w:cs="Arial" w:eastAsia="Arial" w:hAnsi="Arial"/>
+                <w:sz w:val="19"/>
+                <w:szCs w:val="19"/>
+              </w:rPr>
+              <w:t xml:space="preserve"> готовлю раз — ем три дня</w:t>
+            </w:r>
+          </w:p>
+        </w:tc>
+        <w:tc>
+          <w:tcPr>
+            <w:tcW w:type="dxa" w:w="3088"/>
+            <w:tcMar>
+              <w:top w:type="dxa" w:w="80"/>
+              <w:left w:type="dxa" w:w="110"/>
+              <w:bottom w:type="dxa" w:w="80"/>
+              <w:right w:type="dxa" w:w="110"/>
+            </w:tcMar>
+          </w:tcPr>
+          <w:p>
+            <w:pPr>
+              <w:spacing w:after="40"/>
+            </w:pPr>
+            <w:r>
+              <w:rPr>
+                <w:rFonts w:ascii="Arial" w:cs="Arial" w:eastAsia="Arial" w:hAnsi="Arial"/>
+                <w:sz w:val="19"/>
+                <w:szCs w:val="19"/>
+              </w:rPr>
+              <w:t xml:space="preserve">Блюда на несколько дней: суп, рагу, запеканка и плов, которые я готовлю впрок. Сохрани идеи. Меню на 4 недели с такими блюдами — по ссылке.</w:t>
+            </w:r>
+          </w:p>
+        </w:tc>
+        <w:tc>
+          <w:tcPr>
+            <w:tcW w:type="dxa" w:w="1600"/>
+            <w:tcMar>
+              <w:top w:type="dxa" w:w="80"/>
+              <w:left w:type="dxa" w:w="110"/>
+              <w:bottom w:type="dxa" w:w="80"/>
+              <w:right w:type="dxa" w:w="110"/>
+            </w:tcMar>
+          </w:tcPr>
+          <w:p>
+            <w:pPr>
+              <w:spacing w:after="40"/>
+            </w:pPr>
+            <w:r>
+              <w:rPr>
+                <w:rFonts w:ascii="Arial" w:cs="Arial" w:eastAsia="Arial" w:hAnsi="Arial"/>
+                <w:sz w:val="19"/>
+                <w:szCs w:val="19"/>
+              </w:rPr>
+              <w:t xml:space="preserve">Что приготовить на ужин</w:t>
             </w:r>
           </w:p>
         </w:tc>
@@ -5985,73 +7181,284 @@
         </w:tc>
         <w:tc>
           <w:tcPr>
-            <w:tcW w:type="dxa" w:w="2700"/>
-            <w:tcMar>
-              <w:top w:type="dxa" w:w="80"/>
-              <w:left w:type="dxa" w:w="110"/>
-              <w:bottom w:type="dxa" w:w="80"/>
-              <w:right w:type="dxa" w:w="110"/>
-            </w:tcMar>
-          </w:tcPr>
-          <w:p>
-            <w:pPr>
-              <w:spacing w:after="40"/>
-            </w:pPr>
-            <w:r>
-              <w:rPr>
-                <w:rFonts w:ascii="Arial" w:cs="Arial" w:eastAsia="Arial" w:hAnsi="Arial"/>
-                <w:sz w:val="19"/>
-                <w:szCs w:val="19"/>
-              </w:rPr>
-              <w:t xml:space="preserve">Бюджетное меню на неделю: мой список покупок (Б)</w:t>
-            </w:r>
-          </w:p>
-        </w:tc>
-        <w:tc>
-          <w:tcPr>
-            <w:tcW w:type="dxa" w:w="4288"/>
-            <w:tcMar>
-              <w:top w:type="dxa" w:w="80"/>
-              <w:left w:type="dxa" w:w="110"/>
-              <w:bottom w:type="dxa" w:w="80"/>
-              <w:right w:type="dxa" w:w="110"/>
-            </w:tcMar>
-          </w:tcPr>
-          <w:p>
-            <w:pPr>
-              <w:spacing w:after="40"/>
-            </w:pPr>
-            <w:r>
-              <w:rPr>
-                <w:rFonts w:ascii="Arial" w:cs="Arial" w:eastAsia="Arial" w:hAnsi="Arial"/>
-                <w:sz w:val="19"/>
-                <w:szCs w:val="19"/>
-              </w:rPr>
-              <w:t xml:space="preserve">Что я покупаю на неделю, чтобы питаться сбалансированно и без лишних трат. Сохрани и открой в магазине.</w:t>
-            </w:r>
-          </w:p>
-        </w:tc>
-        <w:tc>
-          <w:tcPr>
-            <w:tcW w:type="dxa" w:w="2200"/>
-            <w:tcMar>
-              <w:top w:type="dxa" w:w="80"/>
-              <w:left w:type="dxa" w:w="110"/>
-              <w:bottom w:type="dxa" w:w="80"/>
-              <w:right w:type="dxa" w:w="110"/>
-            </w:tcMar>
-          </w:tcPr>
-          <w:p>
-            <w:pPr>
-              <w:spacing w:after="40"/>
-            </w:pPr>
-            <w:r>
-              <w:rPr>
-                <w:rFonts w:ascii="Arial" w:cs="Arial" w:eastAsia="Arial" w:hAnsi="Arial"/>
-                <w:sz w:val="19"/>
-                <w:szCs w:val="19"/>
-              </w:rPr>
-              <w:t xml:space="preserve">Бюджетное меню</w:t>
+            <w:tcW w:type="dxa" w:w="4500"/>
+            <w:tcMar>
+              <w:top w:type="dxa" w:w="80"/>
+              <w:left w:type="dxa" w:w="110"/>
+              <w:bottom w:type="dxa" w:w="80"/>
+              <w:right w:type="dxa" w:w="110"/>
+            </w:tcMar>
+          </w:tcPr>
+          <w:p>
+            <w:pPr>
+              <w:spacing w:after="40"/>
+            </w:pPr>
+            <w:r>
+              <w:rPr>
+                <w:rFonts w:ascii="Arial" w:cs="Arial" w:eastAsia="Arial" w:hAnsi="Arial"/>
+                <w:b/>
+                <w:bCs/>
+                <w:sz w:val="19"/>
+                <w:szCs w:val="19"/>
+              </w:rPr>
+              <w:t xml:space="preserve">Метка:</w:t>
+            </w:r>
+            <w:r>
+              <w:rPr>
+                <w:rFonts w:ascii="Arial" w:cs="Arial" w:eastAsia="Arial" w:hAnsi="Arial"/>
+                <w:sz w:val="19"/>
+                <w:szCs w:val="19"/>
+              </w:rPr>
+              <w:t xml:space="preserve"> заготовки</w:t>
+            </w:r>
+          </w:p>
+          <w:p>
+            <w:pPr>
+              <w:spacing w:after="40"/>
+            </w:pPr>
+            <w:r>
+              <w:rPr>
+                <w:rFonts w:ascii="Arial" w:cs="Arial" w:eastAsia="Arial" w:hAnsi="Arial"/>
+                <w:b/>
+                <w:bCs/>
+                <w:sz w:val="19"/>
+                <w:szCs w:val="19"/>
+              </w:rPr>
+              <w:t xml:space="preserve">Заголовок:</w:t>
+            </w:r>
+            <w:r>
+              <w:rPr>
+                <w:rFonts w:ascii="Arial" w:cs="Arial" w:eastAsia="Arial" w:hAnsi="Arial"/>
+                <w:sz w:val="19"/>
+                <w:szCs w:val="19"/>
+              </w:rPr>
+              <w:t xml:space="preserve"> Моя воскресная заготовка: 5 шагов</w:t>
+            </w:r>
+          </w:p>
+          <w:p>
+            <w:pPr>
+              <w:spacing w:after="40"/>
+            </w:pPr>
+            <w:r>
+              <w:rPr>
+                <w:rFonts w:ascii="Arial" w:cs="Arial" w:eastAsia="Arial" w:hAnsi="Arial"/>
+                <w:sz w:val="19"/>
+                <w:szCs w:val="19"/>
+              </w:rPr>
+              <w:t xml:space="preserve">1. </w:t>
+            </w:r>
+            <w:r>
+              <w:rPr>
+                <w:rFonts w:ascii="Arial" w:cs="Arial" w:eastAsia="Arial" w:hAnsi="Arial"/>
+                <w:b/>
+                <w:bCs/>
+                <w:sz w:val="19"/>
+                <w:szCs w:val="19"/>
+              </w:rPr>
+              <w:t xml:space="preserve">Ставлю крупу</w:t>
+            </w:r>
+            <w:r>
+              <w:rPr>
+                <w:rFonts w:ascii="Arial" w:cs="Arial" w:eastAsia="Arial" w:hAnsi="Arial"/>
+                <w:sz w:val="19"/>
+                <w:szCs w:val="19"/>
+              </w:rPr>
+              <w:t xml:space="preserve"> — Гречка и рис на 3–4 дня</w:t>
+            </w:r>
+          </w:p>
+          <w:p>
+            <w:pPr>
+              <w:spacing w:after="40"/>
+            </w:pPr>
+            <w:r>
+              <w:rPr>
+                <w:rFonts w:ascii="Arial" w:cs="Arial" w:eastAsia="Arial" w:hAnsi="Arial"/>
+                <w:sz w:val="19"/>
+                <w:szCs w:val="19"/>
+              </w:rPr>
+              <w:t xml:space="preserve">2. </w:t>
+            </w:r>
+            <w:r>
+              <w:rPr>
+                <w:rFonts w:ascii="Arial" w:cs="Arial" w:eastAsia="Arial" w:hAnsi="Arial"/>
+                <w:b/>
+                <w:bCs/>
+                <w:sz w:val="19"/>
+                <w:szCs w:val="19"/>
+              </w:rPr>
+              <w:t xml:space="preserve">Запекаю курицу</w:t>
+            </w:r>
+            <w:r>
+              <w:rPr>
+                <w:rFonts w:ascii="Arial" w:cs="Arial" w:eastAsia="Arial" w:hAnsi="Arial"/>
+                <w:sz w:val="19"/>
+                <w:szCs w:val="19"/>
+              </w:rPr>
+              <w:t xml:space="preserve"> — Пока варится крупа</w:t>
+            </w:r>
+          </w:p>
+          <w:p>
+            <w:pPr>
+              <w:spacing w:after="40"/>
+            </w:pPr>
+            <w:r>
+              <w:rPr>
+                <w:rFonts w:ascii="Arial" w:cs="Arial" w:eastAsia="Arial" w:hAnsi="Arial"/>
+                <w:sz w:val="19"/>
+                <w:szCs w:val="19"/>
+              </w:rPr>
+              <w:t xml:space="preserve">3. </w:t>
+            </w:r>
+            <w:r>
+              <w:rPr>
+                <w:rFonts w:ascii="Arial" w:cs="Arial" w:eastAsia="Arial" w:hAnsi="Arial"/>
+                <w:b/>
+                <w:bCs/>
+                <w:sz w:val="19"/>
+                <w:szCs w:val="19"/>
+              </w:rPr>
+              <w:t xml:space="preserve">Режу овощи</w:t>
+            </w:r>
+            <w:r>
+              <w:rPr>
+                <w:rFonts w:ascii="Arial" w:cs="Arial" w:eastAsia="Arial" w:hAnsi="Arial"/>
+                <w:sz w:val="19"/>
+                <w:szCs w:val="19"/>
+              </w:rPr>
+              <w:t xml:space="preserve"> — Для салатов и гарниров</w:t>
+            </w:r>
+          </w:p>
+          <w:p>
+            <w:pPr>
+              <w:spacing w:after="40"/>
+            </w:pPr>
+            <w:r>
+              <w:rPr>
+                <w:rFonts w:ascii="Arial" w:cs="Arial" w:eastAsia="Arial" w:hAnsi="Arial"/>
+                <w:sz w:val="19"/>
+                <w:szCs w:val="19"/>
+              </w:rPr>
+              <w:t xml:space="preserve">4. </w:t>
+            </w:r>
+            <w:r>
+              <w:rPr>
+                <w:rFonts w:ascii="Arial" w:cs="Arial" w:eastAsia="Arial" w:hAnsi="Arial"/>
+                <w:b/>
+                <w:bCs/>
+                <w:sz w:val="19"/>
+                <w:szCs w:val="19"/>
+              </w:rPr>
+              <w:t xml:space="preserve">Варю яйца</w:t>
+            </w:r>
+            <w:r>
+              <w:rPr>
+                <w:rFonts w:ascii="Arial" w:cs="Arial" w:eastAsia="Arial" w:hAnsi="Arial"/>
+                <w:sz w:val="19"/>
+                <w:szCs w:val="19"/>
+              </w:rPr>
+              <w:t xml:space="preserve"> — Для завтраков и перекусов</w:t>
+            </w:r>
+          </w:p>
+          <w:p>
+            <w:pPr>
+              <w:spacing w:after="40"/>
+            </w:pPr>
+            <w:r>
+              <w:rPr>
+                <w:rFonts w:ascii="Arial" w:cs="Arial" w:eastAsia="Arial" w:hAnsi="Arial"/>
+                <w:sz w:val="19"/>
+                <w:szCs w:val="19"/>
+              </w:rPr>
+              <w:t xml:space="preserve">5. </w:t>
+            </w:r>
+            <w:r>
+              <w:rPr>
+                <w:rFonts w:ascii="Arial" w:cs="Arial" w:eastAsia="Arial" w:hAnsi="Arial"/>
+                <w:b/>
+                <w:bCs/>
+                <w:sz w:val="19"/>
+                <w:szCs w:val="19"/>
+              </w:rPr>
+              <w:t xml:space="preserve">Раскладываю по контейнерам</w:t>
+            </w:r>
+            <w:r>
+              <w:rPr>
+                <w:rFonts w:ascii="Arial" w:cs="Arial" w:eastAsia="Arial" w:hAnsi="Arial"/>
+                <w:sz w:val="19"/>
+                <w:szCs w:val="19"/>
+              </w:rPr>
+              <w:t xml:space="preserve"> — И подписываю дату</w:t>
+            </w:r>
+          </w:p>
+          <w:p>
+            <w:pPr>
+              <w:spacing w:after="40"/>
+            </w:pPr>
+            <w:r>
+              <w:rPr>
+                <w:rFonts w:ascii="Arial" w:cs="Arial" w:eastAsia="Arial" w:hAnsi="Arial"/>
+                <w:b/>
+                <w:bCs/>
+                <w:sz w:val="19"/>
+                <w:szCs w:val="19"/>
+              </w:rPr>
+              <w:t xml:space="preserve">Фраза:</w:t>
+            </w:r>
+            <w:r>
+              <w:rPr>
+                <w:rFonts w:ascii="Arial" w:cs="Arial" w:eastAsia="Arial" w:hAnsi="Arial"/>
+                <w:sz w:val="19"/>
+                <w:szCs w:val="19"/>
+              </w:rPr>
+              <w:t xml:space="preserve"> 2 часа в воскресенье</w:t>
+            </w:r>
+          </w:p>
+        </w:tc>
+        <w:tc>
+          <w:tcPr>
+            <w:tcW w:type="dxa" w:w="3088"/>
+            <w:tcMar>
+              <w:top w:type="dxa" w:w="80"/>
+              <w:left w:type="dxa" w:w="110"/>
+              <w:bottom w:type="dxa" w:w="80"/>
+              <w:right w:type="dxa" w:w="110"/>
+            </w:tcMar>
+          </w:tcPr>
+          <w:p>
+            <w:pPr>
+              <w:spacing w:after="40"/>
+            </w:pPr>
+            <w:r>
+              <w:rPr>
+                <w:rFonts w:ascii="Arial" w:cs="Arial" w:eastAsia="Arial" w:hAnsi="Arial"/>
+                <w:sz w:val="19"/>
+                <w:szCs w:val="19"/>
+              </w:rPr>
+              <w:t xml:space="preserve">Заготовка еды на неделю за 2 часа: мой пошаговый план на воскресенье. В будни ужин собирается за 20 минут. Сохрани на выходные.</w:t>
+            </w:r>
+          </w:p>
+        </w:tc>
+        <w:tc>
+          <w:tcPr>
+            <w:tcW w:type="dxa" w:w="1600"/>
+            <w:tcMar>
+              <w:top w:type="dxa" w:w="80"/>
+              <w:left w:type="dxa" w:w="110"/>
+              <w:bottom w:type="dxa" w:w="80"/>
+              <w:right w:type="dxa" w:w="110"/>
+            </w:tcMar>
+          </w:tcPr>
+          <w:p>
+            <w:pPr>
+              <w:spacing w:after="40"/>
+            </w:pPr>
+            <w:r>
+              <w:rPr>
+                <w:rFonts w:ascii="Arial" w:cs="Arial" w:eastAsia="Arial" w:hAnsi="Arial"/>
+                <w:sz w:val="19"/>
+                <w:szCs w:val="19"/>
+              </w:rPr>
+              <w:t xml:space="preserve">Заготовки на неделю: как я готовлю</w:t>
             </w:r>
           </w:p>
         </w:tc>
@@ -6083,73 +7490,284 @@
         </w:tc>
         <w:tc>
           <w:tcPr>
-            <w:tcW w:type="dxa" w:w="2700"/>
-            <w:tcMar>
-              <w:top w:type="dxa" w:w="80"/>
-              <w:left w:type="dxa" w:w="110"/>
-              <w:bottom w:type="dxa" w:w="80"/>
-              <w:right w:type="dxa" w:w="110"/>
-            </w:tcMar>
-          </w:tcPr>
-          <w:p>
-            <w:pPr>
-              <w:spacing w:after="40"/>
-            </w:pPr>
-            <w:r>
-              <w:rPr>
-                <w:rFonts w:ascii="Arial" w:cs="Arial" w:eastAsia="Arial" w:hAnsi="Arial"/>
-                <w:sz w:val="19"/>
-                <w:szCs w:val="19"/>
-              </w:rPr>
-              <w:t xml:space="preserve">10 недорогих продуктов для полезного меню (Б)</w:t>
-            </w:r>
-          </w:p>
-        </w:tc>
-        <w:tc>
-          <w:tcPr>
-            <w:tcW w:type="dxa" w:w="4288"/>
-            <w:tcMar>
-              <w:top w:type="dxa" w:w="80"/>
-              <w:left w:type="dxa" w:w="110"/>
-              <w:bottom w:type="dxa" w:w="80"/>
-              <w:right w:type="dxa" w:w="110"/>
-            </w:tcMar>
-          </w:tcPr>
-          <w:p>
-            <w:pPr>
-              <w:spacing w:after="40"/>
-            </w:pPr>
-            <w:r>
-              <w:rPr>
-                <w:rFonts w:ascii="Arial" w:cs="Arial" w:eastAsia="Arial" w:hAnsi="Arial"/>
-                <w:sz w:val="19"/>
-                <w:szCs w:val="19"/>
-              </w:rPr>
-              <w:t xml:space="preserve">Гречка, овсянка, яйца, курица, капуста, морковь, фасоль, кефир, сезонные овощи, замороженные ягоды. Из них собирается вся неделя.</w:t>
-            </w:r>
-          </w:p>
-        </w:tc>
-        <w:tc>
-          <w:tcPr>
-            <w:tcW w:type="dxa" w:w="2200"/>
-            <w:tcMar>
-              <w:top w:type="dxa" w:w="80"/>
-              <w:left w:type="dxa" w:w="110"/>
-              <w:bottom w:type="dxa" w:w="80"/>
-              <w:right w:type="dxa" w:w="110"/>
-            </w:tcMar>
-          </w:tcPr>
-          <w:p>
-            <w:pPr>
-              <w:spacing w:after="40"/>
-            </w:pPr>
-            <w:r>
-              <w:rPr>
-                <w:rFonts w:ascii="Arial" w:cs="Arial" w:eastAsia="Arial" w:hAnsi="Arial"/>
-                <w:sz w:val="19"/>
-                <w:szCs w:val="19"/>
-              </w:rPr>
-              <w:t xml:space="preserve">Бюджетное меню</w:t>
+            <w:tcW w:type="dxa" w:w="4500"/>
+            <w:tcMar>
+              <w:top w:type="dxa" w:w="80"/>
+              <w:left w:type="dxa" w:w="110"/>
+              <w:bottom w:type="dxa" w:w="80"/>
+              <w:right w:type="dxa" w:w="110"/>
+            </w:tcMar>
+          </w:tcPr>
+          <w:p>
+            <w:pPr>
+              <w:spacing w:after="40"/>
+            </w:pPr>
+            <w:r>
+              <w:rPr>
+                <w:rFonts w:ascii="Arial" w:cs="Arial" w:eastAsia="Arial" w:hAnsi="Arial"/>
+                <w:b/>
+                <w:bCs/>
+                <w:sz w:val="19"/>
+                <w:szCs w:val="19"/>
+              </w:rPr>
+              <w:t xml:space="preserve">Метка:</w:t>
+            </w:r>
+            <w:r>
+              <w:rPr>
+                <w:rFonts w:ascii="Arial" w:cs="Arial" w:eastAsia="Arial" w:hAnsi="Arial"/>
+                <w:sz w:val="19"/>
+                <w:szCs w:val="19"/>
+              </w:rPr>
+              <w:t xml:space="preserve"> заготовки</w:t>
+            </w:r>
+          </w:p>
+          <w:p>
+            <w:pPr>
+              <w:spacing w:after="40"/>
+            </w:pPr>
+            <w:r>
+              <w:rPr>
+                <w:rFonts w:ascii="Arial" w:cs="Arial" w:eastAsia="Arial" w:hAnsi="Arial"/>
+                <w:b/>
+                <w:bCs/>
+                <w:sz w:val="19"/>
+                <w:szCs w:val="19"/>
+              </w:rPr>
+              <w:t xml:space="preserve">Заголовок:</w:t>
+            </w:r>
+            <w:r>
+              <w:rPr>
+                <w:rFonts w:ascii="Arial" w:cs="Arial" w:eastAsia="Arial" w:hAnsi="Arial"/>
+                <w:sz w:val="19"/>
+                <w:szCs w:val="19"/>
+              </w:rPr>
+              <w:t xml:space="preserve"> Мини-заготовка в среду за 20 минут</w:t>
+            </w:r>
+          </w:p>
+          <w:p>
+            <w:pPr>
+              <w:spacing w:after="40"/>
+            </w:pPr>
+            <w:r>
+              <w:rPr>
+                <w:rFonts w:ascii="Arial" w:cs="Arial" w:eastAsia="Arial" w:hAnsi="Arial"/>
+                <w:sz w:val="19"/>
+                <w:szCs w:val="19"/>
+              </w:rPr>
+              <w:t xml:space="preserve">1. </w:t>
+            </w:r>
+            <w:r>
+              <w:rPr>
+                <w:rFonts w:ascii="Arial" w:cs="Arial" w:eastAsia="Arial" w:hAnsi="Arial"/>
+                <w:b/>
+                <w:bCs/>
+                <w:sz w:val="19"/>
+                <w:szCs w:val="19"/>
+              </w:rPr>
+              <w:t xml:space="preserve">Докупаю свежие овощи</w:t>
+            </w:r>
+            <w:r>
+              <w:rPr>
+                <w:rFonts w:ascii="Arial" w:cs="Arial" w:eastAsia="Arial" w:hAnsi="Arial"/>
+                <w:sz w:val="19"/>
+                <w:szCs w:val="19"/>
+              </w:rPr>
+              <w:t xml:space="preserve"> — Им хватает 2–3 дней</w:t>
+            </w:r>
+          </w:p>
+          <w:p>
+            <w:pPr>
+              <w:spacing w:after="40"/>
+            </w:pPr>
+            <w:r>
+              <w:rPr>
+                <w:rFonts w:ascii="Arial" w:cs="Arial" w:eastAsia="Arial" w:hAnsi="Arial"/>
+                <w:sz w:val="19"/>
+                <w:szCs w:val="19"/>
+              </w:rPr>
+              <w:t xml:space="preserve">2. </w:t>
+            </w:r>
+            <w:r>
+              <w:rPr>
+                <w:rFonts w:ascii="Arial" w:cs="Arial" w:eastAsia="Arial" w:hAnsi="Arial"/>
+                <w:b/>
+                <w:bCs/>
+                <w:sz w:val="19"/>
+                <w:szCs w:val="19"/>
+              </w:rPr>
+              <w:t xml:space="preserve">Варю ещё одну крупу</w:t>
+            </w:r>
+            <w:r>
+              <w:rPr>
+                <w:rFonts w:ascii="Arial" w:cs="Arial" w:eastAsia="Arial" w:hAnsi="Arial"/>
+                <w:sz w:val="19"/>
+                <w:szCs w:val="19"/>
+              </w:rPr>
+              <w:t xml:space="preserve"> — Чтобы не повторяться</w:t>
+            </w:r>
+          </w:p>
+          <w:p>
+            <w:pPr>
+              <w:spacing w:after="40"/>
+            </w:pPr>
+            <w:r>
+              <w:rPr>
+                <w:rFonts w:ascii="Arial" w:cs="Arial" w:eastAsia="Arial" w:hAnsi="Arial"/>
+                <w:sz w:val="19"/>
+                <w:szCs w:val="19"/>
+              </w:rPr>
+              <w:t xml:space="preserve">3. </w:t>
+            </w:r>
+            <w:r>
+              <w:rPr>
+                <w:rFonts w:ascii="Arial" w:cs="Arial" w:eastAsia="Arial" w:hAnsi="Arial"/>
+                <w:b/>
+                <w:bCs/>
+                <w:sz w:val="19"/>
+                <w:szCs w:val="19"/>
+              </w:rPr>
+              <w:t xml:space="preserve">Готовлю белок</w:t>
+            </w:r>
+            <w:r>
+              <w:rPr>
+                <w:rFonts w:ascii="Arial" w:cs="Arial" w:eastAsia="Arial" w:hAnsi="Arial"/>
+                <w:sz w:val="19"/>
+                <w:szCs w:val="19"/>
+              </w:rPr>
+              <w:t xml:space="preserve"> — Фарш или рыба на 2 дня</w:t>
+            </w:r>
+          </w:p>
+          <w:p>
+            <w:pPr>
+              <w:spacing w:after="40"/>
+            </w:pPr>
+            <w:r>
+              <w:rPr>
+                <w:rFonts w:ascii="Arial" w:cs="Arial" w:eastAsia="Arial" w:hAnsi="Arial"/>
+                <w:sz w:val="19"/>
+                <w:szCs w:val="19"/>
+              </w:rPr>
+              <w:t xml:space="preserve">4. </w:t>
+            </w:r>
+            <w:r>
+              <w:rPr>
+                <w:rFonts w:ascii="Arial" w:cs="Arial" w:eastAsia="Arial" w:hAnsi="Arial"/>
+                <w:b/>
+                <w:bCs/>
+                <w:sz w:val="19"/>
+                <w:szCs w:val="19"/>
+              </w:rPr>
+              <w:t xml:space="preserve">Проверяю контейнеры</w:t>
+            </w:r>
+            <w:r>
+              <w:rPr>
+                <w:rFonts w:ascii="Arial" w:cs="Arial" w:eastAsia="Arial" w:hAnsi="Arial"/>
+                <w:sz w:val="19"/>
+                <w:szCs w:val="19"/>
+              </w:rPr>
+              <w:t xml:space="preserve"> — Что пора доесть</w:t>
+            </w:r>
+          </w:p>
+          <w:p>
+            <w:pPr>
+              <w:spacing w:after="40"/>
+            </w:pPr>
+            <w:r>
+              <w:rPr>
+                <w:rFonts w:ascii="Arial" w:cs="Arial" w:eastAsia="Arial" w:hAnsi="Arial"/>
+                <w:sz w:val="19"/>
+                <w:szCs w:val="19"/>
+              </w:rPr>
+              <w:t xml:space="preserve">5. </w:t>
+            </w:r>
+            <w:r>
+              <w:rPr>
+                <w:rFonts w:ascii="Arial" w:cs="Arial" w:eastAsia="Arial" w:hAnsi="Arial"/>
+                <w:b/>
+                <w:bCs/>
+                <w:sz w:val="19"/>
+                <w:szCs w:val="19"/>
+              </w:rPr>
+              <w:t xml:space="preserve">Нарезаю салат</w:t>
+            </w:r>
+            <w:r>
+              <w:rPr>
+                <w:rFonts w:ascii="Arial" w:cs="Arial" w:eastAsia="Arial" w:hAnsi="Arial"/>
+                <w:sz w:val="19"/>
+                <w:szCs w:val="19"/>
+              </w:rPr>
+              <w:t xml:space="preserve"> — На вечер четверга</w:t>
+            </w:r>
+          </w:p>
+          <w:p>
+            <w:pPr>
+              <w:spacing w:after="40"/>
+            </w:pPr>
+            <w:r>
+              <w:rPr>
+                <w:rFonts w:ascii="Arial" w:cs="Arial" w:eastAsia="Arial" w:hAnsi="Arial"/>
+                <w:b/>
+                <w:bCs/>
+                <w:sz w:val="19"/>
+                <w:szCs w:val="19"/>
+              </w:rPr>
+              <w:t xml:space="preserve">Фраза:</w:t>
+            </w:r>
+            <w:r>
+              <w:rPr>
+                <w:rFonts w:ascii="Arial" w:cs="Arial" w:eastAsia="Arial" w:hAnsi="Arial"/>
+                <w:sz w:val="19"/>
+                <w:szCs w:val="19"/>
+              </w:rPr>
+              <w:t xml:space="preserve"> спасает конец недели</w:t>
+            </w:r>
+          </w:p>
+        </w:tc>
+        <w:tc>
+          <w:tcPr>
+            <w:tcW w:type="dxa" w:w="3088"/>
+            <w:tcMar>
+              <w:top w:type="dxa" w:w="80"/>
+              <w:left w:type="dxa" w:w="110"/>
+              <w:bottom w:type="dxa" w:w="80"/>
+              <w:right w:type="dxa" w:w="110"/>
+            </w:tcMar>
+          </w:tcPr>
+          <w:p>
+            <w:pPr>
+              <w:spacing w:after="40"/>
+            </w:pPr>
+            <w:r>
+              <w:rPr>
+                <w:rFonts w:ascii="Arial" w:cs="Arial" w:eastAsia="Arial" w:hAnsi="Arial"/>
+                <w:sz w:val="19"/>
+                <w:szCs w:val="19"/>
+              </w:rPr>
+              <w:t xml:space="preserve">Зачем нужна мини-заготовка в середине недели и как я делаю её за 20 минут. Сохрани себе. План заготовок на 4 недели — в моём меню.</w:t>
+            </w:r>
+          </w:p>
+        </w:tc>
+        <w:tc>
+          <w:tcPr>
+            <w:tcW w:type="dxa" w:w="1600"/>
+            <w:tcMar>
+              <w:top w:type="dxa" w:w="80"/>
+              <w:left w:type="dxa" w:w="110"/>
+              <w:bottom w:type="dxa" w:w="80"/>
+              <w:right w:type="dxa" w:w="110"/>
+            </w:tcMar>
+          </w:tcPr>
+          <w:p>
+            <w:pPr>
+              <w:spacing w:after="40"/>
+            </w:pPr>
+            <w:r>
+              <w:rPr>
+                <w:rFonts w:ascii="Arial" w:cs="Arial" w:eastAsia="Arial" w:hAnsi="Arial"/>
+                <w:sz w:val="19"/>
+                <w:szCs w:val="19"/>
+              </w:rPr>
+              <w:t xml:space="preserve">Заготовки на неделю: как я готовлю</w:t>
             </w:r>
           </w:p>
         </w:tc>
@@ -6181,73 +7799,284 @@
         </w:tc>
         <w:tc>
           <w:tcPr>
-            <w:tcW w:type="dxa" w:w="2700"/>
-            <w:tcMar>
-              <w:top w:type="dxa" w:w="80"/>
-              <w:left w:type="dxa" w:w="110"/>
-              <w:bottom w:type="dxa" w:w="80"/>
-              <w:right w:type="dxa" w:w="110"/>
-            </w:tcMar>
-          </w:tcPr>
-          <w:p>
-            <w:pPr>
-              <w:spacing w:after="40"/>
-            </w:pPr>
-            <w:r>
-              <w:rPr>
-                <w:rFonts w:ascii="Arial" w:cs="Arial" w:eastAsia="Arial" w:hAnsi="Arial"/>
-                <w:sz w:val="19"/>
-                <w:szCs w:val="19"/>
-              </w:rPr>
-              <w:t xml:space="preserve">Суп на 3 дня: готовлю один раз (А)</w:t>
-            </w:r>
-          </w:p>
-        </w:tc>
-        <w:tc>
-          <w:tcPr>
-            <w:tcW w:type="dxa" w:w="4288"/>
-            <w:tcMar>
-              <w:top w:type="dxa" w:w="80"/>
-              <w:left w:type="dxa" w:w="110"/>
-              <w:bottom w:type="dxa" w:w="80"/>
-              <w:right w:type="dxa" w:w="110"/>
-            </w:tcMar>
-          </w:tcPr>
-          <w:p>
-            <w:pPr>
-              <w:spacing w:after="40"/>
-            </w:pPr>
-            <w:r>
-              <w:rPr>
-                <w:rFonts w:ascii="Arial" w:cs="Arial" w:eastAsia="Arial" w:hAnsi="Arial"/>
-                <w:sz w:val="19"/>
-                <w:szCs w:val="19"/>
-              </w:rPr>
-              <w:t xml:space="preserve">Сытный овощной суп с курицей: варю в воскресенье, ем до среды. Простой рецепт впрок.</w:t>
-            </w:r>
-          </w:p>
-        </w:tc>
-        <w:tc>
-          <w:tcPr>
-            <w:tcW w:type="dxa" w:w="2200"/>
-            <w:tcMar>
-              <w:top w:type="dxa" w:w="80"/>
-              <w:left w:type="dxa" w:w="110"/>
-              <w:bottom w:type="dxa" w:w="80"/>
-              <w:right w:type="dxa" w:w="110"/>
-            </w:tcMar>
-          </w:tcPr>
-          <w:p>
-            <w:pPr>
-              <w:spacing w:after="40"/>
-            </w:pPr>
-            <w:r>
-              <w:rPr>
-                <w:rFonts w:ascii="Arial" w:cs="Arial" w:eastAsia="Arial" w:hAnsi="Arial"/>
-                <w:sz w:val="19"/>
-                <w:szCs w:val="19"/>
-              </w:rPr>
-              <w:t xml:space="preserve">Супы и блюда на 2–3 дня</w:t>
+            <w:tcW w:type="dxa" w:w="4500"/>
+            <w:tcMar>
+              <w:top w:type="dxa" w:w="80"/>
+              <w:left w:type="dxa" w:w="110"/>
+              <w:bottom w:type="dxa" w:w="80"/>
+              <w:right w:type="dxa" w:w="110"/>
+            </w:tcMar>
+          </w:tcPr>
+          <w:p>
+            <w:pPr>
+              <w:spacing w:after="40"/>
+            </w:pPr>
+            <w:r>
+              <w:rPr>
+                <w:rFonts w:ascii="Arial" w:cs="Arial" w:eastAsia="Arial" w:hAnsi="Arial"/>
+                <w:b/>
+                <w:bCs/>
+                <w:sz w:val="19"/>
+                <w:szCs w:val="19"/>
+              </w:rPr>
+              <w:t xml:space="preserve">Метка:</w:t>
+            </w:r>
+            <w:r>
+              <w:rPr>
+                <w:rFonts w:ascii="Arial" w:cs="Arial" w:eastAsia="Arial" w:hAnsi="Arial"/>
+                <w:sz w:val="19"/>
+                <w:szCs w:val="19"/>
+              </w:rPr>
+              <w:t xml:space="preserve"> заготовки</w:t>
+            </w:r>
+          </w:p>
+          <w:p>
+            <w:pPr>
+              <w:spacing w:after="40"/>
+            </w:pPr>
+            <w:r>
+              <w:rPr>
+                <w:rFonts w:ascii="Arial" w:cs="Arial" w:eastAsia="Arial" w:hAnsi="Arial"/>
+                <w:b/>
+                <w:bCs/>
+                <w:sz w:val="19"/>
+                <w:szCs w:val="19"/>
+              </w:rPr>
+              <w:t xml:space="preserve">Заголовок:</w:t>
+            </w:r>
+            <w:r>
+              <w:rPr>
+                <w:rFonts w:ascii="Arial" w:cs="Arial" w:eastAsia="Arial" w:hAnsi="Arial"/>
+                <w:sz w:val="19"/>
+                <w:szCs w:val="19"/>
+              </w:rPr>
+              <w:t xml:space="preserve"> 5 ошибок при заготовке на неделю</w:t>
+            </w:r>
+          </w:p>
+          <w:p>
+            <w:pPr>
+              <w:spacing w:after="40"/>
+            </w:pPr>
+            <w:r>
+              <w:rPr>
+                <w:rFonts w:ascii="Arial" w:cs="Arial" w:eastAsia="Arial" w:hAnsi="Arial"/>
+                <w:sz w:val="19"/>
+                <w:szCs w:val="19"/>
+              </w:rPr>
+              <w:t xml:space="preserve">1. </w:t>
+            </w:r>
+            <w:r>
+              <w:rPr>
+                <w:rFonts w:ascii="Arial" w:cs="Arial" w:eastAsia="Arial" w:hAnsi="Arial"/>
+                <w:b/>
+                <w:bCs/>
+                <w:sz w:val="19"/>
+                <w:szCs w:val="19"/>
+              </w:rPr>
+              <w:t xml:space="preserve">Готовить всё сразу</w:t>
+            </w:r>
+            <w:r>
+              <w:rPr>
+                <w:rFonts w:ascii="Arial" w:cs="Arial" w:eastAsia="Arial" w:hAnsi="Arial"/>
+                <w:sz w:val="19"/>
+                <w:szCs w:val="19"/>
+              </w:rPr>
+              <w:t xml:space="preserve"> — Лучше основа: крупа, белок, нарезка</w:t>
+            </w:r>
+          </w:p>
+          <w:p>
+            <w:pPr>
+              <w:spacing w:after="40"/>
+            </w:pPr>
+            <w:r>
+              <w:rPr>
+                <w:rFonts w:ascii="Arial" w:cs="Arial" w:eastAsia="Arial" w:hAnsi="Arial"/>
+                <w:sz w:val="19"/>
+                <w:szCs w:val="19"/>
+              </w:rPr>
+              <w:t xml:space="preserve">2. </w:t>
+            </w:r>
+            <w:r>
+              <w:rPr>
+                <w:rFonts w:ascii="Arial" w:cs="Arial" w:eastAsia="Arial" w:hAnsi="Arial"/>
+                <w:b/>
+                <w:bCs/>
+                <w:sz w:val="19"/>
+                <w:szCs w:val="19"/>
+              </w:rPr>
+              <w:t xml:space="preserve">Заправлять салаты заранее</w:t>
+            </w:r>
+            <w:r>
+              <w:rPr>
+                <w:rFonts w:ascii="Arial" w:cs="Arial" w:eastAsia="Arial" w:hAnsi="Arial"/>
+                <w:sz w:val="19"/>
+                <w:szCs w:val="19"/>
+              </w:rPr>
+              <w:t xml:space="preserve"> — Соус храни отдельно</w:t>
+            </w:r>
+          </w:p>
+          <w:p>
+            <w:pPr>
+              <w:spacing w:after="40"/>
+            </w:pPr>
+            <w:r>
+              <w:rPr>
+                <w:rFonts w:ascii="Arial" w:cs="Arial" w:eastAsia="Arial" w:hAnsi="Arial"/>
+                <w:sz w:val="19"/>
+                <w:szCs w:val="19"/>
+              </w:rPr>
+              <w:t xml:space="preserve">3. </w:t>
+            </w:r>
+            <w:r>
+              <w:rPr>
+                <w:rFonts w:ascii="Arial" w:cs="Arial" w:eastAsia="Arial" w:hAnsi="Arial"/>
+                <w:b/>
+                <w:bCs/>
+                <w:sz w:val="19"/>
+                <w:szCs w:val="19"/>
+              </w:rPr>
+              <w:t xml:space="preserve">Хранить в одном контейнере</w:t>
+            </w:r>
+            <w:r>
+              <w:rPr>
+                <w:rFonts w:ascii="Arial" w:cs="Arial" w:eastAsia="Arial" w:hAnsi="Arial"/>
+                <w:sz w:val="19"/>
+                <w:szCs w:val="19"/>
+              </w:rPr>
+              <w:t xml:space="preserve"> — Раздели по порциям на 2–3 дня</w:t>
+            </w:r>
+          </w:p>
+          <w:p>
+            <w:pPr>
+              <w:spacing w:after="40"/>
+            </w:pPr>
+            <w:r>
+              <w:rPr>
+                <w:rFonts w:ascii="Arial" w:cs="Arial" w:eastAsia="Arial" w:hAnsi="Arial"/>
+                <w:sz w:val="19"/>
+                <w:szCs w:val="19"/>
+              </w:rPr>
+              <w:t xml:space="preserve">4. </w:t>
+            </w:r>
+            <w:r>
+              <w:rPr>
+                <w:rFonts w:ascii="Arial" w:cs="Arial" w:eastAsia="Arial" w:hAnsi="Arial"/>
+                <w:b/>
+                <w:bCs/>
+                <w:sz w:val="19"/>
+                <w:szCs w:val="19"/>
+              </w:rPr>
+              <w:t xml:space="preserve">Забыть про среду</w:t>
+            </w:r>
+            <w:r>
+              <w:rPr>
+                <w:rFonts w:ascii="Arial" w:cs="Arial" w:eastAsia="Arial" w:hAnsi="Arial"/>
+                <w:sz w:val="19"/>
+                <w:szCs w:val="19"/>
+              </w:rPr>
+              <w:t xml:space="preserve"> — 20 минут мини-заготовки спасают конец недели</w:t>
+            </w:r>
+          </w:p>
+          <w:p>
+            <w:pPr>
+              <w:spacing w:after="40"/>
+            </w:pPr>
+            <w:r>
+              <w:rPr>
+                <w:rFonts w:ascii="Arial" w:cs="Arial" w:eastAsia="Arial" w:hAnsi="Arial"/>
+                <w:sz w:val="19"/>
+                <w:szCs w:val="19"/>
+              </w:rPr>
+              <w:t xml:space="preserve">5. </w:t>
+            </w:r>
+            <w:r>
+              <w:rPr>
+                <w:rFonts w:ascii="Arial" w:cs="Arial" w:eastAsia="Arial" w:hAnsi="Arial"/>
+                <w:b/>
+                <w:bCs/>
+                <w:sz w:val="19"/>
+                <w:szCs w:val="19"/>
+              </w:rPr>
+              <w:t xml:space="preserve">Готовить без списка</w:t>
+            </w:r>
+            <w:r>
+              <w:rPr>
+                <w:rFonts w:ascii="Arial" w:cs="Arial" w:eastAsia="Arial" w:hAnsi="Arial"/>
+                <w:sz w:val="19"/>
+                <w:szCs w:val="19"/>
+              </w:rPr>
+              <w:t xml:space="preserve"> — Покупай по плану, а не по памяти</w:t>
+            </w:r>
+          </w:p>
+          <w:p>
+            <w:pPr>
+              <w:spacing w:after="40"/>
+            </w:pPr>
+            <w:r>
+              <w:rPr>
+                <w:rFonts w:ascii="Arial" w:cs="Arial" w:eastAsia="Arial" w:hAnsi="Arial"/>
+                <w:b/>
+                <w:bCs/>
+                <w:sz w:val="19"/>
+                <w:szCs w:val="19"/>
+              </w:rPr>
+              <w:t xml:space="preserve">Фраза:</w:t>
+            </w:r>
+            <w:r>
+              <w:rPr>
+                <w:rFonts w:ascii="Arial" w:cs="Arial" w:eastAsia="Arial" w:hAnsi="Arial"/>
+                <w:sz w:val="19"/>
+                <w:szCs w:val="19"/>
+              </w:rPr>
+              <w:t xml:space="preserve"> проверено на моей кухне</w:t>
+            </w:r>
+          </w:p>
+        </w:tc>
+        <w:tc>
+          <w:tcPr>
+            <w:tcW w:type="dxa" w:w="3088"/>
+            <w:tcMar>
+              <w:top w:type="dxa" w:w="80"/>
+              <w:left w:type="dxa" w:w="110"/>
+              <w:bottom w:type="dxa" w:w="80"/>
+              <w:right w:type="dxa" w:w="110"/>
+            </w:tcMar>
+          </w:tcPr>
+          <w:p>
+            <w:pPr>
+              <w:spacing w:after="40"/>
+            </w:pPr>
+            <w:r>
+              <w:rPr>
+                <w:rFonts w:ascii="Arial" w:cs="Arial" w:eastAsia="Arial" w:hAnsi="Arial"/>
+                <w:sz w:val="19"/>
+                <w:szCs w:val="19"/>
+              </w:rPr>
+              <w:t xml:space="preserve">Заготовки на неделю: 5 ошибок, которые я сама делала в начале, и как их избежать. Сохрани, чтобы заготовка не пропадала.</w:t>
+            </w:r>
+          </w:p>
+        </w:tc>
+        <w:tc>
+          <w:tcPr>
+            <w:tcW w:type="dxa" w:w="1600"/>
+            <w:tcMar>
+              <w:top w:type="dxa" w:w="80"/>
+              <w:left w:type="dxa" w:w="110"/>
+              <w:bottom w:type="dxa" w:w="80"/>
+              <w:right w:type="dxa" w:w="110"/>
+            </w:tcMar>
+          </w:tcPr>
+          <w:p>
+            <w:pPr>
+              <w:spacing w:after="40"/>
+            </w:pPr>
+            <w:r>
+              <w:rPr>
+                <w:rFonts w:ascii="Arial" w:cs="Arial" w:eastAsia="Arial" w:hAnsi="Arial"/>
+                <w:sz w:val="19"/>
+                <w:szCs w:val="19"/>
+              </w:rPr>
+              <w:t xml:space="preserve">Заготовки на неделю: как я готовлю</w:t>
             </w:r>
           </w:p>
         </w:tc>
@@ -6279,73 +8108,284 @@
         </w:tc>
         <w:tc>
           <w:tcPr>
-            <w:tcW w:type="dxa" w:w="2700"/>
-            <w:tcMar>
-              <w:top w:type="dxa" w:w="80"/>
-              <w:left w:type="dxa" w:w="110"/>
-              <w:bottom w:type="dxa" w:w="80"/>
-              <w:right w:type="dxa" w:w="110"/>
-            </w:tcMar>
-          </w:tcPr>
-          <w:p>
-            <w:pPr>
-              <w:spacing w:after="40"/>
-            </w:pPr>
-            <w:r>
-              <w:rPr>
-                <w:rFonts w:ascii="Arial" w:cs="Arial" w:eastAsia="Arial" w:hAnsi="Arial"/>
-                <w:sz w:val="19"/>
-                <w:szCs w:val="19"/>
-              </w:rPr>
-              <w:t xml:space="preserve">Без плана / с планом: моя неделя на кухне (В)</w:t>
-            </w:r>
-          </w:p>
-        </w:tc>
-        <w:tc>
-          <w:tcPr>
-            <w:tcW w:type="dxa" w:w="4288"/>
-            <w:tcMar>
-              <w:top w:type="dxa" w:w="80"/>
-              <w:left w:type="dxa" w:w="110"/>
-              <w:bottom w:type="dxa" w:w="80"/>
-              <w:right w:type="dxa" w:w="110"/>
-            </w:tcMar>
-          </w:tcPr>
-          <w:p>
-            <w:pPr>
-              <w:spacing w:after="40"/>
-            </w:pPr>
-            <w:r>
-              <w:rPr>
-                <w:rFonts w:ascii="Arial" w:cs="Arial" w:eastAsia="Arial" w:hAnsi="Arial"/>
-                <w:sz w:val="19"/>
-                <w:szCs w:val="19"/>
-              </w:rPr>
-              <w:t xml:space="preserve">Раньше я каждый вечер думала, что приготовить. Теперь один список покупок и одна заготовка на неделю. Как это устроено — в моём меню по ссылке.</w:t>
-            </w:r>
-          </w:p>
-        </w:tc>
-        <w:tc>
-          <w:tcPr>
-            <w:tcW w:type="dxa" w:w="2200"/>
-            <w:tcMar>
-              <w:top w:type="dxa" w:w="80"/>
-              <w:left w:type="dxa" w:w="110"/>
-              <w:bottom w:type="dxa" w:w="80"/>
-              <w:right w:type="dxa" w:w="110"/>
-            </w:tcMar>
-          </w:tcPr>
-          <w:p>
-            <w:pPr>
-              <w:spacing w:after="40"/>
-            </w:pPr>
-            <w:r>
-              <w:rPr>
-                <w:rFonts w:ascii="Arial" w:cs="Arial" w:eastAsia="Arial" w:hAnsi="Arial"/>
-                <w:sz w:val="19"/>
-                <w:szCs w:val="19"/>
-              </w:rPr>
-              <w:t xml:space="preserve">Как я составила меню</w:t>
+            <w:tcW w:type="dxa" w:w="4500"/>
+            <w:tcMar>
+              <w:top w:type="dxa" w:w="80"/>
+              <w:left w:type="dxa" w:w="110"/>
+              <w:bottom w:type="dxa" w:w="80"/>
+              <w:right w:type="dxa" w:w="110"/>
+            </w:tcMar>
+          </w:tcPr>
+          <w:p>
+            <w:pPr>
+              <w:spacing w:after="40"/>
+            </w:pPr>
+            <w:r>
+              <w:rPr>
+                <w:rFonts w:ascii="Arial" w:cs="Arial" w:eastAsia="Arial" w:hAnsi="Arial"/>
+                <w:b/>
+                <w:bCs/>
+                <w:sz w:val="19"/>
+                <w:szCs w:val="19"/>
+              </w:rPr>
+              <w:t xml:space="preserve">Метка:</w:t>
+            </w:r>
+            <w:r>
+              <w:rPr>
+                <w:rFonts w:ascii="Arial" w:cs="Arial" w:eastAsia="Arial" w:hAnsi="Arial"/>
+                <w:sz w:val="19"/>
+                <w:szCs w:val="19"/>
+              </w:rPr>
+              <w:t xml:space="preserve"> обеды с собой</w:t>
+            </w:r>
+          </w:p>
+          <w:p>
+            <w:pPr>
+              <w:spacing w:after="40"/>
+            </w:pPr>
+            <w:r>
+              <w:rPr>
+                <w:rFonts w:ascii="Arial" w:cs="Arial" w:eastAsia="Arial" w:hAnsi="Arial"/>
+                <w:b/>
+                <w:bCs/>
+                <w:sz w:val="19"/>
+                <w:szCs w:val="19"/>
+              </w:rPr>
+              <w:t xml:space="preserve">Заголовок:</w:t>
+            </w:r>
+            <w:r>
+              <w:rPr>
+                <w:rFonts w:ascii="Arial" w:cs="Arial" w:eastAsia="Arial" w:hAnsi="Arial"/>
+                <w:sz w:val="19"/>
+                <w:szCs w:val="19"/>
+              </w:rPr>
+              <w:t xml:space="preserve"> 5 обедов с собой на рабочую неделю</w:t>
+            </w:r>
+          </w:p>
+          <w:p>
+            <w:pPr>
+              <w:spacing w:after="40"/>
+            </w:pPr>
+            <w:r>
+              <w:rPr>
+                <w:rFonts w:ascii="Arial" w:cs="Arial" w:eastAsia="Arial" w:hAnsi="Arial"/>
+                <w:sz w:val="19"/>
+                <w:szCs w:val="19"/>
+              </w:rPr>
+              <w:t xml:space="preserve">1. </w:t>
+            </w:r>
+            <w:r>
+              <w:rPr>
+                <w:rFonts w:ascii="Arial" w:cs="Arial" w:eastAsia="Arial" w:hAnsi="Arial"/>
+                <w:b/>
+                <w:bCs/>
+                <w:sz w:val="19"/>
+                <w:szCs w:val="19"/>
+              </w:rPr>
+              <w:t xml:space="preserve">Понедельник</w:t>
+            </w:r>
+            <w:r>
+              <w:rPr>
+                <w:rFonts w:ascii="Arial" w:cs="Arial" w:eastAsia="Arial" w:hAnsi="Arial"/>
+                <w:sz w:val="19"/>
+                <w:szCs w:val="19"/>
+              </w:rPr>
+              <w:t xml:space="preserve"> — Гречка с курицей и огурцом</w:t>
+            </w:r>
+          </w:p>
+          <w:p>
+            <w:pPr>
+              <w:spacing w:after="40"/>
+            </w:pPr>
+            <w:r>
+              <w:rPr>
+                <w:rFonts w:ascii="Arial" w:cs="Arial" w:eastAsia="Arial" w:hAnsi="Arial"/>
+                <w:sz w:val="19"/>
+                <w:szCs w:val="19"/>
+              </w:rPr>
+              <w:t xml:space="preserve">2. </w:t>
+            </w:r>
+            <w:r>
+              <w:rPr>
+                <w:rFonts w:ascii="Arial" w:cs="Arial" w:eastAsia="Arial" w:hAnsi="Arial"/>
+                <w:b/>
+                <w:bCs/>
+                <w:sz w:val="19"/>
+                <w:szCs w:val="19"/>
+              </w:rPr>
+              <w:t xml:space="preserve">Вторник</w:t>
+            </w:r>
+            <w:r>
+              <w:rPr>
+                <w:rFonts w:ascii="Arial" w:cs="Arial" w:eastAsia="Arial" w:hAnsi="Arial"/>
+                <w:sz w:val="19"/>
+                <w:szCs w:val="19"/>
+              </w:rPr>
+              <w:t xml:space="preserve"> — Паста-салат с тунцом</w:t>
+            </w:r>
+          </w:p>
+          <w:p>
+            <w:pPr>
+              <w:spacing w:after="40"/>
+            </w:pPr>
+            <w:r>
+              <w:rPr>
+                <w:rFonts w:ascii="Arial" w:cs="Arial" w:eastAsia="Arial" w:hAnsi="Arial"/>
+                <w:sz w:val="19"/>
+                <w:szCs w:val="19"/>
+              </w:rPr>
+              <w:t xml:space="preserve">3. </w:t>
+            </w:r>
+            <w:r>
+              <w:rPr>
+                <w:rFonts w:ascii="Arial" w:cs="Arial" w:eastAsia="Arial" w:hAnsi="Arial"/>
+                <w:b/>
+                <w:bCs/>
+                <w:sz w:val="19"/>
+                <w:szCs w:val="19"/>
+              </w:rPr>
+              <w:t xml:space="preserve">Среда</w:t>
+            </w:r>
+            <w:r>
+              <w:rPr>
+                <w:rFonts w:ascii="Arial" w:cs="Arial" w:eastAsia="Arial" w:hAnsi="Arial"/>
+                <w:sz w:val="19"/>
+                <w:szCs w:val="19"/>
+              </w:rPr>
+              <w:t xml:space="preserve"> — Ролл в лаваше с курицей</w:t>
+            </w:r>
+          </w:p>
+          <w:p>
+            <w:pPr>
+              <w:spacing w:after="40"/>
+            </w:pPr>
+            <w:r>
+              <w:rPr>
+                <w:rFonts w:ascii="Arial" w:cs="Arial" w:eastAsia="Arial" w:hAnsi="Arial"/>
+                <w:sz w:val="19"/>
+                <w:szCs w:val="19"/>
+              </w:rPr>
+              <w:t xml:space="preserve">4. </w:t>
+            </w:r>
+            <w:r>
+              <w:rPr>
+                <w:rFonts w:ascii="Arial" w:cs="Arial" w:eastAsia="Arial" w:hAnsi="Arial"/>
+                <w:b/>
+                <w:bCs/>
+                <w:sz w:val="19"/>
+                <w:szCs w:val="19"/>
+              </w:rPr>
+              <w:t xml:space="preserve">Четверг</w:t>
+            </w:r>
+            <w:r>
+              <w:rPr>
+                <w:rFonts w:ascii="Arial" w:cs="Arial" w:eastAsia="Arial" w:hAnsi="Arial"/>
+                <w:sz w:val="19"/>
+                <w:szCs w:val="19"/>
+              </w:rPr>
+              <w:t xml:space="preserve"> — Рис с овощами и яйцом</w:t>
+            </w:r>
+          </w:p>
+          <w:p>
+            <w:pPr>
+              <w:spacing w:after="40"/>
+            </w:pPr>
+            <w:r>
+              <w:rPr>
+                <w:rFonts w:ascii="Arial" w:cs="Arial" w:eastAsia="Arial" w:hAnsi="Arial"/>
+                <w:sz w:val="19"/>
+                <w:szCs w:val="19"/>
+              </w:rPr>
+              <w:t xml:space="preserve">5. </w:t>
+            </w:r>
+            <w:r>
+              <w:rPr>
+                <w:rFonts w:ascii="Arial" w:cs="Arial" w:eastAsia="Arial" w:hAnsi="Arial"/>
+                <w:b/>
+                <w:bCs/>
+                <w:sz w:val="19"/>
+                <w:szCs w:val="19"/>
+              </w:rPr>
+              <w:t xml:space="preserve">Пятница</w:t>
+            </w:r>
+            <w:r>
+              <w:rPr>
+                <w:rFonts w:ascii="Arial" w:cs="Arial" w:eastAsia="Arial" w:hAnsi="Arial"/>
+                <w:sz w:val="19"/>
+                <w:szCs w:val="19"/>
+              </w:rPr>
+              <w:t xml:space="preserve"> — Салат с фасолью и сыром</w:t>
+            </w:r>
+          </w:p>
+          <w:p>
+            <w:pPr>
+              <w:spacing w:after="40"/>
+            </w:pPr>
+            <w:r>
+              <w:rPr>
+                <w:rFonts w:ascii="Arial" w:cs="Arial" w:eastAsia="Arial" w:hAnsi="Arial"/>
+                <w:b/>
+                <w:bCs/>
+                <w:sz w:val="19"/>
+                <w:szCs w:val="19"/>
+              </w:rPr>
+              <w:t xml:space="preserve">Фраза:</w:t>
+            </w:r>
+            <w:r>
+              <w:rPr>
+                <w:rFonts w:ascii="Arial" w:cs="Arial" w:eastAsia="Arial" w:hAnsi="Arial"/>
+                <w:sz w:val="19"/>
+                <w:szCs w:val="19"/>
+              </w:rPr>
+              <w:t xml:space="preserve"> всё из одной заготовки</w:t>
+            </w:r>
+          </w:p>
+        </w:tc>
+        <w:tc>
+          <w:tcPr>
+            <w:tcW w:type="dxa" w:w="3088"/>
+            <w:tcMar>
+              <w:top w:type="dxa" w:w="80"/>
+              <w:left w:type="dxa" w:w="110"/>
+              <w:bottom w:type="dxa" w:w="80"/>
+              <w:right w:type="dxa" w:w="110"/>
+            </w:tcMar>
+          </w:tcPr>
+          <w:p>
+            <w:pPr>
+              <w:spacing w:after="40"/>
+            </w:pPr>
+            <w:r>
+              <w:rPr>
+                <w:rFonts w:ascii="Arial" w:cs="Arial" w:eastAsia="Arial" w:hAnsi="Arial"/>
+                <w:sz w:val="19"/>
+                <w:szCs w:val="19"/>
+              </w:rPr>
+              <w:t xml:space="preserve">Обед с собой на работу на каждый день недели: 5 идей для контейнера из одной воскресной заготовки. Сохрани.</w:t>
+            </w:r>
+          </w:p>
+        </w:tc>
+        <w:tc>
+          <w:tcPr>
+            <w:tcW w:type="dxa" w:w="1600"/>
+            <w:tcMar>
+              <w:top w:type="dxa" w:w="80"/>
+              <w:left w:type="dxa" w:w="110"/>
+              <w:bottom w:type="dxa" w:w="80"/>
+              <w:right w:type="dxa" w:w="110"/>
+            </w:tcMar>
+          </w:tcPr>
+          <w:p>
+            <w:pPr>
+              <w:spacing w:after="40"/>
+            </w:pPr>
+            <w:r>
+              <w:rPr>
+                <w:rFonts w:ascii="Arial" w:cs="Arial" w:eastAsia="Arial" w:hAnsi="Arial"/>
+                <w:sz w:val="19"/>
+                <w:szCs w:val="19"/>
+              </w:rPr>
+              <w:t xml:space="preserve">Завтраки, обеды с собой и перекусы</w:t>
             </w:r>
           </w:p>
         </w:tc>
@@ -6377,73 +8417,284 @@
         </w:tc>
         <w:tc>
           <w:tcPr>
-            <w:tcW w:type="dxa" w:w="2700"/>
-            <w:tcMar>
-              <w:top w:type="dxa" w:w="80"/>
-              <w:left w:type="dxa" w:w="110"/>
-              <w:bottom w:type="dxa" w:w="80"/>
-              <w:right w:type="dxa" w:w="110"/>
-            </w:tcMar>
-          </w:tcPr>
-          <w:p>
-            <w:pPr>
-              <w:spacing w:after="40"/>
-            </w:pPr>
-            <w:r>
-              <w:rPr>
-                <w:rFonts w:ascii="Arial" w:cs="Arial" w:eastAsia="Arial" w:hAnsi="Arial"/>
-                <w:sz w:val="19"/>
-                <w:szCs w:val="19"/>
-              </w:rPr>
-              <w:t xml:space="preserve">Пример дня из моего меню (скриншот PDF)</w:t>
-            </w:r>
-          </w:p>
-        </w:tc>
-        <w:tc>
-          <w:tcPr>
-            <w:tcW w:type="dxa" w:w="4288"/>
-            <w:tcMar>
-              <w:top w:type="dxa" w:w="80"/>
-              <w:left w:type="dxa" w:w="110"/>
-              <w:bottom w:type="dxa" w:w="80"/>
-              <w:right w:type="dxa" w:w="110"/>
-            </w:tcMar>
-          </w:tcPr>
-          <w:p>
-            <w:pPr>
-              <w:spacing w:after="40"/>
-            </w:pPr>
-            <w:r>
-              <w:rPr>
-                <w:rFonts w:ascii="Arial" w:cs="Arial" w:eastAsia="Arial" w:hAnsi="Arial"/>
-                <w:sz w:val="19"/>
-                <w:szCs w:val="19"/>
-              </w:rPr>
-              <w:t xml:space="preserve">Так выглядит один день из моего меню на 4 недели: завтрак, обед, перекус и ужин с граммовками и КБЖУ. Остальные 27 дней — по ссылке.</w:t>
-            </w:r>
-          </w:p>
-        </w:tc>
-        <w:tc>
-          <w:tcPr>
-            <w:tcW w:type="dxa" w:w="2200"/>
-            <w:tcMar>
-              <w:top w:type="dxa" w:w="80"/>
-              <w:left w:type="dxa" w:w="110"/>
-              <w:bottom w:type="dxa" w:w="80"/>
-              <w:right w:type="dxa" w:w="110"/>
-            </w:tcMar>
-          </w:tcPr>
-          <w:p>
-            <w:pPr>
-              <w:spacing w:after="40"/>
-            </w:pPr>
-            <w:r>
-              <w:rPr>
-                <w:rFonts w:ascii="Arial" w:cs="Arial" w:eastAsia="Arial" w:hAnsi="Arial"/>
-                <w:sz w:val="19"/>
-                <w:szCs w:val="19"/>
-              </w:rPr>
-              <w:t xml:space="preserve">Моё меню на неделю</w:t>
+            <w:tcW w:type="dxa" w:w="4500"/>
+            <w:tcMar>
+              <w:top w:type="dxa" w:w="80"/>
+              <w:left w:type="dxa" w:w="110"/>
+              <w:bottom w:type="dxa" w:w="80"/>
+              <w:right w:type="dxa" w:w="110"/>
+            </w:tcMar>
+          </w:tcPr>
+          <w:p>
+            <w:pPr>
+              <w:spacing w:after="40"/>
+            </w:pPr>
+            <w:r>
+              <w:rPr>
+                <w:rFonts w:ascii="Arial" w:cs="Arial" w:eastAsia="Arial" w:hAnsi="Arial"/>
+                <w:b/>
+                <w:bCs/>
+                <w:sz w:val="19"/>
+                <w:szCs w:val="19"/>
+              </w:rPr>
+              <w:t xml:space="preserve">Метка:</w:t>
+            </w:r>
+            <w:r>
+              <w:rPr>
+                <w:rFonts w:ascii="Arial" w:cs="Arial" w:eastAsia="Arial" w:hAnsi="Arial"/>
+                <w:sz w:val="19"/>
+                <w:szCs w:val="19"/>
+              </w:rPr>
+              <w:t xml:space="preserve"> обед на работу</w:t>
+            </w:r>
+          </w:p>
+          <w:p>
+            <w:pPr>
+              <w:spacing w:after="40"/>
+            </w:pPr>
+            <w:r>
+              <w:rPr>
+                <w:rFonts w:ascii="Arial" w:cs="Arial" w:eastAsia="Arial" w:hAnsi="Arial"/>
+                <w:b/>
+                <w:bCs/>
+                <w:sz w:val="19"/>
+                <w:szCs w:val="19"/>
+              </w:rPr>
+              <w:t xml:space="preserve">Заголовок:</w:t>
+            </w:r>
+            <w:r>
+              <w:rPr>
+                <w:rFonts w:ascii="Arial" w:cs="Arial" w:eastAsia="Arial" w:hAnsi="Arial"/>
+                <w:sz w:val="19"/>
+                <w:szCs w:val="19"/>
+              </w:rPr>
+              <w:t xml:space="preserve"> Обед на работу без микроволновки</w:t>
+            </w:r>
+          </w:p>
+          <w:p>
+            <w:pPr>
+              <w:spacing w:after="40"/>
+            </w:pPr>
+            <w:r>
+              <w:rPr>
+                <w:rFonts w:ascii="Arial" w:cs="Arial" w:eastAsia="Arial" w:hAnsi="Arial"/>
+                <w:sz w:val="19"/>
+                <w:szCs w:val="19"/>
+              </w:rPr>
+              <w:t xml:space="preserve">1. </w:t>
+            </w:r>
+            <w:r>
+              <w:rPr>
+                <w:rFonts w:ascii="Arial" w:cs="Arial" w:eastAsia="Arial" w:hAnsi="Arial"/>
+                <w:b/>
+                <w:bCs/>
+                <w:sz w:val="19"/>
+                <w:szCs w:val="19"/>
+              </w:rPr>
+              <w:t xml:space="preserve">Боул с крупой</w:t>
+            </w:r>
+            <w:r>
+              <w:rPr>
+                <w:rFonts w:ascii="Arial" w:cs="Arial" w:eastAsia="Arial" w:hAnsi="Arial"/>
+                <w:sz w:val="19"/>
+                <w:szCs w:val="19"/>
+              </w:rPr>
+              <w:t xml:space="preserve"> — Вкусный и холодным</w:t>
+            </w:r>
+          </w:p>
+          <w:p>
+            <w:pPr>
+              <w:spacing w:after="40"/>
+            </w:pPr>
+            <w:r>
+              <w:rPr>
+                <w:rFonts w:ascii="Arial" w:cs="Arial" w:eastAsia="Arial" w:hAnsi="Arial"/>
+                <w:sz w:val="19"/>
+                <w:szCs w:val="19"/>
+              </w:rPr>
+              <w:t xml:space="preserve">2. </w:t>
+            </w:r>
+            <w:r>
+              <w:rPr>
+                <w:rFonts w:ascii="Arial" w:cs="Arial" w:eastAsia="Arial" w:hAnsi="Arial"/>
+                <w:b/>
+                <w:bCs/>
+                <w:sz w:val="19"/>
+                <w:szCs w:val="19"/>
+              </w:rPr>
+              <w:t xml:space="preserve">Салат в банке</w:t>
+            </w:r>
+            <w:r>
+              <w:rPr>
+                <w:rFonts w:ascii="Arial" w:cs="Arial" w:eastAsia="Arial" w:hAnsi="Arial"/>
+                <w:sz w:val="19"/>
+                <w:szCs w:val="19"/>
+              </w:rPr>
+              <w:t xml:space="preserve"> — Соус на дне</w:t>
+            </w:r>
+          </w:p>
+          <w:p>
+            <w:pPr>
+              <w:spacing w:after="40"/>
+            </w:pPr>
+            <w:r>
+              <w:rPr>
+                <w:rFonts w:ascii="Arial" w:cs="Arial" w:eastAsia="Arial" w:hAnsi="Arial"/>
+                <w:sz w:val="19"/>
+                <w:szCs w:val="19"/>
+              </w:rPr>
+              <w:t xml:space="preserve">3. </w:t>
+            </w:r>
+            <w:r>
+              <w:rPr>
+                <w:rFonts w:ascii="Arial" w:cs="Arial" w:eastAsia="Arial" w:hAnsi="Arial"/>
+                <w:b/>
+                <w:bCs/>
+                <w:sz w:val="19"/>
+                <w:szCs w:val="19"/>
+              </w:rPr>
+              <w:t xml:space="preserve">Ролл в лаваше</w:t>
+            </w:r>
+            <w:r>
+              <w:rPr>
+                <w:rFonts w:ascii="Arial" w:cs="Arial" w:eastAsia="Arial" w:hAnsi="Arial"/>
+                <w:sz w:val="19"/>
+                <w:szCs w:val="19"/>
+              </w:rPr>
+              <w:t xml:space="preserve"> — Удобно есть руками</w:t>
+            </w:r>
+          </w:p>
+          <w:p>
+            <w:pPr>
+              <w:spacing w:after="40"/>
+            </w:pPr>
+            <w:r>
+              <w:rPr>
+                <w:rFonts w:ascii="Arial" w:cs="Arial" w:eastAsia="Arial" w:hAnsi="Arial"/>
+                <w:sz w:val="19"/>
+                <w:szCs w:val="19"/>
+              </w:rPr>
+              <w:t xml:space="preserve">4. </w:t>
+            </w:r>
+            <w:r>
+              <w:rPr>
+                <w:rFonts w:ascii="Arial" w:cs="Arial" w:eastAsia="Arial" w:hAnsi="Arial"/>
+                <w:b/>
+                <w:bCs/>
+                <w:sz w:val="19"/>
+                <w:szCs w:val="19"/>
+              </w:rPr>
+              <w:t xml:space="preserve">Паста-салат</w:t>
+            </w:r>
+            <w:r>
+              <w:rPr>
+                <w:rFonts w:ascii="Arial" w:cs="Arial" w:eastAsia="Arial" w:hAnsi="Arial"/>
+                <w:sz w:val="19"/>
+                <w:szCs w:val="19"/>
+              </w:rPr>
+              <w:t xml:space="preserve"> — С овощами и тунцом</w:t>
+            </w:r>
+          </w:p>
+          <w:p>
+            <w:pPr>
+              <w:spacing w:after="40"/>
+            </w:pPr>
+            <w:r>
+              <w:rPr>
+                <w:rFonts w:ascii="Arial" w:cs="Arial" w:eastAsia="Arial" w:hAnsi="Arial"/>
+                <w:sz w:val="19"/>
+                <w:szCs w:val="19"/>
+              </w:rPr>
+              <w:t xml:space="preserve">5. </w:t>
+            </w:r>
+            <w:r>
+              <w:rPr>
+                <w:rFonts w:ascii="Arial" w:cs="Arial" w:eastAsia="Arial" w:hAnsi="Arial"/>
+                <w:b/>
+                <w:bCs/>
+                <w:sz w:val="19"/>
+                <w:szCs w:val="19"/>
+              </w:rPr>
+              <w:t xml:space="preserve">Суп в термосе</w:t>
+            </w:r>
+            <w:r>
+              <w:rPr>
+                <w:rFonts w:ascii="Arial" w:cs="Arial" w:eastAsia="Arial" w:hAnsi="Arial"/>
+                <w:sz w:val="19"/>
+                <w:szCs w:val="19"/>
+              </w:rPr>
+              <w:t xml:space="preserve"> — Горячий до обеда</w:t>
+            </w:r>
+          </w:p>
+          <w:p>
+            <w:pPr>
+              <w:spacing w:after="40"/>
+            </w:pPr>
+            <w:r>
+              <w:rPr>
+                <w:rFonts w:ascii="Arial" w:cs="Arial" w:eastAsia="Arial" w:hAnsi="Arial"/>
+                <w:b/>
+                <w:bCs/>
+                <w:sz w:val="19"/>
+                <w:szCs w:val="19"/>
+              </w:rPr>
+              <w:t xml:space="preserve">Фраза:</w:t>
+            </w:r>
+            <w:r>
+              <w:rPr>
+                <w:rFonts w:ascii="Arial" w:cs="Arial" w:eastAsia="Arial" w:hAnsi="Arial"/>
+                <w:sz w:val="19"/>
+                <w:szCs w:val="19"/>
+              </w:rPr>
+              <w:t xml:space="preserve"> мои любимые варианты</w:t>
+            </w:r>
+          </w:p>
+        </w:tc>
+        <w:tc>
+          <w:tcPr>
+            <w:tcW w:type="dxa" w:w="3088"/>
+            <w:tcMar>
+              <w:top w:type="dxa" w:w="80"/>
+              <w:left w:type="dxa" w:w="110"/>
+              <w:bottom w:type="dxa" w:w="80"/>
+              <w:right w:type="dxa" w:w="110"/>
+            </w:tcMar>
+          </w:tcPr>
+          <w:p>
+            <w:pPr>
+              <w:spacing w:after="40"/>
+            </w:pPr>
+            <w:r>
+              <w:rPr>
+                <w:rFonts w:ascii="Arial" w:cs="Arial" w:eastAsia="Arial" w:hAnsi="Arial"/>
+                <w:sz w:val="19"/>
+                <w:szCs w:val="19"/>
+              </w:rPr>
+              <w:t xml:space="preserve">Что взять на обед на работу, если негде разогреть: 5 моих вариантов. Сытно и без микроволновки. Сохрани себе.</w:t>
+            </w:r>
+          </w:p>
+        </w:tc>
+        <w:tc>
+          <w:tcPr>
+            <w:tcW w:type="dxa" w:w="1600"/>
+            <w:tcMar>
+              <w:top w:type="dxa" w:w="80"/>
+              <w:left w:type="dxa" w:w="110"/>
+              <w:bottom w:type="dxa" w:w="80"/>
+              <w:right w:type="dxa" w:w="110"/>
+            </w:tcMar>
+          </w:tcPr>
+          <w:p>
+            <w:pPr>
+              <w:spacing w:after="40"/>
+            </w:pPr>
+            <w:r>
+              <w:rPr>
+                <w:rFonts w:ascii="Arial" w:cs="Arial" w:eastAsia="Arial" w:hAnsi="Arial"/>
+                <w:sz w:val="19"/>
+                <w:szCs w:val="19"/>
+              </w:rPr>
+              <w:t xml:space="preserve">Завтраки, обеды с собой и перекусы</w:t>
             </w:r>
           </w:p>
         </w:tc>
@@ -6475,73 +8726,284 @@
         </w:tc>
         <w:tc>
           <w:tcPr>
-            <w:tcW w:type="dxa" w:w="2700"/>
-            <w:tcMar>
-              <w:top w:type="dxa" w:w="80"/>
-              <w:left w:type="dxa" w:w="110"/>
-              <w:bottom w:type="dxa" w:w="80"/>
-              <w:right w:type="dxa" w:w="110"/>
-            </w:tcMar>
-          </w:tcPr>
-          <w:p>
-            <w:pPr>
-              <w:spacing w:after="40"/>
-            </w:pPr>
-            <w:r>
-              <w:rPr>
-                <w:rFonts w:ascii="Arial" w:cs="Arial" w:eastAsia="Arial" w:hAnsi="Arial"/>
-                <w:sz w:val="19"/>
-                <w:szCs w:val="19"/>
-              </w:rPr>
-              <w:t xml:space="preserve">Что внутри моего меню на 4 недели (скриншоты)</w:t>
-            </w:r>
-          </w:p>
-        </w:tc>
-        <w:tc>
-          <w:tcPr>
-            <w:tcW w:type="dxa" w:w="4288"/>
-            <w:tcMar>
-              <w:top w:type="dxa" w:w="80"/>
-              <w:left w:type="dxa" w:w="110"/>
-              <w:bottom w:type="dxa" w:w="80"/>
-              <w:right w:type="dxa" w:w="110"/>
-            </w:tcMar>
-          </w:tcPr>
-          <w:p>
-            <w:pPr>
-              <w:spacing w:after="40"/>
-            </w:pPr>
-            <w:r>
-              <w:rPr>
-                <w:rFonts w:ascii="Arial" w:cs="Arial" w:eastAsia="Arial" w:hAnsi="Arial"/>
-                <w:sz w:val="19"/>
-                <w:szCs w:val="19"/>
-              </w:rPr>
-              <w:t xml:space="preserve">28 дней меню, КБЖУ, списки покупок на каждую неделю, план заготовок и таблица замен. 4 уровня калорийности в одной покупке. 990 ₽ — по ссылке.</w:t>
-            </w:r>
-          </w:p>
-        </w:tc>
-        <w:tc>
-          <w:tcPr>
-            <w:tcW w:type="dxa" w:w="2200"/>
-            <w:tcMar>
-              <w:top w:type="dxa" w:w="80"/>
-              <w:left w:type="dxa" w:w="110"/>
-              <w:bottom w:type="dxa" w:w="80"/>
-              <w:right w:type="dxa" w:w="110"/>
-            </w:tcMar>
-          </w:tcPr>
-          <w:p>
-            <w:pPr>
-              <w:spacing w:after="40"/>
-            </w:pPr>
-            <w:r>
-              <w:rPr>
-                <w:rFonts w:ascii="Arial" w:cs="Arial" w:eastAsia="Arial" w:hAnsi="Arial"/>
-                <w:sz w:val="19"/>
-                <w:szCs w:val="19"/>
-              </w:rPr>
-              <w:t xml:space="preserve">Как я составила меню</w:t>
+            <w:tcW w:type="dxa" w:w="4500"/>
+            <w:tcMar>
+              <w:top w:type="dxa" w:w="80"/>
+              <w:left w:type="dxa" w:w="110"/>
+              <w:bottom w:type="dxa" w:w="80"/>
+              <w:right w:type="dxa" w:w="110"/>
+            </w:tcMar>
+          </w:tcPr>
+          <w:p>
+            <w:pPr>
+              <w:spacing w:after="40"/>
+            </w:pPr>
+            <w:r>
+              <w:rPr>
+                <w:rFonts w:ascii="Arial" w:cs="Arial" w:eastAsia="Arial" w:hAnsi="Arial"/>
+                <w:b/>
+                <w:bCs/>
+                <w:sz w:val="19"/>
+                <w:szCs w:val="19"/>
+              </w:rPr>
+              <w:t xml:space="preserve">Метка:</w:t>
+            </w:r>
+            <w:r>
+              <w:rPr>
+                <w:rFonts w:ascii="Arial" w:cs="Arial" w:eastAsia="Arial" w:hAnsi="Arial"/>
+                <w:sz w:val="19"/>
+                <w:szCs w:val="19"/>
+              </w:rPr>
+              <w:t xml:space="preserve"> перекусы</w:t>
+            </w:r>
+          </w:p>
+          <w:p>
+            <w:pPr>
+              <w:spacing w:after="40"/>
+            </w:pPr>
+            <w:r>
+              <w:rPr>
+                <w:rFonts w:ascii="Arial" w:cs="Arial" w:eastAsia="Arial" w:hAnsi="Arial"/>
+                <w:b/>
+                <w:bCs/>
+                <w:sz w:val="19"/>
+                <w:szCs w:val="19"/>
+              </w:rPr>
+              <w:t xml:space="preserve">Заголовок:</w:t>
+            </w:r>
+            <w:r>
+              <w:rPr>
+                <w:rFonts w:ascii="Arial" w:cs="Arial" w:eastAsia="Arial" w:hAnsi="Arial"/>
+                <w:sz w:val="19"/>
+                <w:szCs w:val="19"/>
+              </w:rPr>
+              <w:t xml:space="preserve"> 5 перекусов, которые я беру с собой</w:t>
+            </w:r>
+          </w:p>
+          <w:p>
+            <w:pPr>
+              <w:spacing w:after="40"/>
+            </w:pPr>
+            <w:r>
+              <w:rPr>
+                <w:rFonts w:ascii="Arial" w:cs="Arial" w:eastAsia="Arial" w:hAnsi="Arial"/>
+                <w:sz w:val="19"/>
+                <w:szCs w:val="19"/>
+              </w:rPr>
+              <w:t xml:space="preserve">1. </w:t>
+            </w:r>
+            <w:r>
+              <w:rPr>
+                <w:rFonts w:ascii="Arial" w:cs="Arial" w:eastAsia="Arial" w:hAnsi="Arial"/>
+                <w:b/>
+                <w:bCs/>
+                <w:sz w:val="19"/>
+                <w:szCs w:val="19"/>
+              </w:rPr>
+              <w:t xml:space="preserve">Йогурт с ягодами</w:t>
+            </w:r>
+            <w:r>
+              <w:rPr>
+                <w:rFonts w:ascii="Arial" w:cs="Arial" w:eastAsia="Arial" w:hAnsi="Arial"/>
+                <w:sz w:val="19"/>
+                <w:szCs w:val="19"/>
+              </w:rPr>
+              <w:t xml:space="preserve"> — В маленькой баночке</w:t>
+            </w:r>
+          </w:p>
+          <w:p>
+            <w:pPr>
+              <w:spacing w:after="40"/>
+            </w:pPr>
+            <w:r>
+              <w:rPr>
+                <w:rFonts w:ascii="Arial" w:cs="Arial" w:eastAsia="Arial" w:hAnsi="Arial"/>
+                <w:sz w:val="19"/>
+                <w:szCs w:val="19"/>
+              </w:rPr>
+              <w:t xml:space="preserve">2. </w:t>
+            </w:r>
+            <w:r>
+              <w:rPr>
+                <w:rFonts w:ascii="Arial" w:cs="Arial" w:eastAsia="Arial" w:hAnsi="Arial"/>
+                <w:b/>
+                <w:bCs/>
+                <w:sz w:val="19"/>
+                <w:szCs w:val="19"/>
+              </w:rPr>
+              <w:t xml:space="preserve">Яблоко и орехи</w:t>
+            </w:r>
+            <w:r>
+              <w:rPr>
+                <w:rFonts w:ascii="Arial" w:cs="Arial" w:eastAsia="Arial" w:hAnsi="Arial"/>
+                <w:sz w:val="19"/>
+                <w:szCs w:val="19"/>
+              </w:rPr>
+              <w:t xml:space="preserve"> — Горсть орехов</w:t>
+            </w:r>
+          </w:p>
+          <w:p>
+            <w:pPr>
+              <w:spacing w:after="40"/>
+            </w:pPr>
+            <w:r>
+              <w:rPr>
+                <w:rFonts w:ascii="Arial" w:cs="Arial" w:eastAsia="Arial" w:hAnsi="Arial"/>
+                <w:sz w:val="19"/>
+                <w:szCs w:val="19"/>
+              </w:rPr>
+              <w:t xml:space="preserve">3. </w:t>
+            </w:r>
+            <w:r>
+              <w:rPr>
+                <w:rFonts w:ascii="Arial" w:cs="Arial" w:eastAsia="Arial" w:hAnsi="Arial"/>
+                <w:b/>
+                <w:bCs/>
+                <w:sz w:val="19"/>
+                <w:szCs w:val="19"/>
+              </w:rPr>
+              <w:t xml:space="preserve">Хлебцы с сыром</w:t>
+            </w:r>
+            <w:r>
+              <w:rPr>
+                <w:rFonts w:ascii="Arial" w:cs="Arial" w:eastAsia="Arial" w:hAnsi="Arial"/>
+                <w:sz w:val="19"/>
+                <w:szCs w:val="19"/>
+              </w:rPr>
+              <w:t xml:space="preserve"> — Не мнутся в сумке</w:t>
+            </w:r>
+          </w:p>
+          <w:p>
+            <w:pPr>
+              <w:spacing w:after="40"/>
+            </w:pPr>
+            <w:r>
+              <w:rPr>
+                <w:rFonts w:ascii="Arial" w:cs="Arial" w:eastAsia="Arial" w:hAnsi="Arial"/>
+                <w:sz w:val="19"/>
+                <w:szCs w:val="19"/>
+              </w:rPr>
+              <w:t xml:space="preserve">4. </w:t>
+            </w:r>
+            <w:r>
+              <w:rPr>
+                <w:rFonts w:ascii="Arial" w:cs="Arial" w:eastAsia="Arial" w:hAnsi="Arial"/>
+                <w:b/>
+                <w:bCs/>
+                <w:sz w:val="19"/>
+                <w:szCs w:val="19"/>
+              </w:rPr>
+              <w:t xml:space="preserve">Варёное яйцо</w:t>
+            </w:r>
+            <w:r>
+              <w:rPr>
+                <w:rFonts w:ascii="Arial" w:cs="Arial" w:eastAsia="Arial" w:hAnsi="Arial"/>
+                <w:sz w:val="19"/>
+                <w:szCs w:val="19"/>
+              </w:rPr>
+              <w:t xml:space="preserve"> — Готово с воскресенья</w:t>
+            </w:r>
+          </w:p>
+          <w:p>
+            <w:pPr>
+              <w:spacing w:after="40"/>
+            </w:pPr>
+            <w:r>
+              <w:rPr>
+                <w:rFonts w:ascii="Arial" w:cs="Arial" w:eastAsia="Arial" w:hAnsi="Arial"/>
+                <w:sz w:val="19"/>
+                <w:szCs w:val="19"/>
+              </w:rPr>
+              <w:t xml:space="preserve">5. </w:t>
+            </w:r>
+            <w:r>
+              <w:rPr>
+                <w:rFonts w:ascii="Arial" w:cs="Arial" w:eastAsia="Arial" w:hAnsi="Arial"/>
+                <w:b/>
+                <w:bCs/>
+                <w:sz w:val="19"/>
+                <w:szCs w:val="19"/>
+              </w:rPr>
+              <w:t xml:space="preserve">Морковь и хумус</w:t>
+            </w:r>
+            <w:r>
+              <w:rPr>
+                <w:rFonts w:ascii="Arial" w:cs="Arial" w:eastAsia="Arial" w:hAnsi="Arial"/>
+                <w:sz w:val="19"/>
+                <w:szCs w:val="19"/>
+              </w:rPr>
+              <w:t xml:space="preserve"> — Хрустко и сытно</w:t>
+            </w:r>
+          </w:p>
+          <w:p>
+            <w:pPr>
+              <w:spacing w:after="40"/>
+            </w:pPr>
+            <w:r>
+              <w:rPr>
+                <w:rFonts w:ascii="Arial" w:cs="Arial" w:eastAsia="Arial" w:hAnsi="Arial"/>
+                <w:b/>
+                <w:bCs/>
+                <w:sz w:val="19"/>
+                <w:szCs w:val="19"/>
+              </w:rPr>
+              <w:t xml:space="preserve">Фраза:</w:t>
+            </w:r>
+            <w:r>
+              <w:rPr>
+                <w:rFonts w:ascii="Arial" w:cs="Arial" w:eastAsia="Arial" w:hAnsi="Arial"/>
+                <w:sz w:val="19"/>
+                <w:szCs w:val="19"/>
+              </w:rPr>
+              <w:t xml:space="preserve"> всегда в моей сумке</w:t>
+            </w:r>
+          </w:p>
+        </w:tc>
+        <w:tc>
+          <w:tcPr>
+            <w:tcW w:type="dxa" w:w="3088"/>
+            <w:tcMar>
+              <w:top w:type="dxa" w:w="80"/>
+              <w:left w:type="dxa" w:w="110"/>
+              <w:bottom w:type="dxa" w:w="80"/>
+              <w:right w:type="dxa" w:w="110"/>
+            </w:tcMar>
+          </w:tcPr>
+          <w:p>
+            <w:pPr>
+              <w:spacing w:after="40"/>
+            </w:pPr>
+            <w:r>
+              <w:rPr>
+                <w:rFonts w:ascii="Arial" w:cs="Arial" w:eastAsia="Arial" w:hAnsi="Arial"/>
+                <w:sz w:val="19"/>
+                <w:szCs w:val="19"/>
+              </w:rPr>
+              <w:t xml:space="preserve">Полезные перекусы с собой на работу и в дорогу: 5 вариантов, которые я беру каждый день. Сохрани список.</w:t>
+            </w:r>
+          </w:p>
+        </w:tc>
+        <w:tc>
+          <w:tcPr>
+            <w:tcW w:type="dxa" w:w="1600"/>
+            <w:tcMar>
+              <w:top w:type="dxa" w:w="80"/>
+              <w:left w:type="dxa" w:w="110"/>
+              <w:bottom w:type="dxa" w:w="80"/>
+              <w:right w:type="dxa" w:w="110"/>
+            </w:tcMar>
+          </w:tcPr>
+          <w:p>
+            <w:pPr>
+              <w:spacing w:after="40"/>
+            </w:pPr>
+            <w:r>
+              <w:rPr>
+                <w:rFonts w:ascii="Arial" w:cs="Arial" w:eastAsia="Arial" w:hAnsi="Arial"/>
+                <w:sz w:val="19"/>
+                <w:szCs w:val="19"/>
+              </w:rPr>
+              <w:t xml:space="preserve">Завтраки, обеды с собой и перекусы</w:t>
             </w:r>
           </w:p>
         </w:tc>
@@ -6573,73 +9035,284 @@
         </w:tc>
         <w:tc>
           <w:tcPr>
-            <w:tcW w:type="dxa" w:w="2700"/>
-            <w:tcMar>
-              <w:top w:type="dxa" w:w="80"/>
-              <w:left w:type="dxa" w:w="110"/>
-              <w:bottom w:type="dxa" w:w="80"/>
-              <w:right w:type="dxa" w:w="110"/>
-            </w:tcMar>
-          </w:tcPr>
-          <w:p>
-            <w:pPr>
-              <w:spacing w:after="40"/>
-            </w:pPr>
-            <w:r>
-              <w:rPr>
-                <w:rFonts w:ascii="Arial" w:cs="Arial" w:eastAsia="Arial" w:hAnsi="Arial"/>
-                <w:sz w:val="19"/>
-                <w:szCs w:val="19"/>
-              </w:rPr>
-              <w:t xml:space="preserve">Как выбрать калорийность: 1250, 1400, 1600 или 1900 (Б)</w:t>
-            </w:r>
-          </w:p>
-        </w:tc>
-        <w:tc>
-          <w:tcPr>
-            <w:tcW w:type="dxa" w:w="4288"/>
-            <w:tcMar>
-              <w:top w:type="dxa" w:w="80"/>
-              <w:left w:type="dxa" w:w="110"/>
-              <w:bottom w:type="dxa" w:w="80"/>
-              <w:right w:type="dxa" w:w="110"/>
-            </w:tcMar>
-          </w:tcPr>
-          <w:p>
-            <w:pPr>
-              <w:spacing w:after="40"/>
-            </w:pPr>
-            <w:r>
-              <w:rPr>
-                <w:rFonts w:ascii="Arial" w:cs="Arial" w:eastAsia="Arial" w:hAnsi="Arial"/>
-                <w:sz w:val="19"/>
-                <w:szCs w:val="19"/>
-              </w:rPr>
-              <w:t xml:space="preserve">Коротко объясняю, чем отличаются уровни в моём меню. Все четыре входят в покупку. Уровень 1250 лучше обсудить с врачом.</w:t>
-            </w:r>
-          </w:p>
-        </w:tc>
-        <w:tc>
-          <w:tcPr>
-            <w:tcW w:type="dxa" w:w="2200"/>
-            <w:tcMar>
-              <w:top w:type="dxa" w:w="80"/>
-              <w:left w:type="dxa" w:w="110"/>
-              <w:bottom w:type="dxa" w:w="80"/>
-              <w:right w:type="dxa" w:w="110"/>
-            </w:tcMar>
-          </w:tcPr>
-          <w:p>
-            <w:pPr>
-              <w:spacing w:after="40"/>
-            </w:pPr>
-            <w:r>
-              <w:rPr>
-                <w:rFonts w:ascii="Arial" w:cs="Arial" w:eastAsia="Arial" w:hAnsi="Arial"/>
-                <w:sz w:val="19"/>
-                <w:szCs w:val="19"/>
-              </w:rPr>
-              <w:t xml:space="preserve">Как я составила меню</w:t>
+            <w:tcW w:type="dxa" w:w="4500"/>
+            <w:tcMar>
+              <w:top w:type="dxa" w:w="80"/>
+              <w:left w:type="dxa" w:w="110"/>
+              <w:bottom w:type="dxa" w:w="80"/>
+              <w:right w:type="dxa" w:w="110"/>
+            </w:tcMar>
+          </w:tcPr>
+          <w:p>
+            <w:pPr>
+              <w:spacing w:after="40"/>
+            </w:pPr>
+            <w:r>
+              <w:rPr>
+                <w:rFonts w:ascii="Arial" w:cs="Arial" w:eastAsia="Arial" w:hAnsi="Arial"/>
+                <w:b/>
+                <w:bCs/>
+                <w:sz w:val="19"/>
+                <w:szCs w:val="19"/>
+              </w:rPr>
+              <w:t xml:space="preserve">Метка:</w:t>
+            </w:r>
+            <w:r>
+              <w:rPr>
+                <w:rFonts w:ascii="Arial" w:cs="Arial" w:eastAsia="Arial" w:hAnsi="Arial"/>
+                <w:sz w:val="19"/>
+                <w:szCs w:val="19"/>
+              </w:rPr>
+              <w:t xml:space="preserve"> бюджет</w:t>
+            </w:r>
+          </w:p>
+          <w:p>
+            <w:pPr>
+              <w:spacing w:after="40"/>
+            </w:pPr>
+            <w:r>
+              <w:rPr>
+                <w:rFonts w:ascii="Arial" w:cs="Arial" w:eastAsia="Arial" w:hAnsi="Arial"/>
+                <w:b/>
+                <w:bCs/>
+                <w:sz w:val="19"/>
+                <w:szCs w:val="19"/>
+              </w:rPr>
+              <w:t xml:space="preserve">Заголовок:</w:t>
+            </w:r>
+            <w:r>
+              <w:rPr>
+                <w:rFonts w:ascii="Arial" w:cs="Arial" w:eastAsia="Arial" w:hAnsi="Arial"/>
+                <w:sz w:val="19"/>
+                <w:szCs w:val="19"/>
+              </w:rPr>
+              <w:t xml:space="preserve"> Бюджетное меню: 5 правил</w:t>
+            </w:r>
+          </w:p>
+          <w:p>
+            <w:pPr>
+              <w:spacing w:after="40"/>
+            </w:pPr>
+            <w:r>
+              <w:rPr>
+                <w:rFonts w:ascii="Arial" w:cs="Arial" w:eastAsia="Arial" w:hAnsi="Arial"/>
+                <w:sz w:val="19"/>
+                <w:szCs w:val="19"/>
+              </w:rPr>
+              <w:t xml:space="preserve">1. </w:t>
+            </w:r>
+            <w:r>
+              <w:rPr>
+                <w:rFonts w:ascii="Arial" w:cs="Arial" w:eastAsia="Arial" w:hAnsi="Arial"/>
+                <w:b/>
+                <w:bCs/>
+                <w:sz w:val="19"/>
+                <w:szCs w:val="19"/>
+              </w:rPr>
+              <w:t xml:space="preserve">Сезонные овощи</w:t>
+            </w:r>
+            <w:r>
+              <w:rPr>
+                <w:rFonts w:ascii="Arial" w:cs="Arial" w:eastAsia="Arial" w:hAnsi="Arial"/>
+                <w:sz w:val="19"/>
+                <w:szCs w:val="19"/>
+              </w:rPr>
+              <w:t xml:space="preserve"> — Дешевле и вкуснее</w:t>
+            </w:r>
+          </w:p>
+          <w:p>
+            <w:pPr>
+              <w:spacing w:after="40"/>
+            </w:pPr>
+            <w:r>
+              <w:rPr>
+                <w:rFonts w:ascii="Arial" w:cs="Arial" w:eastAsia="Arial" w:hAnsi="Arial"/>
+                <w:sz w:val="19"/>
+                <w:szCs w:val="19"/>
+              </w:rPr>
+              <w:t xml:space="preserve">2. </w:t>
+            </w:r>
+            <w:r>
+              <w:rPr>
+                <w:rFonts w:ascii="Arial" w:cs="Arial" w:eastAsia="Arial" w:hAnsi="Arial"/>
+                <w:b/>
+                <w:bCs/>
+                <w:sz w:val="19"/>
+                <w:szCs w:val="19"/>
+              </w:rPr>
+              <w:t xml:space="preserve">Куриные бёдра</w:t>
+            </w:r>
+            <w:r>
+              <w:rPr>
+                <w:rFonts w:ascii="Arial" w:cs="Arial" w:eastAsia="Arial" w:hAnsi="Arial"/>
+                <w:sz w:val="19"/>
+                <w:szCs w:val="19"/>
+              </w:rPr>
+              <w:t xml:space="preserve"> — Дешевле грудки и сочнее</w:t>
+            </w:r>
+          </w:p>
+          <w:p>
+            <w:pPr>
+              <w:spacing w:after="40"/>
+            </w:pPr>
+            <w:r>
+              <w:rPr>
+                <w:rFonts w:ascii="Arial" w:cs="Arial" w:eastAsia="Arial" w:hAnsi="Arial"/>
+                <w:sz w:val="19"/>
+                <w:szCs w:val="19"/>
+              </w:rPr>
+              <w:t xml:space="preserve">3. </w:t>
+            </w:r>
+            <w:r>
+              <w:rPr>
+                <w:rFonts w:ascii="Arial" w:cs="Arial" w:eastAsia="Arial" w:hAnsi="Arial"/>
+                <w:b/>
+                <w:bCs/>
+                <w:sz w:val="19"/>
+                <w:szCs w:val="19"/>
+              </w:rPr>
+              <w:t xml:space="preserve">Бобовые</w:t>
+            </w:r>
+            <w:r>
+              <w:rPr>
+                <w:rFonts w:ascii="Arial" w:cs="Arial" w:eastAsia="Arial" w:hAnsi="Arial"/>
+                <w:sz w:val="19"/>
+                <w:szCs w:val="19"/>
+              </w:rPr>
+              <w:t xml:space="preserve"> — Фасоль, нут, чечевица</w:t>
+            </w:r>
+          </w:p>
+          <w:p>
+            <w:pPr>
+              <w:spacing w:after="40"/>
+            </w:pPr>
+            <w:r>
+              <w:rPr>
+                <w:rFonts w:ascii="Arial" w:cs="Arial" w:eastAsia="Arial" w:hAnsi="Arial"/>
+                <w:sz w:val="19"/>
+                <w:szCs w:val="19"/>
+              </w:rPr>
+              <w:t xml:space="preserve">4. </w:t>
+            </w:r>
+            <w:r>
+              <w:rPr>
+                <w:rFonts w:ascii="Arial" w:cs="Arial" w:eastAsia="Arial" w:hAnsi="Arial"/>
+                <w:b/>
+                <w:bCs/>
+                <w:sz w:val="19"/>
+                <w:szCs w:val="19"/>
+              </w:rPr>
+              <w:t xml:space="preserve">Крупы — основа</w:t>
+            </w:r>
+            <w:r>
+              <w:rPr>
+                <w:rFonts w:ascii="Arial" w:cs="Arial" w:eastAsia="Arial" w:hAnsi="Arial"/>
+                <w:sz w:val="19"/>
+                <w:szCs w:val="19"/>
+              </w:rPr>
+              <w:t xml:space="preserve"> — Гречка, овсянка, рис</w:t>
+            </w:r>
+          </w:p>
+          <w:p>
+            <w:pPr>
+              <w:spacing w:after="40"/>
+            </w:pPr>
+            <w:r>
+              <w:rPr>
+                <w:rFonts w:ascii="Arial" w:cs="Arial" w:eastAsia="Arial" w:hAnsi="Arial"/>
+                <w:sz w:val="19"/>
+                <w:szCs w:val="19"/>
+              </w:rPr>
+              <w:t xml:space="preserve">5. </w:t>
+            </w:r>
+            <w:r>
+              <w:rPr>
+                <w:rFonts w:ascii="Arial" w:cs="Arial" w:eastAsia="Arial" w:hAnsi="Arial"/>
+                <w:b/>
+                <w:bCs/>
+                <w:sz w:val="19"/>
+                <w:szCs w:val="19"/>
+              </w:rPr>
+              <w:t xml:space="preserve">Заморозка</w:t>
+            </w:r>
+            <w:r>
+              <w:rPr>
+                <w:rFonts w:ascii="Arial" w:cs="Arial" w:eastAsia="Arial" w:hAnsi="Arial"/>
+                <w:sz w:val="19"/>
+                <w:szCs w:val="19"/>
+              </w:rPr>
+              <w:t xml:space="preserve"> — Ягоды и овощи круглый год</w:t>
+            </w:r>
+          </w:p>
+          <w:p>
+            <w:pPr>
+              <w:spacing w:after="40"/>
+            </w:pPr>
+            <w:r>
+              <w:rPr>
+                <w:rFonts w:ascii="Arial" w:cs="Arial" w:eastAsia="Arial" w:hAnsi="Arial"/>
+                <w:b/>
+                <w:bCs/>
+                <w:sz w:val="19"/>
+                <w:szCs w:val="19"/>
+              </w:rPr>
+              <w:t xml:space="preserve">Фраза:</w:t>
+            </w:r>
+            <w:r>
+              <w:rPr>
+                <w:rFonts w:ascii="Arial" w:cs="Arial" w:eastAsia="Arial" w:hAnsi="Arial"/>
+                <w:sz w:val="19"/>
+                <w:szCs w:val="19"/>
+              </w:rPr>
+              <w:t xml:space="preserve"> полезно — не значит дорого</w:t>
+            </w:r>
+          </w:p>
+        </w:tc>
+        <w:tc>
+          <w:tcPr>
+            <w:tcW w:type="dxa" w:w="3088"/>
+            <w:tcMar>
+              <w:top w:type="dxa" w:w="80"/>
+              <w:left w:type="dxa" w:w="110"/>
+              <w:bottom w:type="dxa" w:w="80"/>
+              <w:right w:type="dxa" w:w="110"/>
+            </w:tcMar>
+          </w:tcPr>
+          <w:p>
+            <w:pPr>
+              <w:spacing w:after="40"/>
+            </w:pPr>
+            <w:r>
+              <w:rPr>
+                <w:rFonts w:ascii="Arial" w:cs="Arial" w:eastAsia="Arial" w:hAnsi="Arial"/>
+                <w:sz w:val="19"/>
+                <w:szCs w:val="19"/>
+              </w:rPr>
+              <w:t xml:space="preserve">Бюджетное меню на неделю: 5 правил, как питаться сбалансированно и не тратить лишнего. Сохрани. Списки покупок на каждую неделю — в моём меню.</w:t>
+            </w:r>
+          </w:p>
+        </w:tc>
+        <w:tc>
+          <w:tcPr>
+            <w:tcW w:type="dxa" w:w="1600"/>
+            <w:tcMar>
+              <w:top w:type="dxa" w:w="80"/>
+              <w:left w:type="dxa" w:w="110"/>
+              <w:bottom w:type="dxa" w:w="80"/>
+              <w:right w:type="dxa" w:w="110"/>
+            </w:tcMar>
+          </w:tcPr>
+          <w:p>
+            <w:pPr>
+              <w:spacing w:after="40"/>
+            </w:pPr>
+            <w:r>
+              <w:rPr>
+                <w:rFonts w:ascii="Arial" w:cs="Arial" w:eastAsia="Arial" w:hAnsi="Arial"/>
+                <w:sz w:val="19"/>
+                <w:szCs w:val="19"/>
+              </w:rPr>
+              <w:t xml:space="preserve">Шпаргалки: списки покупок и бюджет</w:t>
             </w:r>
           </w:p>
         </w:tc>
@@ -6671,73 +9344,284 @@
         </w:tc>
         <w:tc>
           <w:tcPr>
-            <w:tcW w:type="dxa" w:w="2700"/>
-            <w:tcMar>
-              <w:top w:type="dxa" w:w="80"/>
-              <w:left w:type="dxa" w:w="110"/>
-              <w:bottom w:type="dxa" w:w="80"/>
-              <w:right w:type="dxa" w:w="110"/>
-            </w:tcMar>
-          </w:tcPr>
-          <w:p>
-            <w:pPr>
-              <w:spacing w:after="40"/>
-            </w:pPr>
-            <w:r>
-              <w:rPr>
-                <w:rFonts w:ascii="Arial" w:cs="Arial" w:eastAsia="Arial" w:hAnsi="Arial"/>
-                <w:sz w:val="19"/>
-                <w:szCs w:val="19"/>
-              </w:rPr>
-              <w:t xml:space="preserve">7 перекусов, которые я беру с собой (А)</w:t>
-            </w:r>
-          </w:p>
-        </w:tc>
-        <w:tc>
-          <w:tcPr>
-            <w:tcW w:type="dxa" w:w="4288"/>
-            <w:tcMar>
-              <w:top w:type="dxa" w:w="80"/>
-              <w:left w:type="dxa" w:w="110"/>
-              <w:bottom w:type="dxa" w:w="80"/>
-              <w:right w:type="dxa" w:w="110"/>
-            </w:tcMar>
-          </w:tcPr>
-          <w:p>
-            <w:pPr>
-              <w:spacing w:after="40"/>
-            </w:pPr>
-            <w:r>
-              <w:rPr>
-                <w:rFonts w:ascii="Arial" w:cs="Arial" w:eastAsia="Arial" w:hAnsi="Arial"/>
-                <w:sz w:val="19"/>
-                <w:szCs w:val="19"/>
-              </w:rPr>
-              <w:t xml:space="preserve">Йогурт с ягодами, яблоко с ореховой пастой, хлебцы с сыром, варёное яйцо, орехи, кефир, морковные палочки. Сохрани.</w:t>
-            </w:r>
-          </w:p>
-        </w:tc>
-        <w:tc>
-          <w:tcPr>
-            <w:tcW w:type="dxa" w:w="2200"/>
-            <w:tcMar>
-              <w:top w:type="dxa" w:w="80"/>
-              <w:left w:type="dxa" w:w="110"/>
-              <w:bottom w:type="dxa" w:w="80"/>
-              <w:right w:type="dxa" w:w="110"/>
-            </w:tcMar>
-          </w:tcPr>
-          <w:p>
-            <w:pPr>
-              <w:spacing w:after="40"/>
-            </w:pPr>
-            <w:r>
-              <w:rPr>
-                <w:rFonts w:ascii="Arial" w:cs="Arial" w:eastAsia="Arial" w:hAnsi="Arial"/>
-                <w:sz w:val="19"/>
-                <w:szCs w:val="19"/>
-              </w:rPr>
-              <w:t xml:space="preserve">Полезные перекусы</w:t>
+            <w:tcW w:type="dxa" w:w="4500"/>
+            <w:tcMar>
+              <w:top w:type="dxa" w:w="80"/>
+              <w:left w:type="dxa" w:w="110"/>
+              <w:bottom w:type="dxa" w:w="80"/>
+              <w:right w:type="dxa" w:w="110"/>
+            </w:tcMar>
+          </w:tcPr>
+          <w:p>
+            <w:pPr>
+              <w:spacing w:after="40"/>
+            </w:pPr>
+            <w:r>
+              <w:rPr>
+                <w:rFonts w:ascii="Arial" w:cs="Arial" w:eastAsia="Arial" w:hAnsi="Arial"/>
+                <w:b/>
+                <w:bCs/>
+                <w:sz w:val="19"/>
+                <w:szCs w:val="19"/>
+              </w:rPr>
+              <w:t xml:space="preserve">Метка:</w:t>
+            </w:r>
+            <w:r>
+              <w:rPr>
+                <w:rFonts w:ascii="Arial" w:cs="Arial" w:eastAsia="Arial" w:hAnsi="Arial"/>
+                <w:sz w:val="19"/>
+                <w:szCs w:val="19"/>
+              </w:rPr>
+              <w:t xml:space="preserve"> список покупок</w:t>
+            </w:r>
+          </w:p>
+          <w:p>
+            <w:pPr>
+              <w:spacing w:after="40"/>
+            </w:pPr>
+            <w:r>
+              <w:rPr>
+                <w:rFonts w:ascii="Arial" w:cs="Arial" w:eastAsia="Arial" w:hAnsi="Arial"/>
+                <w:b/>
+                <w:bCs/>
+                <w:sz w:val="19"/>
+                <w:szCs w:val="19"/>
+              </w:rPr>
+              <w:t xml:space="preserve">Заголовок:</w:t>
+            </w:r>
+            <w:r>
+              <w:rPr>
+                <w:rFonts w:ascii="Arial" w:cs="Arial" w:eastAsia="Arial" w:hAnsi="Arial"/>
+                <w:sz w:val="19"/>
+                <w:szCs w:val="19"/>
+              </w:rPr>
+              <w:t xml:space="preserve"> Недорогие продукты для полезного меню</w:t>
+            </w:r>
+          </w:p>
+          <w:p>
+            <w:pPr>
+              <w:spacing w:after="40"/>
+            </w:pPr>
+            <w:r>
+              <w:rPr>
+                <w:rFonts w:ascii="Arial" w:cs="Arial" w:eastAsia="Arial" w:hAnsi="Arial"/>
+                <w:sz w:val="19"/>
+                <w:szCs w:val="19"/>
+              </w:rPr>
+              <w:t xml:space="preserve">1. </w:t>
+            </w:r>
+            <w:r>
+              <w:rPr>
+                <w:rFonts w:ascii="Arial" w:cs="Arial" w:eastAsia="Arial" w:hAnsi="Arial"/>
+                <w:b/>
+                <w:bCs/>
+                <w:sz w:val="19"/>
+                <w:szCs w:val="19"/>
+              </w:rPr>
+              <w:t xml:space="preserve">Гречка и овсянка</w:t>
+            </w:r>
+            <w:r>
+              <w:rPr>
+                <w:rFonts w:ascii="Arial" w:cs="Arial" w:eastAsia="Arial" w:hAnsi="Arial"/>
+                <w:sz w:val="19"/>
+                <w:szCs w:val="19"/>
+              </w:rPr>
+              <w:t xml:space="preserve"> — Завтраки и гарниры</w:t>
+            </w:r>
+          </w:p>
+          <w:p>
+            <w:pPr>
+              <w:spacing w:after="40"/>
+            </w:pPr>
+            <w:r>
+              <w:rPr>
+                <w:rFonts w:ascii="Arial" w:cs="Arial" w:eastAsia="Arial" w:hAnsi="Arial"/>
+                <w:sz w:val="19"/>
+                <w:szCs w:val="19"/>
+              </w:rPr>
+              <w:t xml:space="preserve">2. </w:t>
+            </w:r>
+            <w:r>
+              <w:rPr>
+                <w:rFonts w:ascii="Arial" w:cs="Arial" w:eastAsia="Arial" w:hAnsi="Arial"/>
+                <w:b/>
+                <w:bCs/>
+                <w:sz w:val="19"/>
+                <w:szCs w:val="19"/>
+              </w:rPr>
+              <w:t xml:space="preserve">Яйца</w:t>
+            </w:r>
+            <w:r>
+              <w:rPr>
+                <w:rFonts w:ascii="Arial" w:cs="Arial" w:eastAsia="Arial" w:hAnsi="Arial"/>
+                <w:sz w:val="19"/>
+                <w:szCs w:val="19"/>
+              </w:rPr>
+              <w:t xml:space="preserve"> — Белок на любой приём пищи</w:t>
+            </w:r>
+          </w:p>
+          <w:p>
+            <w:pPr>
+              <w:spacing w:after="40"/>
+            </w:pPr>
+            <w:r>
+              <w:rPr>
+                <w:rFonts w:ascii="Arial" w:cs="Arial" w:eastAsia="Arial" w:hAnsi="Arial"/>
+                <w:sz w:val="19"/>
+                <w:szCs w:val="19"/>
+              </w:rPr>
+              <w:t xml:space="preserve">3. </w:t>
+            </w:r>
+            <w:r>
+              <w:rPr>
+                <w:rFonts w:ascii="Arial" w:cs="Arial" w:eastAsia="Arial" w:hAnsi="Arial"/>
+                <w:b/>
+                <w:bCs/>
+                <w:sz w:val="19"/>
+                <w:szCs w:val="19"/>
+              </w:rPr>
+              <w:t xml:space="preserve">Капуста и морковь</w:t>
+            </w:r>
+            <w:r>
+              <w:rPr>
+                <w:rFonts w:ascii="Arial" w:cs="Arial" w:eastAsia="Arial" w:hAnsi="Arial"/>
+                <w:sz w:val="19"/>
+                <w:szCs w:val="19"/>
+              </w:rPr>
+              <w:t xml:space="preserve"> — Салаты и тушёные блюда</w:t>
+            </w:r>
+          </w:p>
+          <w:p>
+            <w:pPr>
+              <w:spacing w:after="40"/>
+            </w:pPr>
+            <w:r>
+              <w:rPr>
+                <w:rFonts w:ascii="Arial" w:cs="Arial" w:eastAsia="Arial" w:hAnsi="Arial"/>
+                <w:sz w:val="19"/>
+                <w:szCs w:val="19"/>
+              </w:rPr>
+              <w:t xml:space="preserve">4. </w:t>
+            </w:r>
+            <w:r>
+              <w:rPr>
+                <w:rFonts w:ascii="Arial" w:cs="Arial" w:eastAsia="Arial" w:hAnsi="Arial"/>
+                <w:b/>
+                <w:bCs/>
+                <w:sz w:val="19"/>
+                <w:szCs w:val="19"/>
+              </w:rPr>
+              <w:t xml:space="preserve">Фасоль и чечевица</w:t>
+            </w:r>
+            <w:r>
+              <w:rPr>
+                <w:rFonts w:ascii="Arial" w:cs="Arial" w:eastAsia="Arial" w:hAnsi="Arial"/>
+                <w:sz w:val="19"/>
+                <w:szCs w:val="19"/>
+              </w:rPr>
+              <w:t xml:space="preserve"> — Супы и рагу</w:t>
+            </w:r>
+          </w:p>
+          <w:p>
+            <w:pPr>
+              <w:spacing w:after="40"/>
+            </w:pPr>
+            <w:r>
+              <w:rPr>
+                <w:rFonts w:ascii="Arial" w:cs="Arial" w:eastAsia="Arial" w:hAnsi="Arial"/>
+                <w:sz w:val="19"/>
+                <w:szCs w:val="19"/>
+              </w:rPr>
+              <w:t xml:space="preserve">5. </w:t>
+            </w:r>
+            <w:r>
+              <w:rPr>
+                <w:rFonts w:ascii="Arial" w:cs="Arial" w:eastAsia="Arial" w:hAnsi="Arial"/>
+                <w:b/>
+                <w:bCs/>
+                <w:sz w:val="19"/>
+                <w:szCs w:val="19"/>
+              </w:rPr>
+              <w:t xml:space="preserve">Кефир и творог</w:t>
+            </w:r>
+            <w:r>
+              <w:rPr>
+                <w:rFonts w:ascii="Arial" w:cs="Arial" w:eastAsia="Arial" w:hAnsi="Arial"/>
+                <w:sz w:val="19"/>
+                <w:szCs w:val="19"/>
+              </w:rPr>
+              <w:t xml:space="preserve"> — Завтраки и перекусы</w:t>
+            </w:r>
+          </w:p>
+          <w:p>
+            <w:pPr>
+              <w:spacing w:after="40"/>
+            </w:pPr>
+            <w:r>
+              <w:rPr>
+                <w:rFonts w:ascii="Arial" w:cs="Arial" w:eastAsia="Arial" w:hAnsi="Arial"/>
+                <w:b/>
+                <w:bCs/>
+                <w:sz w:val="19"/>
+                <w:szCs w:val="19"/>
+              </w:rPr>
+              <w:t xml:space="preserve">Фраза:</w:t>
+            </w:r>
+            <w:r>
+              <w:rPr>
+                <w:rFonts w:ascii="Arial" w:cs="Arial" w:eastAsia="Arial" w:hAnsi="Arial"/>
+                <w:sz w:val="19"/>
+                <w:szCs w:val="19"/>
+              </w:rPr>
+              <w:t xml:space="preserve"> мой базовый список</w:t>
+            </w:r>
+          </w:p>
+        </w:tc>
+        <w:tc>
+          <w:tcPr>
+            <w:tcW w:type="dxa" w:w="3088"/>
+            <w:tcMar>
+              <w:top w:type="dxa" w:w="80"/>
+              <w:left w:type="dxa" w:w="110"/>
+              <w:bottom w:type="dxa" w:w="80"/>
+              <w:right w:type="dxa" w:w="110"/>
+            </w:tcMar>
+          </w:tcPr>
+          <w:p>
+            <w:pPr>
+              <w:spacing w:after="40"/>
+            </w:pPr>
+            <w:r>
+              <w:rPr>
+                <w:rFonts w:ascii="Arial" w:cs="Arial" w:eastAsia="Arial" w:hAnsi="Arial"/>
+                <w:sz w:val="19"/>
+                <w:szCs w:val="19"/>
+              </w:rPr>
+              <w:t xml:space="preserve">Недорогие полезные продукты, из которых я собираю меню на неделю. Сохрани список продуктов и открой в магазине.</w:t>
+            </w:r>
+          </w:p>
+        </w:tc>
+        <w:tc>
+          <w:tcPr>
+            <w:tcW w:type="dxa" w:w="1600"/>
+            <w:tcMar>
+              <w:top w:type="dxa" w:w="80"/>
+              <w:left w:type="dxa" w:w="110"/>
+              <w:bottom w:type="dxa" w:w="80"/>
+              <w:right w:type="dxa" w:w="110"/>
+            </w:tcMar>
+          </w:tcPr>
+          <w:p>
+            <w:pPr>
+              <w:spacing w:after="40"/>
+            </w:pPr>
+            <w:r>
+              <w:rPr>
+                <w:rFonts w:ascii="Arial" w:cs="Arial" w:eastAsia="Arial" w:hAnsi="Arial"/>
+                <w:sz w:val="19"/>
+                <w:szCs w:val="19"/>
+              </w:rPr>
+              <w:t xml:space="preserve">Шпаргалки: списки покупок и бюджет</w:t>
             </w:r>
           </w:p>
         </w:tc>
@@ -6747,22 +9631,6 @@
       <w:pPr>
         <w:spacing w:after="160"/>
       </w:pPr>
-    </w:p>
-    <w:p>
-      <w:pPr>
-        <w:pBdr>
-          <w:left w:val="single" w:color="C9694A" w:sz="24" w:space="8"/>
-        </w:pBdr>
-        <w:shd w:fill="FBE5D6" w:color="auto" w:val="clear"/>
-        <w:spacing w:after="200" w:before="120"/>
-        <w:ind w:left="200" w:right="200"/>
-      </w:pPr>
-      <w:r>
-        <w:rPr>
-          <w:rFonts w:ascii="Arial" w:cs="Arial" w:eastAsia="Arial" w:hAnsi="Arial"/>
-        </w:rPr>
-        <w:t xml:space="preserve">Пины 12, 13 и 14 — это скриншоты из твоего PDF-меню. Они самые «продающие», поэтому делай их аккуратно и в своих цветах.</w:t>
-      </w:r>
     </w:p>
     <w:p>
       <w:pPr>
@@ -6883,20 +9751,6 @@
           <w:bCs/>
         </w:rPr>
         <w:t xml:space="preserve">1–2 пина в день</w:t>
-      </w:r>
-      <w:r>
-        <w:rPr>
-          <w:rFonts w:ascii="Arial" w:cs="Arial" w:eastAsia="Arial" w:hAnsi="Arial"/>
-        </w:rPr>
-        <w:t xml:space="preserve"> + </w:t>
-      </w:r>
-      <w:r>
-        <w:rPr>
-          <w:rFonts w:ascii="Arial" w:cs="Arial" w:eastAsia="Arial" w:hAnsi="Arial"/>
-          <w:b/>
-          <w:bCs/>
-        </w:rPr>
-        <w:t xml:space="preserve">2 видео в неделю</w:t>
       </w:r>
       <w:r>
         <w:rPr>
@@ -7165,7 +10019,7 @@
         <w:pStyle w:val="ListParagraph"/>
         <w:numPr>
           <w:ilvl w:val="0"/>
-          <w:numId w:val="8"/>
+          <w:numId w:val="9"/>
         </w:numPr>
         <w:spacing w:after="80"/>
       </w:pPr>
@@ -7181,7 +10035,7 @@
         <w:pStyle w:val="ListParagraph"/>
         <w:numPr>
           <w:ilvl w:val="0"/>
-          <w:numId w:val="8"/>
+          <w:numId w:val="9"/>
         </w:numPr>
         <w:spacing w:after="80"/>
       </w:pPr>
@@ -7197,7 +10051,7 @@
         <w:pStyle w:val="ListParagraph"/>
         <w:numPr>
           <w:ilvl w:val="0"/>
-          <w:numId w:val="8"/>
+          <w:numId w:val="9"/>
         </w:numPr>
         <w:spacing w:after="80"/>
       </w:pPr>
@@ -7213,7 +10067,7 @@
         <w:pStyle w:val="ListParagraph"/>
         <w:numPr>
           <w:ilvl w:val="0"/>
-          <w:numId w:val="8"/>
+          <w:numId w:val="9"/>
         </w:numPr>
         <w:spacing w:after="80"/>
       </w:pPr>
@@ -7693,7 +10547,7 @@
                 <w:sz w:val="19"/>
                 <w:szCs w:val="19"/>
               </w:rPr>
-              <w:t xml:space="preserve">8 досок с описаниями, расставить по порядку</w:t>
+              <w:t xml:space="preserve">5 досок с описаниями, расставить по порядку</w:t>
             </w:r>
           </w:p>
         </w:tc>
@@ -7767,7 +10621,7 @@
                 <w:sz w:val="19"/>
                 <w:szCs w:val="19"/>
               </w:rPr>
-              <w:t xml:space="preserve">3 шаблона пинов в Canva (А, Б, В)</w:t>
+              <w:t xml:space="preserve">Шаблон карточки-совета в Canva</w:t>
             </w:r>
           </w:p>
         </w:tc>
@@ -7791,155 +10645,7 @@
                 <w:sz w:val="19"/>
                 <w:szCs w:val="19"/>
               </w:rPr>
-              <w:t xml:space="preserve">День 2–3</w:t>
-            </w:r>
-          </w:p>
-        </w:tc>
-      </w:tr>
-      <w:tr>
-        <w:tc>
-          <w:tcPr>
-            <w:tcW w:type="dxa" w:w="700"/>
-            <w:tcMar>
-              <w:top w:type="dxa" w:w="80"/>
-              <w:left w:type="dxa" w:w="110"/>
-              <w:bottom w:type="dxa" w:w="80"/>
-              <w:right w:type="dxa" w:w="110"/>
-            </w:tcMar>
-          </w:tcPr>
-          <w:p>
-            <w:pPr>
-              <w:spacing w:after="40"/>
-            </w:pPr>
-            <w:r>
-              <w:rPr>
-                <w:rFonts w:ascii="Arial" w:cs="Arial" w:eastAsia="Arial" w:hAnsi="Arial"/>
-                <w:sz w:val="19"/>
-                <w:szCs w:val="19"/>
-              </w:rPr>
-              <w:t xml:space="preserve">☐</w:t>
-            </w:r>
-          </w:p>
-        </w:tc>
-        <w:tc>
-          <w:tcPr>
-            <w:tcW w:type="dxa" w:w="6938"/>
-            <w:tcMar>
-              <w:top w:type="dxa" w:w="80"/>
-              <w:left w:type="dxa" w:w="110"/>
-              <w:bottom w:type="dxa" w:w="80"/>
-              <w:right w:type="dxa" w:w="110"/>
-            </w:tcMar>
-          </w:tcPr>
-          <w:p>
-            <w:pPr>
-              <w:spacing w:after="40"/>
-            </w:pPr>
-            <w:r>
-              <w:rPr>
-                <w:rFonts w:ascii="Arial" w:cs="Arial" w:eastAsia="Arial" w:hAnsi="Arial"/>
-                <w:sz w:val="19"/>
-                <w:szCs w:val="19"/>
-              </w:rPr>
-              <w:t xml:space="preserve">Скриншоты из PDF-меню для пинов 12–14</w:t>
-            </w:r>
-          </w:p>
-        </w:tc>
-        <w:tc>
-          <w:tcPr>
-            <w:tcW w:type="dxa" w:w="2000"/>
-            <w:tcMar>
-              <w:top w:type="dxa" w:w="80"/>
-              <w:left w:type="dxa" w:w="110"/>
-              <w:bottom w:type="dxa" w:w="80"/>
-              <w:right w:type="dxa" w:w="110"/>
-            </w:tcMar>
-          </w:tcPr>
-          <w:p>
-            <w:pPr>
-              <w:spacing w:after="40"/>
-            </w:pPr>
-            <w:r>
-              <w:rPr>
-                <w:rFonts w:ascii="Arial" w:cs="Arial" w:eastAsia="Arial" w:hAnsi="Arial"/>
-                <w:sz w:val="19"/>
-                <w:szCs w:val="19"/>
-              </w:rPr>
-              <w:t xml:space="preserve">День 3</w:t>
-            </w:r>
-          </w:p>
-        </w:tc>
-      </w:tr>
-      <w:tr>
-        <w:tc>
-          <w:tcPr>
-            <w:tcW w:type="dxa" w:w="700"/>
-            <w:tcMar>
-              <w:top w:type="dxa" w:w="80"/>
-              <w:left w:type="dxa" w:w="110"/>
-              <w:bottom w:type="dxa" w:w="80"/>
-              <w:right w:type="dxa" w:w="110"/>
-            </w:tcMar>
-          </w:tcPr>
-          <w:p>
-            <w:pPr>
-              <w:spacing w:after="40"/>
-            </w:pPr>
-            <w:r>
-              <w:rPr>
-                <w:rFonts w:ascii="Arial" w:cs="Arial" w:eastAsia="Arial" w:hAnsi="Arial"/>
-                <w:sz w:val="19"/>
-                <w:szCs w:val="19"/>
-              </w:rPr>
-              <w:t xml:space="preserve">☐</w:t>
-            </w:r>
-          </w:p>
-        </w:tc>
-        <w:tc>
-          <w:tcPr>
-            <w:tcW w:type="dxa" w:w="6938"/>
-            <w:tcMar>
-              <w:top w:type="dxa" w:w="80"/>
-              <w:left w:type="dxa" w:w="110"/>
-              <w:bottom w:type="dxa" w:w="80"/>
-              <w:right w:type="dxa" w:w="110"/>
-            </w:tcMar>
-          </w:tcPr>
-          <w:p>
-            <w:pPr>
-              <w:spacing w:after="40"/>
-            </w:pPr>
-            <w:r>
-              <w:rPr>
-                <w:rFonts w:ascii="Arial" w:cs="Arial" w:eastAsia="Arial" w:hAnsi="Arial"/>
-                <w:sz w:val="19"/>
-                <w:szCs w:val="19"/>
-              </w:rPr>
-              <w:t xml:space="preserve">Снять 2 коротких видео процесса</w:t>
-            </w:r>
-          </w:p>
-        </w:tc>
-        <w:tc>
-          <w:tcPr>
-            <w:tcW w:type="dxa" w:w="2000"/>
-            <w:tcMar>
-              <w:top w:type="dxa" w:w="80"/>
-              <w:left w:type="dxa" w:w="110"/>
-              <w:bottom w:type="dxa" w:w="80"/>
-              <w:right w:type="dxa" w:w="110"/>
-            </w:tcMar>
-          </w:tcPr>
-          <w:p>
-            <w:pPr>
-              <w:spacing w:after="40"/>
-            </w:pPr>
-            <w:r>
-              <w:rPr>
-                <w:rFonts w:ascii="Arial" w:cs="Arial" w:eastAsia="Arial" w:hAnsi="Arial"/>
-                <w:sz w:val="19"/>
-                <w:szCs w:val="19"/>
-              </w:rPr>
-              <w:t xml:space="preserve">Неделя 1</w:t>
+              <w:t xml:space="preserve">День 2</w:t>
             </w:r>
           </w:p>
         </w:tc>
@@ -8441,6 +11147,12 @@
     </w:lvlOverride>
   </w:num>
   <w:num w:numId="8">
+    <w:abstractNumId w:val="3"/>
+    <w:lvlOverride w:ilvl="0">
+      <w:startOverride w:val="1"/>
+    </w:lvlOverride>
+  </w:num>
+  <w:num w:numId="9">
     <w:abstractNumId w:val="3"/>
     <w:lvlOverride w:ilvl="0">
       <w:startOverride w:val="1"/>

--- a/menu/marketing/Pinterest_instrukciya_Dasha.docx
+++ b/menu/marketing/Pinterest_instrukciya_Dasha.docx
@@ -287,7 +287,7 @@
                 <w:sz w:val="19"/>
                 <w:szCs w:val="19"/>
               </w:rPr>
-              <w:t xml:space="preserve">Лицо</w:t>
+              <w:t xml:space="preserve">Подача</w:t>
             </w:r>
           </w:p>
         </w:tc>
@@ -337,15 +337,15 @@
                 <w:sz w:val="19"/>
                 <w:szCs w:val="19"/>
               </w:rPr>
-              <w:t xml:space="preserve">Ты</w:t>
-            </w:r>
-            <w:r>
-              <w:rPr>
-                <w:rFonts w:ascii="Arial" w:cs="Arial" w:eastAsia="Arial" w:hAnsi="Arial"/>
-                <w:sz w:val="19"/>
-                <w:szCs w:val="19"/>
-              </w:rPr>
-              <w:t xml:space="preserve">: фото, руки, твоя кухня, «я»</w:t>
+              <w:t xml:space="preserve">От тебя</w:t>
+            </w:r>
+            <w:r>
+              <w:rPr>
+                <w:rFonts w:ascii="Arial" w:cs="Arial" w:eastAsia="Arial" w:hAnsi="Arial"/>
+                <w:sz w:val="19"/>
+                <w:szCs w:val="19"/>
+              </w:rPr>
+              <w:t xml:space="preserve">: «я», твои правила и ошибки, аватарка-монограмма «Д» или твоё фото</w:t>
             </w:r>
           </w:p>
         </w:tc>
@@ -1231,7 +1231,7 @@
         <w:rPr>
           <w:rFonts w:ascii="Arial" w:cs="Arial" w:eastAsia="Arial" w:hAnsi="Arial"/>
         </w:rPr>
-        <w:t xml:space="preserve">Шаг 3. Твои цвета и шрифты</w:t>
+        <w:t xml:space="preserve">Шаг 3. Стиль профиля: как у карточек</w:t>
       </w:r>
     </w:p>
     <w:p>
@@ -1242,7 +1242,15 @@
         <w:rPr>
           <w:rFonts w:ascii="Arial" w:cs="Arial" w:eastAsia="Arial" w:hAnsi="Arial"/>
         </w:rPr>
-        <w:t xml:space="preserve">Это та же гамма, что на сайте, но акценты переставлены. Так аккаунт выглядит «своим» и при этом не спорит с сайтом.</w:t>
+        <w:t xml:space="preserve">Весь профиль оформлен так же, как пины-карточки: персиковый и кремовый фон, терракотовые заголовки, рукописные фразы. Аватарку, обложку и обложки досок я уже сделала, их нужно только загрузить. </w:t>
+      </w:r>
+      <w:r>
+        <w:rPr>
+          <w:rFonts w:ascii="Arial" w:cs="Arial" w:eastAsia="Arial" w:hAnsi="Arial"/>
+          <w:b/>
+          <w:bCs/>
+        </w:rPr>
+        <w:t xml:space="preserve">Canva для профиля не нужна.</w:t>
       </w:r>
     </w:p>
     <w:tbl>
@@ -1372,7 +1380,7 @@
                 <w:sz w:val="19"/>
                 <w:szCs w:val="19"/>
               </w:rPr>
-              <w:t xml:space="preserve">Основной фон</w:t>
+              <w:t xml:space="preserve">Фон карточек</w:t>
             </w:r>
           </w:p>
         </w:tc>
@@ -1446,7 +1454,7 @@
                 <w:sz w:val="19"/>
                 <w:szCs w:val="19"/>
               </w:rPr>
-              <w:t xml:space="preserve">Второй фон, плашки</w:t>
+              <w:t xml:space="preserve">Фон обложки профиля</w:t>
             </w:r>
           </w:p>
         </w:tc>
@@ -1470,7 +1478,7 @@
                 <w:sz w:val="19"/>
                 <w:szCs w:val="19"/>
               </w:rPr>
-              <w:t xml:space="preserve">#FFFFFF</w:t>
+              <w:t xml:space="preserve">#F7F2E9</w:t>
             </w:r>
           </w:p>
         </w:tc>
@@ -1494,7 +1502,7 @@
                 <w:sz w:val="19"/>
                 <w:szCs w:val="19"/>
               </w:rPr>
-              <w:t xml:space="preserve">белый</w:t>
+              <w:t xml:space="preserve">кремовый</w:t>
             </w:r>
           </w:p>
         </w:tc>
@@ -1594,7 +1602,7 @@
                 <w:sz w:val="19"/>
                 <w:szCs w:val="19"/>
               </w:rPr>
-              <w:t xml:space="preserve">Мелкий текст</w:t>
+              <w:t xml:space="preserve">Основной текст</w:t>
             </w:r>
           </w:p>
         </w:tc>
@@ -1668,7 +1676,81 @@
                 <w:sz w:val="19"/>
                 <w:szCs w:val="19"/>
               </w:rPr>
-              <w:t xml:space="preserve">Акценты: кружки, стрелки, подчёркивания</w:t>
+              <w:t xml:space="preserve">Кружки с цифрами, линии</w:t>
+            </w:r>
+          </w:p>
+        </w:tc>
+        <w:tc>
+          <w:tcPr>
+            <w:tcW w:type="dxa" w:w="2000"/>
+            <w:tcMar>
+              <w:top w:type="dxa" w:w="80"/>
+              <w:left w:type="dxa" w:w="110"/>
+              <w:bottom w:type="dxa" w:w="80"/>
+              <w:right w:type="dxa" w:w="110"/>
+            </w:tcMar>
+          </w:tcPr>
+          <w:p>
+            <w:pPr>
+              <w:spacing w:after="40"/>
+            </w:pPr>
+            <w:r>
+              <w:rPr>
+                <w:rFonts w:ascii="Arial" w:cs="Arial" w:eastAsia="Arial" w:hAnsi="Arial"/>
+                <w:sz w:val="19"/>
+                <w:szCs w:val="19"/>
+              </w:rPr>
+              <w:t xml:space="preserve">#C9694A</w:t>
+            </w:r>
+          </w:p>
+        </w:tc>
+        <w:tc>
+          <w:tcPr>
+            <w:tcW w:type="dxa" w:w="4838"/>
+            <w:tcMar>
+              <w:top w:type="dxa" w:w="80"/>
+              <w:left w:type="dxa" w:w="110"/>
+              <w:bottom w:type="dxa" w:w="80"/>
+              <w:right w:type="dxa" w:w="110"/>
+            </w:tcMar>
+          </w:tcPr>
+          <w:p>
+            <w:pPr>
+              <w:spacing w:after="40"/>
+            </w:pPr>
+            <w:r>
+              <w:rPr>
+                <w:rFonts w:ascii="Arial" w:cs="Arial" w:eastAsia="Arial" w:hAnsi="Arial"/>
+                <w:sz w:val="19"/>
+                <w:szCs w:val="19"/>
+              </w:rPr>
+              <w:t xml:space="preserve">терракота</w:t>
+            </w:r>
+          </w:p>
+        </w:tc>
+      </w:tr>
+      <w:tr>
+        <w:tc>
+          <w:tcPr>
+            <w:tcW w:type="dxa" w:w="2800"/>
+            <w:tcMar>
+              <w:top w:type="dxa" w:w="80"/>
+              <w:left w:type="dxa" w:w="110"/>
+              <w:bottom w:type="dxa" w:w="80"/>
+              <w:right w:type="dxa" w:w="110"/>
+            </w:tcMar>
+          </w:tcPr>
+          <w:p>
+            <w:pPr>
+              <w:spacing w:after="40"/>
+            </w:pPr>
+            <w:r>
+              <w:rPr>
+                <w:rFonts w:ascii="Arial" w:cs="Arial" w:eastAsia="Arial" w:hAnsi="Arial"/>
+                <w:sz w:val="19"/>
+                <w:szCs w:val="19"/>
+              </w:rPr>
+              <w:t xml:space="preserve">Пояснения, рукописные фразы</w:t>
             </w:r>
           </w:p>
         </w:tc>
@@ -1742,61 +1824,13 @@
           <w:b/>
           <w:bCs/>
         </w:rPr>
-        <w:t xml:space="preserve">Шрифт заголовков:</w:t>
-      </w:r>
-      <w:r>
-        <w:rPr>
-          <w:rFonts w:ascii="Arial" w:cs="Arial" w:eastAsia="Arial" w:hAnsi="Arial"/>
-        </w:rPr>
-        <w:t xml:space="preserve"> Playfair Display, жирный.</w:t>
-      </w:r>
-    </w:p>
-    <w:p>
-      <w:pPr>
-        <w:pStyle w:val="ListParagraph"/>
-        <w:numPr>
-          <w:ilvl w:val="0"/>
-          <w:numId w:val="3"/>
-        </w:numPr>
-        <w:spacing w:after="60"/>
-      </w:pPr>
-      <w:r>
-        <w:rPr>
-          <w:rFonts w:ascii="Arial" w:cs="Arial" w:eastAsia="Arial" w:hAnsi="Arial"/>
-          <w:b/>
-          <w:bCs/>
-        </w:rPr>
-        <w:t xml:space="preserve">Шрифт мелкого текста:</w:t>
-      </w:r>
-      <w:r>
-        <w:rPr>
-          <w:rFonts w:ascii="Arial" w:cs="Arial" w:eastAsia="Arial" w:hAnsi="Arial"/>
-        </w:rPr>
-        <w:t xml:space="preserve"> Inter или Montserrat.</w:t>
-      </w:r>
-    </w:p>
-    <w:p>
-      <w:pPr>
-        <w:pStyle w:val="ListParagraph"/>
-        <w:numPr>
-          <w:ilvl w:val="0"/>
-          <w:numId w:val="3"/>
-        </w:numPr>
-        <w:spacing w:after="60"/>
-      </w:pPr>
-      <w:r>
-        <w:rPr>
-          <w:rFonts w:ascii="Arial" w:cs="Arial" w:eastAsia="Arial" w:hAnsi="Arial"/>
-          <w:b/>
-          <w:bCs/>
-        </w:rPr>
-        <w:t xml:space="preserve">Твоя фишка:</w:t>
-      </w:r>
-      <w:r>
-        <w:rPr>
-          <w:rFonts w:ascii="Arial" w:cs="Arial" w:eastAsia="Arial" w:hAnsi="Arial"/>
-        </w:rPr>
-        <w:t xml:space="preserve"> короткая «рукописная» приписка на каждом пине шрифтом Caveat. Например: «проверено на себе», «моя неделя», «делаю так каждое воскресенье».</w:t>
+        <w:t xml:space="preserve">Шрифты:</w:t>
+      </w:r>
+      <w:r>
+        <w:rPr>
+          <w:rFonts w:ascii="Arial" w:cs="Arial" w:eastAsia="Arial" w:hAnsi="Arial"/>
+        </w:rPr>
+        <w:t xml:space="preserve"> Playfair Display для заголовков, Inter для текста, Caveat для рукописных фраз. Нужны, только если будешь делать карточки вручную в Canva.</w:t>
       </w:r>
     </w:p>
     <w:p>
@@ -1807,2385 +1841,7 @@
         <w:rPr>
           <w:rFonts w:ascii="Arial" w:cs="Arial" w:eastAsia="Arial" w:hAnsi="Arial"/>
         </w:rPr>
-        <w:t xml:space="preserve">Шаг 4. Аватарка: твоё фото</w:t>
-      </w:r>
-    </w:p>
-    <w:p>
-      <w:pPr>
-        <w:spacing w:after="120"/>
-      </w:pPr>
-      <w:r>
-        <w:rPr>
-          <w:rFonts w:ascii="Arial" w:cs="Arial" w:eastAsia="Arial" w:hAnsi="Arial"/>
-        </w:rPr>
-        <w:t xml:space="preserve">В личном аккаунте на аватарке должно быть лицо. Так люди понимают, что за аккаунтом живой человек.</w:t>
-      </w:r>
-    </w:p>
-    <w:p>
-      <w:pPr>
-        <w:pStyle w:val="ListParagraph"/>
-        <w:numPr>
-          <w:ilvl w:val="0"/>
-          <w:numId w:val="4"/>
-        </w:numPr>
-        <w:spacing w:after="80"/>
-      </w:pPr>
-      <w:r>
-        <w:rPr>
-          <w:rFonts w:ascii="Arial" w:cs="Arial" w:eastAsia="Arial" w:hAnsi="Arial"/>
-        </w:rPr>
-        <w:t xml:space="preserve">Фото по плечи, лицо смотрит в камеру, лёгкая улыбка. Лучше при дневном свете у окна.</w:t>
-      </w:r>
-    </w:p>
-    <w:p>
-      <w:pPr>
-        <w:pStyle w:val="ListParagraph"/>
-        <w:numPr>
-          <w:ilvl w:val="0"/>
-          <w:numId w:val="4"/>
-        </w:numPr>
-        <w:spacing w:after="80"/>
-      </w:pPr>
-      <w:r>
-        <w:rPr>
-          <w:rFonts w:ascii="Arial" w:cs="Arial" w:eastAsia="Arial" w:hAnsi="Arial"/>
-        </w:rPr>
-        <w:t xml:space="preserve">Canva → «Создать дизайн» → </w:t>
-      </w:r>
-      <w:r>
-        <w:rPr>
-          <w:rFonts w:ascii="Arial" w:cs="Arial" w:eastAsia="Arial" w:hAnsi="Arial"/>
-          <w:b/>
-          <w:bCs/>
-        </w:rPr>
-        <w:t xml:space="preserve">1000 × 1000</w:t>
-      </w:r>
-      <w:r>
-        <w:rPr>
-          <w:rFonts w:ascii="Arial" w:cs="Arial" w:eastAsia="Arial" w:hAnsi="Arial"/>
-        </w:rPr>
-        <w:t xml:space="preserve"> → загрузите фото.</w:t>
-      </w:r>
-    </w:p>
-    <w:p>
-      <w:pPr>
-        <w:pStyle w:val="ListParagraph"/>
-        <w:numPr>
-          <w:ilvl w:val="0"/>
-          <w:numId w:val="4"/>
-        </w:numPr>
-        <w:spacing w:after="80"/>
-      </w:pPr>
-      <w:r>
-        <w:rPr>
-          <w:rFonts w:ascii="Arial" w:cs="Arial" w:eastAsia="Arial" w:hAnsi="Arial"/>
-        </w:rPr>
-        <w:t xml:space="preserve">Уберите фон (кнопка «Редактировать фото» → «Удаление фона») и залейте фон персиковым </w:t>
-      </w:r>
-      <w:r>
-        <w:rPr>
-          <w:rFonts w:ascii="Arial" w:cs="Arial" w:eastAsia="Arial" w:hAnsi="Arial"/>
-          <w:b/>
-          <w:bCs/>
-        </w:rPr>
-        <w:t xml:space="preserve">#FBE5D6</w:t>
-      </w:r>
-      <w:r>
-        <w:rPr>
-          <w:rFonts w:ascii="Arial" w:cs="Arial" w:eastAsia="Arial" w:hAnsi="Arial"/>
-        </w:rPr>
-        <w:t xml:space="preserve">.</w:t>
-      </w:r>
-    </w:p>
-    <w:p>
-      <w:pPr>
-        <w:pStyle w:val="ListParagraph"/>
-        <w:numPr>
-          <w:ilvl w:val="0"/>
-          <w:numId w:val="4"/>
-        </w:numPr>
-        <w:spacing w:after="80"/>
-      </w:pPr>
-      <w:r>
-        <w:rPr>
-          <w:rFonts w:ascii="Arial" w:cs="Arial" w:eastAsia="Arial" w:hAnsi="Arial"/>
-        </w:rPr>
-        <w:t xml:space="preserve">Лицо по центру, примерно 60% картинки. Без текста.</w:t>
-      </w:r>
-    </w:p>
-    <w:p>
-      <w:pPr>
-        <w:pStyle w:val="ListParagraph"/>
-        <w:numPr>
-          <w:ilvl w:val="0"/>
-          <w:numId w:val="4"/>
-        </w:numPr>
-        <w:spacing w:after="80"/>
-      </w:pPr>
-      <w:r>
-        <w:rPr>
-          <w:rFonts w:ascii="Arial" w:cs="Arial" w:eastAsia="Arial" w:hAnsi="Arial"/>
-        </w:rPr>
-        <w:t xml:space="preserve">Скачайте PNG → «Изменить профиль» → «Фото».</w:t>
-      </w:r>
-    </w:p>
-    <w:p>
-      <w:pPr>
-        <w:pBdr>
-          <w:left w:val="single" w:color="C9694A" w:sz="24" w:space="8"/>
-        </w:pBdr>
-        <w:shd w:fill="FBE5D6" w:color="auto" w:val="clear"/>
-        <w:spacing w:after="200" w:before="120"/>
-        <w:ind w:left="200" w:right="200"/>
-      </w:pPr>
-      <w:r>
-        <w:rPr>
-          <w:rFonts w:ascii="Arial" w:cs="Arial" w:eastAsia="Arial" w:hAnsi="Arial"/>
-        </w:rPr>
-        <w:t xml:space="preserve">Не хочешь показывать лицо? Тогда сделай фото </w:t>
-      </w:r>
-      <w:r>
-        <w:rPr>
-          <w:rFonts w:ascii="Arial" w:cs="Arial" w:eastAsia="Arial" w:hAnsi="Arial"/>
-          <w:b/>
-          <w:bCs/>
-        </w:rPr>
-        <w:t xml:space="preserve">рук с контейнером заготовки</w:t>
-      </w:r>
-      <w:r>
-        <w:rPr>
-          <w:rFonts w:ascii="Arial" w:cs="Arial" w:eastAsia="Arial" w:hAnsi="Arial"/>
-        </w:rPr>
-        <w:t xml:space="preserve"> на персиковом фоне. Главное, чтобы аватарка отличалась от Настиной тарелки.</w:t>
-      </w:r>
-    </w:p>
-    <w:p>
-      <w:pPr>
-        <w:pStyle w:val="Heading2"/>
-      </w:pPr>
-      <w:r>
-        <w:rPr>
-          <w:rFonts w:ascii="Arial" w:cs="Arial" w:eastAsia="Arial" w:hAnsi="Arial"/>
-        </w:rPr>
-        <w:t xml:space="preserve">Шаг 5. Обложка профиля</w:t>
-      </w:r>
-    </w:p>
-    <w:p>
-      <w:pPr>
-        <w:pStyle w:val="ListParagraph"/>
-        <w:numPr>
-          <w:ilvl w:val="0"/>
-          <w:numId w:val="5"/>
-        </w:numPr>
-        <w:spacing w:after="80"/>
-      </w:pPr>
-      <w:r>
-        <w:rPr>
-          <w:rFonts w:ascii="Arial" w:cs="Arial" w:eastAsia="Arial" w:hAnsi="Arial"/>
-        </w:rPr>
-        <w:t xml:space="preserve">Canva → </w:t>
-      </w:r>
-      <w:r>
-        <w:rPr>
-          <w:rFonts w:ascii="Arial" w:cs="Arial" w:eastAsia="Arial" w:hAnsi="Arial"/>
-          <w:b/>
-          <w:bCs/>
-        </w:rPr>
-        <w:t xml:space="preserve">1920 × 1080</w:t>
-      </w:r>
-      <w:r>
-        <w:rPr>
-          <w:rFonts w:ascii="Arial" w:cs="Arial" w:eastAsia="Arial" w:hAnsi="Arial"/>
-        </w:rPr>
-        <w:t xml:space="preserve">. Фон персиковый </w:t>
-      </w:r>
-      <w:r>
-        <w:rPr>
-          <w:rFonts w:ascii="Arial" w:cs="Arial" w:eastAsia="Arial" w:hAnsi="Arial"/>
-          <w:b/>
-          <w:bCs/>
-        </w:rPr>
-        <w:t xml:space="preserve">#FBE5D6</w:t>
-      </w:r>
-      <w:r>
-        <w:rPr>
-          <w:rFonts w:ascii="Arial" w:cs="Arial" w:eastAsia="Arial" w:hAnsi="Arial"/>
-        </w:rPr>
-        <w:t xml:space="preserve">.</w:t>
-      </w:r>
-    </w:p>
-    <w:p>
-      <w:pPr>
-        <w:pStyle w:val="ListParagraph"/>
-        <w:numPr>
-          <w:ilvl w:val="0"/>
-          <w:numId w:val="5"/>
-        </w:numPr>
-        <w:spacing w:after="80"/>
-      </w:pPr>
-      <w:r>
-        <w:rPr>
-          <w:rFonts w:ascii="Arial" w:cs="Arial" w:eastAsia="Arial" w:hAnsi="Arial"/>
-          <w:b/>
-          <w:bCs/>
-        </w:rPr>
-        <w:t xml:space="preserve">Справа</w:t>
-      </w:r>
-      <w:r>
-        <w:rPr>
-          <w:rFonts w:ascii="Arial" w:cs="Arial" w:eastAsia="Arial" w:hAnsi="Arial"/>
-        </w:rPr>
-        <w:t xml:space="preserve"> твоё фото на кухне по пояс или фото рук, раскладывающих заготовки по контейнерам. Занимает около 40% ширины.</w:t>
-      </w:r>
-    </w:p>
-    <w:p>
-      <w:pPr>
-        <w:pStyle w:val="ListParagraph"/>
-        <w:numPr>
-          <w:ilvl w:val="0"/>
-          <w:numId w:val="5"/>
-        </w:numPr>
-        <w:spacing w:after="80"/>
-      </w:pPr>
-      <w:r>
-        <w:rPr>
-          <w:rFonts w:ascii="Arial" w:cs="Arial" w:eastAsia="Arial" w:hAnsi="Arial"/>
-          <w:b/>
-          <w:bCs/>
-        </w:rPr>
-        <w:t xml:space="preserve">Слева</w:t>
-      </w:r>
-      <w:r>
-        <w:rPr>
-          <w:rFonts w:ascii="Arial" w:cs="Arial" w:eastAsia="Arial" w:hAnsi="Arial"/>
-        </w:rPr>
-        <w:t xml:space="preserve"> текст из таблицы ниже.</w:t>
-      </w:r>
-    </w:p>
-    <w:p>
-      <w:pPr>
-        <w:pStyle w:val="ListParagraph"/>
-        <w:numPr>
-          <w:ilvl w:val="0"/>
-          <w:numId w:val="5"/>
-        </w:numPr>
-        <w:spacing w:after="80"/>
-      </w:pPr>
-      <w:r>
-        <w:rPr>
-          <w:rFonts w:ascii="Arial" w:cs="Arial" w:eastAsia="Arial" w:hAnsi="Arial"/>
-        </w:rPr>
-        <w:t xml:space="preserve">Нижнюю треть оставь без текста, от краёв отступи на 10%.</w:t>
-      </w:r>
-    </w:p>
-    <w:tbl>
-      <w:tblPr>
-        <w:tblW w:type="dxa" w:w="9638"/>
-        <w:tblBorders>
-          <w:top w:val="single" w:color="auto" w:sz="4"/>
-          <w:left w:val="single" w:color="auto" w:sz="4"/>
-          <w:bottom w:val="single" w:color="auto" w:sz="4"/>
-          <w:right w:val="single" w:color="auto" w:sz="4"/>
-          <w:insideH w:val="single" w:color="auto" w:sz="4"/>
-          <w:insideV w:val="single" w:color="auto" w:sz="4"/>
-        </w:tblBorders>
-      </w:tblPr>
-      <w:tblGrid>
-        <w:gridCol w:w="3000"/>
-        <w:gridCol w:w="3700"/>
-        <w:gridCol w:w="2938"/>
-      </w:tblGrid>
-      <w:tr>
-        <w:trPr>
-          <w:tblHeader/>
-        </w:trPr>
-        <w:tc>
-          <w:tcPr>
-            <w:tcW w:type="dxa" w:w="3000"/>
-            <w:shd w:fill="A94F34" w:color="auto" w:val="clear"/>
-            <w:tcMar>
-              <w:top w:type="dxa" w:w="80"/>
-              <w:left w:type="dxa" w:w="110"/>
-              <w:bottom w:type="dxa" w:w="80"/>
-              <w:right w:type="dxa" w:w="110"/>
-            </w:tcMar>
-          </w:tcPr>
-          <w:p>
-            <w:pPr>
-              <w:spacing w:after="40"/>
-            </w:pPr>
-            <w:r>
-              <w:rPr>
-                <w:rFonts w:ascii="Arial" w:cs="Arial" w:eastAsia="Arial" w:hAnsi="Arial"/>
-                <w:b/>
-                <w:bCs/>
-                <w:color w:val="FFFFFF"/>
-                <w:sz w:val="19"/>
-                <w:szCs w:val="19"/>
-              </w:rPr>
-              <w:t xml:space="preserve">Строка</w:t>
-            </w:r>
-          </w:p>
-        </w:tc>
-        <w:tc>
-          <w:tcPr>
-            <w:tcW w:type="dxa" w:w="3700"/>
-            <w:shd w:fill="A94F34" w:color="auto" w:val="clear"/>
-            <w:tcMar>
-              <w:top w:type="dxa" w:w="80"/>
-              <w:left w:type="dxa" w:w="110"/>
-              <w:bottom w:type="dxa" w:w="80"/>
-              <w:right w:type="dxa" w:w="110"/>
-            </w:tcMar>
-          </w:tcPr>
-          <w:p>
-            <w:pPr>
-              <w:spacing w:after="40"/>
-            </w:pPr>
-            <w:r>
-              <w:rPr>
-                <w:rFonts w:ascii="Arial" w:cs="Arial" w:eastAsia="Arial" w:hAnsi="Arial"/>
-                <w:b/>
-                <w:bCs/>
-                <w:color w:val="FFFFFF"/>
-                <w:sz w:val="19"/>
-                <w:szCs w:val="19"/>
-              </w:rPr>
-              <w:t xml:space="preserve">Текст</w:t>
-            </w:r>
-          </w:p>
-        </w:tc>
-        <w:tc>
-          <w:tcPr>
-            <w:tcW w:type="dxa" w:w="2938"/>
-            <w:shd w:fill="A94F34" w:color="auto" w:val="clear"/>
-            <w:tcMar>
-              <w:top w:type="dxa" w:w="80"/>
-              <w:left w:type="dxa" w:w="110"/>
-              <w:bottom w:type="dxa" w:w="80"/>
-              <w:right w:type="dxa" w:w="110"/>
-            </w:tcMar>
-          </w:tcPr>
-          <w:p>
-            <w:pPr>
-              <w:spacing w:after="40"/>
-            </w:pPr>
-            <w:r>
-              <w:rPr>
-                <w:rFonts w:ascii="Arial" w:cs="Arial" w:eastAsia="Arial" w:hAnsi="Arial"/>
-                <w:b/>
-                <w:bCs/>
-                <w:color w:val="FFFFFF"/>
-                <w:sz w:val="19"/>
-                <w:szCs w:val="19"/>
-              </w:rPr>
-              <w:t xml:space="preserve">Как оформить</w:t>
-            </w:r>
-          </w:p>
-        </w:tc>
-      </w:tr>
-      <w:tr>
-        <w:tc>
-          <w:tcPr>
-            <w:tcW w:type="dxa" w:w="3000"/>
-            <w:tcMar>
-              <w:top w:type="dxa" w:w="80"/>
-              <w:left w:type="dxa" w:w="110"/>
-              <w:bottom w:type="dxa" w:w="80"/>
-              <w:right w:type="dxa" w:w="110"/>
-            </w:tcMar>
-          </w:tcPr>
-          <w:p>
-            <w:pPr>
-              <w:spacing w:after="40"/>
-            </w:pPr>
-            <w:r>
-              <w:rPr>
-                <w:rFonts w:ascii="Arial" w:cs="Arial" w:eastAsia="Arial" w:hAnsi="Arial"/>
-                <w:sz w:val="19"/>
-                <w:szCs w:val="19"/>
-              </w:rPr>
-              <w:t xml:space="preserve">Заголовок</w:t>
-            </w:r>
-          </w:p>
-        </w:tc>
-        <w:tc>
-          <w:tcPr>
-            <w:tcW w:type="dxa" w:w="3700"/>
-            <w:tcMar>
-              <w:top w:type="dxa" w:w="80"/>
-              <w:left w:type="dxa" w:w="110"/>
-              <w:bottom w:type="dxa" w:w="80"/>
-              <w:right w:type="dxa" w:w="110"/>
-            </w:tcMar>
-          </w:tcPr>
-          <w:p>
-            <w:pPr>
-              <w:spacing w:after="40"/>
-            </w:pPr>
-            <w:r>
-              <w:rPr>
-                <w:rFonts w:ascii="Arial" w:cs="Arial" w:eastAsia="Arial" w:hAnsi="Arial"/>
-                <w:sz w:val="19"/>
-                <w:szCs w:val="19"/>
-              </w:rPr>
-              <w:t xml:space="preserve">Готовлю по плану и делюсь</w:t>
-            </w:r>
-          </w:p>
-        </w:tc>
-        <w:tc>
-          <w:tcPr>
-            <w:tcW w:type="dxa" w:w="2938"/>
-            <w:tcMar>
-              <w:top w:type="dxa" w:w="80"/>
-              <w:left w:type="dxa" w:w="110"/>
-              <w:bottom w:type="dxa" w:w="80"/>
-              <w:right w:type="dxa" w:w="110"/>
-            </w:tcMar>
-          </w:tcPr>
-          <w:p>
-            <w:pPr>
-              <w:spacing w:after="40"/>
-            </w:pPr>
-            <w:r>
-              <w:rPr>
-                <w:rFonts w:ascii="Arial" w:cs="Arial" w:eastAsia="Arial" w:hAnsi="Arial"/>
-                <w:sz w:val="19"/>
-                <w:szCs w:val="19"/>
-              </w:rPr>
-              <w:t xml:space="preserve">Playfair Display, крупно, #A94F34</w:t>
-            </w:r>
-          </w:p>
-        </w:tc>
-      </w:tr>
-      <w:tr>
-        <w:tc>
-          <w:tcPr>
-            <w:tcW w:type="dxa" w:w="3000"/>
-            <w:tcMar>
-              <w:top w:type="dxa" w:w="80"/>
-              <w:left w:type="dxa" w:w="110"/>
-              <w:bottom w:type="dxa" w:w="80"/>
-              <w:right w:type="dxa" w:w="110"/>
-            </w:tcMar>
-          </w:tcPr>
-          <w:p>
-            <w:pPr>
-              <w:spacing w:after="40"/>
-            </w:pPr>
-            <w:r>
-              <w:rPr>
-                <w:rFonts w:ascii="Arial" w:cs="Arial" w:eastAsia="Arial" w:hAnsi="Arial"/>
-                <w:sz w:val="19"/>
-                <w:szCs w:val="19"/>
-              </w:rPr>
-              <w:t xml:space="preserve">Под ним</w:t>
-            </w:r>
-          </w:p>
-        </w:tc>
-        <w:tc>
-          <w:tcPr>
-            <w:tcW w:type="dxa" w:w="3700"/>
-            <w:tcMar>
-              <w:top w:type="dxa" w:w="80"/>
-              <w:left w:type="dxa" w:w="110"/>
-              <w:bottom w:type="dxa" w:w="80"/>
-              <w:right w:type="dxa" w:w="110"/>
-            </w:tcMar>
-          </w:tcPr>
-          <w:p>
-            <w:pPr>
-              <w:spacing w:after="40"/>
-            </w:pPr>
-            <w:r>
-              <w:rPr>
-                <w:rFonts w:ascii="Arial" w:cs="Arial" w:eastAsia="Arial" w:hAnsi="Arial"/>
-                <w:sz w:val="19"/>
-                <w:szCs w:val="19"/>
-              </w:rPr>
-              <w:t xml:space="preserve">Заготовки на неделю, ужины за 30 минут и моё меню на месяц</w:t>
-            </w:r>
-          </w:p>
-        </w:tc>
-        <w:tc>
-          <w:tcPr>
-            <w:tcW w:type="dxa" w:w="2938"/>
-            <w:tcMar>
-              <w:top w:type="dxa" w:w="80"/>
-              <w:left w:type="dxa" w:w="110"/>
-              <w:bottom w:type="dxa" w:w="80"/>
-              <w:right w:type="dxa" w:w="110"/>
-            </w:tcMar>
-          </w:tcPr>
-          <w:p>
-            <w:pPr>
-              <w:spacing w:after="40"/>
-            </w:pPr>
-            <w:r>
-              <w:rPr>
-                <w:rFonts w:ascii="Arial" w:cs="Arial" w:eastAsia="Arial" w:hAnsi="Arial"/>
-                <w:sz w:val="19"/>
-                <w:szCs w:val="19"/>
-              </w:rPr>
-              <w:t xml:space="preserve">Inter, #2F4F41</w:t>
-            </w:r>
-          </w:p>
-        </w:tc>
-      </w:tr>
-      <w:tr>
-        <w:tc>
-          <w:tcPr>
-            <w:tcW w:type="dxa" w:w="3000"/>
-            <w:tcMar>
-              <w:top w:type="dxa" w:w="80"/>
-              <w:left w:type="dxa" w:w="110"/>
-              <w:bottom w:type="dxa" w:w="80"/>
-              <w:right w:type="dxa" w:w="110"/>
-            </w:tcMar>
-          </w:tcPr>
-          <w:p>
-            <w:pPr>
-              <w:spacing w:after="40"/>
-            </w:pPr>
-            <w:r>
-              <w:rPr>
-                <w:rFonts w:ascii="Arial" w:cs="Arial" w:eastAsia="Arial" w:hAnsi="Arial"/>
-                <w:sz w:val="19"/>
-                <w:szCs w:val="19"/>
-              </w:rPr>
-              <w:t xml:space="preserve">Рукописная приписка</w:t>
-            </w:r>
-          </w:p>
-        </w:tc>
-        <w:tc>
-          <w:tcPr>
-            <w:tcW w:type="dxa" w:w="3700"/>
-            <w:tcMar>
-              <w:top w:type="dxa" w:w="80"/>
-              <w:left w:type="dxa" w:w="110"/>
-              <w:bottom w:type="dxa" w:w="80"/>
-              <w:right w:type="dxa" w:w="110"/>
-            </w:tcMar>
-          </w:tcPr>
-          <w:p>
-            <w:pPr>
-              <w:spacing w:after="40"/>
-            </w:pPr>
-            <w:r>
-              <w:rPr>
-                <w:rFonts w:ascii="Arial" w:cs="Arial" w:eastAsia="Arial" w:hAnsi="Arial"/>
-                <w:sz w:val="19"/>
-                <w:szCs w:val="19"/>
-              </w:rPr>
-              <w:t xml:space="preserve">проверено на моей кухне</w:t>
-            </w:r>
-          </w:p>
-        </w:tc>
-        <w:tc>
-          <w:tcPr>
-            <w:tcW w:type="dxa" w:w="2938"/>
-            <w:tcMar>
-              <w:top w:type="dxa" w:w="80"/>
-              <w:left w:type="dxa" w:w="110"/>
-              <w:bottom w:type="dxa" w:w="80"/>
-              <w:right w:type="dxa" w:w="110"/>
-            </w:tcMar>
-          </w:tcPr>
-          <w:p>
-            <w:pPr>
-              <w:spacing w:after="40"/>
-            </w:pPr>
-            <w:r>
-              <w:rPr>
-                <w:rFonts w:ascii="Arial" w:cs="Arial" w:eastAsia="Arial" w:hAnsi="Arial"/>
-                <w:sz w:val="19"/>
-                <w:szCs w:val="19"/>
-              </w:rPr>
-              <w:t xml:space="preserve">Caveat, #4F7A66</w:t>
-            </w:r>
-          </w:p>
-        </w:tc>
-      </w:tr>
-    </w:tbl>
-    <w:p>
-      <w:pPr>
-        <w:spacing w:after="160"/>
-      </w:pPr>
-    </w:p>
-    <w:p>
-      <w:pPr>
-        <w:pStyle w:val="Heading2"/>
-      </w:pPr>
-      <w:r>
-        <w:rPr>
-          <w:rFonts w:ascii="Arial" w:cs="Arial" w:eastAsia="Arial" w:hAnsi="Arial"/>
-        </w:rPr>
-        <w:t xml:space="preserve">Шаг 6. Подтверждение сайта: пропускаем</w:t>
-      </w:r>
-    </w:p>
-    <w:p>
-      <w:pPr>
-        <w:spacing w:after="120"/>
-      </w:pPr>
-      <w:r>
-        <w:rPr>
-          <w:rFonts w:ascii="Arial" w:cs="Arial" w:eastAsia="Arial" w:hAnsi="Arial"/>
-        </w:rPr>
-        <w:t xml:space="preserve">Подтвердить сайт можно только </w:t>
-      </w:r>
-      <w:r>
-        <w:rPr>
-          <w:rFonts w:ascii="Arial" w:cs="Arial" w:eastAsia="Arial" w:hAnsi="Arial"/>
-          <w:b/>
-          <w:bCs/>
-        </w:rPr>
-        <w:t xml:space="preserve">одним</w:t>
-      </w:r>
-      <w:r>
-        <w:rPr>
-          <w:rFonts w:ascii="Arial" w:cs="Arial" w:eastAsia="Arial" w:hAnsi="Arial"/>
-        </w:rPr>
-        <w:t xml:space="preserve"> аккаунтом Pinterest, и это делает Настя. Тебе этот шаг не нужен: ссылки работают и без него, а твои переходы видны по метке.</w:t>
-      </w:r>
-    </w:p>
-    <w:p>
-      <w:pPr>
-        <w:pStyle w:val="Heading1"/>
-        <w:pageBreakBefore/>
-      </w:pPr>
-      <w:r>
-        <w:rPr>
-          <w:rFonts w:ascii="Arial" w:cs="Arial" w:eastAsia="Arial" w:hAnsi="Arial"/>
-        </w:rPr>
-        <w:t xml:space="preserve">Часть 2. Создаём доски</w:t>
-      </w:r>
-    </w:p>
-    <w:p>
-      <w:pPr>
-        <w:spacing w:after="120"/>
-      </w:pPr>
-      <w:r>
-        <w:rPr>
-          <w:rFonts w:ascii="Arial" w:cs="Arial" w:eastAsia="Arial" w:hAnsi="Arial"/>
-        </w:rPr>
-        <w:t xml:space="preserve">Делаем </w:t>
-      </w:r>
-      <w:r>
-        <w:rPr>
-          <w:rFonts w:ascii="Arial" w:cs="Arial" w:eastAsia="Arial" w:hAnsi="Arial"/>
-          <w:b/>
-          <w:bCs/>
-        </w:rPr>
-        <w:t xml:space="preserve">5 досок</w:t>
-      </w:r>
-      <w:r>
-        <w:rPr>
-          <w:rFonts w:ascii="Arial" w:cs="Arial" w:eastAsia="Arial" w:hAnsi="Arial"/>
-        </w:rPr>
-        <w:t xml:space="preserve">: меньше досок — каждая быстрее наполняется, и Pinterest быстрее понимает, о чём она.</w:t>
-      </w:r>
-    </w:p>
-    <w:p>
-      <w:pPr>
-        <w:spacing w:after="120"/>
-      </w:pPr>
-      <w:r>
-        <w:rPr>
-          <w:rFonts w:ascii="Arial" w:cs="Arial" w:eastAsia="Arial" w:hAnsi="Arial"/>
-        </w:rPr>
-        <w:t xml:space="preserve">Как создать: профиль → </w:t>
-      </w:r>
-      <w:r>
-        <w:rPr>
-          <w:rFonts w:ascii="Arial" w:cs="Arial" w:eastAsia="Arial" w:hAnsi="Arial"/>
-          <w:b/>
-          <w:bCs/>
-        </w:rPr>
-        <w:t xml:space="preserve">«+»</w:t>
-      </w:r>
-      <w:r>
-        <w:rPr>
-          <w:rFonts w:ascii="Arial" w:cs="Arial" w:eastAsia="Arial" w:hAnsi="Arial"/>
-        </w:rPr>
-        <w:t xml:space="preserve"> → </w:t>
-      </w:r>
-      <w:r>
-        <w:rPr>
-          <w:rFonts w:ascii="Arial" w:cs="Arial" w:eastAsia="Arial" w:hAnsi="Arial"/>
-          <w:b/>
-          <w:bCs/>
-        </w:rPr>
-        <w:t xml:space="preserve">«Доска»</w:t>
-      </w:r>
-      <w:r>
-        <w:rPr>
-          <w:rFonts w:ascii="Arial" w:cs="Arial" w:eastAsia="Arial" w:hAnsi="Arial"/>
-        </w:rPr>
-        <w:t xml:space="preserve"> → название → «Создать». Потом «…» → </w:t>
-      </w:r>
-      <w:r>
-        <w:rPr>
-          <w:rFonts w:ascii="Arial" w:cs="Arial" w:eastAsia="Arial" w:hAnsi="Arial"/>
-          <w:b/>
-          <w:bCs/>
-        </w:rPr>
-        <w:t xml:space="preserve">«Изменить доску»</w:t>
-      </w:r>
-      <w:r>
-        <w:rPr>
-          <w:rFonts w:ascii="Arial" w:cs="Arial" w:eastAsia="Arial" w:hAnsi="Arial"/>
-        </w:rPr>
-        <w:t xml:space="preserve"> → вставить описание.</w:t>
-      </w:r>
-    </w:p>
-    <w:tbl>
-      <w:tblPr>
-        <w:tblW w:type="dxa" w:w="9638"/>
-        <w:tblBorders>
-          <w:top w:val="single" w:color="auto" w:sz="4"/>
-          <w:left w:val="single" w:color="auto" w:sz="4"/>
-          <w:bottom w:val="single" w:color="auto" w:sz="4"/>
-          <w:right w:val="single" w:color="auto" w:sz="4"/>
-          <w:insideH w:val="single" w:color="auto" w:sz="4"/>
-          <w:insideV w:val="single" w:color="auto" w:sz="4"/>
-        </w:tblBorders>
-      </w:tblPr>
-      <w:tblGrid>
-        <w:gridCol w:w="500"/>
-        <w:gridCol w:w="2600"/>
-        <w:gridCol w:w="4238"/>
-        <w:gridCol w:w="2300"/>
-      </w:tblGrid>
-      <w:tr>
-        <w:trPr>
-          <w:tblHeader/>
-        </w:trPr>
-        <w:tc>
-          <w:tcPr>
-            <w:tcW w:type="dxa" w:w="500"/>
-            <w:shd w:fill="A94F34" w:color="auto" w:val="clear"/>
-            <w:tcMar>
-              <w:top w:type="dxa" w:w="80"/>
-              <w:left w:type="dxa" w:w="110"/>
-              <w:bottom w:type="dxa" w:w="80"/>
-              <w:right w:type="dxa" w:w="110"/>
-            </w:tcMar>
-          </w:tcPr>
-          <w:p>
-            <w:pPr>
-              <w:spacing w:after="40"/>
-            </w:pPr>
-            <w:r>
-              <w:rPr>
-                <w:rFonts w:ascii="Arial" w:cs="Arial" w:eastAsia="Arial" w:hAnsi="Arial"/>
-                <w:b/>
-                <w:bCs/>
-                <w:color w:val="FFFFFF"/>
-                <w:sz w:val="19"/>
-                <w:szCs w:val="19"/>
-              </w:rPr>
-              <w:t xml:space="preserve">№</w:t>
-            </w:r>
-          </w:p>
-        </w:tc>
-        <w:tc>
-          <w:tcPr>
-            <w:tcW w:type="dxa" w:w="2600"/>
-            <w:shd w:fill="A94F34" w:color="auto" w:val="clear"/>
-            <w:tcMar>
-              <w:top w:type="dxa" w:w="80"/>
-              <w:left w:type="dxa" w:w="110"/>
-              <w:bottom w:type="dxa" w:w="80"/>
-              <w:right w:type="dxa" w:w="110"/>
-            </w:tcMar>
-          </w:tcPr>
-          <w:p>
-            <w:pPr>
-              <w:spacing w:after="40"/>
-            </w:pPr>
-            <w:r>
-              <w:rPr>
-                <w:rFonts w:ascii="Arial" w:cs="Arial" w:eastAsia="Arial" w:hAnsi="Arial"/>
-                <w:b/>
-                <w:bCs/>
-                <w:color w:val="FFFFFF"/>
-                <w:sz w:val="19"/>
-                <w:szCs w:val="19"/>
-              </w:rPr>
-              <w:t xml:space="preserve">Название</w:t>
-            </w:r>
-          </w:p>
-        </w:tc>
-        <w:tc>
-          <w:tcPr>
-            <w:tcW w:type="dxa" w:w="4238"/>
-            <w:shd w:fill="A94F34" w:color="auto" w:val="clear"/>
-            <w:tcMar>
-              <w:top w:type="dxa" w:w="80"/>
-              <w:left w:type="dxa" w:w="110"/>
-              <w:bottom w:type="dxa" w:w="80"/>
-              <w:right w:type="dxa" w:w="110"/>
-            </w:tcMar>
-          </w:tcPr>
-          <w:p>
-            <w:pPr>
-              <w:spacing w:after="40"/>
-            </w:pPr>
-            <w:r>
-              <w:rPr>
-                <w:rFonts w:ascii="Arial" w:cs="Arial" w:eastAsia="Arial" w:hAnsi="Arial"/>
-                <w:b/>
-                <w:bCs/>
-                <w:color w:val="FFFFFF"/>
-                <w:sz w:val="19"/>
-                <w:szCs w:val="19"/>
-              </w:rPr>
-              <w:t xml:space="preserve">Описание (скопировать)</w:t>
-            </w:r>
-          </w:p>
-        </w:tc>
-        <w:tc>
-          <w:tcPr>
-            <w:tcW w:type="dxa" w:w="2300"/>
-            <w:shd w:fill="A94F34" w:color="auto" w:val="clear"/>
-            <w:tcMar>
-              <w:top w:type="dxa" w:w="80"/>
-              <w:left w:type="dxa" w:w="110"/>
-              <w:bottom w:type="dxa" w:w="80"/>
-              <w:right w:type="dxa" w:w="110"/>
-            </w:tcMar>
-          </w:tcPr>
-          <w:p>
-            <w:pPr>
-              <w:spacing w:after="40"/>
-            </w:pPr>
-            <w:r>
-              <w:rPr>
-                <w:rFonts w:ascii="Arial" w:cs="Arial" w:eastAsia="Arial" w:hAnsi="Arial"/>
-                <w:b/>
-                <w:bCs/>
-                <w:color w:val="FFFFFF"/>
-                <w:sz w:val="19"/>
-                <w:szCs w:val="19"/>
-              </w:rPr>
-              <w:t xml:space="preserve">Что туда класть</w:t>
-            </w:r>
-          </w:p>
-        </w:tc>
-      </w:tr>
-      <w:tr>
-        <w:tc>
-          <w:tcPr>
-            <w:tcW w:type="dxa" w:w="500"/>
-            <w:tcMar>
-              <w:top w:type="dxa" w:w="80"/>
-              <w:left w:type="dxa" w:w="110"/>
-              <w:bottom w:type="dxa" w:w="80"/>
-              <w:right w:type="dxa" w:w="110"/>
-            </w:tcMar>
-          </w:tcPr>
-          <w:p>
-            <w:pPr>
-              <w:spacing w:after="40"/>
-            </w:pPr>
-            <w:r>
-              <w:rPr>
-                <w:rFonts w:ascii="Arial" w:cs="Arial" w:eastAsia="Arial" w:hAnsi="Arial"/>
-                <w:sz w:val="19"/>
-                <w:szCs w:val="19"/>
-              </w:rPr>
-              <w:t xml:space="preserve">1</w:t>
-            </w:r>
-          </w:p>
-        </w:tc>
-        <w:tc>
-          <w:tcPr>
-            <w:tcW w:type="dxa" w:w="2600"/>
-            <w:tcMar>
-              <w:top w:type="dxa" w:w="80"/>
-              <w:left w:type="dxa" w:w="110"/>
-              <w:bottom w:type="dxa" w:w="80"/>
-              <w:right w:type="dxa" w:w="110"/>
-            </w:tcMar>
-          </w:tcPr>
-          <w:p>
-            <w:pPr>
-              <w:spacing w:after="40"/>
-            </w:pPr>
-            <w:r>
-              <w:rPr>
-                <w:rFonts w:ascii="Arial" w:cs="Arial" w:eastAsia="Arial" w:hAnsi="Arial"/>
-                <w:sz w:val="19"/>
-                <w:szCs w:val="19"/>
-              </w:rPr>
-              <w:t xml:space="preserve">Моё меню на неделю</w:t>
-            </w:r>
-          </w:p>
-        </w:tc>
-        <w:tc>
-          <w:tcPr>
-            <w:tcW w:type="dxa" w:w="4238"/>
-            <w:tcMar>
-              <w:top w:type="dxa" w:w="80"/>
-              <w:left w:type="dxa" w:w="110"/>
-              <w:bottom w:type="dxa" w:w="80"/>
-              <w:right w:type="dxa" w:w="110"/>
-            </w:tcMar>
-          </w:tcPr>
-          <w:p>
-            <w:pPr>
-              <w:spacing w:after="40"/>
-            </w:pPr>
-            <w:r>
-              <w:rPr>
-                <w:rFonts w:ascii="Arial" w:cs="Arial" w:eastAsia="Arial" w:hAnsi="Arial"/>
-                <w:sz w:val="19"/>
-                <w:szCs w:val="19"/>
-              </w:rPr>
-              <w:t xml:space="preserve">Как я планирую меню на неделю для себя и семьи: простые правила, сбалансированное питание без диет и моё меню на 4 недели.</w:t>
-            </w:r>
-          </w:p>
-        </w:tc>
-        <w:tc>
-          <w:tcPr>
-            <w:tcW w:type="dxa" w:w="2300"/>
-            <w:tcMar>
-              <w:top w:type="dxa" w:w="80"/>
-              <w:left w:type="dxa" w:w="110"/>
-              <w:bottom w:type="dxa" w:w="80"/>
-              <w:right w:type="dxa" w:w="110"/>
-            </w:tcMar>
-          </w:tcPr>
-          <w:p>
-            <w:pPr>
-              <w:spacing w:after="40"/>
-            </w:pPr>
-            <w:r>
-              <w:rPr>
-                <w:rFonts w:ascii="Arial" w:cs="Arial" w:eastAsia="Arial" w:hAnsi="Arial"/>
-                <w:sz w:val="19"/>
-                <w:szCs w:val="19"/>
-              </w:rPr>
-              <w:t xml:space="preserve">Мои правила меню, пины о меню</w:t>
-            </w:r>
-          </w:p>
-        </w:tc>
-      </w:tr>
-      <w:tr>
-        <w:tc>
-          <w:tcPr>
-            <w:tcW w:type="dxa" w:w="500"/>
-            <w:tcMar>
-              <w:top w:type="dxa" w:w="80"/>
-              <w:left w:type="dxa" w:w="110"/>
-              <w:bottom w:type="dxa" w:w="80"/>
-              <w:right w:type="dxa" w:w="110"/>
-            </w:tcMar>
-          </w:tcPr>
-          <w:p>
-            <w:pPr>
-              <w:spacing w:after="40"/>
-            </w:pPr>
-            <w:r>
-              <w:rPr>
-                <w:rFonts w:ascii="Arial" w:cs="Arial" w:eastAsia="Arial" w:hAnsi="Arial"/>
-                <w:sz w:val="19"/>
-                <w:szCs w:val="19"/>
-              </w:rPr>
-              <w:t xml:space="preserve">2</w:t>
-            </w:r>
-          </w:p>
-        </w:tc>
-        <w:tc>
-          <w:tcPr>
-            <w:tcW w:type="dxa" w:w="2600"/>
-            <w:tcMar>
-              <w:top w:type="dxa" w:w="80"/>
-              <w:left w:type="dxa" w:w="110"/>
-              <w:bottom w:type="dxa" w:w="80"/>
-              <w:right w:type="dxa" w:w="110"/>
-            </w:tcMar>
-          </w:tcPr>
-          <w:p>
-            <w:pPr>
-              <w:spacing w:after="40"/>
-            </w:pPr>
-            <w:r>
-              <w:rPr>
-                <w:rFonts w:ascii="Arial" w:cs="Arial" w:eastAsia="Arial" w:hAnsi="Arial"/>
-                <w:sz w:val="19"/>
-                <w:szCs w:val="19"/>
-              </w:rPr>
-              <w:t xml:space="preserve">Что приготовить на ужин</w:t>
-            </w:r>
-          </w:p>
-        </w:tc>
-        <w:tc>
-          <w:tcPr>
-            <w:tcW w:type="dxa" w:w="4238"/>
-            <w:tcMar>
-              <w:top w:type="dxa" w:w="80"/>
-              <w:left w:type="dxa" w:w="110"/>
-              <w:bottom w:type="dxa" w:w="80"/>
-              <w:right w:type="dxa" w:w="110"/>
-            </w:tcMar>
-          </w:tcPr>
-          <w:p>
-            <w:pPr>
-              <w:spacing w:after="40"/>
-            </w:pPr>
-            <w:r>
-              <w:rPr>
-                <w:rFonts w:ascii="Arial" w:cs="Arial" w:eastAsia="Arial" w:hAnsi="Arial"/>
-                <w:sz w:val="19"/>
-                <w:szCs w:val="19"/>
-              </w:rPr>
-              <w:t xml:space="preserve">Что приготовить на ужин для семьи: быстрые ужины за 30 минут, ужины из заготовок и блюда на 2–3 дня.</w:t>
-            </w:r>
-          </w:p>
-        </w:tc>
-        <w:tc>
-          <w:tcPr>
-            <w:tcW w:type="dxa" w:w="2300"/>
-            <w:tcMar>
-              <w:top w:type="dxa" w:w="80"/>
-              <w:left w:type="dxa" w:w="110"/>
-              <w:bottom w:type="dxa" w:w="80"/>
-              <w:right w:type="dxa" w:w="110"/>
-            </w:tcMar>
-          </w:tcPr>
-          <w:p>
-            <w:pPr>
-              <w:spacing w:after="40"/>
-            </w:pPr>
-            <w:r>
-              <w:rPr>
-                <w:rFonts w:ascii="Arial" w:cs="Arial" w:eastAsia="Arial" w:hAnsi="Arial"/>
-                <w:sz w:val="19"/>
-                <w:szCs w:val="19"/>
-              </w:rPr>
-              <w:t xml:space="preserve">Подборки ужинов, блюда впрок</w:t>
-            </w:r>
-          </w:p>
-        </w:tc>
-      </w:tr>
-      <w:tr>
-        <w:tc>
-          <w:tcPr>
-            <w:tcW w:type="dxa" w:w="500"/>
-            <w:tcMar>
-              <w:top w:type="dxa" w:w="80"/>
-              <w:left w:type="dxa" w:w="110"/>
-              <w:bottom w:type="dxa" w:w="80"/>
-              <w:right w:type="dxa" w:w="110"/>
-            </w:tcMar>
-          </w:tcPr>
-          <w:p>
-            <w:pPr>
-              <w:spacing w:after="40"/>
-            </w:pPr>
-            <w:r>
-              <w:rPr>
-                <w:rFonts w:ascii="Arial" w:cs="Arial" w:eastAsia="Arial" w:hAnsi="Arial"/>
-                <w:sz w:val="19"/>
-                <w:szCs w:val="19"/>
-              </w:rPr>
-              <w:t xml:space="preserve">3</w:t>
-            </w:r>
-          </w:p>
-        </w:tc>
-        <w:tc>
-          <w:tcPr>
-            <w:tcW w:type="dxa" w:w="2600"/>
-            <w:tcMar>
-              <w:top w:type="dxa" w:w="80"/>
-              <w:left w:type="dxa" w:w="110"/>
-              <w:bottom w:type="dxa" w:w="80"/>
-              <w:right w:type="dxa" w:w="110"/>
-            </w:tcMar>
-          </w:tcPr>
-          <w:p>
-            <w:pPr>
-              <w:spacing w:after="40"/>
-            </w:pPr>
-            <w:r>
-              <w:rPr>
-                <w:rFonts w:ascii="Arial" w:cs="Arial" w:eastAsia="Arial" w:hAnsi="Arial"/>
-                <w:sz w:val="19"/>
-                <w:szCs w:val="19"/>
-              </w:rPr>
-              <w:t xml:space="preserve">Заготовки на неделю: как я готовлю</w:t>
-            </w:r>
-          </w:p>
-        </w:tc>
-        <w:tc>
-          <w:tcPr>
-            <w:tcW w:type="dxa" w:w="4238"/>
-            <w:tcMar>
-              <w:top w:type="dxa" w:w="80"/>
-              <w:left w:type="dxa" w:w="110"/>
-              <w:bottom w:type="dxa" w:w="80"/>
-              <w:right w:type="dxa" w:w="110"/>
-            </w:tcMar>
-          </w:tcPr>
-          <w:p>
-            <w:pPr>
-              <w:spacing w:after="40"/>
-            </w:pPr>
-            <w:r>
-              <w:rPr>
-                <w:rFonts w:ascii="Arial" w:cs="Arial" w:eastAsia="Arial" w:hAnsi="Arial"/>
-                <w:sz w:val="19"/>
-                <w:szCs w:val="19"/>
-              </w:rPr>
-              <w:t xml:space="preserve">Моя заготовка еды на неделю: воскресенье, мини-заготовка в среду, ошибки и хранение.</w:t>
-            </w:r>
-          </w:p>
-        </w:tc>
-        <w:tc>
-          <w:tcPr>
-            <w:tcW w:type="dxa" w:w="2300"/>
-            <w:tcMar>
-              <w:top w:type="dxa" w:w="80"/>
-              <w:left w:type="dxa" w:w="110"/>
-              <w:bottom w:type="dxa" w:w="80"/>
-              <w:right w:type="dxa" w:w="110"/>
-            </w:tcMar>
-          </w:tcPr>
-          <w:p>
-            <w:pPr>
-              <w:spacing w:after="40"/>
-            </w:pPr>
-            <w:r>
-              <w:rPr>
-                <w:rFonts w:ascii="Arial" w:cs="Arial" w:eastAsia="Arial" w:hAnsi="Arial"/>
-                <w:sz w:val="19"/>
-                <w:szCs w:val="19"/>
-              </w:rPr>
-              <w:t xml:space="preserve">Мои шаги заготовки, ошибки</w:t>
-            </w:r>
-          </w:p>
-        </w:tc>
-      </w:tr>
-      <w:tr>
-        <w:tc>
-          <w:tcPr>
-            <w:tcW w:type="dxa" w:w="500"/>
-            <w:tcMar>
-              <w:top w:type="dxa" w:w="80"/>
-              <w:left w:type="dxa" w:w="110"/>
-              <w:bottom w:type="dxa" w:w="80"/>
-              <w:right w:type="dxa" w:w="110"/>
-            </w:tcMar>
-          </w:tcPr>
-          <w:p>
-            <w:pPr>
-              <w:spacing w:after="40"/>
-            </w:pPr>
-            <w:r>
-              <w:rPr>
-                <w:rFonts w:ascii="Arial" w:cs="Arial" w:eastAsia="Arial" w:hAnsi="Arial"/>
-                <w:sz w:val="19"/>
-                <w:szCs w:val="19"/>
-              </w:rPr>
-              <w:t xml:space="preserve">4</w:t>
-            </w:r>
-          </w:p>
-        </w:tc>
-        <w:tc>
-          <w:tcPr>
-            <w:tcW w:type="dxa" w:w="2600"/>
-            <w:tcMar>
-              <w:top w:type="dxa" w:w="80"/>
-              <w:left w:type="dxa" w:w="110"/>
-              <w:bottom w:type="dxa" w:w="80"/>
-              <w:right w:type="dxa" w:w="110"/>
-            </w:tcMar>
-          </w:tcPr>
-          <w:p>
-            <w:pPr>
-              <w:spacing w:after="40"/>
-            </w:pPr>
-            <w:r>
-              <w:rPr>
-                <w:rFonts w:ascii="Arial" w:cs="Arial" w:eastAsia="Arial" w:hAnsi="Arial"/>
-                <w:sz w:val="19"/>
-                <w:szCs w:val="19"/>
-              </w:rPr>
-              <w:t xml:space="preserve">Завтраки, обеды с собой и перекусы</w:t>
-            </w:r>
-          </w:p>
-        </w:tc>
-        <w:tc>
-          <w:tcPr>
-            <w:tcW w:type="dxa" w:w="4238"/>
-            <w:tcMar>
-              <w:top w:type="dxa" w:w="80"/>
-              <w:left w:type="dxa" w:w="110"/>
-              <w:bottom w:type="dxa" w:w="80"/>
-              <w:right w:type="dxa" w:w="110"/>
-            </w:tcMar>
-          </w:tcPr>
-          <w:p>
-            <w:pPr>
-              <w:spacing w:after="40"/>
-            </w:pPr>
-            <w:r>
-              <w:rPr>
-                <w:rFonts w:ascii="Arial" w:cs="Arial" w:eastAsia="Arial" w:hAnsi="Arial"/>
-                <w:sz w:val="19"/>
-                <w:szCs w:val="19"/>
-              </w:rPr>
-              <w:t xml:space="preserve">Обеды с собой на работу, завтраки и перекусы: сытно, просто и без микроволновки.</w:t>
-            </w:r>
-          </w:p>
-        </w:tc>
-        <w:tc>
-          <w:tcPr>
-            <w:tcW w:type="dxa" w:w="2300"/>
-            <w:tcMar>
-              <w:top w:type="dxa" w:w="80"/>
-              <w:left w:type="dxa" w:w="110"/>
-              <w:bottom w:type="dxa" w:w="80"/>
-              <w:right w:type="dxa" w:w="110"/>
-            </w:tcMar>
-          </w:tcPr>
-          <w:p>
-            <w:pPr>
-              <w:spacing w:after="40"/>
-            </w:pPr>
-            <w:r>
-              <w:rPr>
-                <w:rFonts w:ascii="Arial" w:cs="Arial" w:eastAsia="Arial" w:hAnsi="Arial"/>
-                <w:sz w:val="19"/>
-                <w:szCs w:val="19"/>
-              </w:rPr>
-              <w:t xml:space="preserve">Обеды в контейнер, перекусы</w:t>
-            </w:r>
-          </w:p>
-        </w:tc>
-      </w:tr>
-      <w:tr>
-        <w:tc>
-          <w:tcPr>
-            <w:tcW w:type="dxa" w:w="500"/>
-            <w:tcMar>
-              <w:top w:type="dxa" w:w="80"/>
-              <w:left w:type="dxa" w:w="110"/>
-              <w:bottom w:type="dxa" w:w="80"/>
-              <w:right w:type="dxa" w:w="110"/>
-            </w:tcMar>
-          </w:tcPr>
-          <w:p>
-            <w:pPr>
-              <w:spacing w:after="40"/>
-            </w:pPr>
-            <w:r>
-              <w:rPr>
-                <w:rFonts w:ascii="Arial" w:cs="Arial" w:eastAsia="Arial" w:hAnsi="Arial"/>
-                <w:sz w:val="19"/>
-                <w:szCs w:val="19"/>
-              </w:rPr>
-              <w:t xml:space="preserve">5</w:t>
-            </w:r>
-          </w:p>
-        </w:tc>
-        <w:tc>
-          <w:tcPr>
-            <w:tcW w:type="dxa" w:w="2600"/>
-            <w:tcMar>
-              <w:top w:type="dxa" w:w="80"/>
-              <w:left w:type="dxa" w:w="110"/>
-              <w:bottom w:type="dxa" w:w="80"/>
-              <w:right w:type="dxa" w:w="110"/>
-            </w:tcMar>
-          </w:tcPr>
-          <w:p>
-            <w:pPr>
-              <w:spacing w:after="40"/>
-            </w:pPr>
-            <w:r>
-              <w:rPr>
-                <w:rFonts w:ascii="Arial" w:cs="Arial" w:eastAsia="Arial" w:hAnsi="Arial"/>
-                <w:sz w:val="19"/>
-                <w:szCs w:val="19"/>
-              </w:rPr>
-              <w:t xml:space="preserve">Шпаргалки: списки покупок и бюджет</w:t>
-            </w:r>
-          </w:p>
-        </w:tc>
-        <w:tc>
-          <w:tcPr>
-            <w:tcW w:type="dxa" w:w="4238"/>
-            <w:tcMar>
-              <w:top w:type="dxa" w:w="80"/>
-              <w:left w:type="dxa" w:w="110"/>
-              <w:bottom w:type="dxa" w:w="80"/>
-              <w:right w:type="dxa" w:w="110"/>
-            </w:tcMar>
-          </w:tcPr>
-          <w:p>
-            <w:pPr>
-              <w:spacing w:after="40"/>
-            </w:pPr>
-            <w:r>
-              <w:rPr>
-                <w:rFonts w:ascii="Arial" w:cs="Arial" w:eastAsia="Arial" w:hAnsi="Arial"/>
-                <w:sz w:val="19"/>
-                <w:szCs w:val="19"/>
-              </w:rPr>
-              <w:t xml:space="preserve">Списки покупок на неделю и бюджетное меню: как питаться полезно и не тратить лишнего.</w:t>
-            </w:r>
-          </w:p>
-        </w:tc>
-        <w:tc>
-          <w:tcPr>
-            <w:tcW w:type="dxa" w:w="2300"/>
-            <w:tcMar>
-              <w:top w:type="dxa" w:w="80"/>
-              <w:left w:type="dxa" w:w="110"/>
-              <w:bottom w:type="dxa" w:w="80"/>
-              <w:right w:type="dxa" w:w="110"/>
-            </w:tcMar>
-          </w:tcPr>
-          <w:p>
-            <w:pPr>
-              <w:spacing w:after="40"/>
-            </w:pPr>
-            <w:r>
-              <w:rPr>
-                <w:rFonts w:ascii="Arial" w:cs="Arial" w:eastAsia="Arial" w:hAnsi="Arial"/>
-                <w:sz w:val="19"/>
-                <w:szCs w:val="19"/>
-              </w:rPr>
-              <w:t xml:space="preserve">Бюджетные правила, списки продуктов</w:t>
-            </w:r>
-          </w:p>
-        </w:tc>
-      </w:tr>
-    </w:tbl>
-    <w:p>
-      <w:pPr>
-        <w:spacing w:after="160"/>
-      </w:pPr>
-    </w:p>
-    <w:p>
-      <w:pPr>
-        <w:spacing w:after="120"/>
-      </w:pPr>
-      <w:r>
-        <w:rPr>
-          <w:rFonts w:ascii="Arial" w:cs="Arial" w:eastAsia="Arial" w:hAnsi="Arial"/>
-          <w:b/>
-          <w:bCs/>
-        </w:rPr>
-        <w:t xml:space="preserve">Порядок в профиле:</w:t>
-      </w:r>
-      <w:r>
-        <w:rPr>
-          <w:rFonts w:ascii="Arial" w:cs="Arial" w:eastAsia="Arial" w:hAnsi="Arial"/>
-        </w:rPr>
-        <w:t xml:space="preserve"> как в таблице, от 1 до 5.</w:t>
-      </w:r>
-    </w:p>
-    <w:p>
-      <w:pPr>
-        <w:spacing w:after="120"/>
-      </w:pPr>
-      <w:r>
-        <w:rPr>
-          <w:rFonts w:ascii="Arial" w:cs="Arial" w:eastAsia="Arial" w:hAnsi="Arial"/>
-          <w:b/>
-          <w:bCs/>
-        </w:rPr>
-        <w:t xml:space="preserve">Обложка доски:</w:t>
-      </w:r>
-      <w:r>
-        <w:rPr>
-          <w:rFonts w:ascii="Arial" w:cs="Arial" w:eastAsia="Arial" w:hAnsi="Arial"/>
-        </w:rPr>
-        <w:t xml:space="preserve"> самая аккуратная карточка из этой доски.</w:t>
-      </w:r>
-    </w:p>
-    <w:p>
-      <w:pPr>
-        <w:pBdr>
-          <w:left w:val="single" w:color="C9694A" w:sz="24" w:space="8"/>
-        </w:pBdr>
-        <w:shd w:fill="FBE5D6" w:color="auto" w:val="clear"/>
-        <w:spacing w:after="200" w:before="120"/>
-        <w:ind w:left="200" w:right="200"/>
-      </w:pPr>
-      <w:r>
-        <w:rPr>
-          <w:rFonts w:ascii="Arial" w:cs="Arial" w:eastAsia="Arial" w:hAnsi="Arial"/>
-        </w:rPr>
-        <w:t xml:space="preserve">Если ты уже создала 8 досок из прошлой версии и они пустые, удали лишние. Если в них есть пины, переименуй доски и перенеси пины.</w:t>
-      </w:r>
-    </w:p>
-    <w:p>
-      <w:pPr>
-        <w:pStyle w:val="Heading1"/>
-        <w:pageBreakBefore/>
-      </w:pPr>
-      <w:r>
-        <w:rPr>
-          <w:rFonts w:ascii="Arial" w:cs="Arial" w:eastAsia="Arial" w:hAnsi="Arial"/>
-        </w:rPr>
-        <w:t xml:space="preserve">Часть 3. Где прописывать SEO (слова для поиска)</w:t>
-      </w:r>
-    </w:p>
-    <w:p>
-      <w:pPr>
-        <w:pBdr>
-          <w:left w:val="single" w:color="4F7A66" w:sz="24" w:space="8"/>
-        </w:pBdr>
-        <w:shd w:fill="F7F2E9" w:color="auto" w:val="clear"/>
-        <w:spacing w:after="200" w:before="120"/>
-        <w:ind w:left="200" w:right="200"/>
-      </w:pPr>
-      <w:r>
-        <w:rPr>
-          <w:rFonts w:ascii="Arial" w:cs="Arial" w:eastAsia="Arial" w:hAnsi="Arial"/>
-          <w:b/>
-          <w:bCs/>
-        </w:rPr>
-        <w:t xml:space="preserve">SEO</w:t>
-      </w:r>
-      <w:r>
-        <w:rPr>
-          <w:rFonts w:ascii="Arial" w:cs="Arial" w:eastAsia="Arial" w:hAnsi="Arial"/>
-        </w:rPr>
-        <w:t xml:space="preserve"> — это слова, которые люди вводят в поиск Pinterest. Отдельного поля нет, слова вписываются в обычные поля. Логика та же, что у Насти, но </w:t>
-      </w:r>
-      <w:r>
-        <w:rPr>
-          <w:rFonts w:ascii="Arial" w:cs="Arial" w:eastAsia="Arial" w:hAnsi="Arial"/>
-          <w:b/>
-          <w:bCs/>
-        </w:rPr>
-        <w:t xml:space="preserve">слова у тебя другие</w:t>
-      </w:r>
-      <w:r>
-        <w:rPr>
-          <w:rFonts w:ascii="Arial" w:cs="Arial" w:eastAsia="Arial" w:hAnsi="Arial"/>
-        </w:rPr>
-        <w:t xml:space="preserve">: под твои темы.</w:t>
-      </w:r>
-    </w:p>
-    <w:p>
-      <w:pPr>
-        <w:pStyle w:val="Heading2"/>
-      </w:pPr>
-      <w:r>
-        <w:rPr>
-          <w:rFonts w:ascii="Arial" w:cs="Arial" w:eastAsia="Arial" w:hAnsi="Arial"/>
-        </w:rPr>
-        <w:t xml:space="preserve">Куда вписывать</w:t>
-      </w:r>
-    </w:p>
-    <w:tbl>
-      <w:tblPr>
-        <w:tblW w:type="dxa" w:w="9638"/>
-        <w:tblBorders>
-          <w:top w:val="single" w:color="auto" w:sz="4"/>
-          <w:left w:val="single" w:color="auto" w:sz="4"/>
-          <w:bottom w:val="single" w:color="auto" w:sz="4"/>
-          <w:right w:val="single" w:color="auto" w:sz="4"/>
-          <w:insideH w:val="single" w:color="auto" w:sz="4"/>
-          <w:insideV w:val="single" w:color="auto" w:sz="4"/>
-        </w:tblBorders>
-      </w:tblPr>
-      <w:tblGrid>
-        <w:gridCol w:w="500"/>
-        <w:gridCol w:w="3200"/>
-        <w:gridCol w:w="5938"/>
-      </w:tblGrid>
-      <w:tr>
-        <w:trPr>
-          <w:tblHeader/>
-        </w:trPr>
-        <w:tc>
-          <w:tcPr>
-            <w:tcW w:type="dxa" w:w="500"/>
-            <w:shd w:fill="A94F34" w:color="auto" w:val="clear"/>
-            <w:tcMar>
-              <w:top w:type="dxa" w:w="80"/>
-              <w:left w:type="dxa" w:w="110"/>
-              <w:bottom w:type="dxa" w:w="80"/>
-              <w:right w:type="dxa" w:w="110"/>
-            </w:tcMar>
-          </w:tcPr>
-          <w:p>
-            <w:pPr>
-              <w:spacing w:after="40"/>
-            </w:pPr>
-            <w:r>
-              <w:rPr>
-                <w:rFonts w:ascii="Arial" w:cs="Arial" w:eastAsia="Arial" w:hAnsi="Arial"/>
-                <w:b/>
-                <w:bCs/>
-                <w:color w:val="FFFFFF"/>
-                <w:sz w:val="19"/>
-                <w:szCs w:val="19"/>
-              </w:rPr>
-              <w:t xml:space="preserve">№</w:t>
-            </w:r>
-          </w:p>
-        </w:tc>
-        <w:tc>
-          <w:tcPr>
-            <w:tcW w:type="dxa" w:w="3200"/>
-            <w:shd w:fill="A94F34" w:color="auto" w:val="clear"/>
-            <w:tcMar>
-              <w:top w:type="dxa" w:w="80"/>
-              <w:left w:type="dxa" w:w="110"/>
-              <w:bottom w:type="dxa" w:w="80"/>
-              <w:right w:type="dxa" w:w="110"/>
-            </w:tcMar>
-          </w:tcPr>
-          <w:p>
-            <w:pPr>
-              <w:spacing w:after="40"/>
-            </w:pPr>
-            <w:r>
-              <w:rPr>
-                <w:rFonts w:ascii="Arial" w:cs="Arial" w:eastAsia="Arial" w:hAnsi="Arial"/>
-                <w:b/>
-                <w:bCs/>
-                <w:color w:val="FFFFFF"/>
-                <w:sz w:val="19"/>
-                <w:szCs w:val="19"/>
-              </w:rPr>
-              <w:t xml:space="preserve">Где</w:t>
-            </w:r>
-          </w:p>
-        </w:tc>
-        <w:tc>
-          <w:tcPr>
-            <w:tcW w:type="dxa" w:w="5938"/>
-            <w:shd w:fill="A94F34" w:color="auto" w:val="clear"/>
-            <w:tcMar>
-              <w:top w:type="dxa" w:w="80"/>
-              <w:left w:type="dxa" w:w="110"/>
-              <w:bottom w:type="dxa" w:w="80"/>
-              <w:right w:type="dxa" w:w="110"/>
-            </w:tcMar>
-          </w:tcPr>
-          <w:p>
-            <w:pPr>
-              <w:spacing w:after="40"/>
-            </w:pPr>
-            <w:r>
-              <w:rPr>
-                <w:rFonts w:ascii="Arial" w:cs="Arial" w:eastAsia="Arial" w:hAnsi="Arial"/>
-                <w:b/>
-                <w:bCs/>
-                <w:color w:val="FFFFFF"/>
-                <w:sz w:val="19"/>
-                <w:szCs w:val="19"/>
-              </w:rPr>
-              <w:t xml:space="preserve">Что писать</w:t>
-            </w:r>
-          </w:p>
-        </w:tc>
-      </w:tr>
-      <w:tr>
-        <w:tc>
-          <w:tcPr>
-            <w:tcW w:type="dxa" w:w="500"/>
-            <w:tcMar>
-              <w:top w:type="dxa" w:w="80"/>
-              <w:left w:type="dxa" w:w="110"/>
-              <w:bottom w:type="dxa" w:w="80"/>
-              <w:right w:type="dxa" w:w="110"/>
-            </w:tcMar>
-          </w:tcPr>
-          <w:p>
-            <w:pPr>
-              <w:spacing w:after="40"/>
-            </w:pPr>
-            <w:r>
-              <w:rPr>
-                <w:rFonts w:ascii="Arial" w:cs="Arial" w:eastAsia="Arial" w:hAnsi="Arial"/>
-                <w:sz w:val="19"/>
-                <w:szCs w:val="19"/>
-              </w:rPr>
-              <w:t xml:space="preserve">1</w:t>
-            </w:r>
-          </w:p>
-        </w:tc>
-        <w:tc>
-          <w:tcPr>
-            <w:tcW w:type="dxa" w:w="3200"/>
-            <w:tcMar>
-              <w:top w:type="dxa" w:w="80"/>
-              <w:left w:type="dxa" w:w="110"/>
-              <w:bottom w:type="dxa" w:w="80"/>
-              <w:right w:type="dxa" w:w="110"/>
-            </w:tcMar>
-          </w:tcPr>
-          <w:p>
-            <w:pPr>
-              <w:spacing w:after="40"/>
-            </w:pPr>
-            <w:r>
-              <w:rPr>
-                <w:rFonts w:ascii="Arial" w:cs="Arial" w:eastAsia="Arial" w:hAnsi="Arial"/>
-                <w:sz w:val="19"/>
-                <w:szCs w:val="19"/>
-              </w:rPr>
-              <w:t xml:space="preserve">Имя профиля</w:t>
-            </w:r>
-          </w:p>
-        </w:tc>
-        <w:tc>
-          <w:tcPr>
-            <w:tcW w:type="dxa" w:w="5938"/>
-            <w:tcMar>
-              <w:top w:type="dxa" w:w="80"/>
-              <w:left w:type="dxa" w:w="110"/>
-              <w:bottom w:type="dxa" w:w="80"/>
-              <w:right w:type="dxa" w:w="110"/>
-            </w:tcMar>
-          </w:tcPr>
-          <w:p>
-            <w:pPr>
-              <w:spacing w:after="40"/>
-            </w:pPr>
-            <w:r>
-              <w:rPr>
-                <w:rFonts w:ascii="Arial" w:cs="Arial" w:eastAsia="Arial" w:hAnsi="Arial"/>
-                <w:sz w:val="19"/>
-                <w:szCs w:val="19"/>
-              </w:rPr>
-              <w:t xml:space="preserve">Уже есть: «меню», «заготовки»</w:t>
-            </w:r>
-          </w:p>
-        </w:tc>
-      </w:tr>
-      <w:tr>
-        <w:tc>
-          <w:tcPr>
-            <w:tcW w:type="dxa" w:w="500"/>
-            <w:tcMar>
-              <w:top w:type="dxa" w:w="80"/>
-              <w:left w:type="dxa" w:w="110"/>
-              <w:bottom w:type="dxa" w:w="80"/>
-              <w:right w:type="dxa" w:w="110"/>
-            </w:tcMar>
-          </w:tcPr>
-          <w:p>
-            <w:pPr>
-              <w:spacing w:after="40"/>
-            </w:pPr>
-            <w:r>
-              <w:rPr>
-                <w:rFonts w:ascii="Arial" w:cs="Arial" w:eastAsia="Arial" w:hAnsi="Arial"/>
-                <w:sz w:val="19"/>
-                <w:szCs w:val="19"/>
-              </w:rPr>
-              <w:t xml:space="preserve">2</w:t>
-            </w:r>
-          </w:p>
-        </w:tc>
-        <w:tc>
-          <w:tcPr>
-            <w:tcW w:type="dxa" w:w="3200"/>
-            <w:tcMar>
-              <w:top w:type="dxa" w:w="80"/>
-              <w:left w:type="dxa" w:w="110"/>
-              <w:bottom w:type="dxa" w:w="80"/>
-              <w:right w:type="dxa" w:w="110"/>
-            </w:tcMar>
-          </w:tcPr>
-          <w:p>
-            <w:pPr>
-              <w:spacing w:after="40"/>
-            </w:pPr>
-            <w:r>
-              <w:rPr>
-                <w:rFonts w:ascii="Arial" w:cs="Arial" w:eastAsia="Arial" w:hAnsi="Arial"/>
-                <w:sz w:val="19"/>
-                <w:szCs w:val="19"/>
-              </w:rPr>
-              <w:t xml:space="preserve">Описание профиля</w:t>
-            </w:r>
-          </w:p>
-        </w:tc>
-        <w:tc>
-          <w:tcPr>
-            <w:tcW w:type="dxa" w:w="5938"/>
-            <w:tcMar>
-              <w:top w:type="dxa" w:w="80"/>
-              <w:left w:type="dxa" w:w="110"/>
-              <w:bottom w:type="dxa" w:w="80"/>
-              <w:right w:type="dxa" w:w="110"/>
-            </w:tcMar>
-          </w:tcPr>
-          <w:p>
-            <w:pPr>
-              <w:spacing w:after="40"/>
-            </w:pPr>
-            <w:r>
-              <w:rPr>
-                <w:rFonts w:ascii="Arial" w:cs="Arial" w:eastAsia="Arial" w:hAnsi="Arial"/>
-                <w:sz w:val="19"/>
-                <w:szCs w:val="19"/>
-              </w:rPr>
-              <w:t xml:space="preserve">Уже есть: «заготовки на неделю», «ужины для семьи», «обеды с собой», «список покупок»</w:t>
-            </w:r>
-          </w:p>
-        </w:tc>
-      </w:tr>
-      <w:tr>
-        <w:tc>
-          <w:tcPr>
-            <w:tcW w:type="dxa" w:w="500"/>
-            <w:tcMar>
-              <w:top w:type="dxa" w:w="80"/>
-              <w:left w:type="dxa" w:w="110"/>
-              <w:bottom w:type="dxa" w:w="80"/>
-              <w:right w:type="dxa" w:w="110"/>
-            </w:tcMar>
-          </w:tcPr>
-          <w:p>
-            <w:pPr>
-              <w:spacing w:after="40"/>
-            </w:pPr>
-            <w:r>
-              <w:rPr>
-                <w:rFonts w:ascii="Arial" w:cs="Arial" w:eastAsia="Arial" w:hAnsi="Arial"/>
-                <w:sz w:val="19"/>
-                <w:szCs w:val="19"/>
-              </w:rPr>
-              <w:t xml:space="preserve">3</w:t>
-            </w:r>
-          </w:p>
-        </w:tc>
-        <w:tc>
-          <w:tcPr>
-            <w:tcW w:type="dxa" w:w="3200"/>
-            <w:tcMar>
-              <w:top w:type="dxa" w:w="80"/>
-              <w:left w:type="dxa" w:w="110"/>
-              <w:bottom w:type="dxa" w:w="80"/>
-              <w:right w:type="dxa" w:w="110"/>
-            </w:tcMar>
-          </w:tcPr>
-          <w:p>
-            <w:pPr>
-              <w:spacing w:after="40"/>
-            </w:pPr>
-            <w:r>
-              <w:rPr>
-                <w:rFonts w:ascii="Arial" w:cs="Arial" w:eastAsia="Arial" w:hAnsi="Arial"/>
-                <w:sz w:val="19"/>
-                <w:szCs w:val="19"/>
-              </w:rPr>
-              <w:t xml:space="preserve">Название и описание доски</w:t>
-            </w:r>
-          </w:p>
-        </w:tc>
-        <w:tc>
-          <w:tcPr>
-            <w:tcW w:type="dxa" w:w="5938"/>
-            <w:tcMar>
-              <w:top w:type="dxa" w:w="80"/>
-              <w:left w:type="dxa" w:w="110"/>
-              <w:bottom w:type="dxa" w:w="80"/>
-              <w:right w:type="dxa" w:w="110"/>
-            </w:tcMar>
-          </w:tcPr>
-          <w:p>
-            <w:pPr>
-              <w:spacing w:after="40"/>
-            </w:pPr>
-            <w:r>
-              <w:rPr>
-                <w:rFonts w:ascii="Arial" w:cs="Arial" w:eastAsia="Arial" w:hAnsi="Arial"/>
-                <w:sz w:val="19"/>
-                <w:szCs w:val="19"/>
-              </w:rPr>
-              <w:t xml:space="preserve">Уже есть в части 2</w:t>
-            </w:r>
-          </w:p>
-        </w:tc>
-      </w:tr>
-      <w:tr>
-        <w:tc>
-          <w:tcPr>
-            <w:tcW w:type="dxa" w:w="500"/>
-            <w:tcMar>
-              <w:top w:type="dxa" w:w="80"/>
-              <w:left w:type="dxa" w:w="110"/>
-              <w:bottom w:type="dxa" w:w="80"/>
-              <w:right w:type="dxa" w:w="110"/>
-            </w:tcMar>
-          </w:tcPr>
-          <w:p>
-            <w:pPr>
-              <w:spacing w:after="40"/>
-            </w:pPr>
-            <w:r>
-              <w:rPr>
-                <w:rFonts w:ascii="Arial" w:cs="Arial" w:eastAsia="Arial" w:hAnsi="Arial"/>
-                <w:sz w:val="19"/>
-                <w:szCs w:val="19"/>
-              </w:rPr>
-              <w:t xml:space="preserve">4</w:t>
-            </w:r>
-          </w:p>
-        </w:tc>
-        <w:tc>
-          <w:tcPr>
-            <w:tcW w:type="dxa" w:w="3200"/>
-            <w:tcMar>
-              <w:top w:type="dxa" w:w="80"/>
-              <w:left w:type="dxa" w:w="110"/>
-              <w:bottom w:type="dxa" w:w="80"/>
-              <w:right w:type="dxa" w:w="110"/>
-            </w:tcMar>
-          </w:tcPr>
-          <w:p>
-            <w:pPr>
-              <w:spacing w:after="40"/>
-            </w:pPr>
-            <w:r>
-              <w:rPr>
-                <w:rFonts w:ascii="Arial" w:cs="Arial" w:eastAsia="Arial" w:hAnsi="Arial"/>
-                <w:sz w:val="19"/>
-                <w:szCs w:val="19"/>
-              </w:rPr>
-              <w:t xml:space="preserve">Название и описание пина</w:t>
-            </w:r>
-          </w:p>
-        </w:tc>
-        <w:tc>
-          <w:tcPr>
-            <w:tcW w:type="dxa" w:w="5938"/>
-            <w:tcMar>
-              <w:top w:type="dxa" w:w="80"/>
-              <w:left w:type="dxa" w:w="110"/>
-              <w:bottom w:type="dxa" w:w="80"/>
-              <w:right w:type="dxa" w:w="110"/>
-            </w:tcMar>
-          </w:tcPr>
-          <w:p>
-            <w:pPr>
-              <w:spacing w:after="40"/>
-            </w:pPr>
-            <w:r>
-              <w:rPr>
-                <w:rFonts w:ascii="Arial" w:cs="Arial" w:eastAsia="Arial" w:hAnsi="Arial"/>
-                <w:b/>
-                <w:bCs/>
-                <w:sz w:val="19"/>
-                <w:szCs w:val="19"/>
-              </w:rPr>
-              <w:t xml:space="preserve">Главное.</w:t>
-            </w:r>
-            <w:r>
-              <w:rPr>
-                <w:rFonts w:ascii="Arial" w:cs="Arial" w:eastAsia="Arial" w:hAnsi="Arial"/>
-                <w:sz w:val="19"/>
-                <w:szCs w:val="19"/>
-              </w:rPr>
-              <w:t xml:space="preserve"> Для каждого пина свои (часть 5)</w:t>
-            </w:r>
-          </w:p>
-        </w:tc>
-      </w:tr>
-      <w:tr>
-        <w:tc>
-          <w:tcPr>
-            <w:tcW w:type="dxa" w:w="500"/>
-            <w:tcMar>
-              <w:top w:type="dxa" w:w="80"/>
-              <w:left w:type="dxa" w:w="110"/>
-              <w:bottom w:type="dxa" w:w="80"/>
-              <w:right w:type="dxa" w:w="110"/>
-            </w:tcMar>
-          </w:tcPr>
-          <w:p>
-            <w:pPr>
-              <w:spacing w:after="40"/>
-            </w:pPr>
-            <w:r>
-              <w:rPr>
-                <w:rFonts w:ascii="Arial" w:cs="Arial" w:eastAsia="Arial" w:hAnsi="Arial"/>
-                <w:sz w:val="19"/>
-                <w:szCs w:val="19"/>
-              </w:rPr>
-              <w:t xml:space="preserve">5</w:t>
-            </w:r>
-          </w:p>
-        </w:tc>
-        <w:tc>
-          <w:tcPr>
-            <w:tcW w:type="dxa" w:w="3200"/>
-            <w:tcMar>
-              <w:top w:type="dxa" w:w="80"/>
-              <w:left w:type="dxa" w:w="110"/>
-              <w:bottom w:type="dxa" w:w="80"/>
-              <w:right w:type="dxa" w:w="110"/>
-            </w:tcMar>
-          </w:tcPr>
-          <w:p>
-            <w:pPr>
-              <w:spacing w:after="40"/>
-            </w:pPr>
-            <w:r>
-              <w:rPr>
-                <w:rFonts w:ascii="Arial" w:cs="Arial" w:eastAsia="Arial" w:hAnsi="Arial"/>
-                <w:sz w:val="19"/>
-                <w:szCs w:val="19"/>
-              </w:rPr>
-              <w:t xml:space="preserve">Текст на картинке</w:t>
-            </w:r>
-          </w:p>
-        </w:tc>
-        <w:tc>
-          <w:tcPr>
-            <w:tcW w:type="dxa" w:w="5938"/>
-            <w:tcMar>
-              <w:top w:type="dxa" w:w="80"/>
-              <w:left w:type="dxa" w:w="110"/>
-              <w:bottom w:type="dxa" w:w="80"/>
-              <w:right w:type="dxa" w:w="110"/>
-            </w:tcMar>
-          </w:tcPr>
-          <w:p>
-            <w:pPr>
-              <w:spacing w:after="40"/>
-            </w:pPr>
-            <w:r>
-              <w:rPr>
-                <w:rFonts w:ascii="Arial" w:cs="Arial" w:eastAsia="Arial" w:hAnsi="Arial"/>
-                <w:sz w:val="19"/>
-                <w:szCs w:val="19"/>
-              </w:rPr>
-              <w:t xml:space="preserve">То же, что в названии пина</w:t>
-            </w:r>
-          </w:p>
-        </w:tc>
-      </w:tr>
-      <w:tr>
-        <w:tc>
-          <w:tcPr>
-            <w:tcW w:type="dxa" w:w="500"/>
-            <w:tcMar>
-              <w:top w:type="dxa" w:w="80"/>
-              <w:left w:type="dxa" w:w="110"/>
-              <w:bottom w:type="dxa" w:w="80"/>
-              <w:right w:type="dxa" w:w="110"/>
-            </w:tcMar>
-          </w:tcPr>
-          <w:p>
-            <w:pPr>
-              <w:spacing w:after="40"/>
-            </w:pPr>
-            <w:r>
-              <w:rPr>
-                <w:rFonts w:ascii="Arial" w:cs="Arial" w:eastAsia="Arial" w:hAnsi="Arial"/>
-                <w:sz w:val="19"/>
-                <w:szCs w:val="19"/>
-              </w:rPr>
-              <w:t xml:space="preserve">6</w:t>
-            </w:r>
-          </w:p>
-        </w:tc>
-        <w:tc>
-          <w:tcPr>
-            <w:tcW w:type="dxa" w:w="3200"/>
-            <w:tcMar>
-              <w:top w:type="dxa" w:w="80"/>
-              <w:left w:type="dxa" w:w="110"/>
-              <w:bottom w:type="dxa" w:w="80"/>
-              <w:right w:type="dxa" w:w="110"/>
-            </w:tcMar>
-          </w:tcPr>
-          <w:p>
-            <w:pPr>
-              <w:spacing w:after="40"/>
-            </w:pPr>
-            <w:r>
-              <w:rPr>
-                <w:rFonts w:ascii="Arial" w:cs="Arial" w:eastAsia="Arial" w:hAnsi="Arial"/>
-                <w:sz w:val="19"/>
-                <w:szCs w:val="19"/>
-              </w:rPr>
-              <w:t xml:space="preserve">Название файла</w:t>
-            </w:r>
-          </w:p>
-        </w:tc>
-        <w:tc>
-          <w:tcPr>
-            <w:tcW w:type="dxa" w:w="5938"/>
-            <w:tcMar>
-              <w:top w:type="dxa" w:w="80"/>
-              <w:left w:type="dxa" w:w="110"/>
-              <w:bottom w:type="dxa" w:w="80"/>
-              <w:right w:type="dxa" w:w="110"/>
-            </w:tcMar>
-          </w:tcPr>
-          <w:p>
-            <w:pPr>
-              <w:spacing w:after="40"/>
-            </w:pPr>
-            <w:r>
-              <w:rPr>
-                <w:rFonts w:ascii="Arial" w:cs="Arial" w:eastAsia="Arial" w:hAnsi="Arial"/>
-                <w:sz w:val="19"/>
-                <w:szCs w:val="19"/>
-              </w:rPr>
-              <w:t xml:space="preserve">Латиницей через дефис: zagotovki-na-nedelyu-plan.jpg</w:t>
-            </w:r>
-          </w:p>
-        </w:tc>
-      </w:tr>
-      <w:tr>
-        <w:tc>
-          <w:tcPr>
-            <w:tcW w:type="dxa" w:w="500"/>
-            <w:tcMar>
-              <w:top w:type="dxa" w:w="80"/>
-              <w:left w:type="dxa" w:w="110"/>
-              <w:bottom w:type="dxa" w:w="80"/>
-              <w:right w:type="dxa" w:w="110"/>
-            </w:tcMar>
-          </w:tcPr>
-          <w:p>
-            <w:pPr>
-              <w:spacing w:after="40"/>
-            </w:pPr>
-            <w:r>
-              <w:rPr>
-                <w:rFonts w:ascii="Arial" w:cs="Arial" w:eastAsia="Arial" w:hAnsi="Arial"/>
-                <w:sz w:val="19"/>
-                <w:szCs w:val="19"/>
-              </w:rPr>
-              <w:t xml:space="preserve">7</w:t>
-            </w:r>
-          </w:p>
-        </w:tc>
-        <w:tc>
-          <w:tcPr>
-            <w:tcW w:type="dxa" w:w="3200"/>
-            <w:tcMar>
-              <w:top w:type="dxa" w:w="80"/>
-              <w:left w:type="dxa" w:w="110"/>
-              <w:bottom w:type="dxa" w:w="80"/>
-              <w:right w:type="dxa" w:w="110"/>
-            </w:tcMar>
-          </w:tcPr>
-          <w:p>
-            <w:pPr>
-              <w:spacing w:after="40"/>
-            </w:pPr>
-            <w:r>
-              <w:rPr>
-                <w:rFonts w:ascii="Arial" w:cs="Arial" w:eastAsia="Arial" w:hAnsi="Arial"/>
-                <w:sz w:val="19"/>
-                <w:szCs w:val="19"/>
-              </w:rPr>
-              <w:t xml:space="preserve">Замещающий текст пина</w:t>
-            </w:r>
-          </w:p>
-        </w:tc>
-        <w:tc>
-          <w:tcPr>
-            <w:tcW w:type="dxa" w:w="5938"/>
-            <w:tcMar>
-              <w:top w:type="dxa" w:w="80"/>
-              <w:left w:type="dxa" w:w="110"/>
-              <w:bottom w:type="dxa" w:w="80"/>
-              <w:right w:type="dxa" w:w="110"/>
-            </w:tcMar>
-          </w:tcPr>
-          <w:p>
-            <w:pPr>
-              <w:spacing w:after="40"/>
-            </w:pPr>
-            <w:r>
-              <w:rPr>
-                <w:rFonts w:ascii="Arial" w:cs="Arial" w:eastAsia="Arial" w:hAnsi="Arial"/>
-                <w:sz w:val="19"/>
-                <w:szCs w:val="19"/>
-              </w:rPr>
-              <w:t xml:space="preserve">Что на картинке: «Карточка с 5 шагами воскресной заготовки еды на неделю»</w:t>
-            </w:r>
-          </w:p>
-        </w:tc>
-      </w:tr>
-    </w:tbl>
-    <w:p>
-      <w:pPr>
-        <w:spacing w:after="160"/>
-      </w:pPr>
-    </w:p>
-    <w:p>
-      <w:pPr>
-        <w:pStyle w:val="Heading2"/>
-      </w:pPr>
-      <w:r>
-        <w:rPr>
-          <w:rFonts w:ascii="Arial" w:cs="Arial" w:eastAsia="Arial" w:hAnsi="Arial"/>
-        </w:rPr>
-        <w:t xml:space="preserve">Твои слова для каждой доски</w:t>
-      </w:r>
-    </w:p>
-    <w:p>
-      <w:pPr>
-        <w:pStyle w:val="ListParagraph"/>
-        <w:numPr>
-          <w:ilvl w:val="0"/>
-          <w:numId w:val="3"/>
-        </w:numPr>
-        <w:spacing w:after="60"/>
-      </w:pPr>
-      <w:r>
-        <w:rPr>
-          <w:rFonts w:ascii="Arial" w:cs="Arial" w:eastAsia="Arial" w:hAnsi="Arial"/>
-          <w:b/>
-          <w:bCs/>
-        </w:rPr>
-        <w:t xml:space="preserve">Моё меню на неделю:</w:t>
-      </w:r>
-      <w:r>
-        <w:rPr>
-          <w:rFonts w:ascii="Arial" w:cs="Arial" w:eastAsia="Arial" w:hAnsi="Arial"/>
-        </w:rPr>
-        <w:t xml:space="preserve"> меню на неделю, меню на неделю для семьи, готовое меню на месяц, как составить меню.</w:t>
-      </w:r>
-    </w:p>
-    <w:p>
-      <w:pPr>
-        <w:pStyle w:val="ListParagraph"/>
-        <w:numPr>
-          <w:ilvl w:val="0"/>
-          <w:numId w:val="3"/>
-        </w:numPr>
-        <w:spacing w:after="60"/>
-      </w:pPr>
-      <w:r>
-        <w:rPr>
-          <w:rFonts w:ascii="Arial" w:cs="Arial" w:eastAsia="Arial" w:hAnsi="Arial"/>
-          <w:b/>
-          <w:bCs/>
-        </w:rPr>
-        <w:t xml:space="preserve">Что приготовить на ужин:</w:t>
-      </w:r>
-      <w:r>
-        <w:rPr>
-          <w:rFonts w:ascii="Arial" w:cs="Arial" w:eastAsia="Arial" w:hAnsi="Arial"/>
-        </w:rPr>
-        <w:t xml:space="preserve"> что приготовить на ужин, ужин для семьи, быстрый ужин, блюда на несколько дней, суп на несколько дней.</w:t>
-      </w:r>
-    </w:p>
-    <w:p>
-      <w:pPr>
-        <w:pStyle w:val="ListParagraph"/>
-        <w:numPr>
-          <w:ilvl w:val="0"/>
-          <w:numId w:val="3"/>
-        </w:numPr>
-        <w:spacing w:after="60"/>
-      </w:pPr>
-      <w:r>
-        <w:rPr>
-          <w:rFonts w:ascii="Arial" w:cs="Arial" w:eastAsia="Arial" w:hAnsi="Arial"/>
-          <w:b/>
-          <w:bCs/>
-        </w:rPr>
-        <w:t xml:space="preserve">Заготовки:</w:t>
-      </w:r>
-      <w:r>
-        <w:rPr>
-          <w:rFonts w:ascii="Arial" w:cs="Arial" w:eastAsia="Arial" w:hAnsi="Arial"/>
-        </w:rPr>
-        <w:t xml:space="preserve"> заготовки на неделю, что заготовить на неделю, заготовки еды в контейнеры, meal prep.</w:t>
-      </w:r>
-    </w:p>
-    <w:p>
-      <w:pPr>
-        <w:pStyle w:val="ListParagraph"/>
-        <w:numPr>
-          <w:ilvl w:val="0"/>
-          <w:numId w:val="3"/>
-        </w:numPr>
-        <w:spacing w:after="60"/>
-      </w:pPr>
-      <w:r>
-        <w:rPr>
-          <w:rFonts w:ascii="Arial" w:cs="Arial" w:eastAsia="Arial" w:hAnsi="Arial"/>
-          <w:b/>
-          <w:bCs/>
-        </w:rPr>
-        <w:t xml:space="preserve">Завтраки, обеды, перекусы:</w:t>
-      </w:r>
-      <w:r>
-        <w:rPr>
-          <w:rFonts w:ascii="Arial" w:cs="Arial" w:eastAsia="Arial" w:hAnsi="Arial"/>
-        </w:rPr>
-        <w:t xml:space="preserve"> обед на работу, обед с собой в контейнер, полезные перекусы, быстрый завтрак.</w:t>
-      </w:r>
-    </w:p>
-    <w:p>
-      <w:pPr>
-        <w:pStyle w:val="ListParagraph"/>
-        <w:numPr>
-          <w:ilvl w:val="0"/>
-          <w:numId w:val="3"/>
-        </w:numPr>
-        <w:spacing w:after="60"/>
-      </w:pPr>
-      <w:r>
-        <w:rPr>
-          <w:rFonts w:ascii="Arial" w:cs="Arial" w:eastAsia="Arial" w:hAnsi="Arial"/>
-          <w:b/>
-          <w:bCs/>
-        </w:rPr>
-        <w:t xml:space="preserve">Шпаргалки:</w:t>
-      </w:r>
-      <w:r>
-        <w:rPr>
-          <w:rFonts w:ascii="Arial" w:cs="Arial" w:eastAsia="Arial" w:hAnsi="Arial"/>
-        </w:rPr>
-        <w:t xml:space="preserve"> бюджетное меню на неделю, список продуктов на неделю, недорогие полезные продукты.</w:t>
-      </w:r>
-    </w:p>
-    <w:p>
-      <w:pPr>
-        <w:pStyle w:val="Heading2"/>
-      </w:pPr>
-      <w:r>
-        <w:rPr>
-          <w:rFonts w:ascii="Arial" w:cs="Arial" w:eastAsia="Arial" w:hAnsi="Arial"/>
-        </w:rPr>
-        <w:t xml:space="preserve">Как найти новые слова</w:t>
-      </w:r>
-    </w:p>
-    <w:p>
-      <w:pPr>
-        <w:pStyle w:val="ListParagraph"/>
-        <w:numPr>
-          <w:ilvl w:val="0"/>
-          <w:numId w:val="6"/>
-        </w:numPr>
-        <w:spacing w:after="80"/>
-      </w:pPr>
-      <w:r>
-        <w:rPr>
-          <w:rFonts w:ascii="Arial" w:cs="Arial" w:eastAsia="Arial" w:hAnsi="Arial"/>
-        </w:rPr>
-        <w:t xml:space="preserve">Начни печатать в поиске Pinterest «заготовки» или «обед на работу».</w:t>
-      </w:r>
-    </w:p>
-    <w:p>
-      <w:pPr>
-        <w:pStyle w:val="ListParagraph"/>
-        <w:numPr>
-          <w:ilvl w:val="0"/>
-          <w:numId w:val="6"/>
-        </w:numPr>
-        <w:spacing w:after="80"/>
-      </w:pPr>
-      <w:r>
-        <w:rPr>
-          <w:rFonts w:ascii="Arial" w:cs="Arial" w:eastAsia="Arial" w:hAnsi="Arial"/>
-        </w:rPr>
-        <w:t xml:space="preserve">Выпиши подсказки, которые появятся под строкой поиска.</w:t>
-      </w:r>
-    </w:p>
-    <w:p>
-      <w:pPr>
-        <w:pStyle w:val="ListParagraph"/>
-        <w:numPr>
-          <w:ilvl w:val="0"/>
-          <w:numId w:val="6"/>
-        </w:numPr>
-        <w:spacing w:after="80"/>
-      </w:pPr>
-      <w:r>
-        <w:rPr>
-          <w:rFonts w:ascii="Arial" w:cs="Arial" w:eastAsia="Arial" w:hAnsi="Arial"/>
-        </w:rPr>
-        <w:t xml:space="preserve">Нажми на запрос: над результатами появятся цветные «плашки-уточнения». Это тоже готовые слова.</w:t>
-      </w:r>
-    </w:p>
-    <w:p>
-      <w:pPr>
-        <w:pStyle w:val="ListParagraph"/>
-        <w:numPr>
-          <w:ilvl w:val="0"/>
-          <w:numId w:val="6"/>
-        </w:numPr>
-        <w:spacing w:after="80"/>
-      </w:pPr>
-      <w:r>
-        <w:rPr>
-          <w:rFonts w:ascii="Arial" w:cs="Arial" w:eastAsia="Arial" w:hAnsi="Arial"/>
-        </w:rPr>
-        <w:t xml:space="preserve">Используй их в названиях и описаниях пинов.</w:t>
-      </w:r>
-    </w:p>
-    <w:p>
-      <w:pPr>
-        <w:pBdr>
-          <w:left w:val="single" w:color="C9694A" w:sz="24" w:space="8"/>
-        </w:pBdr>
-        <w:shd w:fill="FBE5D6" w:color="auto" w:val="clear"/>
-        <w:spacing w:after="200" w:before="120"/>
-        <w:ind w:left="200" w:right="200"/>
-      </w:pPr>
-      <w:r>
-        <w:rPr>
-          <w:rFonts w:ascii="Arial" w:cs="Arial" w:eastAsia="Arial" w:hAnsi="Arial"/>
-          <w:b/>
-          <w:bCs/>
-        </w:rPr>
-        <w:t xml:space="preserve">Нельзя:</w:t>
-      </w:r>
-      <w:r>
-        <w:rPr>
-          <w:rFonts w:ascii="Arial" w:cs="Arial" w:eastAsia="Arial" w:hAnsi="Arial"/>
-        </w:rPr>
-        <w:t xml:space="preserve"> слова через запятую, хэштеги, одно описание на все пины, слова «похудение», «минус кг», «жиросжигание».</w:t>
-      </w:r>
-    </w:p>
-    <w:p>
-      <w:pPr>
-        <w:pStyle w:val="Heading1"/>
-        <w:pageBreakBefore/>
-      </w:pPr>
-      <w:r>
-        <w:rPr>
-          <w:rFonts w:ascii="Arial" w:cs="Arial" w:eastAsia="Arial" w:hAnsi="Arial"/>
-        </w:rPr>
-        <w:t xml:space="preserve">Часть 4. Как сделать и опубликовать пин</w:t>
-      </w:r>
-    </w:p>
-    <w:p>
-      <w:pPr>
-        <w:pStyle w:val="Heading2"/>
-      </w:pPr>
-      <w:r>
-        <w:rPr>
-          <w:rFonts w:ascii="Arial" w:cs="Arial" w:eastAsia="Arial" w:hAnsi="Arial"/>
-        </w:rPr>
-        <w:t xml:space="preserve">Формат пинов: карточка с 5 советами</w:t>
-      </w:r>
-    </w:p>
-    <w:p>
-      <w:pPr>
-        <w:spacing w:after="120"/>
-      </w:pPr>
-      <w:r>
-        <w:rPr>
-          <w:rFonts w:ascii="Arial" w:cs="Arial" w:eastAsia="Arial" w:hAnsi="Arial"/>
-        </w:rPr>
-        <w:t xml:space="preserve">Все пины в одном формате: заголовок и 5 пронумерованных советов от твоего лица. Фото еды не нужно.</w:t>
+        <w:t xml:space="preserve">Шаг 4. Аватарка</w:t>
       </w:r>
     </w:p>
     <w:p>
@@ -4196,7 +1852,7 @@
       <w:r>
         <w:drawing>
           <wp:inline distT="0" distB="0" distL="0" distR="0">
-            <wp:extent cx="2476500" cy="3714750"/>
+            <wp:extent cx="1905000" cy="1905000"/>
             <wp:effectExtent t="0" r="0" b="0" l="0"/>
             <wp:docPr id="1" name="" descr="" title=""/>
             <wp:cNvGraphicFramePr>
@@ -4221,6 +1877,2749 @@
                   <pic:spPr bwMode="auto">
                     <a:xfrm>
                       <a:off x="0" y="0"/>
+                      <a:ext cx="1905000" cy="1905000"/>
+                    </a:xfrm>
+                    <a:prstGeom prst="rect">
+                      <a:avLst/>
+                    </a:prstGeom>
+                  </pic:spPr>
+                </pic:pic>
+              </a:graphicData>
+            </a:graphic>
+          </wp:inline>
+        </w:drawing>
+      </w:r>
+    </w:p>
+    <w:p>
+      <w:pPr>
+        <w:spacing w:after="120"/>
+        <w:jc w:val="center"/>
+      </w:pPr>
+      <w:r>
+        <w:rPr>
+          <w:rFonts w:ascii="Arial" w:cs="Arial" w:eastAsia="Arial" w:hAnsi="Arial"/>
+          <w:i/>
+          <w:iCs/>
+          <w:color w:val="4F7A66"/>
+          <w:sz w:val="18"/>
+          <w:szCs w:val="18"/>
+        </w:rPr>
+        <w:t xml:space="preserve">Файл: avatarka.png — буква «Д» на терракотовом фоне</w:t>
+      </w:r>
+    </w:p>
+    <w:p>
+      <w:pPr>
+        <w:pStyle w:val="ListParagraph"/>
+        <w:numPr>
+          <w:ilvl w:val="0"/>
+          <w:numId w:val="4"/>
+        </w:numPr>
+        <w:spacing w:after="80"/>
+      </w:pPr>
+      <w:r>
+        <w:rPr>
+          <w:rFonts w:ascii="Arial" w:cs="Arial" w:eastAsia="Arial" w:hAnsi="Arial"/>
+        </w:rPr>
+        <w:t xml:space="preserve">«Изменить профиль» → </w:t>
+      </w:r>
+      <w:r>
+        <w:rPr>
+          <w:rFonts w:ascii="Arial" w:cs="Arial" w:eastAsia="Arial" w:hAnsi="Arial"/>
+          <w:b/>
+          <w:bCs/>
+        </w:rPr>
+        <w:t xml:space="preserve">«Фото»</w:t>
+      </w:r>
+      <w:r>
+        <w:rPr>
+          <w:rFonts w:ascii="Arial" w:cs="Arial" w:eastAsia="Arial" w:hAnsi="Arial"/>
+        </w:rPr>
+        <w:t xml:space="preserve"> → «Изменить» → загрузи </w:t>
+      </w:r>
+      <w:r>
+        <w:rPr>
+          <w:rFonts w:ascii="Arial" w:cs="Arial" w:eastAsia="Arial" w:hAnsi="Arial"/>
+          <w:b/>
+          <w:bCs/>
+        </w:rPr>
+        <w:t xml:space="preserve">avatarka.png</w:t>
+      </w:r>
+      <w:r>
+        <w:rPr>
+          <w:rFonts w:ascii="Arial" w:cs="Arial" w:eastAsia="Arial" w:hAnsi="Arial"/>
+        </w:rPr>
+        <w:t xml:space="preserve">.</w:t>
+      </w:r>
+    </w:p>
+    <w:p>
+      <w:pPr>
+        <w:pStyle w:val="ListParagraph"/>
+        <w:numPr>
+          <w:ilvl w:val="0"/>
+          <w:numId w:val="4"/>
+        </w:numPr>
+        <w:spacing w:after="80"/>
+      </w:pPr>
+      <w:r>
+        <w:rPr>
+          <w:rFonts w:ascii="Arial" w:cs="Arial" w:eastAsia="Arial" w:hAnsi="Arial"/>
+        </w:rPr>
+        <w:t xml:space="preserve">Pinterest обрежет картинку в круг. Буква останется по центру.</w:t>
+      </w:r>
+    </w:p>
+    <w:p>
+      <w:pPr>
+        <w:pBdr>
+          <w:left w:val="single" w:color="C9694A" w:sz="24" w:space="8"/>
+        </w:pBdr>
+        <w:shd w:fill="FBE5D6" w:color="auto" w:val="clear"/>
+        <w:spacing w:after="200" w:before="120"/>
+        <w:ind w:left="200" w:right="200"/>
+      </w:pPr>
+      <w:r>
+        <w:rPr>
+          <w:rFonts w:ascii="Arial" w:cs="Arial" w:eastAsia="Arial" w:hAnsi="Arial"/>
+        </w:rPr>
+        <w:t xml:space="preserve">Хочешь аватарку со своим фото? Сфотографируйся по плечи у окна, лицо по центру, и поставь фото на однотонный персиковый фон (#FBE5D6) в Canva: «Редактировать фото» → «Удаление фона». Живое лицо вызывает больше доверия, но буква тоже работает и сразу узнаётся.</w:t>
+      </w:r>
+    </w:p>
+    <w:p>
+      <w:pPr>
+        <w:pStyle w:val="Heading2"/>
+      </w:pPr>
+      <w:r>
+        <w:rPr>
+          <w:rFonts w:ascii="Arial" w:cs="Arial" w:eastAsia="Arial" w:hAnsi="Arial"/>
+        </w:rPr>
+        <w:t xml:space="preserve">Шаг 5. Обложка профиля</w:t>
+      </w:r>
+    </w:p>
+    <w:p>
+      <w:pPr>
+        <w:spacing w:after="60" w:before="120"/>
+        <w:jc w:val="center"/>
+      </w:pPr>
+      <w:r>
+        <w:drawing>
+          <wp:inline distT="0" distB="0" distL="0" distR="0">
+            <wp:extent cx="4572000" cy="2571750"/>
+            <wp:effectExtent t="0" r="0" b="0" l="0"/>
+            <wp:docPr id="1" name="" descr="" title=""/>
+            <wp:cNvGraphicFramePr>
+              <a:graphicFrameLocks xmlns:a="http://schemas.openxmlformats.org/drawingml/2006/main" noChangeAspect="1"/>
+            </wp:cNvGraphicFramePr>
+            <a:graphic xmlns:a="http://schemas.openxmlformats.org/drawingml/2006/main">
+              <a:graphicData uri="http://schemas.openxmlformats.org/drawingml/2006/picture">
+                <pic:pic xmlns:pic="http://schemas.openxmlformats.org/drawingml/2006/picture">
+                  <pic:nvPicPr>
+                    <pic:cNvPr id="0" name="" descr=""/>
+                    <pic:cNvPicPr>
+                      <a:picLocks noChangeAspect="1" noChangeArrowheads="1"/>
+                    </pic:cNvPicPr>
+                  </pic:nvPicPr>
+                  <pic:blipFill>
+                    <a:blip r:embed="rId9" cstate="none"/>
+                    <a:srcRect/>
+                    <a:stretch>
+                      <a:fillRect/>
+                    </a:stretch>
+                  </pic:blipFill>
+                  <pic:spPr bwMode="auto">
+                    <a:xfrm>
+                      <a:off x="0" y="0"/>
+                      <a:ext cx="4572000" cy="2571750"/>
+                    </a:xfrm>
+                    <a:prstGeom prst="rect">
+                      <a:avLst/>
+                    </a:prstGeom>
+                  </pic:spPr>
+                </pic:pic>
+              </a:graphicData>
+            </a:graphic>
+          </wp:inline>
+        </w:drawing>
+      </w:r>
+    </w:p>
+    <w:p>
+      <w:pPr>
+        <w:spacing w:after="120"/>
+        <w:jc w:val="center"/>
+      </w:pPr>
+      <w:r>
+        <w:rPr>
+          <w:rFonts w:ascii="Arial" w:cs="Arial" w:eastAsia="Arial" w:hAnsi="Arial"/>
+          <w:i/>
+          <w:iCs/>
+          <w:color w:val="4F7A66"/>
+          <w:sz w:val="18"/>
+          <w:szCs w:val="18"/>
+        </w:rPr>
+        <w:t xml:space="preserve">Файл: oblozhka.png — «Готовлю по плану и делюсь» и две карточки</w:t>
+      </w:r>
+    </w:p>
+    <w:p>
+      <w:pPr>
+        <w:pStyle w:val="ListParagraph"/>
+        <w:numPr>
+          <w:ilvl w:val="0"/>
+          <w:numId w:val="5"/>
+        </w:numPr>
+        <w:spacing w:after="80"/>
+      </w:pPr>
+      <w:r>
+        <w:rPr>
+          <w:rFonts w:ascii="Arial" w:cs="Arial" w:eastAsia="Arial" w:hAnsi="Arial"/>
+        </w:rPr>
+        <w:t xml:space="preserve">«Изменить профиль» → </w:t>
+      </w:r>
+      <w:r>
+        <w:rPr>
+          <w:rFonts w:ascii="Arial" w:cs="Arial" w:eastAsia="Arial" w:hAnsi="Arial"/>
+          <w:b/>
+          <w:bCs/>
+        </w:rPr>
+        <w:t xml:space="preserve">«Обложка»</w:t>
+      </w:r>
+      <w:r>
+        <w:rPr>
+          <w:rFonts w:ascii="Arial" w:cs="Arial" w:eastAsia="Arial" w:hAnsi="Arial"/>
+        </w:rPr>
+        <w:t xml:space="preserve"> (или «Изменить обложку») → загрузи </w:t>
+      </w:r>
+      <w:r>
+        <w:rPr>
+          <w:rFonts w:ascii="Arial" w:cs="Arial" w:eastAsia="Arial" w:hAnsi="Arial"/>
+          <w:b/>
+          <w:bCs/>
+        </w:rPr>
+        <w:t xml:space="preserve">oblozhka.png</w:t>
+      </w:r>
+      <w:r>
+        <w:rPr>
+          <w:rFonts w:ascii="Arial" w:cs="Arial" w:eastAsia="Arial" w:hAnsi="Arial"/>
+        </w:rPr>
+        <w:t xml:space="preserve">.</w:t>
+      </w:r>
+    </w:p>
+    <w:p>
+      <w:pPr>
+        <w:pStyle w:val="ListParagraph"/>
+        <w:numPr>
+          <w:ilvl w:val="0"/>
+          <w:numId w:val="5"/>
+        </w:numPr>
+        <w:spacing w:after="80"/>
+      </w:pPr>
+      <w:r>
+        <w:rPr>
+          <w:rFonts w:ascii="Arial" w:cs="Arial" w:eastAsia="Arial" w:hAnsi="Arial"/>
+        </w:rPr>
+        <w:t xml:space="preserve">Проверь на телефоне: текст не должен закрываться аватаркой. Нижняя треть обложки специально оставлена пустой.</w:t>
+      </w:r>
+    </w:p>
+    <w:p>
+      <w:pPr>
+        <w:pStyle w:val="Heading2"/>
+      </w:pPr>
+      <w:r>
+        <w:rPr>
+          <w:rFonts w:ascii="Arial" w:cs="Arial" w:eastAsia="Arial" w:hAnsi="Arial"/>
+        </w:rPr>
+        <w:t xml:space="preserve">Шаг 6. Подтверждение сайта: пропускаем</w:t>
+      </w:r>
+    </w:p>
+    <w:p>
+      <w:pPr>
+        <w:spacing w:after="120"/>
+      </w:pPr>
+      <w:r>
+        <w:rPr>
+          <w:rFonts w:ascii="Arial" w:cs="Arial" w:eastAsia="Arial" w:hAnsi="Arial"/>
+        </w:rPr>
+        <w:t xml:space="preserve">Подтвердить сайт можно только </w:t>
+      </w:r>
+      <w:r>
+        <w:rPr>
+          <w:rFonts w:ascii="Arial" w:cs="Arial" w:eastAsia="Arial" w:hAnsi="Arial"/>
+          <w:b/>
+          <w:bCs/>
+        </w:rPr>
+        <w:t xml:space="preserve">одним</w:t>
+      </w:r>
+      <w:r>
+        <w:rPr>
+          <w:rFonts w:ascii="Arial" w:cs="Arial" w:eastAsia="Arial" w:hAnsi="Arial"/>
+        </w:rPr>
+        <w:t xml:space="preserve"> аккаунтом Pinterest, и это делает Настя. Тебе этот шаг не нужен: ссылки работают и без него, а твои переходы видны по метке.</w:t>
+      </w:r>
+    </w:p>
+    <w:p>
+      <w:pPr>
+        <w:pStyle w:val="Heading1"/>
+        <w:pageBreakBefore/>
+      </w:pPr>
+      <w:r>
+        <w:rPr>
+          <w:rFonts w:ascii="Arial" w:cs="Arial" w:eastAsia="Arial" w:hAnsi="Arial"/>
+        </w:rPr>
+        <w:t xml:space="preserve">Часть 2. Создаём доски</w:t>
+      </w:r>
+    </w:p>
+    <w:p>
+      <w:pPr>
+        <w:spacing w:after="120"/>
+      </w:pPr>
+      <w:r>
+        <w:rPr>
+          <w:rFonts w:ascii="Arial" w:cs="Arial" w:eastAsia="Arial" w:hAnsi="Arial"/>
+        </w:rPr>
+        <w:t xml:space="preserve">Делаем </w:t>
+      </w:r>
+      <w:r>
+        <w:rPr>
+          <w:rFonts w:ascii="Arial" w:cs="Arial" w:eastAsia="Arial" w:hAnsi="Arial"/>
+          <w:b/>
+          <w:bCs/>
+        </w:rPr>
+        <w:t xml:space="preserve">5 досок</w:t>
+      </w:r>
+      <w:r>
+        <w:rPr>
+          <w:rFonts w:ascii="Arial" w:cs="Arial" w:eastAsia="Arial" w:hAnsi="Arial"/>
+        </w:rPr>
+        <w:t xml:space="preserve">: меньше досок — каждая быстрее наполняется, и Pinterest быстрее понимает, о чём она.</w:t>
+      </w:r>
+    </w:p>
+    <w:p>
+      <w:pPr>
+        <w:spacing w:after="120"/>
+      </w:pPr>
+      <w:r>
+        <w:rPr>
+          <w:rFonts w:ascii="Arial" w:cs="Arial" w:eastAsia="Arial" w:hAnsi="Arial"/>
+        </w:rPr>
+        <w:t xml:space="preserve">Как создать: профиль → </w:t>
+      </w:r>
+      <w:r>
+        <w:rPr>
+          <w:rFonts w:ascii="Arial" w:cs="Arial" w:eastAsia="Arial" w:hAnsi="Arial"/>
+          <w:b/>
+          <w:bCs/>
+        </w:rPr>
+        <w:t xml:space="preserve">«+»</w:t>
+      </w:r>
+      <w:r>
+        <w:rPr>
+          <w:rFonts w:ascii="Arial" w:cs="Arial" w:eastAsia="Arial" w:hAnsi="Arial"/>
+        </w:rPr>
+        <w:t xml:space="preserve"> → </w:t>
+      </w:r>
+      <w:r>
+        <w:rPr>
+          <w:rFonts w:ascii="Arial" w:cs="Arial" w:eastAsia="Arial" w:hAnsi="Arial"/>
+          <w:b/>
+          <w:bCs/>
+        </w:rPr>
+        <w:t xml:space="preserve">«Доска»</w:t>
+      </w:r>
+      <w:r>
+        <w:rPr>
+          <w:rFonts w:ascii="Arial" w:cs="Arial" w:eastAsia="Arial" w:hAnsi="Arial"/>
+        </w:rPr>
+        <w:t xml:space="preserve"> → название → «Создать». Потом «…» → </w:t>
+      </w:r>
+      <w:r>
+        <w:rPr>
+          <w:rFonts w:ascii="Arial" w:cs="Arial" w:eastAsia="Arial" w:hAnsi="Arial"/>
+          <w:b/>
+          <w:bCs/>
+        </w:rPr>
+        <w:t xml:space="preserve">«Изменить доску»</w:t>
+      </w:r>
+      <w:r>
+        <w:rPr>
+          <w:rFonts w:ascii="Arial" w:cs="Arial" w:eastAsia="Arial" w:hAnsi="Arial"/>
+        </w:rPr>
+        <w:t xml:space="preserve"> → вставить описание.</w:t>
+      </w:r>
+    </w:p>
+    <w:tbl>
+      <w:tblPr>
+        <w:tblW w:type="dxa" w:w="9638"/>
+        <w:tblBorders>
+          <w:top w:val="single" w:color="auto" w:sz="4"/>
+          <w:left w:val="single" w:color="auto" w:sz="4"/>
+          <w:bottom w:val="single" w:color="auto" w:sz="4"/>
+          <w:right w:val="single" w:color="auto" w:sz="4"/>
+          <w:insideH w:val="single" w:color="auto" w:sz="4"/>
+          <w:insideV w:val="single" w:color="auto" w:sz="4"/>
+        </w:tblBorders>
+      </w:tblPr>
+      <w:tblGrid>
+        <w:gridCol w:w="500"/>
+        <w:gridCol w:w="2600"/>
+        <w:gridCol w:w="4238"/>
+        <w:gridCol w:w="2300"/>
+      </w:tblGrid>
+      <w:tr>
+        <w:trPr>
+          <w:tblHeader/>
+        </w:trPr>
+        <w:tc>
+          <w:tcPr>
+            <w:tcW w:type="dxa" w:w="500"/>
+            <w:shd w:fill="A94F34" w:color="auto" w:val="clear"/>
+            <w:tcMar>
+              <w:top w:type="dxa" w:w="80"/>
+              <w:left w:type="dxa" w:w="110"/>
+              <w:bottom w:type="dxa" w:w="80"/>
+              <w:right w:type="dxa" w:w="110"/>
+            </w:tcMar>
+          </w:tcPr>
+          <w:p>
+            <w:pPr>
+              <w:spacing w:after="40"/>
+            </w:pPr>
+            <w:r>
+              <w:rPr>
+                <w:rFonts w:ascii="Arial" w:cs="Arial" w:eastAsia="Arial" w:hAnsi="Arial"/>
+                <w:b/>
+                <w:bCs/>
+                <w:color w:val="FFFFFF"/>
+                <w:sz w:val="19"/>
+                <w:szCs w:val="19"/>
+              </w:rPr>
+              <w:t xml:space="preserve">№</w:t>
+            </w:r>
+          </w:p>
+        </w:tc>
+        <w:tc>
+          <w:tcPr>
+            <w:tcW w:type="dxa" w:w="2600"/>
+            <w:shd w:fill="A94F34" w:color="auto" w:val="clear"/>
+            <w:tcMar>
+              <w:top w:type="dxa" w:w="80"/>
+              <w:left w:type="dxa" w:w="110"/>
+              <w:bottom w:type="dxa" w:w="80"/>
+              <w:right w:type="dxa" w:w="110"/>
+            </w:tcMar>
+          </w:tcPr>
+          <w:p>
+            <w:pPr>
+              <w:spacing w:after="40"/>
+            </w:pPr>
+            <w:r>
+              <w:rPr>
+                <w:rFonts w:ascii="Arial" w:cs="Arial" w:eastAsia="Arial" w:hAnsi="Arial"/>
+                <w:b/>
+                <w:bCs/>
+                <w:color w:val="FFFFFF"/>
+                <w:sz w:val="19"/>
+                <w:szCs w:val="19"/>
+              </w:rPr>
+              <w:t xml:space="preserve">Название</w:t>
+            </w:r>
+          </w:p>
+        </w:tc>
+        <w:tc>
+          <w:tcPr>
+            <w:tcW w:type="dxa" w:w="4238"/>
+            <w:shd w:fill="A94F34" w:color="auto" w:val="clear"/>
+            <w:tcMar>
+              <w:top w:type="dxa" w:w="80"/>
+              <w:left w:type="dxa" w:w="110"/>
+              <w:bottom w:type="dxa" w:w="80"/>
+              <w:right w:type="dxa" w:w="110"/>
+            </w:tcMar>
+          </w:tcPr>
+          <w:p>
+            <w:pPr>
+              <w:spacing w:after="40"/>
+            </w:pPr>
+            <w:r>
+              <w:rPr>
+                <w:rFonts w:ascii="Arial" w:cs="Arial" w:eastAsia="Arial" w:hAnsi="Arial"/>
+                <w:b/>
+                <w:bCs/>
+                <w:color w:val="FFFFFF"/>
+                <w:sz w:val="19"/>
+                <w:szCs w:val="19"/>
+              </w:rPr>
+              <w:t xml:space="preserve">Описание (скопировать)</w:t>
+            </w:r>
+          </w:p>
+        </w:tc>
+        <w:tc>
+          <w:tcPr>
+            <w:tcW w:type="dxa" w:w="2300"/>
+            <w:shd w:fill="A94F34" w:color="auto" w:val="clear"/>
+            <w:tcMar>
+              <w:top w:type="dxa" w:w="80"/>
+              <w:left w:type="dxa" w:w="110"/>
+              <w:bottom w:type="dxa" w:w="80"/>
+              <w:right w:type="dxa" w:w="110"/>
+            </w:tcMar>
+          </w:tcPr>
+          <w:p>
+            <w:pPr>
+              <w:spacing w:after="40"/>
+            </w:pPr>
+            <w:r>
+              <w:rPr>
+                <w:rFonts w:ascii="Arial" w:cs="Arial" w:eastAsia="Arial" w:hAnsi="Arial"/>
+                <w:b/>
+                <w:bCs/>
+                <w:color w:val="FFFFFF"/>
+                <w:sz w:val="19"/>
+                <w:szCs w:val="19"/>
+              </w:rPr>
+              <w:t xml:space="preserve">Что туда класть</w:t>
+            </w:r>
+          </w:p>
+        </w:tc>
+      </w:tr>
+      <w:tr>
+        <w:tc>
+          <w:tcPr>
+            <w:tcW w:type="dxa" w:w="500"/>
+            <w:tcMar>
+              <w:top w:type="dxa" w:w="80"/>
+              <w:left w:type="dxa" w:w="110"/>
+              <w:bottom w:type="dxa" w:w="80"/>
+              <w:right w:type="dxa" w:w="110"/>
+            </w:tcMar>
+          </w:tcPr>
+          <w:p>
+            <w:pPr>
+              <w:spacing w:after="40"/>
+            </w:pPr>
+            <w:r>
+              <w:rPr>
+                <w:rFonts w:ascii="Arial" w:cs="Arial" w:eastAsia="Arial" w:hAnsi="Arial"/>
+                <w:sz w:val="19"/>
+                <w:szCs w:val="19"/>
+              </w:rPr>
+              <w:t xml:space="preserve">1</w:t>
+            </w:r>
+          </w:p>
+        </w:tc>
+        <w:tc>
+          <w:tcPr>
+            <w:tcW w:type="dxa" w:w="2600"/>
+            <w:tcMar>
+              <w:top w:type="dxa" w:w="80"/>
+              <w:left w:type="dxa" w:w="110"/>
+              <w:bottom w:type="dxa" w:w="80"/>
+              <w:right w:type="dxa" w:w="110"/>
+            </w:tcMar>
+          </w:tcPr>
+          <w:p>
+            <w:pPr>
+              <w:spacing w:after="40"/>
+            </w:pPr>
+            <w:r>
+              <w:rPr>
+                <w:rFonts w:ascii="Arial" w:cs="Arial" w:eastAsia="Arial" w:hAnsi="Arial"/>
+                <w:sz w:val="19"/>
+                <w:szCs w:val="19"/>
+              </w:rPr>
+              <w:t xml:space="preserve">Моё меню на неделю</w:t>
+            </w:r>
+          </w:p>
+        </w:tc>
+        <w:tc>
+          <w:tcPr>
+            <w:tcW w:type="dxa" w:w="4238"/>
+            <w:tcMar>
+              <w:top w:type="dxa" w:w="80"/>
+              <w:left w:type="dxa" w:w="110"/>
+              <w:bottom w:type="dxa" w:w="80"/>
+              <w:right w:type="dxa" w:w="110"/>
+            </w:tcMar>
+          </w:tcPr>
+          <w:p>
+            <w:pPr>
+              <w:spacing w:after="40"/>
+            </w:pPr>
+            <w:r>
+              <w:rPr>
+                <w:rFonts w:ascii="Arial" w:cs="Arial" w:eastAsia="Arial" w:hAnsi="Arial"/>
+                <w:sz w:val="19"/>
+                <w:szCs w:val="19"/>
+              </w:rPr>
+              <w:t xml:space="preserve">Как я планирую меню на неделю для себя и семьи: простые правила, сбалансированное питание без диет и моё меню на 4 недели.</w:t>
+            </w:r>
+          </w:p>
+        </w:tc>
+        <w:tc>
+          <w:tcPr>
+            <w:tcW w:type="dxa" w:w="2300"/>
+            <w:tcMar>
+              <w:top w:type="dxa" w:w="80"/>
+              <w:left w:type="dxa" w:w="110"/>
+              <w:bottom w:type="dxa" w:w="80"/>
+              <w:right w:type="dxa" w:w="110"/>
+            </w:tcMar>
+          </w:tcPr>
+          <w:p>
+            <w:pPr>
+              <w:spacing w:after="40"/>
+            </w:pPr>
+            <w:r>
+              <w:rPr>
+                <w:rFonts w:ascii="Arial" w:cs="Arial" w:eastAsia="Arial" w:hAnsi="Arial"/>
+                <w:sz w:val="19"/>
+                <w:szCs w:val="19"/>
+              </w:rPr>
+              <w:t xml:space="preserve">Мои правила меню, пины о меню</w:t>
+            </w:r>
+          </w:p>
+        </w:tc>
+      </w:tr>
+      <w:tr>
+        <w:tc>
+          <w:tcPr>
+            <w:tcW w:type="dxa" w:w="500"/>
+            <w:tcMar>
+              <w:top w:type="dxa" w:w="80"/>
+              <w:left w:type="dxa" w:w="110"/>
+              <w:bottom w:type="dxa" w:w="80"/>
+              <w:right w:type="dxa" w:w="110"/>
+            </w:tcMar>
+          </w:tcPr>
+          <w:p>
+            <w:pPr>
+              <w:spacing w:after="40"/>
+            </w:pPr>
+            <w:r>
+              <w:rPr>
+                <w:rFonts w:ascii="Arial" w:cs="Arial" w:eastAsia="Arial" w:hAnsi="Arial"/>
+                <w:sz w:val="19"/>
+                <w:szCs w:val="19"/>
+              </w:rPr>
+              <w:t xml:space="preserve">2</w:t>
+            </w:r>
+          </w:p>
+        </w:tc>
+        <w:tc>
+          <w:tcPr>
+            <w:tcW w:type="dxa" w:w="2600"/>
+            <w:tcMar>
+              <w:top w:type="dxa" w:w="80"/>
+              <w:left w:type="dxa" w:w="110"/>
+              <w:bottom w:type="dxa" w:w="80"/>
+              <w:right w:type="dxa" w:w="110"/>
+            </w:tcMar>
+          </w:tcPr>
+          <w:p>
+            <w:pPr>
+              <w:spacing w:after="40"/>
+            </w:pPr>
+            <w:r>
+              <w:rPr>
+                <w:rFonts w:ascii="Arial" w:cs="Arial" w:eastAsia="Arial" w:hAnsi="Arial"/>
+                <w:sz w:val="19"/>
+                <w:szCs w:val="19"/>
+              </w:rPr>
+              <w:t xml:space="preserve">Что приготовить на ужин</w:t>
+            </w:r>
+          </w:p>
+        </w:tc>
+        <w:tc>
+          <w:tcPr>
+            <w:tcW w:type="dxa" w:w="4238"/>
+            <w:tcMar>
+              <w:top w:type="dxa" w:w="80"/>
+              <w:left w:type="dxa" w:w="110"/>
+              <w:bottom w:type="dxa" w:w="80"/>
+              <w:right w:type="dxa" w:w="110"/>
+            </w:tcMar>
+          </w:tcPr>
+          <w:p>
+            <w:pPr>
+              <w:spacing w:after="40"/>
+            </w:pPr>
+            <w:r>
+              <w:rPr>
+                <w:rFonts w:ascii="Arial" w:cs="Arial" w:eastAsia="Arial" w:hAnsi="Arial"/>
+                <w:sz w:val="19"/>
+                <w:szCs w:val="19"/>
+              </w:rPr>
+              <w:t xml:space="preserve">Что приготовить на ужин для семьи: быстрые ужины за 30 минут, ужины из заготовок и блюда на 2–3 дня.</w:t>
+            </w:r>
+          </w:p>
+        </w:tc>
+        <w:tc>
+          <w:tcPr>
+            <w:tcW w:type="dxa" w:w="2300"/>
+            <w:tcMar>
+              <w:top w:type="dxa" w:w="80"/>
+              <w:left w:type="dxa" w:w="110"/>
+              <w:bottom w:type="dxa" w:w="80"/>
+              <w:right w:type="dxa" w:w="110"/>
+            </w:tcMar>
+          </w:tcPr>
+          <w:p>
+            <w:pPr>
+              <w:spacing w:after="40"/>
+            </w:pPr>
+            <w:r>
+              <w:rPr>
+                <w:rFonts w:ascii="Arial" w:cs="Arial" w:eastAsia="Arial" w:hAnsi="Arial"/>
+                <w:sz w:val="19"/>
+                <w:szCs w:val="19"/>
+              </w:rPr>
+              <w:t xml:space="preserve">Подборки ужинов, блюда впрок</w:t>
+            </w:r>
+          </w:p>
+        </w:tc>
+      </w:tr>
+      <w:tr>
+        <w:tc>
+          <w:tcPr>
+            <w:tcW w:type="dxa" w:w="500"/>
+            <w:tcMar>
+              <w:top w:type="dxa" w:w="80"/>
+              <w:left w:type="dxa" w:w="110"/>
+              <w:bottom w:type="dxa" w:w="80"/>
+              <w:right w:type="dxa" w:w="110"/>
+            </w:tcMar>
+          </w:tcPr>
+          <w:p>
+            <w:pPr>
+              <w:spacing w:after="40"/>
+            </w:pPr>
+            <w:r>
+              <w:rPr>
+                <w:rFonts w:ascii="Arial" w:cs="Arial" w:eastAsia="Arial" w:hAnsi="Arial"/>
+                <w:sz w:val="19"/>
+                <w:szCs w:val="19"/>
+              </w:rPr>
+              <w:t xml:space="preserve">3</w:t>
+            </w:r>
+          </w:p>
+        </w:tc>
+        <w:tc>
+          <w:tcPr>
+            <w:tcW w:type="dxa" w:w="2600"/>
+            <w:tcMar>
+              <w:top w:type="dxa" w:w="80"/>
+              <w:left w:type="dxa" w:w="110"/>
+              <w:bottom w:type="dxa" w:w="80"/>
+              <w:right w:type="dxa" w:w="110"/>
+            </w:tcMar>
+          </w:tcPr>
+          <w:p>
+            <w:pPr>
+              <w:spacing w:after="40"/>
+            </w:pPr>
+            <w:r>
+              <w:rPr>
+                <w:rFonts w:ascii="Arial" w:cs="Arial" w:eastAsia="Arial" w:hAnsi="Arial"/>
+                <w:sz w:val="19"/>
+                <w:szCs w:val="19"/>
+              </w:rPr>
+              <w:t xml:space="preserve">Заготовки на неделю: как я готовлю</w:t>
+            </w:r>
+          </w:p>
+        </w:tc>
+        <w:tc>
+          <w:tcPr>
+            <w:tcW w:type="dxa" w:w="4238"/>
+            <w:tcMar>
+              <w:top w:type="dxa" w:w="80"/>
+              <w:left w:type="dxa" w:w="110"/>
+              <w:bottom w:type="dxa" w:w="80"/>
+              <w:right w:type="dxa" w:w="110"/>
+            </w:tcMar>
+          </w:tcPr>
+          <w:p>
+            <w:pPr>
+              <w:spacing w:after="40"/>
+            </w:pPr>
+            <w:r>
+              <w:rPr>
+                <w:rFonts w:ascii="Arial" w:cs="Arial" w:eastAsia="Arial" w:hAnsi="Arial"/>
+                <w:sz w:val="19"/>
+                <w:szCs w:val="19"/>
+              </w:rPr>
+              <w:t xml:space="preserve">Моя заготовка еды на неделю: воскресенье, мини-заготовка в среду, ошибки и хранение.</w:t>
+            </w:r>
+          </w:p>
+        </w:tc>
+        <w:tc>
+          <w:tcPr>
+            <w:tcW w:type="dxa" w:w="2300"/>
+            <w:tcMar>
+              <w:top w:type="dxa" w:w="80"/>
+              <w:left w:type="dxa" w:w="110"/>
+              <w:bottom w:type="dxa" w:w="80"/>
+              <w:right w:type="dxa" w:w="110"/>
+            </w:tcMar>
+          </w:tcPr>
+          <w:p>
+            <w:pPr>
+              <w:spacing w:after="40"/>
+            </w:pPr>
+            <w:r>
+              <w:rPr>
+                <w:rFonts w:ascii="Arial" w:cs="Arial" w:eastAsia="Arial" w:hAnsi="Arial"/>
+                <w:sz w:val="19"/>
+                <w:szCs w:val="19"/>
+              </w:rPr>
+              <w:t xml:space="preserve">Мои шаги заготовки, ошибки</w:t>
+            </w:r>
+          </w:p>
+        </w:tc>
+      </w:tr>
+      <w:tr>
+        <w:tc>
+          <w:tcPr>
+            <w:tcW w:type="dxa" w:w="500"/>
+            <w:tcMar>
+              <w:top w:type="dxa" w:w="80"/>
+              <w:left w:type="dxa" w:w="110"/>
+              <w:bottom w:type="dxa" w:w="80"/>
+              <w:right w:type="dxa" w:w="110"/>
+            </w:tcMar>
+          </w:tcPr>
+          <w:p>
+            <w:pPr>
+              <w:spacing w:after="40"/>
+            </w:pPr>
+            <w:r>
+              <w:rPr>
+                <w:rFonts w:ascii="Arial" w:cs="Arial" w:eastAsia="Arial" w:hAnsi="Arial"/>
+                <w:sz w:val="19"/>
+                <w:szCs w:val="19"/>
+              </w:rPr>
+              <w:t xml:space="preserve">4</w:t>
+            </w:r>
+          </w:p>
+        </w:tc>
+        <w:tc>
+          <w:tcPr>
+            <w:tcW w:type="dxa" w:w="2600"/>
+            <w:tcMar>
+              <w:top w:type="dxa" w:w="80"/>
+              <w:left w:type="dxa" w:w="110"/>
+              <w:bottom w:type="dxa" w:w="80"/>
+              <w:right w:type="dxa" w:w="110"/>
+            </w:tcMar>
+          </w:tcPr>
+          <w:p>
+            <w:pPr>
+              <w:spacing w:after="40"/>
+            </w:pPr>
+            <w:r>
+              <w:rPr>
+                <w:rFonts w:ascii="Arial" w:cs="Arial" w:eastAsia="Arial" w:hAnsi="Arial"/>
+                <w:sz w:val="19"/>
+                <w:szCs w:val="19"/>
+              </w:rPr>
+              <w:t xml:space="preserve">Завтраки, обеды с собой и перекусы</w:t>
+            </w:r>
+          </w:p>
+        </w:tc>
+        <w:tc>
+          <w:tcPr>
+            <w:tcW w:type="dxa" w:w="4238"/>
+            <w:tcMar>
+              <w:top w:type="dxa" w:w="80"/>
+              <w:left w:type="dxa" w:w="110"/>
+              <w:bottom w:type="dxa" w:w="80"/>
+              <w:right w:type="dxa" w:w="110"/>
+            </w:tcMar>
+          </w:tcPr>
+          <w:p>
+            <w:pPr>
+              <w:spacing w:after="40"/>
+            </w:pPr>
+            <w:r>
+              <w:rPr>
+                <w:rFonts w:ascii="Arial" w:cs="Arial" w:eastAsia="Arial" w:hAnsi="Arial"/>
+                <w:sz w:val="19"/>
+                <w:szCs w:val="19"/>
+              </w:rPr>
+              <w:t xml:space="preserve">Обеды с собой на работу, завтраки и перекусы: сытно, просто и без микроволновки.</w:t>
+            </w:r>
+          </w:p>
+        </w:tc>
+        <w:tc>
+          <w:tcPr>
+            <w:tcW w:type="dxa" w:w="2300"/>
+            <w:tcMar>
+              <w:top w:type="dxa" w:w="80"/>
+              <w:left w:type="dxa" w:w="110"/>
+              <w:bottom w:type="dxa" w:w="80"/>
+              <w:right w:type="dxa" w:w="110"/>
+            </w:tcMar>
+          </w:tcPr>
+          <w:p>
+            <w:pPr>
+              <w:spacing w:after="40"/>
+            </w:pPr>
+            <w:r>
+              <w:rPr>
+                <w:rFonts w:ascii="Arial" w:cs="Arial" w:eastAsia="Arial" w:hAnsi="Arial"/>
+                <w:sz w:val="19"/>
+                <w:szCs w:val="19"/>
+              </w:rPr>
+              <w:t xml:space="preserve">Обеды в контейнер, перекусы</w:t>
+            </w:r>
+          </w:p>
+        </w:tc>
+      </w:tr>
+      <w:tr>
+        <w:tc>
+          <w:tcPr>
+            <w:tcW w:type="dxa" w:w="500"/>
+            <w:tcMar>
+              <w:top w:type="dxa" w:w="80"/>
+              <w:left w:type="dxa" w:w="110"/>
+              <w:bottom w:type="dxa" w:w="80"/>
+              <w:right w:type="dxa" w:w="110"/>
+            </w:tcMar>
+          </w:tcPr>
+          <w:p>
+            <w:pPr>
+              <w:spacing w:after="40"/>
+            </w:pPr>
+            <w:r>
+              <w:rPr>
+                <w:rFonts w:ascii="Arial" w:cs="Arial" w:eastAsia="Arial" w:hAnsi="Arial"/>
+                <w:sz w:val="19"/>
+                <w:szCs w:val="19"/>
+              </w:rPr>
+              <w:t xml:space="preserve">5</w:t>
+            </w:r>
+          </w:p>
+        </w:tc>
+        <w:tc>
+          <w:tcPr>
+            <w:tcW w:type="dxa" w:w="2600"/>
+            <w:tcMar>
+              <w:top w:type="dxa" w:w="80"/>
+              <w:left w:type="dxa" w:w="110"/>
+              <w:bottom w:type="dxa" w:w="80"/>
+              <w:right w:type="dxa" w:w="110"/>
+            </w:tcMar>
+          </w:tcPr>
+          <w:p>
+            <w:pPr>
+              <w:spacing w:after="40"/>
+            </w:pPr>
+            <w:r>
+              <w:rPr>
+                <w:rFonts w:ascii="Arial" w:cs="Arial" w:eastAsia="Arial" w:hAnsi="Arial"/>
+                <w:sz w:val="19"/>
+                <w:szCs w:val="19"/>
+              </w:rPr>
+              <w:t xml:space="preserve">Шпаргалки: списки покупок и бюджет</w:t>
+            </w:r>
+          </w:p>
+        </w:tc>
+        <w:tc>
+          <w:tcPr>
+            <w:tcW w:type="dxa" w:w="4238"/>
+            <w:tcMar>
+              <w:top w:type="dxa" w:w="80"/>
+              <w:left w:type="dxa" w:w="110"/>
+              <w:bottom w:type="dxa" w:w="80"/>
+              <w:right w:type="dxa" w:w="110"/>
+            </w:tcMar>
+          </w:tcPr>
+          <w:p>
+            <w:pPr>
+              <w:spacing w:after="40"/>
+            </w:pPr>
+            <w:r>
+              <w:rPr>
+                <w:rFonts w:ascii="Arial" w:cs="Arial" w:eastAsia="Arial" w:hAnsi="Arial"/>
+                <w:sz w:val="19"/>
+                <w:szCs w:val="19"/>
+              </w:rPr>
+              <w:t xml:space="preserve">Списки покупок на неделю и бюджетное меню: как питаться полезно и не тратить лишнего.</w:t>
+            </w:r>
+          </w:p>
+        </w:tc>
+        <w:tc>
+          <w:tcPr>
+            <w:tcW w:type="dxa" w:w="2300"/>
+            <w:tcMar>
+              <w:top w:type="dxa" w:w="80"/>
+              <w:left w:type="dxa" w:w="110"/>
+              <w:bottom w:type="dxa" w:w="80"/>
+              <w:right w:type="dxa" w:w="110"/>
+            </w:tcMar>
+          </w:tcPr>
+          <w:p>
+            <w:pPr>
+              <w:spacing w:after="40"/>
+            </w:pPr>
+            <w:r>
+              <w:rPr>
+                <w:rFonts w:ascii="Arial" w:cs="Arial" w:eastAsia="Arial" w:hAnsi="Arial"/>
+                <w:sz w:val="19"/>
+                <w:szCs w:val="19"/>
+              </w:rPr>
+              <w:t xml:space="preserve">Бюджетные правила, списки продуктов</w:t>
+            </w:r>
+          </w:p>
+        </w:tc>
+      </w:tr>
+    </w:tbl>
+    <w:p>
+      <w:pPr>
+        <w:spacing w:after="160"/>
+      </w:pPr>
+    </w:p>
+    <w:p>
+      <w:pPr>
+        <w:spacing w:after="120"/>
+      </w:pPr>
+      <w:r>
+        <w:rPr>
+          <w:rFonts w:ascii="Arial" w:cs="Arial" w:eastAsia="Arial" w:hAnsi="Arial"/>
+          <w:b/>
+          <w:bCs/>
+        </w:rPr>
+        <w:t xml:space="preserve">Порядок в профиле:</w:t>
+      </w:r>
+      <w:r>
+        <w:rPr>
+          <w:rFonts w:ascii="Arial" w:cs="Arial" w:eastAsia="Arial" w:hAnsi="Arial"/>
+        </w:rPr>
+        <w:t xml:space="preserve"> как в таблице, от 1 до 5.</w:t>
+      </w:r>
+    </w:p>
+    <w:p>
+      <w:pPr>
+        <w:pStyle w:val="Heading2"/>
+      </w:pPr>
+      <w:r>
+        <w:rPr>
+          <w:rFonts w:ascii="Arial" w:cs="Arial" w:eastAsia="Arial" w:hAnsi="Arial"/>
+        </w:rPr>
+        <w:t xml:space="preserve">Обложки досок</w:t>
+      </w:r>
+    </w:p>
+    <w:p>
+      <w:pPr>
+        <w:spacing w:after="120"/>
+      </w:pPr>
+      <w:r>
+        <w:rPr>
+          <w:rFonts w:ascii="Arial" w:cs="Arial" w:eastAsia="Arial" w:hAnsi="Arial"/>
+        </w:rPr>
+        <w:t xml:space="preserve">Для каждой доски я сделала карточку-обложку: название доски и 5 пунктов о том, что в ней будет. </w:t>
+      </w:r>
+      <w:r>
+        <w:rPr>
+          <w:rFonts w:ascii="Arial" w:cs="Arial" w:eastAsia="Arial" w:hAnsi="Arial"/>
+          <w:b/>
+          <w:bCs/>
+        </w:rPr>
+        <w:t xml:space="preserve">Опубликуй её первым пином в доске</w:t>
+      </w:r>
+      <w:r>
+        <w:rPr>
+          <w:rFonts w:ascii="Arial" w:cs="Arial" w:eastAsia="Arial" w:hAnsi="Arial"/>
+        </w:rPr>
+        <w:t xml:space="preserve">, и она станет обложкой.</w:t>
+      </w:r>
+    </w:p>
+    <w:p>
+      <w:pPr>
+        <w:spacing w:after="60" w:before="120"/>
+        <w:jc w:val="center"/>
+      </w:pPr>
+      <w:r>
+        <w:drawing>
+          <wp:inline distT="0" distB="0" distL="0" distR="0">
+            <wp:extent cx="1905000" cy="2857500"/>
+            <wp:effectExtent t="0" r="0" b="0" l="0"/>
+            <wp:docPr id="1" name="" descr="" title=""/>
+            <wp:cNvGraphicFramePr>
+              <a:graphicFrameLocks xmlns:a="http://schemas.openxmlformats.org/drawingml/2006/main" noChangeAspect="1"/>
+            </wp:cNvGraphicFramePr>
+            <a:graphic xmlns:a="http://schemas.openxmlformats.org/drawingml/2006/main">
+              <a:graphicData uri="http://schemas.openxmlformats.org/drawingml/2006/picture">
+                <pic:pic xmlns:pic="http://schemas.openxmlformats.org/drawingml/2006/picture">
+                  <pic:nvPicPr>
+                    <pic:cNvPr id="0" name="" descr=""/>
+                    <pic:cNvPicPr>
+                      <a:picLocks noChangeAspect="1" noChangeArrowheads="1"/>
+                    </pic:cNvPicPr>
+                  </pic:nvPicPr>
+                  <pic:blipFill>
+                    <a:blip r:embed="rId10" cstate="none"/>
+                    <a:srcRect/>
+                    <a:stretch>
+                      <a:fillRect/>
+                    </a:stretch>
+                  </pic:blipFill>
+                  <pic:spPr bwMode="auto">
+                    <a:xfrm>
+                      <a:off x="0" y="0"/>
+                      <a:ext cx="1905000" cy="2857500"/>
+                    </a:xfrm>
+                    <a:prstGeom prst="rect">
+                      <a:avLst/>
+                    </a:prstGeom>
+                  </pic:spPr>
+                </pic:pic>
+              </a:graphicData>
+            </a:graphic>
+          </wp:inline>
+        </w:drawing>
+      </w:r>
+    </w:p>
+    <w:p>
+      <w:pPr>
+        <w:spacing w:after="120"/>
+        <w:jc w:val="center"/>
+      </w:pPr>
+      <w:r>
+        <w:rPr>
+          <w:rFonts w:ascii="Arial" w:cs="Arial" w:eastAsia="Arial" w:hAnsi="Arial"/>
+          <w:i/>
+          <w:iCs/>
+          <w:color w:val="4F7A66"/>
+          <w:sz w:val="18"/>
+          <w:szCs w:val="18"/>
+        </w:rPr>
+        <w:t xml:space="preserve">Пример: обложка доски «Заготовки на неделю: как я готовлю»</w:t>
+      </w:r>
+    </w:p>
+    <w:tbl>
+      <w:tblPr>
+        <w:tblW w:type="dxa" w:w="9638"/>
+        <w:tblBorders>
+          <w:top w:val="single" w:color="auto" w:sz="4"/>
+          <w:left w:val="single" w:color="auto" w:sz="4"/>
+          <w:bottom w:val="single" w:color="auto" w:sz="4"/>
+          <w:right w:val="single" w:color="auto" w:sz="4"/>
+          <w:insideH w:val="single" w:color="auto" w:sz="4"/>
+          <w:insideV w:val="single" w:color="auto" w:sz="4"/>
+        </w:tblBorders>
+      </w:tblPr>
+      <w:tblGrid>
+        <w:gridCol w:w="700"/>
+        <w:gridCol w:w="3700"/>
+        <w:gridCol w:w="5238"/>
+      </w:tblGrid>
+      <w:tr>
+        <w:trPr>
+          <w:tblHeader/>
+        </w:trPr>
+        <w:tc>
+          <w:tcPr>
+            <w:tcW w:type="dxa" w:w="700"/>
+            <w:shd w:fill="A94F34" w:color="auto" w:val="clear"/>
+            <w:tcMar>
+              <w:top w:type="dxa" w:w="80"/>
+              <w:left w:type="dxa" w:w="110"/>
+              <w:bottom w:type="dxa" w:w="80"/>
+              <w:right w:type="dxa" w:w="110"/>
+            </w:tcMar>
+          </w:tcPr>
+          <w:p>
+            <w:pPr>
+              <w:spacing w:after="40"/>
+            </w:pPr>
+            <w:r>
+              <w:rPr>
+                <w:rFonts w:ascii="Arial" w:cs="Arial" w:eastAsia="Arial" w:hAnsi="Arial"/>
+                <w:b/>
+                <w:bCs/>
+                <w:color w:val="FFFFFF"/>
+                <w:sz w:val="19"/>
+                <w:szCs w:val="19"/>
+              </w:rPr>
+              <w:t xml:space="preserve">№</w:t>
+            </w:r>
+          </w:p>
+        </w:tc>
+        <w:tc>
+          <w:tcPr>
+            <w:tcW w:type="dxa" w:w="3700"/>
+            <w:shd w:fill="A94F34" w:color="auto" w:val="clear"/>
+            <w:tcMar>
+              <w:top w:type="dxa" w:w="80"/>
+              <w:left w:type="dxa" w:w="110"/>
+              <w:bottom w:type="dxa" w:w="80"/>
+              <w:right w:type="dxa" w:w="110"/>
+            </w:tcMar>
+          </w:tcPr>
+          <w:p>
+            <w:pPr>
+              <w:spacing w:after="40"/>
+            </w:pPr>
+            <w:r>
+              <w:rPr>
+                <w:rFonts w:ascii="Arial" w:cs="Arial" w:eastAsia="Arial" w:hAnsi="Arial"/>
+                <w:b/>
+                <w:bCs/>
+                <w:color w:val="FFFFFF"/>
+                <w:sz w:val="19"/>
+                <w:szCs w:val="19"/>
+              </w:rPr>
+              <w:t xml:space="preserve">Файл</w:t>
+            </w:r>
+          </w:p>
+        </w:tc>
+        <w:tc>
+          <w:tcPr>
+            <w:tcW w:type="dxa" w:w="5238"/>
+            <w:shd w:fill="A94F34" w:color="auto" w:val="clear"/>
+            <w:tcMar>
+              <w:top w:type="dxa" w:w="80"/>
+              <w:left w:type="dxa" w:w="110"/>
+              <w:bottom w:type="dxa" w:w="80"/>
+              <w:right w:type="dxa" w:w="110"/>
+            </w:tcMar>
+          </w:tcPr>
+          <w:p>
+            <w:pPr>
+              <w:spacing w:after="40"/>
+            </w:pPr>
+            <w:r>
+              <w:rPr>
+                <w:rFonts w:ascii="Arial" w:cs="Arial" w:eastAsia="Arial" w:hAnsi="Arial"/>
+                <w:b/>
+                <w:bCs/>
+                <w:color w:val="FFFFFF"/>
+                <w:sz w:val="19"/>
+                <w:szCs w:val="19"/>
+              </w:rPr>
+              <w:t xml:space="preserve">Доска</w:t>
+            </w:r>
+          </w:p>
+        </w:tc>
+      </w:tr>
+      <w:tr>
+        <w:tc>
+          <w:tcPr>
+            <w:tcW w:type="dxa" w:w="700"/>
+            <w:tcMar>
+              <w:top w:type="dxa" w:w="80"/>
+              <w:left w:type="dxa" w:w="110"/>
+              <w:bottom w:type="dxa" w:w="80"/>
+              <w:right w:type="dxa" w:w="110"/>
+            </w:tcMar>
+          </w:tcPr>
+          <w:p>
+            <w:pPr>
+              <w:spacing w:after="40"/>
+            </w:pPr>
+            <w:r>
+              <w:rPr>
+                <w:rFonts w:ascii="Arial" w:cs="Arial" w:eastAsia="Arial" w:hAnsi="Arial"/>
+                <w:sz w:val="19"/>
+                <w:szCs w:val="19"/>
+              </w:rPr>
+              <w:t xml:space="preserve">1</w:t>
+            </w:r>
+          </w:p>
+        </w:tc>
+        <w:tc>
+          <w:tcPr>
+            <w:tcW w:type="dxa" w:w="3700"/>
+            <w:tcMar>
+              <w:top w:type="dxa" w:w="80"/>
+              <w:left w:type="dxa" w:w="110"/>
+              <w:bottom w:type="dxa" w:w="80"/>
+              <w:right w:type="dxa" w:w="110"/>
+            </w:tcMar>
+          </w:tcPr>
+          <w:p>
+            <w:pPr>
+              <w:spacing w:after="40"/>
+            </w:pPr>
+            <w:r>
+              <w:rPr>
+                <w:rFonts w:ascii="Arial" w:cs="Arial" w:eastAsia="Arial" w:hAnsi="Arial"/>
+                <w:sz w:val="19"/>
+                <w:szCs w:val="19"/>
+              </w:rPr>
+              <w:t xml:space="preserve">doska-1.png</w:t>
+            </w:r>
+          </w:p>
+        </w:tc>
+        <w:tc>
+          <w:tcPr>
+            <w:tcW w:type="dxa" w:w="5238"/>
+            <w:tcMar>
+              <w:top w:type="dxa" w:w="80"/>
+              <w:left w:type="dxa" w:w="110"/>
+              <w:bottom w:type="dxa" w:w="80"/>
+              <w:right w:type="dxa" w:w="110"/>
+            </w:tcMar>
+          </w:tcPr>
+          <w:p>
+            <w:pPr>
+              <w:spacing w:after="40"/>
+            </w:pPr>
+            <w:r>
+              <w:rPr>
+                <w:rFonts w:ascii="Arial" w:cs="Arial" w:eastAsia="Arial" w:hAnsi="Arial"/>
+                <w:sz w:val="19"/>
+                <w:szCs w:val="19"/>
+              </w:rPr>
+              <w:t xml:space="preserve">Моё меню на неделю</w:t>
+            </w:r>
+          </w:p>
+        </w:tc>
+      </w:tr>
+      <w:tr>
+        <w:tc>
+          <w:tcPr>
+            <w:tcW w:type="dxa" w:w="700"/>
+            <w:tcMar>
+              <w:top w:type="dxa" w:w="80"/>
+              <w:left w:type="dxa" w:w="110"/>
+              <w:bottom w:type="dxa" w:w="80"/>
+              <w:right w:type="dxa" w:w="110"/>
+            </w:tcMar>
+          </w:tcPr>
+          <w:p>
+            <w:pPr>
+              <w:spacing w:after="40"/>
+            </w:pPr>
+            <w:r>
+              <w:rPr>
+                <w:rFonts w:ascii="Arial" w:cs="Arial" w:eastAsia="Arial" w:hAnsi="Arial"/>
+                <w:sz w:val="19"/>
+                <w:szCs w:val="19"/>
+              </w:rPr>
+              <w:t xml:space="preserve">2</w:t>
+            </w:r>
+          </w:p>
+        </w:tc>
+        <w:tc>
+          <w:tcPr>
+            <w:tcW w:type="dxa" w:w="3700"/>
+            <w:tcMar>
+              <w:top w:type="dxa" w:w="80"/>
+              <w:left w:type="dxa" w:w="110"/>
+              <w:bottom w:type="dxa" w:w="80"/>
+              <w:right w:type="dxa" w:w="110"/>
+            </w:tcMar>
+          </w:tcPr>
+          <w:p>
+            <w:pPr>
+              <w:spacing w:after="40"/>
+            </w:pPr>
+            <w:r>
+              <w:rPr>
+                <w:rFonts w:ascii="Arial" w:cs="Arial" w:eastAsia="Arial" w:hAnsi="Arial"/>
+                <w:sz w:val="19"/>
+                <w:szCs w:val="19"/>
+              </w:rPr>
+              <w:t xml:space="preserve">doska-2.png</w:t>
+            </w:r>
+          </w:p>
+        </w:tc>
+        <w:tc>
+          <w:tcPr>
+            <w:tcW w:type="dxa" w:w="5238"/>
+            <w:tcMar>
+              <w:top w:type="dxa" w:w="80"/>
+              <w:left w:type="dxa" w:w="110"/>
+              <w:bottom w:type="dxa" w:w="80"/>
+              <w:right w:type="dxa" w:w="110"/>
+            </w:tcMar>
+          </w:tcPr>
+          <w:p>
+            <w:pPr>
+              <w:spacing w:after="40"/>
+            </w:pPr>
+            <w:r>
+              <w:rPr>
+                <w:rFonts w:ascii="Arial" w:cs="Arial" w:eastAsia="Arial" w:hAnsi="Arial"/>
+                <w:sz w:val="19"/>
+                <w:szCs w:val="19"/>
+              </w:rPr>
+              <w:t xml:space="preserve">Что приготовить на ужин</w:t>
+            </w:r>
+          </w:p>
+        </w:tc>
+      </w:tr>
+      <w:tr>
+        <w:tc>
+          <w:tcPr>
+            <w:tcW w:type="dxa" w:w="700"/>
+            <w:tcMar>
+              <w:top w:type="dxa" w:w="80"/>
+              <w:left w:type="dxa" w:w="110"/>
+              <w:bottom w:type="dxa" w:w="80"/>
+              <w:right w:type="dxa" w:w="110"/>
+            </w:tcMar>
+          </w:tcPr>
+          <w:p>
+            <w:pPr>
+              <w:spacing w:after="40"/>
+            </w:pPr>
+            <w:r>
+              <w:rPr>
+                <w:rFonts w:ascii="Arial" w:cs="Arial" w:eastAsia="Arial" w:hAnsi="Arial"/>
+                <w:sz w:val="19"/>
+                <w:szCs w:val="19"/>
+              </w:rPr>
+              <w:t xml:space="preserve">3</w:t>
+            </w:r>
+          </w:p>
+        </w:tc>
+        <w:tc>
+          <w:tcPr>
+            <w:tcW w:type="dxa" w:w="3700"/>
+            <w:tcMar>
+              <w:top w:type="dxa" w:w="80"/>
+              <w:left w:type="dxa" w:w="110"/>
+              <w:bottom w:type="dxa" w:w="80"/>
+              <w:right w:type="dxa" w:w="110"/>
+            </w:tcMar>
+          </w:tcPr>
+          <w:p>
+            <w:pPr>
+              <w:spacing w:after="40"/>
+            </w:pPr>
+            <w:r>
+              <w:rPr>
+                <w:rFonts w:ascii="Arial" w:cs="Arial" w:eastAsia="Arial" w:hAnsi="Arial"/>
+                <w:sz w:val="19"/>
+                <w:szCs w:val="19"/>
+              </w:rPr>
+              <w:t xml:space="preserve">doska-3.png</w:t>
+            </w:r>
+          </w:p>
+        </w:tc>
+        <w:tc>
+          <w:tcPr>
+            <w:tcW w:type="dxa" w:w="5238"/>
+            <w:tcMar>
+              <w:top w:type="dxa" w:w="80"/>
+              <w:left w:type="dxa" w:w="110"/>
+              <w:bottom w:type="dxa" w:w="80"/>
+              <w:right w:type="dxa" w:w="110"/>
+            </w:tcMar>
+          </w:tcPr>
+          <w:p>
+            <w:pPr>
+              <w:spacing w:after="40"/>
+            </w:pPr>
+            <w:r>
+              <w:rPr>
+                <w:rFonts w:ascii="Arial" w:cs="Arial" w:eastAsia="Arial" w:hAnsi="Arial"/>
+                <w:sz w:val="19"/>
+                <w:szCs w:val="19"/>
+              </w:rPr>
+              <w:t xml:space="preserve">Заготовки на неделю: как я готовлю</w:t>
+            </w:r>
+          </w:p>
+        </w:tc>
+      </w:tr>
+      <w:tr>
+        <w:tc>
+          <w:tcPr>
+            <w:tcW w:type="dxa" w:w="700"/>
+            <w:tcMar>
+              <w:top w:type="dxa" w:w="80"/>
+              <w:left w:type="dxa" w:w="110"/>
+              <w:bottom w:type="dxa" w:w="80"/>
+              <w:right w:type="dxa" w:w="110"/>
+            </w:tcMar>
+          </w:tcPr>
+          <w:p>
+            <w:pPr>
+              <w:spacing w:after="40"/>
+            </w:pPr>
+            <w:r>
+              <w:rPr>
+                <w:rFonts w:ascii="Arial" w:cs="Arial" w:eastAsia="Arial" w:hAnsi="Arial"/>
+                <w:sz w:val="19"/>
+                <w:szCs w:val="19"/>
+              </w:rPr>
+              <w:t xml:space="preserve">4</w:t>
+            </w:r>
+          </w:p>
+        </w:tc>
+        <w:tc>
+          <w:tcPr>
+            <w:tcW w:type="dxa" w:w="3700"/>
+            <w:tcMar>
+              <w:top w:type="dxa" w:w="80"/>
+              <w:left w:type="dxa" w:w="110"/>
+              <w:bottom w:type="dxa" w:w="80"/>
+              <w:right w:type="dxa" w:w="110"/>
+            </w:tcMar>
+          </w:tcPr>
+          <w:p>
+            <w:pPr>
+              <w:spacing w:after="40"/>
+            </w:pPr>
+            <w:r>
+              <w:rPr>
+                <w:rFonts w:ascii="Arial" w:cs="Arial" w:eastAsia="Arial" w:hAnsi="Arial"/>
+                <w:sz w:val="19"/>
+                <w:szCs w:val="19"/>
+              </w:rPr>
+              <w:t xml:space="preserve">doska-4.png</w:t>
+            </w:r>
+          </w:p>
+        </w:tc>
+        <w:tc>
+          <w:tcPr>
+            <w:tcW w:type="dxa" w:w="5238"/>
+            <w:tcMar>
+              <w:top w:type="dxa" w:w="80"/>
+              <w:left w:type="dxa" w:w="110"/>
+              <w:bottom w:type="dxa" w:w="80"/>
+              <w:right w:type="dxa" w:w="110"/>
+            </w:tcMar>
+          </w:tcPr>
+          <w:p>
+            <w:pPr>
+              <w:spacing w:after="40"/>
+            </w:pPr>
+            <w:r>
+              <w:rPr>
+                <w:rFonts w:ascii="Arial" w:cs="Arial" w:eastAsia="Arial" w:hAnsi="Arial"/>
+                <w:sz w:val="19"/>
+                <w:szCs w:val="19"/>
+              </w:rPr>
+              <w:t xml:space="preserve">Завтраки, обеды с собой и перекусы</w:t>
+            </w:r>
+          </w:p>
+        </w:tc>
+      </w:tr>
+      <w:tr>
+        <w:tc>
+          <w:tcPr>
+            <w:tcW w:type="dxa" w:w="700"/>
+            <w:tcMar>
+              <w:top w:type="dxa" w:w="80"/>
+              <w:left w:type="dxa" w:w="110"/>
+              <w:bottom w:type="dxa" w:w="80"/>
+              <w:right w:type="dxa" w:w="110"/>
+            </w:tcMar>
+          </w:tcPr>
+          <w:p>
+            <w:pPr>
+              <w:spacing w:after="40"/>
+            </w:pPr>
+            <w:r>
+              <w:rPr>
+                <w:rFonts w:ascii="Arial" w:cs="Arial" w:eastAsia="Arial" w:hAnsi="Arial"/>
+                <w:sz w:val="19"/>
+                <w:szCs w:val="19"/>
+              </w:rPr>
+              <w:t xml:space="preserve">5</w:t>
+            </w:r>
+          </w:p>
+        </w:tc>
+        <w:tc>
+          <w:tcPr>
+            <w:tcW w:type="dxa" w:w="3700"/>
+            <w:tcMar>
+              <w:top w:type="dxa" w:w="80"/>
+              <w:left w:type="dxa" w:w="110"/>
+              <w:bottom w:type="dxa" w:w="80"/>
+              <w:right w:type="dxa" w:w="110"/>
+            </w:tcMar>
+          </w:tcPr>
+          <w:p>
+            <w:pPr>
+              <w:spacing w:after="40"/>
+            </w:pPr>
+            <w:r>
+              <w:rPr>
+                <w:rFonts w:ascii="Arial" w:cs="Arial" w:eastAsia="Arial" w:hAnsi="Arial"/>
+                <w:sz w:val="19"/>
+                <w:szCs w:val="19"/>
+              </w:rPr>
+              <w:t xml:space="preserve">doska-5.png</w:t>
+            </w:r>
+          </w:p>
+        </w:tc>
+        <w:tc>
+          <w:tcPr>
+            <w:tcW w:type="dxa" w:w="5238"/>
+            <w:tcMar>
+              <w:top w:type="dxa" w:w="80"/>
+              <w:left w:type="dxa" w:w="110"/>
+              <w:bottom w:type="dxa" w:w="80"/>
+              <w:right w:type="dxa" w:w="110"/>
+            </w:tcMar>
+          </w:tcPr>
+          <w:p>
+            <w:pPr>
+              <w:spacing w:after="40"/>
+            </w:pPr>
+            <w:r>
+              <w:rPr>
+                <w:rFonts w:ascii="Arial" w:cs="Arial" w:eastAsia="Arial" w:hAnsi="Arial"/>
+                <w:sz w:val="19"/>
+                <w:szCs w:val="19"/>
+              </w:rPr>
+              <w:t xml:space="preserve">Шпаргалки: списки покупок и бюджет</w:t>
+            </w:r>
+          </w:p>
+        </w:tc>
+      </w:tr>
+    </w:tbl>
+    <w:p>
+      <w:pPr>
+        <w:spacing w:after="160"/>
+      </w:pPr>
+    </w:p>
+    <w:p>
+      <w:pPr>
+        <w:pStyle w:val="ListParagraph"/>
+        <w:numPr>
+          <w:ilvl w:val="0"/>
+          <w:numId w:val="6"/>
+        </w:numPr>
+        <w:spacing w:after="80"/>
+      </w:pPr>
+      <w:r>
+        <w:rPr>
+          <w:rFonts w:ascii="Arial" w:cs="Arial" w:eastAsia="Arial" w:hAnsi="Arial"/>
+        </w:rPr>
+        <w:t xml:space="preserve">«+» → «Создать пин» → загрузи файл доски.</w:t>
+      </w:r>
+    </w:p>
+    <w:p>
+      <w:pPr>
+        <w:pStyle w:val="ListParagraph"/>
+        <w:numPr>
+          <w:ilvl w:val="0"/>
+          <w:numId w:val="6"/>
+        </w:numPr>
+        <w:spacing w:after="80"/>
+      </w:pPr>
+      <w:r>
+        <w:rPr>
+          <w:rFonts w:ascii="Arial" w:cs="Arial" w:eastAsia="Arial" w:hAnsi="Arial"/>
+          <w:b/>
+          <w:bCs/>
+        </w:rPr>
+        <w:t xml:space="preserve">Название:</w:t>
+      </w:r>
+      <w:r>
+        <w:rPr>
+          <w:rFonts w:ascii="Arial" w:cs="Arial" w:eastAsia="Arial" w:hAnsi="Arial"/>
+        </w:rPr>
+        <w:t xml:space="preserve"> то же, что название доски, например «Заготовки на неделю: как я готовлю».</w:t>
+      </w:r>
+    </w:p>
+    <w:p>
+      <w:pPr>
+        <w:pStyle w:val="ListParagraph"/>
+        <w:numPr>
+          <w:ilvl w:val="0"/>
+          <w:numId w:val="6"/>
+        </w:numPr>
+        <w:spacing w:after="80"/>
+      </w:pPr>
+      <w:r>
+        <w:rPr>
+          <w:rFonts w:ascii="Arial" w:cs="Arial" w:eastAsia="Arial" w:hAnsi="Arial"/>
+          <w:b/>
+          <w:bCs/>
+        </w:rPr>
+        <w:t xml:space="preserve">Описание:</w:t>
+      </w:r>
+      <w:r>
+        <w:rPr>
+          <w:rFonts w:ascii="Arial" w:cs="Arial" w:eastAsia="Arial" w:hAnsi="Arial"/>
+        </w:rPr>
+        <w:t xml:space="preserve"> 1–2 предложения о доске. Можно взять описание доски из таблицы выше и добавить «Моё меню на 4 недели — по ссылке».</w:t>
+      </w:r>
+    </w:p>
+    <w:p>
+      <w:pPr>
+        <w:pStyle w:val="ListParagraph"/>
+        <w:numPr>
+          <w:ilvl w:val="0"/>
+          <w:numId w:val="6"/>
+        </w:numPr>
+        <w:spacing w:after="80"/>
+      </w:pPr>
+      <w:r>
+        <w:rPr>
+          <w:rFonts w:ascii="Arial" w:cs="Arial" w:eastAsia="Arial" w:hAnsi="Arial"/>
+          <w:b/>
+          <w:bCs/>
+        </w:rPr>
+        <w:t xml:space="preserve">Ссылка:</w:t>
+      </w:r>
+      <w:r>
+        <w:rPr>
+          <w:rFonts w:ascii="Arial" w:cs="Arial" w:eastAsia="Arial" w:hAnsi="Arial"/>
+        </w:rPr>
+        <w:t xml:space="preserve"> твой сайт с меткой, </w:t>
+      </w:r>
+      <w:r>
+        <w:rPr>
+          <w:rFonts w:ascii="Arial" w:cs="Arial" w:eastAsia="Arial" w:hAnsi="Arial"/>
+          <w:b/>
+          <w:bCs/>
+        </w:rPr>
+        <w:t xml:space="preserve">доска:</w:t>
+      </w:r>
+      <w:r>
+        <w:rPr>
+          <w:rFonts w:ascii="Arial" w:cs="Arial" w:eastAsia="Arial" w:hAnsi="Arial"/>
+        </w:rPr>
+        <w:t xml:space="preserve"> соответствующая.</w:t>
+      </w:r>
+    </w:p>
+    <w:p>
+      <w:pPr>
+        <w:pStyle w:val="ListParagraph"/>
+        <w:numPr>
+          <w:ilvl w:val="0"/>
+          <w:numId w:val="6"/>
+        </w:numPr>
+        <w:spacing w:after="80"/>
+      </w:pPr>
+      <w:r>
+        <w:rPr>
+          <w:rFonts w:ascii="Arial" w:cs="Arial" w:eastAsia="Arial" w:hAnsi="Arial"/>
+        </w:rPr>
+        <w:t xml:space="preserve">Потом открой доску → «Изменить доску» → </w:t>
+      </w:r>
+      <w:r>
+        <w:rPr>
+          <w:rFonts w:ascii="Arial" w:cs="Arial" w:eastAsia="Arial" w:hAnsi="Arial"/>
+          <w:b/>
+          <w:bCs/>
+        </w:rPr>
+        <w:t xml:space="preserve">«Изменить обложку»</w:t>
+      </w:r>
+      <w:r>
+        <w:rPr>
+          <w:rFonts w:ascii="Arial" w:cs="Arial" w:eastAsia="Arial" w:hAnsi="Arial"/>
+        </w:rPr>
+        <w:t xml:space="preserve"> → выбери этот пин.</w:t>
+      </w:r>
+    </w:p>
+    <w:p>
+      <w:pPr>
+        <w:pBdr>
+          <w:left w:val="single" w:color="C9694A" w:sz="24" w:space="8"/>
+        </w:pBdr>
+        <w:shd w:fill="FBE5D6" w:color="auto" w:val="clear"/>
+        <w:spacing w:after="200" w:before="120"/>
+        <w:ind w:left="200" w:right="200"/>
+      </w:pPr>
+      <w:r>
+        <w:rPr>
+          <w:rFonts w:ascii="Arial" w:cs="Arial" w:eastAsia="Arial" w:hAnsi="Arial"/>
+        </w:rPr>
+        <w:t xml:space="preserve">Если ты уже создала 8 досок из прошлой версии и они пустые, удали лишние. Если в них есть пины, переименуй доски и перенеси пины.</w:t>
+      </w:r>
+    </w:p>
+    <w:p>
+      <w:pPr>
+        <w:pStyle w:val="Heading1"/>
+        <w:pageBreakBefore/>
+      </w:pPr>
+      <w:r>
+        <w:rPr>
+          <w:rFonts w:ascii="Arial" w:cs="Arial" w:eastAsia="Arial" w:hAnsi="Arial"/>
+        </w:rPr>
+        <w:t xml:space="preserve">Часть 3. Где прописывать SEO (слова для поиска)</w:t>
+      </w:r>
+    </w:p>
+    <w:p>
+      <w:pPr>
+        <w:pBdr>
+          <w:left w:val="single" w:color="4F7A66" w:sz="24" w:space="8"/>
+        </w:pBdr>
+        <w:shd w:fill="F7F2E9" w:color="auto" w:val="clear"/>
+        <w:spacing w:after="200" w:before="120"/>
+        <w:ind w:left="200" w:right="200"/>
+      </w:pPr>
+      <w:r>
+        <w:rPr>
+          <w:rFonts w:ascii="Arial" w:cs="Arial" w:eastAsia="Arial" w:hAnsi="Arial"/>
+          <w:b/>
+          <w:bCs/>
+        </w:rPr>
+        <w:t xml:space="preserve">SEO</w:t>
+      </w:r>
+      <w:r>
+        <w:rPr>
+          <w:rFonts w:ascii="Arial" w:cs="Arial" w:eastAsia="Arial" w:hAnsi="Arial"/>
+        </w:rPr>
+        <w:t xml:space="preserve"> — это слова, которые люди вводят в поиск Pinterest. Отдельного поля нет, слова вписываются в обычные поля. Логика та же, что у Насти, но </w:t>
+      </w:r>
+      <w:r>
+        <w:rPr>
+          <w:rFonts w:ascii="Arial" w:cs="Arial" w:eastAsia="Arial" w:hAnsi="Arial"/>
+          <w:b/>
+          <w:bCs/>
+        </w:rPr>
+        <w:t xml:space="preserve">слова у тебя другие</w:t>
+      </w:r>
+      <w:r>
+        <w:rPr>
+          <w:rFonts w:ascii="Arial" w:cs="Arial" w:eastAsia="Arial" w:hAnsi="Arial"/>
+        </w:rPr>
+        <w:t xml:space="preserve">: под твои темы.</w:t>
+      </w:r>
+    </w:p>
+    <w:p>
+      <w:pPr>
+        <w:pStyle w:val="Heading2"/>
+      </w:pPr>
+      <w:r>
+        <w:rPr>
+          <w:rFonts w:ascii="Arial" w:cs="Arial" w:eastAsia="Arial" w:hAnsi="Arial"/>
+        </w:rPr>
+        <w:t xml:space="preserve">Куда вписывать</w:t>
+      </w:r>
+    </w:p>
+    <w:tbl>
+      <w:tblPr>
+        <w:tblW w:type="dxa" w:w="9638"/>
+        <w:tblBorders>
+          <w:top w:val="single" w:color="auto" w:sz="4"/>
+          <w:left w:val="single" w:color="auto" w:sz="4"/>
+          <w:bottom w:val="single" w:color="auto" w:sz="4"/>
+          <w:right w:val="single" w:color="auto" w:sz="4"/>
+          <w:insideH w:val="single" w:color="auto" w:sz="4"/>
+          <w:insideV w:val="single" w:color="auto" w:sz="4"/>
+        </w:tblBorders>
+      </w:tblPr>
+      <w:tblGrid>
+        <w:gridCol w:w="500"/>
+        <w:gridCol w:w="3200"/>
+        <w:gridCol w:w="5938"/>
+      </w:tblGrid>
+      <w:tr>
+        <w:trPr>
+          <w:tblHeader/>
+        </w:trPr>
+        <w:tc>
+          <w:tcPr>
+            <w:tcW w:type="dxa" w:w="500"/>
+            <w:shd w:fill="A94F34" w:color="auto" w:val="clear"/>
+            <w:tcMar>
+              <w:top w:type="dxa" w:w="80"/>
+              <w:left w:type="dxa" w:w="110"/>
+              <w:bottom w:type="dxa" w:w="80"/>
+              <w:right w:type="dxa" w:w="110"/>
+            </w:tcMar>
+          </w:tcPr>
+          <w:p>
+            <w:pPr>
+              <w:spacing w:after="40"/>
+            </w:pPr>
+            <w:r>
+              <w:rPr>
+                <w:rFonts w:ascii="Arial" w:cs="Arial" w:eastAsia="Arial" w:hAnsi="Arial"/>
+                <w:b/>
+                <w:bCs/>
+                <w:color w:val="FFFFFF"/>
+                <w:sz w:val="19"/>
+                <w:szCs w:val="19"/>
+              </w:rPr>
+              <w:t xml:space="preserve">№</w:t>
+            </w:r>
+          </w:p>
+        </w:tc>
+        <w:tc>
+          <w:tcPr>
+            <w:tcW w:type="dxa" w:w="3200"/>
+            <w:shd w:fill="A94F34" w:color="auto" w:val="clear"/>
+            <w:tcMar>
+              <w:top w:type="dxa" w:w="80"/>
+              <w:left w:type="dxa" w:w="110"/>
+              <w:bottom w:type="dxa" w:w="80"/>
+              <w:right w:type="dxa" w:w="110"/>
+            </w:tcMar>
+          </w:tcPr>
+          <w:p>
+            <w:pPr>
+              <w:spacing w:after="40"/>
+            </w:pPr>
+            <w:r>
+              <w:rPr>
+                <w:rFonts w:ascii="Arial" w:cs="Arial" w:eastAsia="Arial" w:hAnsi="Arial"/>
+                <w:b/>
+                <w:bCs/>
+                <w:color w:val="FFFFFF"/>
+                <w:sz w:val="19"/>
+                <w:szCs w:val="19"/>
+              </w:rPr>
+              <w:t xml:space="preserve">Где</w:t>
+            </w:r>
+          </w:p>
+        </w:tc>
+        <w:tc>
+          <w:tcPr>
+            <w:tcW w:type="dxa" w:w="5938"/>
+            <w:shd w:fill="A94F34" w:color="auto" w:val="clear"/>
+            <w:tcMar>
+              <w:top w:type="dxa" w:w="80"/>
+              <w:left w:type="dxa" w:w="110"/>
+              <w:bottom w:type="dxa" w:w="80"/>
+              <w:right w:type="dxa" w:w="110"/>
+            </w:tcMar>
+          </w:tcPr>
+          <w:p>
+            <w:pPr>
+              <w:spacing w:after="40"/>
+            </w:pPr>
+            <w:r>
+              <w:rPr>
+                <w:rFonts w:ascii="Arial" w:cs="Arial" w:eastAsia="Arial" w:hAnsi="Arial"/>
+                <w:b/>
+                <w:bCs/>
+                <w:color w:val="FFFFFF"/>
+                <w:sz w:val="19"/>
+                <w:szCs w:val="19"/>
+              </w:rPr>
+              <w:t xml:space="preserve">Что писать</w:t>
+            </w:r>
+          </w:p>
+        </w:tc>
+      </w:tr>
+      <w:tr>
+        <w:tc>
+          <w:tcPr>
+            <w:tcW w:type="dxa" w:w="500"/>
+            <w:tcMar>
+              <w:top w:type="dxa" w:w="80"/>
+              <w:left w:type="dxa" w:w="110"/>
+              <w:bottom w:type="dxa" w:w="80"/>
+              <w:right w:type="dxa" w:w="110"/>
+            </w:tcMar>
+          </w:tcPr>
+          <w:p>
+            <w:pPr>
+              <w:spacing w:after="40"/>
+            </w:pPr>
+            <w:r>
+              <w:rPr>
+                <w:rFonts w:ascii="Arial" w:cs="Arial" w:eastAsia="Arial" w:hAnsi="Arial"/>
+                <w:sz w:val="19"/>
+                <w:szCs w:val="19"/>
+              </w:rPr>
+              <w:t xml:space="preserve">1</w:t>
+            </w:r>
+          </w:p>
+        </w:tc>
+        <w:tc>
+          <w:tcPr>
+            <w:tcW w:type="dxa" w:w="3200"/>
+            <w:tcMar>
+              <w:top w:type="dxa" w:w="80"/>
+              <w:left w:type="dxa" w:w="110"/>
+              <w:bottom w:type="dxa" w:w="80"/>
+              <w:right w:type="dxa" w:w="110"/>
+            </w:tcMar>
+          </w:tcPr>
+          <w:p>
+            <w:pPr>
+              <w:spacing w:after="40"/>
+            </w:pPr>
+            <w:r>
+              <w:rPr>
+                <w:rFonts w:ascii="Arial" w:cs="Arial" w:eastAsia="Arial" w:hAnsi="Arial"/>
+                <w:sz w:val="19"/>
+                <w:szCs w:val="19"/>
+              </w:rPr>
+              <w:t xml:space="preserve">Имя профиля</w:t>
+            </w:r>
+          </w:p>
+        </w:tc>
+        <w:tc>
+          <w:tcPr>
+            <w:tcW w:type="dxa" w:w="5938"/>
+            <w:tcMar>
+              <w:top w:type="dxa" w:w="80"/>
+              <w:left w:type="dxa" w:w="110"/>
+              <w:bottom w:type="dxa" w:w="80"/>
+              <w:right w:type="dxa" w:w="110"/>
+            </w:tcMar>
+          </w:tcPr>
+          <w:p>
+            <w:pPr>
+              <w:spacing w:after="40"/>
+            </w:pPr>
+            <w:r>
+              <w:rPr>
+                <w:rFonts w:ascii="Arial" w:cs="Arial" w:eastAsia="Arial" w:hAnsi="Arial"/>
+                <w:sz w:val="19"/>
+                <w:szCs w:val="19"/>
+              </w:rPr>
+              <w:t xml:space="preserve">Уже есть: «меню», «заготовки»</w:t>
+            </w:r>
+          </w:p>
+        </w:tc>
+      </w:tr>
+      <w:tr>
+        <w:tc>
+          <w:tcPr>
+            <w:tcW w:type="dxa" w:w="500"/>
+            <w:tcMar>
+              <w:top w:type="dxa" w:w="80"/>
+              <w:left w:type="dxa" w:w="110"/>
+              <w:bottom w:type="dxa" w:w="80"/>
+              <w:right w:type="dxa" w:w="110"/>
+            </w:tcMar>
+          </w:tcPr>
+          <w:p>
+            <w:pPr>
+              <w:spacing w:after="40"/>
+            </w:pPr>
+            <w:r>
+              <w:rPr>
+                <w:rFonts w:ascii="Arial" w:cs="Arial" w:eastAsia="Arial" w:hAnsi="Arial"/>
+                <w:sz w:val="19"/>
+                <w:szCs w:val="19"/>
+              </w:rPr>
+              <w:t xml:space="preserve">2</w:t>
+            </w:r>
+          </w:p>
+        </w:tc>
+        <w:tc>
+          <w:tcPr>
+            <w:tcW w:type="dxa" w:w="3200"/>
+            <w:tcMar>
+              <w:top w:type="dxa" w:w="80"/>
+              <w:left w:type="dxa" w:w="110"/>
+              <w:bottom w:type="dxa" w:w="80"/>
+              <w:right w:type="dxa" w:w="110"/>
+            </w:tcMar>
+          </w:tcPr>
+          <w:p>
+            <w:pPr>
+              <w:spacing w:after="40"/>
+            </w:pPr>
+            <w:r>
+              <w:rPr>
+                <w:rFonts w:ascii="Arial" w:cs="Arial" w:eastAsia="Arial" w:hAnsi="Arial"/>
+                <w:sz w:val="19"/>
+                <w:szCs w:val="19"/>
+              </w:rPr>
+              <w:t xml:space="preserve">Описание профиля</w:t>
+            </w:r>
+          </w:p>
+        </w:tc>
+        <w:tc>
+          <w:tcPr>
+            <w:tcW w:type="dxa" w:w="5938"/>
+            <w:tcMar>
+              <w:top w:type="dxa" w:w="80"/>
+              <w:left w:type="dxa" w:w="110"/>
+              <w:bottom w:type="dxa" w:w="80"/>
+              <w:right w:type="dxa" w:w="110"/>
+            </w:tcMar>
+          </w:tcPr>
+          <w:p>
+            <w:pPr>
+              <w:spacing w:after="40"/>
+            </w:pPr>
+            <w:r>
+              <w:rPr>
+                <w:rFonts w:ascii="Arial" w:cs="Arial" w:eastAsia="Arial" w:hAnsi="Arial"/>
+                <w:sz w:val="19"/>
+                <w:szCs w:val="19"/>
+              </w:rPr>
+              <w:t xml:space="preserve">Уже есть: «заготовки на неделю», «ужины для семьи», «обеды с собой», «список покупок»</w:t>
+            </w:r>
+          </w:p>
+        </w:tc>
+      </w:tr>
+      <w:tr>
+        <w:tc>
+          <w:tcPr>
+            <w:tcW w:type="dxa" w:w="500"/>
+            <w:tcMar>
+              <w:top w:type="dxa" w:w="80"/>
+              <w:left w:type="dxa" w:w="110"/>
+              <w:bottom w:type="dxa" w:w="80"/>
+              <w:right w:type="dxa" w:w="110"/>
+            </w:tcMar>
+          </w:tcPr>
+          <w:p>
+            <w:pPr>
+              <w:spacing w:after="40"/>
+            </w:pPr>
+            <w:r>
+              <w:rPr>
+                <w:rFonts w:ascii="Arial" w:cs="Arial" w:eastAsia="Arial" w:hAnsi="Arial"/>
+                <w:sz w:val="19"/>
+                <w:szCs w:val="19"/>
+              </w:rPr>
+              <w:t xml:space="preserve">3</w:t>
+            </w:r>
+          </w:p>
+        </w:tc>
+        <w:tc>
+          <w:tcPr>
+            <w:tcW w:type="dxa" w:w="3200"/>
+            <w:tcMar>
+              <w:top w:type="dxa" w:w="80"/>
+              <w:left w:type="dxa" w:w="110"/>
+              <w:bottom w:type="dxa" w:w="80"/>
+              <w:right w:type="dxa" w:w="110"/>
+            </w:tcMar>
+          </w:tcPr>
+          <w:p>
+            <w:pPr>
+              <w:spacing w:after="40"/>
+            </w:pPr>
+            <w:r>
+              <w:rPr>
+                <w:rFonts w:ascii="Arial" w:cs="Arial" w:eastAsia="Arial" w:hAnsi="Arial"/>
+                <w:sz w:val="19"/>
+                <w:szCs w:val="19"/>
+              </w:rPr>
+              <w:t xml:space="preserve">Название и описание доски</w:t>
+            </w:r>
+          </w:p>
+        </w:tc>
+        <w:tc>
+          <w:tcPr>
+            <w:tcW w:type="dxa" w:w="5938"/>
+            <w:tcMar>
+              <w:top w:type="dxa" w:w="80"/>
+              <w:left w:type="dxa" w:w="110"/>
+              <w:bottom w:type="dxa" w:w="80"/>
+              <w:right w:type="dxa" w:w="110"/>
+            </w:tcMar>
+          </w:tcPr>
+          <w:p>
+            <w:pPr>
+              <w:spacing w:after="40"/>
+            </w:pPr>
+            <w:r>
+              <w:rPr>
+                <w:rFonts w:ascii="Arial" w:cs="Arial" w:eastAsia="Arial" w:hAnsi="Arial"/>
+                <w:sz w:val="19"/>
+                <w:szCs w:val="19"/>
+              </w:rPr>
+              <w:t xml:space="preserve">Уже есть в части 2</w:t>
+            </w:r>
+          </w:p>
+        </w:tc>
+      </w:tr>
+      <w:tr>
+        <w:tc>
+          <w:tcPr>
+            <w:tcW w:type="dxa" w:w="500"/>
+            <w:tcMar>
+              <w:top w:type="dxa" w:w="80"/>
+              <w:left w:type="dxa" w:w="110"/>
+              <w:bottom w:type="dxa" w:w="80"/>
+              <w:right w:type="dxa" w:w="110"/>
+            </w:tcMar>
+          </w:tcPr>
+          <w:p>
+            <w:pPr>
+              <w:spacing w:after="40"/>
+            </w:pPr>
+            <w:r>
+              <w:rPr>
+                <w:rFonts w:ascii="Arial" w:cs="Arial" w:eastAsia="Arial" w:hAnsi="Arial"/>
+                <w:sz w:val="19"/>
+                <w:szCs w:val="19"/>
+              </w:rPr>
+              <w:t xml:space="preserve">4</w:t>
+            </w:r>
+          </w:p>
+        </w:tc>
+        <w:tc>
+          <w:tcPr>
+            <w:tcW w:type="dxa" w:w="3200"/>
+            <w:tcMar>
+              <w:top w:type="dxa" w:w="80"/>
+              <w:left w:type="dxa" w:w="110"/>
+              <w:bottom w:type="dxa" w:w="80"/>
+              <w:right w:type="dxa" w:w="110"/>
+            </w:tcMar>
+          </w:tcPr>
+          <w:p>
+            <w:pPr>
+              <w:spacing w:after="40"/>
+            </w:pPr>
+            <w:r>
+              <w:rPr>
+                <w:rFonts w:ascii="Arial" w:cs="Arial" w:eastAsia="Arial" w:hAnsi="Arial"/>
+                <w:sz w:val="19"/>
+                <w:szCs w:val="19"/>
+              </w:rPr>
+              <w:t xml:space="preserve">Название и описание пина</w:t>
+            </w:r>
+          </w:p>
+        </w:tc>
+        <w:tc>
+          <w:tcPr>
+            <w:tcW w:type="dxa" w:w="5938"/>
+            <w:tcMar>
+              <w:top w:type="dxa" w:w="80"/>
+              <w:left w:type="dxa" w:w="110"/>
+              <w:bottom w:type="dxa" w:w="80"/>
+              <w:right w:type="dxa" w:w="110"/>
+            </w:tcMar>
+          </w:tcPr>
+          <w:p>
+            <w:pPr>
+              <w:spacing w:after="40"/>
+            </w:pPr>
+            <w:r>
+              <w:rPr>
+                <w:rFonts w:ascii="Arial" w:cs="Arial" w:eastAsia="Arial" w:hAnsi="Arial"/>
+                <w:b/>
+                <w:bCs/>
+                <w:sz w:val="19"/>
+                <w:szCs w:val="19"/>
+              </w:rPr>
+              <w:t xml:space="preserve">Главное.</w:t>
+            </w:r>
+            <w:r>
+              <w:rPr>
+                <w:rFonts w:ascii="Arial" w:cs="Arial" w:eastAsia="Arial" w:hAnsi="Arial"/>
+                <w:sz w:val="19"/>
+                <w:szCs w:val="19"/>
+              </w:rPr>
+              <w:t xml:space="preserve"> Для каждого пина свои (часть 5)</w:t>
+            </w:r>
+          </w:p>
+        </w:tc>
+      </w:tr>
+      <w:tr>
+        <w:tc>
+          <w:tcPr>
+            <w:tcW w:type="dxa" w:w="500"/>
+            <w:tcMar>
+              <w:top w:type="dxa" w:w="80"/>
+              <w:left w:type="dxa" w:w="110"/>
+              <w:bottom w:type="dxa" w:w="80"/>
+              <w:right w:type="dxa" w:w="110"/>
+            </w:tcMar>
+          </w:tcPr>
+          <w:p>
+            <w:pPr>
+              <w:spacing w:after="40"/>
+            </w:pPr>
+            <w:r>
+              <w:rPr>
+                <w:rFonts w:ascii="Arial" w:cs="Arial" w:eastAsia="Arial" w:hAnsi="Arial"/>
+                <w:sz w:val="19"/>
+                <w:szCs w:val="19"/>
+              </w:rPr>
+              <w:t xml:space="preserve">5</w:t>
+            </w:r>
+          </w:p>
+        </w:tc>
+        <w:tc>
+          <w:tcPr>
+            <w:tcW w:type="dxa" w:w="3200"/>
+            <w:tcMar>
+              <w:top w:type="dxa" w:w="80"/>
+              <w:left w:type="dxa" w:w="110"/>
+              <w:bottom w:type="dxa" w:w="80"/>
+              <w:right w:type="dxa" w:w="110"/>
+            </w:tcMar>
+          </w:tcPr>
+          <w:p>
+            <w:pPr>
+              <w:spacing w:after="40"/>
+            </w:pPr>
+            <w:r>
+              <w:rPr>
+                <w:rFonts w:ascii="Arial" w:cs="Arial" w:eastAsia="Arial" w:hAnsi="Arial"/>
+                <w:sz w:val="19"/>
+                <w:szCs w:val="19"/>
+              </w:rPr>
+              <w:t xml:space="preserve">Текст на картинке</w:t>
+            </w:r>
+          </w:p>
+        </w:tc>
+        <w:tc>
+          <w:tcPr>
+            <w:tcW w:type="dxa" w:w="5938"/>
+            <w:tcMar>
+              <w:top w:type="dxa" w:w="80"/>
+              <w:left w:type="dxa" w:w="110"/>
+              <w:bottom w:type="dxa" w:w="80"/>
+              <w:right w:type="dxa" w:w="110"/>
+            </w:tcMar>
+          </w:tcPr>
+          <w:p>
+            <w:pPr>
+              <w:spacing w:after="40"/>
+            </w:pPr>
+            <w:r>
+              <w:rPr>
+                <w:rFonts w:ascii="Arial" w:cs="Arial" w:eastAsia="Arial" w:hAnsi="Arial"/>
+                <w:sz w:val="19"/>
+                <w:szCs w:val="19"/>
+              </w:rPr>
+              <w:t xml:space="preserve">То же, что в названии пина</w:t>
+            </w:r>
+          </w:p>
+        </w:tc>
+      </w:tr>
+      <w:tr>
+        <w:tc>
+          <w:tcPr>
+            <w:tcW w:type="dxa" w:w="500"/>
+            <w:tcMar>
+              <w:top w:type="dxa" w:w="80"/>
+              <w:left w:type="dxa" w:w="110"/>
+              <w:bottom w:type="dxa" w:w="80"/>
+              <w:right w:type="dxa" w:w="110"/>
+            </w:tcMar>
+          </w:tcPr>
+          <w:p>
+            <w:pPr>
+              <w:spacing w:after="40"/>
+            </w:pPr>
+            <w:r>
+              <w:rPr>
+                <w:rFonts w:ascii="Arial" w:cs="Arial" w:eastAsia="Arial" w:hAnsi="Arial"/>
+                <w:sz w:val="19"/>
+                <w:szCs w:val="19"/>
+              </w:rPr>
+              <w:t xml:space="preserve">6</w:t>
+            </w:r>
+          </w:p>
+        </w:tc>
+        <w:tc>
+          <w:tcPr>
+            <w:tcW w:type="dxa" w:w="3200"/>
+            <w:tcMar>
+              <w:top w:type="dxa" w:w="80"/>
+              <w:left w:type="dxa" w:w="110"/>
+              <w:bottom w:type="dxa" w:w="80"/>
+              <w:right w:type="dxa" w:w="110"/>
+            </w:tcMar>
+          </w:tcPr>
+          <w:p>
+            <w:pPr>
+              <w:spacing w:after="40"/>
+            </w:pPr>
+            <w:r>
+              <w:rPr>
+                <w:rFonts w:ascii="Arial" w:cs="Arial" w:eastAsia="Arial" w:hAnsi="Arial"/>
+                <w:sz w:val="19"/>
+                <w:szCs w:val="19"/>
+              </w:rPr>
+              <w:t xml:space="preserve">Название файла</w:t>
+            </w:r>
+          </w:p>
+        </w:tc>
+        <w:tc>
+          <w:tcPr>
+            <w:tcW w:type="dxa" w:w="5938"/>
+            <w:tcMar>
+              <w:top w:type="dxa" w:w="80"/>
+              <w:left w:type="dxa" w:w="110"/>
+              <w:bottom w:type="dxa" w:w="80"/>
+              <w:right w:type="dxa" w:w="110"/>
+            </w:tcMar>
+          </w:tcPr>
+          <w:p>
+            <w:pPr>
+              <w:spacing w:after="40"/>
+            </w:pPr>
+            <w:r>
+              <w:rPr>
+                <w:rFonts w:ascii="Arial" w:cs="Arial" w:eastAsia="Arial" w:hAnsi="Arial"/>
+                <w:sz w:val="19"/>
+                <w:szCs w:val="19"/>
+              </w:rPr>
+              <w:t xml:space="preserve">Латиницей через дефис: zagotovki-na-nedelyu-plan.jpg</w:t>
+            </w:r>
+          </w:p>
+        </w:tc>
+      </w:tr>
+      <w:tr>
+        <w:tc>
+          <w:tcPr>
+            <w:tcW w:type="dxa" w:w="500"/>
+            <w:tcMar>
+              <w:top w:type="dxa" w:w="80"/>
+              <w:left w:type="dxa" w:w="110"/>
+              <w:bottom w:type="dxa" w:w="80"/>
+              <w:right w:type="dxa" w:w="110"/>
+            </w:tcMar>
+          </w:tcPr>
+          <w:p>
+            <w:pPr>
+              <w:spacing w:after="40"/>
+            </w:pPr>
+            <w:r>
+              <w:rPr>
+                <w:rFonts w:ascii="Arial" w:cs="Arial" w:eastAsia="Arial" w:hAnsi="Arial"/>
+                <w:sz w:val="19"/>
+                <w:szCs w:val="19"/>
+              </w:rPr>
+              <w:t xml:space="preserve">7</w:t>
+            </w:r>
+          </w:p>
+        </w:tc>
+        <w:tc>
+          <w:tcPr>
+            <w:tcW w:type="dxa" w:w="3200"/>
+            <w:tcMar>
+              <w:top w:type="dxa" w:w="80"/>
+              <w:left w:type="dxa" w:w="110"/>
+              <w:bottom w:type="dxa" w:w="80"/>
+              <w:right w:type="dxa" w:w="110"/>
+            </w:tcMar>
+          </w:tcPr>
+          <w:p>
+            <w:pPr>
+              <w:spacing w:after="40"/>
+            </w:pPr>
+            <w:r>
+              <w:rPr>
+                <w:rFonts w:ascii="Arial" w:cs="Arial" w:eastAsia="Arial" w:hAnsi="Arial"/>
+                <w:sz w:val="19"/>
+                <w:szCs w:val="19"/>
+              </w:rPr>
+              <w:t xml:space="preserve">Замещающий текст пина</w:t>
+            </w:r>
+          </w:p>
+        </w:tc>
+        <w:tc>
+          <w:tcPr>
+            <w:tcW w:type="dxa" w:w="5938"/>
+            <w:tcMar>
+              <w:top w:type="dxa" w:w="80"/>
+              <w:left w:type="dxa" w:w="110"/>
+              <w:bottom w:type="dxa" w:w="80"/>
+              <w:right w:type="dxa" w:w="110"/>
+            </w:tcMar>
+          </w:tcPr>
+          <w:p>
+            <w:pPr>
+              <w:spacing w:after="40"/>
+            </w:pPr>
+            <w:r>
+              <w:rPr>
+                <w:rFonts w:ascii="Arial" w:cs="Arial" w:eastAsia="Arial" w:hAnsi="Arial"/>
+                <w:sz w:val="19"/>
+                <w:szCs w:val="19"/>
+              </w:rPr>
+              <w:t xml:space="preserve">Что на картинке: «Карточка с 5 шагами воскресной заготовки еды на неделю»</w:t>
+            </w:r>
+          </w:p>
+        </w:tc>
+      </w:tr>
+    </w:tbl>
+    <w:p>
+      <w:pPr>
+        <w:spacing w:after="160"/>
+      </w:pPr>
+    </w:p>
+    <w:p>
+      <w:pPr>
+        <w:pStyle w:val="Heading2"/>
+      </w:pPr>
+      <w:r>
+        <w:rPr>
+          <w:rFonts w:ascii="Arial" w:cs="Arial" w:eastAsia="Arial" w:hAnsi="Arial"/>
+        </w:rPr>
+        <w:t xml:space="preserve">Твои слова для каждой доски</w:t>
+      </w:r>
+    </w:p>
+    <w:p>
+      <w:pPr>
+        <w:pStyle w:val="ListParagraph"/>
+        <w:numPr>
+          <w:ilvl w:val="0"/>
+          <w:numId w:val="3"/>
+        </w:numPr>
+        <w:spacing w:after="60"/>
+      </w:pPr>
+      <w:r>
+        <w:rPr>
+          <w:rFonts w:ascii="Arial" w:cs="Arial" w:eastAsia="Arial" w:hAnsi="Arial"/>
+          <w:b/>
+          <w:bCs/>
+        </w:rPr>
+        <w:t xml:space="preserve">Моё меню на неделю:</w:t>
+      </w:r>
+      <w:r>
+        <w:rPr>
+          <w:rFonts w:ascii="Arial" w:cs="Arial" w:eastAsia="Arial" w:hAnsi="Arial"/>
+        </w:rPr>
+        <w:t xml:space="preserve"> меню на неделю, меню на неделю для семьи, готовое меню на месяц, как составить меню.</w:t>
+      </w:r>
+    </w:p>
+    <w:p>
+      <w:pPr>
+        <w:pStyle w:val="ListParagraph"/>
+        <w:numPr>
+          <w:ilvl w:val="0"/>
+          <w:numId w:val="3"/>
+        </w:numPr>
+        <w:spacing w:after="60"/>
+      </w:pPr>
+      <w:r>
+        <w:rPr>
+          <w:rFonts w:ascii="Arial" w:cs="Arial" w:eastAsia="Arial" w:hAnsi="Arial"/>
+          <w:b/>
+          <w:bCs/>
+        </w:rPr>
+        <w:t xml:space="preserve">Что приготовить на ужин:</w:t>
+      </w:r>
+      <w:r>
+        <w:rPr>
+          <w:rFonts w:ascii="Arial" w:cs="Arial" w:eastAsia="Arial" w:hAnsi="Arial"/>
+        </w:rPr>
+        <w:t xml:space="preserve"> что приготовить на ужин, ужин для семьи, быстрый ужин, блюда на несколько дней, суп на несколько дней.</w:t>
+      </w:r>
+    </w:p>
+    <w:p>
+      <w:pPr>
+        <w:pStyle w:val="ListParagraph"/>
+        <w:numPr>
+          <w:ilvl w:val="0"/>
+          <w:numId w:val="3"/>
+        </w:numPr>
+        <w:spacing w:after="60"/>
+      </w:pPr>
+      <w:r>
+        <w:rPr>
+          <w:rFonts w:ascii="Arial" w:cs="Arial" w:eastAsia="Arial" w:hAnsi="Arial"/>
+          <w:b/>
+          <w:bCs/>
+        </w:rPr>
+        <w:t xml:space="preserve">Заготовки:</w:t>
+      </w:r>
+      <w:r>
+        <w:rPr>
+          <w:rFonts w:ascii="Arial" w:cs="Arial" w:eastAsia="Arial" w:hAnsi="Arial"/>
+        </w:rPr>
+        <w:t xml:space="preserve"> заготовки на неделю, что заготовить на неделю, заготовки еды в контейнеры, meal prep.</w:t>
+      </w:r>
+    </w:p>
+    <w:p>
+      <w:pPr>
+        <w:pStyle w:val="ListParagraph"/>
+        <w:numPr>
+          <w:ilvl w:val="0"/>
+          <w:numId w:val="3"/>
+        </w:numPr>
+        <w:spacing w:after="60"/>
+      </w:pPr>
+      <w:r>
+        <w:rPr>
+          <w:rFonts w:ascii="Arial" w:cs="Arial" w:eastAsia="Arial" w:hAnsi="Arial"/>
+          <w:b/>
+          <w:bCs/>
+        </w:rPr>
+        <w:t xml:space="preserve">Завтраки, обеды, перекусы:</w:t>
+      </w:r>
+      <w:r>
+        <w:rPr>
+          <w:rFonts w:ascii="Arial" w:cs="Arial" w:eastAsia="Arial" w:hAnsi="Arial"/>
+        </w:rPr>
+        <w:t xml:space="preserve"> обед на работу, обед с собой в контейнер, полезные перекусы, быстрый завтрак.</w:t>
+      </w:r>
+    </w:p>
+    <w:p>
+      <w:pPr>
+        <w:pStyle w:val="ListParagraph"/>
+        <w:numPr>
+          <w:ilvl w:val="0"/>
+          <w:numId w:val="3"/>
+        </w:numPr>
+        <w:spacing w:after="60"/>
+      </w:pPr>
+      <w:r>
+        <w:rPr>
+          <w:rFonts w:ascii="Arial" w:cs="Arial" w:eastAsia="Arial" w:hAnsi="Arial"/>
+          <w:b/>
+          <w:bCs/>
+        </w:rPr>
+        <w:t xml:space="preserve">Шпаргалки:</w:t>
+      </w:r>
+      <w:r>
+        <w:rPr>
+          <w:rFonts w:ascii="Arial" w:cs="Arial" w:eastAsia="Arial" w:hAnsi="Arial"/>
+        </w:rPr>
+        <w:t xml:space="preserve"> бюджетное меню на неделю, список продуктов на неделю, недорогие полезные продукты.</w:t>
+      </w:r>
+    </w:p>
+    <w:p>
+      <w:pPr>
+        <w:pStyle w:val="Heading2"/>
+      </w:pPr>
+      <w:r>
+        <w:rPr>
+          <w:rFonts w:ascii="Arial" w:cs="Arial" w:eastAsia="Arial" w:hAnsi="Arial"/>
+        </w:rPr>
+        <w:t xml:space="preserve">Как найти новые слова</w:t>
+      </w:r>
+    </w:p>
+    <w:p>
+      <w:pPr>
+        <w:pStyle w:val="ListParagraph"/>
+        <w:numPr>
+          <w:ilvl w:val="0"/>
+          <w:numId w:val="7"/>
+        </w:numPr>
+        <w:spacing w:after="80"/>
+      </w:pPr>
+      <w:r>
+        <w:rPr>
+          <w:rFonts w:ascii="Arial" w:cs="Arial" w:eastAsia="Arial" w:hAnsi="Arial"/>
+        </w:rPr>
+        <w:t xml:space="preserve">Начни печатать в поиске Pinterest «заготовки» или «обед на работу».</w:t>
+      </w:r>
+    </w:p>
+    <w:p>
+      <w:pPr>
+        <w:pStyle w:val="ListParagraph"/>
+        <w:numPr>
+          <w:ilvl w:val="0"/>
+          <w:numId w:val="7"/>
+        </w:numPr>
+        <w:spacing w:after="80"/>
+      </w:pPr>
+      <w:r>
+        <w:rPr>
+          <w:rFonts w:ascii="Arial" w:cs="Arial" w:eastAsia="Arial" w:hAnsi="Arial"/>
+        </w:rPr>
+        <w:t xml:space="preserve">Выпиши подсказки, которые появятся под строкой поиска.</w:t>
+      </w:r>
+    </w:p>
+    <w:p>
+      <w:pPr>
+        <w:pStyle w:val="ListParagraph"/>
+        <w:numPr>
+          <w:ilvl w:val="0"/>
+          <w:numId w:val="7"/>
+        </w:numPr>
+        <w:spacing w:after="80"/>
+      </w:pPr>
+      <w:r>
+        <w:rPr>
+          <w:rFonts w:ascii="Arial" w:cs="Arial" w:eastAsia="Arial" w:hAnsi="Arial"/>
+        </w:rPr>
+        <w:t xml:space="preserve">Нажми на запрос: над результатами появятся цветные «плашки-уточнения». Это тоже готовые слова.</w:t>
+      </w:r>
+    </w:p>
+    <w:p>
+      <w:pPr>
+        <w:pStyle w:val="ListParagraph"/>
+        <w:numPr>
+          <w:ilvl w:val="0"/>
+          <w:numId w:val="7"/>
+        </w:numPr>
+        <w:spacing w:after="80"/>
+      </w:pPr>
+      <w:r>
+        <w:rPr>
+          <w:rFonts w:ascii="Arial" w:cs="Arial" w:eastAsia="Arial" w:hAnsi="Arial"/>
+        </w:rPr>
+        <w:t xml:space="preserve">Используй их в названиях и описаниях пинов.</w:t>
+      </w:r>
+    </w:p>
+    <w:p>
+      <w:pPr>
+        <w:pBdr>
+          <w:left w:val="single" w:color="C9694A" w:sz="24" w:space="8"/>
+        </w:pBdr>
+        <w:shd w:fill="FBE5D6" w:color="auto" w:val="clear"/>
+        <w:spacing w:after="200" w:before="120"/>
+        <w:ind w:left="200" w:right="200"/>
+      </w:pPr>
+      <w:r>
+        <w:rPr>
+          <w:rFonts w:ascii="Arial" w:cs="Arial" w:eastAsia="Arial" w:hAnsi="Arial"/>
+          <w:b/>
+          <w:bCs/>
+        </w:rPr>
+        <w:t xml:space="preserve">Нельзя:</w:t>
+      </w:r>
+      <w:r>
+        <w:rPr>
+          <w:rFonts w:ascii="Arial" w:cs="Arial" w:eastAsia="Arial" w:hAnsi="Arial"/>
+        </w:rPr>
+        <w:t xml:space="preserve"> слова через запятую, хэштеги, одно описание на все пины, слова «похудение», «минус кг», «жиросжигание».</w:t>
+      </w:r>
+    </w:p>
+    <w:p>
+      <w:pPr>
+        <w:pStyle w:val="Heading1"/>
+        <w:pageBreakBefore/>
+      </w:pPr>
+      <w:r>
+        <w:rPr>
+          <w:rFonts w:ascii="Arial" w:cs="Arial" w:eastAsia="Arial" w:hAnsi="Arial"/>
+        </w:rPr>
+        <w:t xml:space="preserve">Часть 4. Как сделать и опубликовать пин</w:t>
+      </w:r>
+    </w:p>
+    <w:p>
+      <w:pPr>
+        <w:pStyle w:val="Heading2"/>
+      </w:pPr>
+      <w:r>
+        <w:rPr>
+          <w:rFonts w:ascii="Arial" w:cs="Arial" w:eastAsia="Arial" w:hAnsi="Arial"/>
+        </w:rPr>
+        <w:t xml:space="preserve">Формат пинов: карточка с 5 советами</w:t>
+      </w:r>
+    </w:p>
+    <w:p>
+      <w:pPr>
+        <w:spacing w:after="120"/>
+      </w:pPr>
+      <w:r>
+        <w:rPr>
+          <w:rFonts w:ascii="Arial" w:cs="Arial" w:eastAsia="Arial" w:hAnsi="Arial"/>
+        </w:rPr>
+        <w:t xml:space="preserve">Все пины в одном формате: заголовок и 5 пронумерованных советов от твоего лица. Фото еды не нужно.</w:t>
+      </w:r>
+    </w:p>
+    <w:p>
+      <w:pPr>
+        <w:spacing w:after="60" w:before="120"/>
+        <w:jc w:val="center"/>
+      </w:pPr>
+      <w:r>
+        <w:drawing>
+          <wp:inline distT="0" distB="0" distL="0" distR="0">
+            <wp:extent cx="2476500" cy="3714750"/>
+            <wp:effectExtent t="0" r="0" b="0" l="0"/>
+            <wp:docPr id="1" name="" descr="" title=""/>
+            <wp:cNvGraphicFramePr>
+              <a:graphicFrameLocks xmlns:a="http://schemas.openxmlformats.org/drawingml/2006/main" noChangeAspect="1"/>
+            </wp:cNvGraphicFramePr>
+            <a:graphic xmlns:a="http://schemas.openxmlformats.org/drawingml/2006/main">
+              <a:graphicData uri="http://schemas.openxmlformats.org/drawingml/2006/picture">
+                <pic:pic xmlns:pic="http://schemas.openxmlformats.org/drawingml/2006/picture">
+                  <pic:nvPicPr>
+                    <pic:cNvPr id="0" name="" descr=""/>
+                    <pic:cNvPicPr>
+                      <a:picLocks noChangeAspect="1" noChangeArrowheads="1"/>
+                    </pic:cNvPicPr>
+                  </pic:nvPicPr>
+                  <pic:blipFill>
+                    <a:blip r:embed="rId11" cstate="none"/>
+                    <a:srcRect/>
+                    <a:stretch>
+                      <a:fillRect/>
+                    </a:stretch>
+                  </pic:blipFill>
+                  <pic:spPr bwMode="auto">
+                    <a:xfrm>
+                      <a:off x="0" y="0"/>
                       <a:ext cx="2476500" cy="3714750"/>
                     </a:xfrm>
                     <a:prstGeom prst="rect">
@@ -4267,7 +4666,7 @@
         <w:pStyle w:val="ListParagraph"/>
         <w:numPr>
           <w:ilvl w:val="0"/>
-          <w:numId w:val="7"/>
+          <w:numId w:val="8"/>
         </w:numPr>
         <w:spacing w:after="80"/>
       </w:pPr>
@@ -4297,7 +4696,7 @@
         <w:pStyle w:val="ListParagraph"/>
         <w:numPr>
           <w:ilvl w:val="0"/>
-          <w:numId w:val="7"/>
+          <w:numId w:val="8"/>
         </w:numPr>
         <w:spacing w:after="80"/>
       </w:pPr>
@@ -4327,7 +4726,7 @@
         <w:pStyle w:val="ListParagraph"/>
         <w:numPr>
           <w:ilvl w:val="0"/>
-          <w:numId w:val="7"/>
+          <w:numId w:val="8"/>
         </w:numPr>
         <w:spacing w:after="80"/>
       </w:pPr>
@@ -4365,7 +4764,7 @@
         <w:pStyle w:val="ListParagraph"/>
         <w:numPr>
           <w:ilvl w:val="0"/>
-          <w:numId w:val="7"/>
+          <w:numId w:val="8"/>
         </w:numPr>
         <w:spacing w:after="80"/>
       </w:pPr>
@@ -4403,7 +4802,7 @@
         <w:pStyle w:val="ListParagraph"/>
         <w:numPr>
           <w:ilvl w:val="0"/>
-          <w:numId w:val="7"/>
+          <w:numId w:val="8"/>
         </w:numPr>
         <w:spacing w:after="80"/>
       </w:pPr>
@@ -4441,7 +4840,7 @@
         <w:pStyle w:val="ListParagraph"/>
         <w:numPr>
           <w:ilvl w:val="0"/>
-          <w:numId w:val="7"/>
+          <w:numId w:val="8"/>
         </w:numPr>
         <w:spacing w:after="80"/>
       </w:pPr>
@@ -4479,7 +4878,7 @@
         <w:pStyle w:val="ListParagraph"/>
         <w:numPr>
           <w:ilvl w:val="0"/>
-          <w:numId w:val="7"/>
+          <w:numId w:val="8"/>
         </w:numPr>
         <w:spacing w:after="80"/>
       </w:pPr>
@@ -4517,7 +4916,7 @@
         <w:pStyle w:val="ListParagraph"/>
         <w:numPr>
           <w:ilvl w:val="0"/>
-          <w:numId w:val="7"/>
+          <w:numId w:val="8"/>
         </w:numPr>
         <w:spacing w:after="80"/>
       </w:pPr>
@@ -4533,7 +4932,7 @@
         <w:pStyle w:val="ListParagraph"/>
         <w:numPr>
           <w:ilvl w:val="0"/>
-          <w:numId w:val="7"/>
+          <w:numId w:val="8"/>
         </w:numPr>
         <w:spacing w:after="80"/>
       </w:pPr>
@@ -4608,7 +5007,7 @@
         <w:pStyle w:val="ListParagraph"/>
         <w:numPr>
           <w:ilvl w:val="0"/>
-          <w:numId w:val="8"/>
+          <w:numId w:val="9"/>
         </w:numPr>
         <w:spacing w:after="80"/>
       </w:pPr>
@@ -4652,7 +5051,7 @@
         <w:pStyle w:val="ListParagraph"/>
         <w:numPr>
           <w:ilvl w:val="0"/>
-          <w:numId w:val="8"/>
+          <w:numId w:val="9"/>
         </w:numPr>
         <w:spacing w:after="80"/>
       </w:pPr>
@@ -4690,7 +5089,7 @@
         <w:pStyle w:val="ListParagraph"/>
         <w:numPr>
           <w:ilvl w:val="0"/>
-          <w:numId w:val="8"/>
+          <w:numId w:val="9"/>
         </w:numPr>
         <w:spacing w:after="80"/>
       </w:pPr>
@@ -4714,7 +5113,7 @@
         <w:pStyle w:val="ListParagraph"/>
         <w:numPr>
           <w:ilvl w:val="0"/>
-          <w:numId w:val="8"/>
+          <w:numId w:val="9"/>
         </w:numPr>
         <w:spacing w:after="80"/>
       </w:pPr>
@@ -4738,7 +5137,7 @@
         <w:pStyle w:val="ListParagraph"/>
         <w:numPr>
           <w:ilvl w:val="0"/>
-          <w:numId w:val="8"/>
+          <w:numId w:val="9"/>
         </w:numPr>
         <w:spacing w:after="80"/>
       </w:pPr>
@@ -4762,7 +5161,7 @@
         <w:pStyle w:val="ListParagraph"/>
         <w:numPr>
           <w:ilvl w:val="0"/>
-          <w:numId w:val="8"/>
+          <w:numId w:val="9"/>
         </w:numPr>
         <w:spacing w:after="80"/>
       </w:pPr>
@@ -4786,7 +5185,7 @@
         <w:pStyle w:val="ListParagraph"/>
         <w:numPr>
           <w:ilvl w:val="0"/>
-          <w:numId w:val="8"/>
+          <w:numId w:val="9"/>
         </w:numPr>
         <w:spacing w:after="80"/>
       </w:pPr>
@@ -10019,7 +10418,7 @@
         <w:pStyle w:val="ListParagraph"/>
         <w:numPr>
           <w:ilvl w:val="0"/>
-          <w:numId w:val="9"/>
+          <w:numId w:val="10"/>
         </w:numPr>
         <w:spacing w:after="80"/>
       </w:pPr>
@@ -10035,7 +10434,7 @@
         <w:pStyle w:val="ListParagraph"/>
         <w:numPr>
           <w:ilvl w:val="0"/>
-          <w:numId w:val="9"/>
+          <w:numId w:val="10"/>
         </w:numPr>
         <w:spacing w:after="80"/>
       </w:pPr>
@@ -10051,7 +10450,7 @@
         <w:pStyle w:val="ListParagraph"/>
         <w:numPr>
           <w:ilvl w:val="0"/>
-          <w:numId w:val="9"/>
+          <w:numId w:val="10"/>
         </w:numPr>
         <w:spacing w:after="80"/>
       </w:pPr>
@@ -10067,7 +10466,7 @@
         <w:pStyle w:val="ListParagraph"/>
         <w:numPr>
           <w:ilvl w:val="0"/>
-          <w:numId w:val="9"/>
+          <w:numId w:val="10"/>
         </w:numPr>
         <w:spacing w:after="80"/>
       </w:pPr>
@@ -10399,7 +10798,7 @@
                 <w:sz w:val="19"/>
                 <w:szCs w:val="19"/>
               </w:rPr>
-              <w:t xml:space="preserve">Аватарка с твоим фото на персиковом фоне</w:t>
+              <w:t xml:space="preserve">Загрузить готовые аватарку (avatarka.png) и обложку (oblozhka.png)</w:t>
             </w:r>
           </w:p>
         </w:tc>
@@ -10423,7 +10822,7 @@
                 <w:sz w:val="19"/>
                 <w:szCs w:val="19"/>
               </w:rPr>
-              <w:t xml:space="preserve">День 1–2</w:t>
+              <w:t xml:space="preserve">День 1</w:t>
             </w:r>
           </w:p>
         </w:tc>
@@ -10473,7 +10872,7 @@
                 <w:sz w:val="19"/>
                 <w:szCs w:val="19"/>
               </w:rPr>
-              <w:t xml:space="preserve">Обложка «Готовлю по плану и делюсь»</w:t>
+              <w:t xml:space="preserve">Опубликовать 5 обложек досок (doska-1…5.png) и назначить их обложками</w:t>
             </w:r>
           </w:p>
         </w:tc>
@@ -10497,7 +10896,7 @@
                 <w:sz w:val="19"/>
                 <w:szCs w:val="19"/>
               </w:rPr>
-              <w:t xml:space="preserve">День 1–2</w:t>
+              <w:t xml:space="preserve">День 2</w:t>
             </w:r>
           </w:p>
         </w:tc>
@@ -10621,7 +11020,7 @@
                 <w:sz w:val="19"/>
                 <w:szCs w:val="19"/>
               </w:rPr>
-              <w:t xml:space="preserve">Шаблон карточки-совета в Canva</w:t>
+              <w:t xml:space="preserve">Запустить автопостинг по инструкции «Запуск автопостинга» или делать карточки вручную в Canva</w:t>
             </w:r>
           </w:p>
         </w:tc>
@@ -10645,7 +11044,7 @@
                 <w:sz w:val="19"/>
                 <w:szCs w:val="19"/>
               </w:rPr>
-              <w:t xml:space="preserve">День 2</w:t>
+              <w:t xml:space="preserve">День 2–3</w:t>
             </w:r>
           </w:p>
         </w:tc>
@@ -11153,6 +11552,12 @@
     </w:lvlOverride>
   </w:num>
   <w:num w:numId="9">
+    <w:abstractNumId w:val="3"/>
+    <w:lvlOverride w:ilvl="0">
+      <w:startOverride w:val="1"/>
+    </w:lvlOverride>
+  </w:num>
+  <w:num w:numId="10">
     <w:abstractNumId w:val="3"/>
     <w:lvlOverride w:ilvl="0">
       <w:startOverride w:val="1"/>

--- a/menu/marketing/Pinterest_instrukciya_Dasha.docx
+++ b/menu/marketing/Pinterest_instrukciya_Dasha.docx
@@ -2423,7 +2423,7 @@
                 <w:sz w:val="19"/>
                 <w:szCs w:val="19"/>
               </w:rPr>
-              <w:t xml:space="preserve">Моё меню на неделю</w:t>
+              <w:t xml:space="preserve">Моё меню на всю неделю</w:t>
             </w:r>
           </w:p>
         </w:tc>
@@ -2521,7 +2521,7 @@
                 <w:sz w:val="19"/>
                 <w:szCs w:val="19"/>
               </w:rPr>
-              <w:t xml:space="preserve">Что приготовить на ужин</w:t>
+              <w:t xml:space="preserve">Что легко приготовить на ужин</w:t>
             </w:r>
           </w:p>
         </w:tc>
@@ -2619,7 +2619,7 @@
                 <w:sz w:val="19"/>
                 <w:szCs w:val="19"/>
               </w:rPr>
-              <w:t xml:space="preserve">Заготовки на неделю: как я готовлю</w:t>
+              <w:t xml:space="preserve">Заготовки на всю неделю: как я готовлю</w:t>
             </w:r>
           </w:p>
         </w:tc>
@@ -3167,7 +3167,7 @@
                 <w:sz w:val="19"/>
                 <w:szCs w:val="19"/>
               </w:rPr>
-              <w:t xml:space="preserve">Моё меню на неделю</w:t>
+              <w:t xml:space="preserve">Моё меню на всю неделю</w:t>
             </w:r>
           </w:p>
         </w:tc>
@@ -3241,7 +3241,7 @@
                 <w:sz w:val="19"/>
                 <w:szCs w:val="19"/>
               </w:rPr>
-              <w:t xml:space="preserve">Что приготовить на ужин</w:t>
+              <w:t xml:space="preserve">Что легко приготовить на ужин</w:t>
             </w:r>
           </w:p>
         </w:tc>
@@ -3315,7 +3315,7 @@
                 <w:sz w:val="19"/>
                 <w:szCs w:val="19"/>
               </w:rPr>
-              <w:t xml:space="preserve">Заготовки на неделю: как я готовлю</w:t>
+              <w:t xml:space="preserve">Заготовки на всю неделю: как я готовлю</w:t>
             </w:r>
           </w:p>
         </w:tc>
@@ -5694,7 +5694,7 @@
                 <w:sz w:val="19"/>
                 <w:szCs w:val="19"/>
               </w:rPr>
-              <w:t xml:space="preserve">Моё меню на неделю</w:t>
+              <w:t xml:space="preserve">Моё меню на всю неделю</w:t>
             </w:r>
           </w:p>
         </w:tc>
@@ -6003,7 +6003,7 @@
                 <w:sz w:val="19"/>
                 <w:szCs w:val="19"/>
               </w:rPr>
-              <w:t xml:space="preserve">Моё меню на неделю</w:t>
+              <w:t xml:space="preserve">Моё меню на всю неделю</w:t>
             </w:r>
           </w:p>
         </w:tc>
@@ -6312,7 +6312,7 @@
                 <w:sz w:val="19"/>
                 <w:szCs w:val="19"/>
               </w:rPr>
-              <w:t xml:space="preserve">Моё меню на неделю</w:t>
+              <w:t xml:space="preserve">Моё меню на всю неделю</w:t>
             </w:r>
           </w:p>
         </w:tc>
@@ -6621,7 +6621,7 @@
                 <w:sz w:val="19"/>
                 <w:szCs w:val="19"/>
               </w:rPr>
-              <w:t xml:space="preserve">Моё меню на неделю</w:t>
+              <w:t xml:space="preserve">Моё меню на всю неделю</w:t>
             </w:r>
           </w:p>
         </w:tc>
@@ -6930,7 +6930,7 @@
                 <w:sz w:val="19"/>
                 <w:szCs w:val="19"/>
               </w:rPr>
-              <w:t xml:space="preserve">Что приготовить на ужин</w:t>
+              <w:t xml:space="preserve">Что легко приготовить на ужин</w:t>
             </w:r>
           </w:p>
         </w:tc>
@@ -7239,7 +7239,7 @@
                 <w:sz w:val="19"/>
                 <w:szCs w:val="19"/>
               </w:rPr>
-              <w:t xml:space="preserve">Что приготовить на ужин</w:t>
+              <w:t xml:space="preserve">Что легко приготовить на ужин</w:t>
             </w:r>
           </w:p>
         </w:tc>
@@ -7548,7 +7548,7 @@
                 <w:sz w:val="19"/>
                 <w:szCs w:val="19"/>
               </w:rPr>
-              <w:t xml:space="preserve">Что приготовить на ужин</w:t>
+              <w:t xml:space="preserve">Что легко приготовить на ужин</w:t>
             </w:r>
           </w:p>
         </w:tc>
@@ -7857,7 +7857,7 @@
                 <w:sz w:val="19"/>
                 <w:szCs w:val="19"/>
               </w:rPr>
-              <w:t xml:space="preserve">Заготовки на неделю: как я готовлю</w:t>
+              <w:t xml:space="preserve">Заготовки на всю неделю: как я готовлю</w:t>
             </w:r>
           </w:p>
         </w:tc>
@@ -8166,7 +8166,7 @@
                 <w:sz w:val="19"/>
                 <w:szCs w:val="19"/>
               </w:rPr>
-              <w:t xml:space="preserve">Заготовки на неделю: как я готовлю</w:t>
+              <w:t xml:space="preserve">Заготовки на всю неделю: как я готовлю</w:t>
             </w:r>
           </w:p>
         </w:tc>
@@ -8475,7 +8475,7 @@
                 <w:sz w:val="19"/>
                 <w:szCs w:val="19"/>
               </w:rPr>
-              <w:t xml:space="preserve">Заготовки на неделю: как я готовлю</w:t>
+              <w:t xml:space="preserve">Заготовки на всю неделю: как я готовлю</w:t>
             </w:r>
           </w:p>
         </w:tc>
